--- a/documents/Техническое задание_ТП (3) (2) (2).docx
+++ b/documents/Техническое задание_ТП (3) (2) (2).docx
@@ -189,14 +189,12 @@
         <w:jc w:val="center"/>
         <w:rPr>
           <w:rFonts w:ascii="Times New Roman" w:eastAsia="Times New Roman" w:hAnsi="Times New Roman" w:cs="Times New Roman"/>
-          <w:color w:val="000000"/>
-          <w:sz w:val="28"/>
-        </w:rPr>
-      </w:pPr>
-      <w:r>
-        <w:rPr>
-          <w:rFonts w:ascii="Times New Roman" w:eastAsia="Times New Roman" w:hAnsi="Times New Roman" w:cs="Times New Roman"/>
-          <w:color w:val="000000"/>
+          <w:sz w:val="28"/>
+        </w:rPr>
+      </w:pPr>
+      <w:r>
+        <w:rPr>
+          <w:rFonts w:ascii="Times New Roman" w:eastAsia="Times New Roman" w:hAnsi="Times New Roman" w:cs="Times New Roman"/>
           <w:sz w:val="28"/>
         </w:rPr>
         <w:t>Техническое задание</w:t>
@@ -226,14 +224,12 @@
         <w:jc w:val="center"/>
         <w:rPr>
           <w:rFonts w:ascii="Times New Roman" w:eastAsia="Times New Roman" w:hAnsi="Times New Roman" w:cs="Times New Roman"/>
-          <w:color w:val="000000"/>
-          <w:sz w:val="28"/>
-        </w:rPr>
-      </w:pPr>
-      <w:r>
-        <w:rPr>
-          <w:rFonts w:ascii="Times New Roman" w:eastAsia="Times New Roman" w:hAnsi="Times New Roman" w:cs="Times New Roman"/>
-          <w:color w:val="000000"/>
+          <w:sz w:val="28"/>
+        </w:rPr>
+      </w:pPr>
+      <w:r>
+        <w:rPr>
+          <w:rFonts w:ascii="Times New Roman" w:eastAsia="Times New Roman" w:hAnsi="Times New Roman" w:cs="Times New Roman"/>
           <w:sz w:val="28"/>
         </w:rPr>
         <w:t xml:space="preserve">на разработку </w:t>
@@ -241,7 +237,6 @@
       <w:r>
         <w:rPr>
           <w:rFonts w:ascii="Times New Roman" w:eastAsia="Times New Roman" w:hAnsi="Times New Roman" w:cs="Times New Roman"/>
-          <w:color w:val="000000"/>
           <w:sz w:val="28"/>
         </w:rPr>
         <w:t>веб-</w:t>
@@ -249,7 +244,6 @@
       <w:r>
         <w:rPr>
           <w:rFonts w:ascii="Times New Roman" w:eastAsia="Times New Roman" w:hAnsi="Times New Roman" w:cs="Times New Roman"/>
-          <w:color w:val="000000"/>
           <w:sz w:val="28"/>
         </w:rPr>
         <w:t>приложения</w:t>
@@ -279,14 +273,12 @@
         <w:jc w:val="center"/>
         <w:rPr>
           <w:rFonts w:ascii="Times New Roman" w:eastAsia="Times New Roman" w:hAnsi="Times New Roman" w:cs="Times New Roman"/>
-          <w:color w:val="000000"/>
-          <w:sz w:val="28"/>
-        </w:rPr>
-      </w:pPr>
-      <w:r>
-        <w:rPr>
-          <w:rFonts w:ascii="Times New Roman" w:eastAsia="Times New Roman" w:hAnsi="Times New Roman" w:cs="Times New Roman"/>
-          <w:color w:val="000000"/>
+          <w:sz w:val="28"/>
+        </w:rPr>
+      </w:pPr>
+      <w:r>
+        <w:rPr>
+          <w:rFonts w:ascii="Times New Roman" w:eastAsia="Times New Roman" w:hAnsi="Times New Roman" w:cs="Times New Roman"/>
           <w:sz w:val="28"/>
         </w:rPr>
         <w:t>«</w:t>
@@ -295,7 +287,6 @@
       <w:r>
         <w:rPr>
           <w:rFonts w:ascii="Times New Roman" w:eastAsia="Times New Roman" w:hAnsi="Times New Roman" w:cs="Times New Roman"/>
-          <w:color w:val="000000"/>
           <w:sz w:val="28"/>
           <w:lang w:val="en-US"/>
         </w:rPr>
@@ -305,7 +296,6 @@
       <w:r>
         <w:rPr>
           <w:rFonts w:ascii="Times New Roman" w:eastAsia="Times New Roman" w:hAnsi="Times New Roman" w:cs="Times New Roman"/>
-          <w:color w:val="000000"/>
           <w:sz w:val="28"/>
         </w:rPr>
         <w:t>»</w:t>
@@ -317,7 +307,6 @@
         <w:jc w:val="center"/>
         <w:rPr>
           <w:rFonts w:ascii="Times New Roman" w:eastAsia="Times New Roman" w:hAnsi="Times New Roman" w:cs="Times New Roman"/>
-          <w:color w:val="000000"/>
           <w:sz w:val="28"/>
         </w:rPr>
       </w:pPr>
@@ -328,7 +317,6 @@
         <w:jc w:val="center"/>
         <w:rPr>
           <w:rFonts w:ascii="Times New Roman" w:eastAsia="Times New Roman" w:hAnsi="Times New Roman" w:cs="Times New Roman"/>
-          <w:color w:val="000000"/>
           <w:sz w:val="28"/>
         </w:rPr>
       </w:pPr>
@@ -339,7 +327,6 @@
         <w:jc w:val="center"/>
         <w:rPr>
           <w:rFonts w:ascii="Times New Roman" w:eastAsia="Times New Roman" w:hAnsi="Times New Roman" w:cs="Times New Roman"/>
-          <w:color w:val="000000"/>
           <w:sz w:val="28"/>
         </w:rPr>
       </w:pPr>
@@ -350,7 +337,6 @@
         <w:jc w:val="center"/>
         <w:rPr>
           <w:rFonts w:ascii="Times New Roman" w:eastAsia="Times New Roman" w:hAnsi="Times New Roman" w:cs="Times New Roman"/>
-          <w:color w:val="000000"/>
           <w:sz w:val="28"/>
         </w:rPr>
       </w:pPr>
@@ -361,7 +347,6 @@
         <w:jc w:val="center"/>
         <w:rPr>
           <w:rFonts w:ascii="Times New Roman" w:eastAsia="Times New Roman" w:hAnsi="Times New Roman" w:cs="Times New Roman"/>
-          <w:color w:val="000000"/>
           <w:sz w:val="28"/>
         </w:rPr>
       </w:pPr>
@@ -602,6 +587,2823 @@
         <w:t>СОДЕРЖАНИЕ</w:t>
       </w:r>
     </w:p>
+    <w:sdt>
+      <w:sdtPr>
+        <w:rPr>
+          <w:color w:val="auto"/>
+        </w:rPr>
+        <w:id w:val="474265390"/>
+        <w:docPartObj>
+          <w:docPartGallery w:val="Table of Contents"/>
+          <w:docPartUnique/>
+        </w:docPartObj>
+      </w:sdtPr>
+      <w:sdtEndPr>
+        <w:rPr>
+          <w:rFonts w:asciiTheme="minorHAnsi" w:eastAsiaTheme="minorEastAsia" w:hAnsiTheme="minorHAnsi" w:cstheme="minorBidi"/>
+          <w:b/>
+          <w:bCs/>
+          <w:sz w:val="22"/>
+          <w:szCs w:val="22"/>
+        </w:rPr>
+      </w:sdtEndPr>
+      <w:sdtContent>
+        <w:p>
+          <w:pPr>
+            <w:pStyle w:val="a8"/>
+            <w:rPr>
+              <w:color w:val="auto"/>
+            </w:rPr>
+          </w:pPr>
+        </w:p>
+        <w:p>
+          <w:pPr>
+            <w:pStyle w:val="11"/>
+            <w:tabs>
+              <w:tab w:val="right" w:leader="dot" w:pos="9345"/>
+            </w:tabs>
+            <w:rPr>
+              <w:noProof/>
+              <w:kern w:val="2"/>
+              <w14:ligatures w14:val="standardContextual"/>
+            </w:rPr>
+          </w:pPr>
+          <w:r>
+            <w:fldChar w:fldCharType="begin"/>
+          </w:r>
+          <w:r>
+            <w:instrText xml:space="preserve"> TOC \o "1-3" \h \z \u </w:instrText>
+          </w:r>
+          <w:r>
+            <w:fldChar w:fldCharType="separate"/>
+          </w:r>
+          <w:hyperlink w:anchor="_Toc180477516" w:history="1">
+            <w:r>
+              <w:rPr>
+                <w:rStyle w:val="a9"/>
+                <w:rFonts w:ascii="Times New Roman" w:eastAsia="Times New Roman" w:hAnsi="Times New Roman" w:cs="Times New Roman"/>
+                <w:b/>
+                <w:noProof/>
+              </w:rPr>
+              <w:t>1 Терминология</w:t>
+            </w:r>
+            <w:r>
+              <w:rPr>
+                <w:noProof/>
+                <w:webHidden/>
+              </w:rPr>
+              <w:tab/>
+            </w:r>
+            <w:r>
+              <w:rPr>
+                <w:noProof/>
+                <w:webHidden/>
+              </w:rPr>
+              <w:fldChar w:fldCharType="begin"/>
+            </w:r>
+            <w:r>
+              <w:rPr>
+                <w:noProof/>
+                <w:webHidden/>
+              </w:rPr>
+              <w:instrText xml:space="preserve"> PAGEREF _Toc180477516 \h </w:instrText>
+            </w:r>
+            <w:r>
+              <w:rPr>
+                <w:noProof/>
+                <w:webHidden/>
+              </w:rPr>
+            </w:r>
+            <w:r>
+              <w:rPr>
+                <w:noProof/>
+                <w:webHidden/>
+              </w:rPr>
+              <w:fldChar w:fldCharType="separate"/>
+            </w:r>
+            <w:r>
+              <w:rPr>
+                <w:noProof/>
+                <w:webHidden/>
+              </w:rPr>
+              <w:t>3</w:t>
+            </w:r>
+            <w:r>
+              <w:rPr>
+                <w:noProof/>
+                <w:webHidden/>
+              </w:rPr>
+              <w:fldChar w:fldCharType="end"/>
+            </w:r>
+          </w:hyperlink>
+        </w:p>
+        <w:p>
+          <w:pPr>
+            <w:pStyle w:val="11"/>
+            <w:tabs>
+              <w:tab w:val="right" w:leader="dot" w:pos="9345"/>
+            </w:tabs>
+            <w:rPr>
+              <w:noProof/>
+              <w:kern w:val="2"/>
+              <w14:ligatures w14:val="standardContextual"/>
+            </w:rPr>
+          </w:pPr>
+          <w:hyperlink w:anchor="_Toc180477517" w:history="1">
+            <w:r>
+              <w:rPr>
+                <w:rStyle w:val="a9"/>
+                <w:rFonts w:ascii="Times New Roman" w:eastAsia="Times New Roman" w:hAnsi="Times New Roman" w:cs="Times New Roman"/>
+                <w:b/>
+                <w:noProof/>
+              </w:rPr>
+              <w:t>2 Общие</w:t>
+            </w:r>
+            <w:r>
+              <w:rPr>
+                <w:rStyle w:val="a9"/>
+                <w:rFonts w:ascii="Times New Roman" w:eastAsia="Times New Roman" w:hAnsi="Times New Roman" w:cs="Times New Roman"/>
+                <w:b/>
+                <w:noProof/>
+                <w:spacing w:val="-4"/>
+              </w:rPr>
+              <w:t xml:space="preserve"> </w:t>
+            </w:r>
+            <w:r>
+              <w:rPr>
+                <w:rStyle w:val="a9"/>
+                <w:rFonts w:ascii="Times New Roman" w:eastAsia="Times New Roman" w:hAnsi="Times New Roman" w:cs="Times New Roman"/>
+                <w:b/>
+                <w:noProof/>
+              </w:rPr>
+              <w:t>сведения</w:t>
+            </w:r>
+            <w:r>
+              <w:rPr>
+                <w:noProof/>
+                <w:webHidden/>
+              </w:rPr>
+              <w:tab/>
+            </w:r>
+            <w:r>
+              <w:rPr>
+                <w:noProof/>
+                <w:webHidden/>
+              </w:rPr>
+              <w:fldChar w:fldCharType="begin"/>
+            </w:r>
+            <w:r>
+              <w:rPr>
+                <w:noProof/>
+                <w:webHidden/>
+              </w:rPr>
+              <w:instrText xml:space="preserve"> PAGEREF _Toc180477517 \h </w:instrText>
+            </w:r>
+            <w:r>
+              <w:rPr>
+                <w:noProof/>
+                <w:webHidden/>
+              </w:rPr>
+            </w:r>
+            <w:r>
+              <w:rPr>
+                <w:noProof/>
+                <w:webHidden/>
+              </w:rPr>
+              <w:fldChar w:fldCharType="separate"/>
+            </w:r>
+            <w:r>
+              <w:rPr>
+                <w:noProof/>
+                <w:webHidden/>
+              </w:rPr>
+              <w:t>3</w:t>
+            </w:r>
+            <w:r>
+              <w:rPr>
+                <w:noProof/>
+                <w:webHidden/>
+              </w:rPr>
+              <w:fldChar w:fldCharType="end"/>
+            </w:r>
+          </w:hyperlink>
+        </w:p>
+        <w:p>
+          <w:pPr>
+            <w:pStyle w:val="21"/>
+            <w:tabs>
+              <w:tab w:val="right" w:leader="dot" w:pos="9345"/>
+            </w:tabs>
+            <w:rPr>
+              <w:noProof/>
+              <w:kern w:val="2"/>
+              <w14:ligatures w14:val="standardContextual"/>
+            </w:rPr>
+          </w:pPr>
+          <w:hyperlink w:anchor="_Toc180477518" w:history="1">
+            <w:r>
+              <w:rPr>
+                <w:rStyle w:val="a9"/>
+                <w:rFonts w:ascii="Times New Roman" w:eastAsia="Times New Roman" w:hAnsi="Times New Roman" w:cs="Times New Roman"/>
+                <w:b/>
+                <w:noProof/>
+              </w:rPr>
+              <w:t>2.1 Полное наименование системы и название приложения</w:t>
+            </w:r>
+            <w:r>
+              <w:rPr>
+                <w:noProof/>
+                <w:webHidden/>
+              </w:rPr>
+              <w:tab/>
+            </w:r>
+            <w:r>
+              <w:rPr>
+                <w:noProof/>
+                <w:webHidden/>
+              </w:rPr>
+              <w:fldChar w:fldCharType="begin"/>
+            </w:r>
+            <w:r>
+              <w:rPr>
+                <w:noProof/>
+                <w:webHidden/>
+              </w:rPr>
+              <w:instrText xml:space="preserve"> PAGEREF _Toc180477518 \h </w:instrText>
+            </w:r>
+            <w:r>
+              <w:rPr>
+                <w:noProof/>
+                <w:webHidden/>
+              </w:rPr>
+            </w:r>
+            <w:r>
+              <w:rPr>
+                <w:noProof/>
+                <w:webHidden/>
+              </w:rPr>
+              <w:fldChar w:fldCharType="separate"/>
+            </w:r>
+            <w:r>
+              <w:rPr>
+                <w:noProof/>
+                <w:webHidden/>
+              </w:rPr>
+              <w:t>3</w:t>
+            </w:r>
+            <w:r>
+              <w:rPr>
+                <w:noProof/>
+                <w:webHidden/>
+              </w:rPr>
+              <w:fldChar w:fldCharType="end"/>
+            </w:r>
+          </w:hyperlink>
+        </w:p>
+        <w:p>
+          <w:pPr>
+            <w:pStyle w:val="21"/>
+            <w:tabs>
+              <w:tab w:val="right" w:leader="dot" w:pos="9345"/>
+            </w:tabs>
+            <w:rPr>
+              <w:noProof/>
+              <w:kern w:val="2"/>
+              <w14:ligatures w14:val="standardContextual"/>
+            </w:rPr>
+          </w:pPr>
+          <w:hyperlink w:anchor="_Toc180477519" w:history="1">
+            <w:r>
+              <w:rPr>
+                <w:rStyle w:val="a9"/>
+                <w:rFonts w:ascii="Times New Roman" w:eastAsia="Times New Roman" w:hAnsi="Times New Roman" w:cs="Times New Roman"/>
+                <w:b/>
+                <w:noProof/>
+              </w:rPr>
+              <w:t>2.2 Заказчик</w:t>
+            </w:r>
+            <w:r>
+              <w:rPr>
+                <w:rStyle w:val="a9"/>
+                <w:rFonts w:ascii="Times New Roman" w:eastAsia="Times New Roman" w:hAnsi="Times New Roman" w:cs="Times New Roman"/>
+                <w:b/>
+                <w:noProof/>
+                <w:spacing w:val="-3"/>
+              </w:rPr>
+              <w:t xml:space="preserve"> </w:t>
+            </w:r>
+            <w:r>
+              <w:rPr>
+                <w:rStyle w:val="a9"/>
+                <w:rFonts w:ascii="Times New Roman" w:eastAsia="Times New Roman" w:hAnsi="Times New Roman" w:cs="Times New Roman"/>
+                <w:b/>
+                <w:noProof/>
+              </w:rPr>
+              <w:t>приложения</w:t>
+            </w:r>
+            <w:r>
+              <w:rPr>
+                <w:noProof/>
+                <w:webHidden/>
+              </w:rPr>
+              <w:tab/>
+            </w:r>
+            <w:r>
+              <w:rPr>
+                <w:noProof/>
+                <w:webHidden/>
+              </w:rPr>
+              <w:fldChar w:fldCharType="begin"/>
+            </w:r>
+            <w:r>
+              <w:rPr>
+                <w:noProof/>
+                <w:webHidden/>
+              </w:rPr>
+              <w:instrText xml:space="preserve"> PAGEREF _Toc180477519 \h </w:instrText>
+            </w:r>
+            <w:r>
+              <w:rPr>
+                <w:noProof/>
+                <w:webHidden/>
+              </w:rPr>
+            </w:r>
+            <w:r>
+              <w:rPr>
+                <w:noProof/>
+                <w:webHidden/>
+              </w:rPr>
+              <w:fldChar w:fldCharType="separate"/>
+            </w:r>
+            <w:r>
+              <w:rPr>
+                <w:noProof/>
+                <w:webHidden/>
+              </w:rPr>
+              <w:t>3</w:t>
+            </w:r>
+            <w:r>
+              <w:rPr>
+                <w:noProof/>
+                <w:webHidden/>
+              </w:rPr>
+              <w:fldChar w:fldCharType="end"/>
+            </w:r>
+          </w:hyperlink>
+        </w:p>
+        <w:p>
+          <w:pPr>
+            <w:pStyle w:val="21"/>
+            <w:tabs>
+              <w:tab w:val="right" w:leader="dot" w:pos="9345"/>
+            </w:tabs>
+            <w:rPr>
+              <w:noProof/>
+              <w:kern w:val="2"/>
+              <w14:ligatures w14:val="standardContextual"/>
+            </w:rPr>
+          </w:pPr>
+          <w:hyperlink w:anchor="_Toc180477520" w:history="1">
+            <w:r>
+              <w:rPr>
+                <w:rStyle w:val="a9"/>
+                <w:rFonts w:ascii="Times New Roman" w:eastAsia="Times New Roman" w:hAnsi="Times New Roman" w:cs="Times New Roman"/>
+                <w:b/>
+                <w:noProof/>
+              </w:rPr>
+              <w:t>2.3 Исполнитель</w:t>
+            </w:r>
+            <w:r>
+              <w:rPr>
+                <w:noProof/>
+                <w:webHidden/>
+              </w:rPr>
+              <w:tab/>
+            </w:r>
+            <w:r>
+              <w:rPr>
+                <w:noProof/>
+                <w:webHidden/>
+              </w:rPr>
+              <w:fldChar w:fldCharType="begin"/>
+            </w:r>
+            <w:r>
+              <w:rPr>
+                <w:noProof/>
+                <w:webHidden/>
+              </w:rPr>
+              <w:instrText xml:space="preserve"> PAGEREF _Toc180477520 \h </w:instrText>
+            </w:r>
+            <w:r>
+              <w:rPr>
+                <w:noProof/>
+                <w:webHidden/>
+              </w:rPr>
+            </w:r>
+            <w:r>
+              <w:rPr>
+                <w:noProof/>
+                <w:webHidden/>
+              </w:rPr>
+              <w:fldChar w:fldCharType="separate"/>
+            </w:r>
+            <w:r>
+              <w:rPr>
+                <w:noProof/>
+                <w:webHidden/>
+              </w:rPr>
+              <w:t>3</w:t>
+            </w:r>
+            <w:r>
+              <w:rPr>
+                <w:noProof/>
+                <w:webHidden/>
+              </w:rPr>
+              <w:fldChar w:fldCharType="end"/>
+            </w:r>
+          </w:hyperlink>
+        </w:p>
+        <w:p>
+          <w:pPr>
+            <w:pStyle w:val="21"/>
+            <w:tabs>
+              <w:tab w:val="right" w:leader="dot" w:pos="9345"/>
+            </w:tabs>
+            <w:rPr>
+              <w:noProof/>
+              <w:kern w:val="2"/>
+              <w14:ligatures w14:val="standardContextual"/>
+            </w:rPr>
+          </w:pPr>
+          <w:hyperlink w:anchor="_Toc180477521" w:history="1">
+            <w:r>
+              <w:rPr>
+                <w:rStyle w:val="a9"/>
+                <w:rFonts w:ascii="Times New Roman" w:eastAsia="Times New Roman" w:hAnsi="Times New Roman" w:cs="Times New Roman"/>
+                <w:b/>
+                <w:noProof/>
+              </w:rPr>
+              <w:t>2.4 Перечень документов, на основании которых создается система</w:t>
+            </w:r>
+            <w:r>
+              <w:rPr>
+                <w:noProof/>
+                <w:webHidden/>
+              </w:rPr>
+              <w:tab/>
+            </w:r>
+            <w:r>
+              <w:rPr>
+                <w:noProof/>
+                <w:webHidden/>
+              </w:rPr>
+              <w:fldChar w:fldCharType="begin"/>
+            </w:r>
+            <w:r>
+              <w:rPr>
+                <w:noProof/>
+                <w:webHidden/>
+              </w:rPr>
+              <w:instrText xml:space="preserve"> PAGEREF _Toc180477521 \h </w:instrText>
+            </w:r>
+            <w:r>
+              <w:rPr>
+                <w:noProof/>
+                <w:webHidden/>
+              </w:rPr>
+            </w:r>
+            <w:r>
+              <w:rPr>
+                <w:noProof/>
+                <w:webHidden/>
+              </w:rPr>
+              <w:fldChar w:fldCharType="separate"/>
+            </w:r>
+            <w:r>
+              <w:rPr>
+                <w:noProof/>
+                <w:webHidden/>
+              </w:rPr>
+              <w:t>4</w:t>
+            </w:r>
+            <w:r>
+              <w:rPr>
+                <w:noProof/>
+                <w:webHidden/>
+              </w:rPr>
+              <w:fldChar w:fldCharType="end"/>
+            </w:r>
+          </w:hyperlink>
+        </w:p>
+        <w:p>
+          <w:pPr>
+            <w:pStyle w:val="21"/>
+            <w:tabs>
+              <w:tab w:val="right" w:leader="dot" w:pos="9345"/>
+            </w:tabs>
+            <w:rPr>
+              <w:noProof/>
+              <w:kern w:val="2"/>
+              <w14:ligatures w14:val="standardContextual"/>
+            </w:rPr>
+          </w:pPr>
+          <w:hyperlink w:anchor="_Toc180477522" w:history="1">
+            <w:r>
+              <w:rPr>
+                <w:rStyle w:val="a9"/>
+                <w:rFonts w:ascii="Times New Roman" w:eastAsia="Times New Roman" w:hAnsi="Times New Roman" w:cs="Times New Roman"/>
+                <w:b/>
+                <w:noProof/>
+              </w:rPr>
+              <w:t>2.5 Плановые</w:t>
+            </w:r>
+            <w:r>
+              <w:rPr>
+                <w:rStyle w:val="a9"/>
+                <w:rFonts w:ascii="Times New Roman" w:eastAsia="Times New Roman" w:hAnsi="Times New Roman" w:cs="Times New Roman"/>
+                <w:b/>
+                <w:noProof/>
+                <w:spacing w:val="-3"/>
+              </w:rPr>
+              <w:t xml:space="preserve"> </w:t>
+            </w:r>
+            <w:r>
+              <w:rPr>
+                <w:rStyle w:val="a9"/>
+                <w:rFonts w:ascii="Times New Roman" w:eastAsia="Times New Roman" w:hAnsi="Times New Roman" w:cs="Times New Roman"/>
+                <w:b/>
+                <w:noProof/>
+              </w:rPr>
+              <w:t>сроки</w:t>
+            </w:r>
+            <w:r>
+              <w:rPr>
+                <w:rStyle w:val="a9"/>
+                <w:rFonts w:ascii="Times New Roman" w:eastAsia="Times New Roman" w:hAnsi="Times New Roman" w:cs="Times New Roman"/>
+                <w:b/>
+                <w:noProof/>
+                <w:spacing w:val="-4"/>
+              </w:rPr>
+              <w:t xml:space="preserve"> </w:t>
+            </w:r>
+            <w:r>
+              <w:rPr>
+                <w:rStyle w:val="a9"/>
+                <w:rFonts w:ascii="Times New Roman" w:eastAsia="Times New Roman" w:hAnsi="Times New Roman" w:cs="Times New Roman"/>
+                <w:b/>
+                <w:noProof/>
+              </w:rPr>
+              <w:t>начала</w:t>
+            </w:r>
+            <w:r>
+              <w:rPr>
+                <w:rStyle w:val="a9"/>
+                <w:rFonts w:ascii="Times New Roman" w:eastAsia="Times New Roman" w:hAnsi="Times New Roman" w:cs="Times New Roman"/>
+                <w:b/>
+                <w:noProof/>
+                <w:spacing w:val="-1"/>
+              </w:rPr>
+              <w:t xml:space="preserve"> </w:t>
+            </w:r>
+            <w:r>
+              <w:rPr>
+                <w:rStyle w:val="a9"/>
+                <w:rFonts w:ascii="Times New Roman" w:eastAsia="Times New Roman" w:hAnsi="Times New Roman" w:cs="Times New Roman"/>
+                <w:b/>
+                <w:noProof/>
+              </w:rPr>
+              <w:t>и</w:t>
+            </w:r>
+            <w:r>
+              <w:rPr>
+                <w:rStyle w:val="a9"/>
+                <w:rFonts w:ascii="Times New Roman" w:eastAsia="Times New Roman" w:hAnsi="Times New Roman" w:cs="Times New Roman"/>
+                <w:b/>
+                <w:noProof/>
+                <w:spacing w:val="-5"/>
+              </w:rPr>
+              <w:t xml:space="preserve"> </w:t>
+            </w:r>
+            <w:r>
+              <w:rPr>
+                <w:rStyle w:val="a9"/>
+                <w:rFonts w:ascii="Times New Roman" w:eastAsia="Times New Roman" w:hAnsi="Times New Roman" w:cs="Times New Roman"/>
+                <w:b/>
+                <w:noProof/>
+              </w:rPr>
+              <w:t>окончания</w:t>
+            </w:r>
+            <w:r>
+              <w:rPr>
+                <w:rStyle w:val="a9"/>
+                <w:rFonts w:ascii="Times New Roman" w:eastAsia="Times New Roman" w:hAnsi="Times New Roman" w:cs="Times New Roman"/>
+                <w:b/>
+                <w:noProof/>
+                <w:spacing w:val="-5"/>
+              </w:rPr>
+              <w:t xml:space="preserve"> </w:t>
+            </w:r>
+            <w:r>
+              <w:rPr>
+                <w:rStyle w:val="a9"/>
+                <w:rFonts w:ascii="Times New Roman" w:eastAsia="Times New Roman" w:hAnsi="Times New Roman" w:cs="Times New Roman"/>
+                <w:b/>
+                <w:noProof/>
+              </w:rPr>
+              <w:t>работы по созданию системы</w:t>
+            </w:r>
+            <w:r>
+              <w:rPr>
+                <w:noProof/>
+                <w:webHidden/>
+              </w:rPr>
+              <w:tab/>
+            </w:r>
+            <w:r>
+              <w:rPr>
+                <w:noProof/>
+                <w:webHidden/>
+              </w:rPr>
+              <w:fldChar w:fldCharType="begin"/>
+            </w:r>
+            <w:r>
+              <w:rPr>
+                <w:noProof/>
+                <w:webHidden/>
+              </w:rPr>
+              <w:instrText xml:space="preserve"> PAGEREF _Toc180477522 \h </w:instrText>
+            </w:r>
+            <w:r>
+              <w:rPr>
+                <w:noProof/>
+                <w:webHidden/>
+              </w:rPr>
+            </w:r>
+            <w:r>
+              <w:rPr>
+                <w:noProof/>
+                <w:webHidden/>
+              </w:rPr>
+              <w:fldChar w:fldCharType="separate"/>
+            </w:r>
+            <w:r>
+              <w:rPr>
+                <w:noProof/>
+                <w:webHidden/>
+              </w:rPr>
+              <w:t>4</w:t>
+            </w:r>
+            <w:r>
+              <w:rPr>
+                <w:noProof/>
+                <w:webHidden/>
+              </w:rPr>
+              <w:fldChar w:fldCharType="end"/>
+            </w:r>
+          </w:hyperlink>
+        </w:p>
+        <w:p>
+          <w:pPr>
+            <w:pStyle w:val="21"/>
+            <w:tabs>
+              <w:tab w:val="right" w:leader="dot" w:pos="9345"/>
+            </w:tabs>
+            <w:rPr>
+              <w:noProof/>
+              <w:kern w:val="2"/>
+              <w14:ligatures w14:val="standardContextual"/>
+            </w:rPr>
+          </w:pPr>
+          <w:hyperlink w:anchor="_Toc180477523" w:history="1">
+            <w:r>
+              <w:rPr>
+                <w:rStyle w:val="a9"/>
+                <w:rFonts w:ascii="Times New Roman" w:eastAsia="Times New Roman" w:hAnsi="Times New Roman" w:cs="Times New Roman"/>
+                <w:b/>
+                <w:noProof/>
+              </w:rPr>
+              <w:t>2.6 Порядок оформления и предъявления заказчику результатов работы</w:t>
+            </w:r>
+            <w:r>
+              <w:rPr>
+                <w:noProof/>
+                <w:webHidden/>
+              </w:rPr>
+              <w:tab/>
+            </w:r>
+            <w:r>
+              <w:rPr>
+                <w:noProof/>
+                <w:webHidden/>
+              </w:rPr>
+              <w:fldChar w:fldCharType="begin"/>
+            </w:r>
+            <w:r>
+              <w:rPr>
+                <w:noProof/>
+                <w:webHidden/>
+              </w:rPr>
+              <w:instrText xml:space="preserve"> PAGEREF _Toc180477523 \h </w:instrText>
+            </w:r>
+            <w:r>
+              <w:rPr>
+                <w:noProof/>
+                <w:webHidden/>
+              </w:rPr>
+            </w:r>
+            <w:r>
+              <w:rPr>
+                <w:noProof/>
+                <w:webHidden/>
+              </w:rPr>
+              <w:fldChar w:fldCharType="separate"/>
+            </w:r>
+            <w:r>
+              <w:rPr>
+                <w:noProof/>
+                <w:webHidden/>
+              </w:rPr>
+              <w:t>4</w:t>
+            </w:r>
+            <w:r>
+              <w:rPr>
+                <w:noProof/>
+                <w:webHidden/>
+              </w:rPr>
+              <w:fldChar w:fldCharType="end"/>
+            </w:r>
+          </w:hyperlink>
+        </w:p>
+        <w:p>
+          <w:pPr>
+            <w:pStyle w:val="11"/>
+            <w:tabs>
+              <w:tab w:val="right" w:leader="dot" w:pos="9345"/>
+            </w:tabs>
+            <w:rPr>
+              <w:noProof/>
+              <w:kern w:val="2"/>
+              <w14:ligatures w14:val="standardContextual"/>
+            </w:rPr>
+          </w:pPr>
+          <w:hyperlink w:anchor="_Toc180477524" w:history="1">
+            <w:r>
+              <w:rPr>
+                <w:rStyle w:val="a9"/>
+                <w:rFonts w:ascii="Times New Roman" w:eastAsia="Times New Roman" w:hAnsi="Times New Roman" w:cs="Times New Roman"/>
+                <w:b/>
+                <w:noProof/>
+              </w:rPr>
+              <w:t>3 Назначение и цели создания</w:t>
+            </w:r>
+            <w:r>
+              <w:rPr>
+                <w:noProof/>
+                <w:webHidden/>
+              </w:rPr>
+              <w:tab/>
+            </w:r>
+            <w:r>
+              <w:rPr>
+                <w:noProof/>
+                <w:webHidden/>
+              </w:rPr>
+              <w:fldChar w:fldCharType="begin"/>
+            </w:r>
+            <w:r>
+              <w:rPr>
+                <w:noProof/>
+                <w:webHidden/>
+              </w:rPr>
+              <w:instrText xml:space="preserve"> PAGEREF _Toc180477524 \h </w:instrText>
+            </w:r>
+            <w:r>
+              <w:rPr>
+                <w:noProof/>
+                <w:webHidden/>
+              </w:rPr>
+            </w:r>
+            <w:r>
+              <w:rPr>
+                <w:noProof/>
+                <w:webHidden/>
+              </w:rPr>
+              <w:fldChar w:fldCharType="separate"/>
+            </w:r>
+            <w:r>
+              <w:rPr>
+                <w:noProof/>
+                <w:webHidden/>
+              </w:rPr>
+              <w:t>4</w:t>
+            </w:r>
+            <w:r>
+              <w:rPr>
+                <w:noProof/>
+                <w:webHidden/>
+              </w:rPr>
+              <w:fldChar w:fldCharType="end"/>
+            </w:r>
+          </w:hyperlink>
+        </w:p>
+        <w:p>
+          <w:pPr>
+            <w:pStyle w:val="21"/>
+            <w:tabs>
+              <w:tab w:val="right" w:leader="dot" w:pos="9345"/>
+            </w:tabs>
+            <w:rPr>
+              <w:noProof/>
+              <w:kern w:val="2"/>
+              <w14:ligatures w14:val="standardContextual"/>
+            </w:rPr>
+          </w:pPr>
+          <w:hyperlink w:anchor="_Toc180477525" w:history="1">
+            <w:r>
+              <w:rPr>
+                <w:rStyle w:val="a9"/>
+                <w:rFonts w:ascii="Times New Roman" w:eastAsia="Times New Roman" w:hAnsi="Times New Roman" w:cs="Times New Roman"/>
+                <w:b/>
+                <w:noProof/>
+              </w:rPr>
+              <w:t>3.1 Назначение проекта</w:t>
+            </w:r>
+            <w:r>
+              <w:rPr>
+                <w:noProof/>
+                <w:webHidden/>
+              </w:rPr>
+              <w:tab/>
+            </w:r>
+            <w:r>
+              <w:rPr>
+                <w:noProof/>
+                <w:webHidden/>
+              </w:rPr>
+              <w:fldChar w:fldCharType="begin"/>
+            </w:r>
+            <w:r>
+              <w:rPr>
+                <w:noProof/>
+                <w:webHidden/>
+              </w:rPr>
+              <w:instrText xml:space="preserve"> PAGEREF _Toc180477525 \h </w:instrText>
+            </w:r>
+            <w:r>
+              <w:rPr>
+                <w:noProof/>
+                <w:webHidden/>
+              </w:rPr>
+            </w:r>
+            <w:r>
+              <w:rPr>
+                <w:noProof/>
+                <w:webHidden/>
+              </w:rPr>
+              <w:fldChar w:fldCharType="separate"/>
+            </w:r>
+            <w:r>
+              <w:rPr>
+                <w:noProof/>
+                <w:webHidden/>
+              </w:rPr>
+              <w:t>4</w:t>
+            </w:r>
+            <w:r>
+              <w:rPr>
+                <w:noProof/>
+                <w:webHidden/>
+              </w:rPr>
+              <w:fldChar w:fldCharType="end"/>
+            </w:r>
+          </w:hyperlink>
+        </w:p>
+        <w:p>
+          <w:pPr>
+            <w:pStyle w:val="21"/>
+            <w:tabs>
+              <w:tab w:val="right" w:leader="dot" w:pos="9345"/>
+            </w:tabs>
+            <w:rPr>
+              <w:noProof/>
+              <w:kern w:val="2"/>
+              <w14:ligatures w14:val="standardContextual"/>
+            </w:rPr>
+          </w:pPr>
+          <w:hyperlink w:anchor="_Toc180477526" w:history="1">
+            <w:r>
+              <w:rPr>
+                <w:rStyle w:val="a9"/>
+                <w:rFonts w:ascii="Times New Roman" w:eastAsia="Times New Roman" w:hAnsi="Times New Roman" w:cs="Times New Roman"/>
+                <w:b/>
+                <w:noProof/>
+              </w:rPr>
+              <w:t>3.2 Цели проекта</w:t>
+            </w:r>
+            <w:r>
+              <w:rPr>
+                <w:noProof/>
+                <w:webHidden/>
+              </w:rPr>
+              <w:tab/>
+            </w:r>
+            <w:r>
+              <w:rPr>
+                <w:noProof/>
+                <w:webHidden/>
+              </w:rPr>
+              <w:fldChar w:fldCharType="begin"/>
+            </w:r>
+            <w:r>
+              <w:rPr>
+                <w:noProof/>
+                <w:webHidden/>
+              </w:rPr>
+              <w:instrText xml:space="preserve"> PAGEREF _Toc180477526 \h </w:instrText>
+            </w:r>
+            <w:r>
+              <w:rPr>
+                <w:noProof/>
+                <w:webHidden/>
+              </w:rPr>
+            </w:r>
+            <w:r>
+              <w:rPr>
+                <w:noProof/>
+                <w:webHidden/>
+              </w:rPr>
+              <w:fldChar w:fldCharType="separate"/>
+            </w:r>
+            <w:r>
+              <w:rPr>
+                <w:noProof/>
+                <w:webHidden/>
+              </w:rPr>
+              <w:t>4</w:t>
+            </w:r>
+            <w:r>
+              <w:rPr>
+                <w:noProof/>
+                <w:webHidden/>
+              </w:rPr>
+              <w:fldChar w:fldCharType="end"/>
+            </w:r>
+          </w:hyperlink>
+        </w:p>
+        <w:p>
+          <w:pPr>
+            <w:pStyle w:val="31"/>
+            <w:tabs>
+              <w:tab w:val="right" w:leader="dot" w:pos="9345"/>
+            </w:tabs>
+            <w:rPr>
+              <w:noProof/>
+              <w:kern w:val="2"/>
+              <w14:ligatures w14:val="standardContextual"/>
+            </w:rPr>
+          </w:pPr>
+          <w:hyperlink w:anchor="_Toc180477527" w:history="1">
+            <w:r>
+              <w:rPr>
+                <w:rStyle w:val="a9"/>
+                <w:rFonts w:ascii="Times New Roman" w:eastAsia="Times New Roman" w:hAnsi="Times New Roman" w:cs="Times New Roman"/>
+                <w:b/>
+                <w:noProof/>
+              </w:rPr>
+              <w:t>3.2.1 Для клиентов</w:t>
+            </w:r>
+            <w:r>
+              <w:rPr>
+                <w:noProof/>
+                <w:webHidden/>
+              </w:rPr>
+              <w:tab/>
+            </w:r>
+            <w:r>
+              <w:rPr>
+                <w:noProof/>
+                <w:webHidden/>
+              </w:rPr>
+              <w:fldChar w:fldCharType="begin"/>
+            </w:r>
+            <w:r>
+              <w:rPr>
+                <w:noProof/>
+                <w:webHidden/>
+              </w:rPr>
+              <w:instrText xml:space="preserve"> PAGEREF _Toc180477527 \h </w:instrText>
+            </w:r>
+            <w:r>
+              <w:rPr>
+                <w:noProof/>
+                <w:webHidden/>
+              </w:rPr>
+            </w:r>
+            <w:r>
+              <w:rPr>
+                <w:noProof/>
+                <w:webHidden/>
+              </w:rPr>
+              <w:fldChar w:fldCharType="separate"/>
+            </w:r>
+            <w:r>
+              <w:rPr>
+                <w:noProof/>
+                <w:webHidden/>
+              </w:rPr>
+              <w:t>5</w:t>
+            </w:r>
+            <w:r>
+              <w:rPr>
+                <w:noProof/>
+                <w:webHidden/>
+              </w:rPr>
+              <w:fldChar w:fldCharType="end"/>
+            </w:r>
+          </w:hyperlink>
+        </w:p>
+        <w:p>
+          <w:pPr>
+            <w:pStyle w:val="31"/>
+            <w:tabs>
+              <w:tab w:val="right" w:leader="dot" w:pos="9345"/>
+            </w:tabs>
+            <w:rPr>
+              <w:noProof/>
+              <w:kern w:val="2"/>
+              <w14:ligatures w14:val="standardContextual"/>
+            </w:rPr>
+          </w:pPr>
+          <w:hyperlink w:anchor="_Toc180477528" w:history="1">
+            <w:r>
+              <w:rPr>
+                <w:rStyle w:val="a9"/>
+                <w:rFonts w:ascii="Times New Roman" w:eastAsia="Times New Roman" w:hAnsi="Times New Roman" w:cs="Times New Roman"/>
+                <w:b/>
+                <w:noProof/>
+              </w:rPr>
+              <w:t>3.3.2 Для администраторов</w:t>
+            </w:r>
+            <w:r>
+              <w:rPr>
+                <w:noProof/>
+                <w:webHidden/>
+              </w:rPr>
+              <w:tab/>
+            </w:r>
+            <w:r>
+              <w:rPr>
+                <w:noProof/>
+                <w:webHidden/>
+              </w:rPr>
+              <w:fldChar w:fldCharType="begin"/>
+            </w:r>
+            <w:r>
+              <w:rPr>
+                <w:noProof/>
+                <w:webHidden/>
+              </w:rPr>
+              <w:instrText xml:space="preserve"> PAGEREF _Toc180477528 \h </w:instrText>
+            </w:r>
+            <w:r>
+              <w:rPr>
+                <w:noProof/>
+                <w:webHidden/>
+              </w:rPr>
+            </w:r>
+            <w:r>
+              <w:rPr>
+                <w:noProof/>
+                <w:webHidden/>
+              </w:rPr>
+              <w:fldChar w:fldCharType="separate"/>
+            </w:r>
+            <w:r>
+              <w:rPr>
+                <w:noProof/>
+                <w:webHidden/>
+              </w:rPr>
+              <w:t>5</w:t>
+            </w:r>
+            <w:r>
+              <w:rPr>
+                <w:noProof/>
+                <w:webHidden/>
+              </w:rPr>
+              <w:fldChar w:fldCharType="end"/>
+            </w:r>
+          </w:hyperlink>
+        </w:p>
+        <w:p>
+          <w:pPr>
+            <w:pStyle w:val="21"/>
+            <w:tabs>
+              <w:tab w:val="right" w:leader="dot" w:pos="9345"/>
+            </w:tabs>
+            <w:rPr>
+              <w:noProof/>
+              <w:kern w:val="2"/>
+              <w14:ligatures w14:val="standardContextual"/>
+            </w:rPr>
+          </w:pPr>
+          <w:hyperlink w:anchor="_Toc180477529" w:history="1">
+            <w:r>
+              <w:rPr>
+                <w:rStyle w:val="a9"/>
+                <w:rFonts w:ascii="Times New Roman" w:eastAsia="Times New Roman" w:hAnsi="Times New Roman" w:cs="Times New Roman"/>
+                <w:b/>
+                <w:noProof/>
+              </w:rPr>
+              <w:t>3.4 Предметная область</w:t>
+            </w:r>
+            <w:r>
+              <w:rPr>
+                <w:noProof/>
+                <w:webHidden/>
+              </w:rPr>
+              <w:tab/>
+            </w:r>
+            <w:r>
+              <w:rPr>
+                <w:noProof/>
+                <w:webHidden/>
+              </w:rPr>
+              <w:fldChar w:fldCharType="begin"/>
+            </w:r>
+            <w:r>
+              <w:rPr>
+                <w:noProof/>
+                <w:webHidden/>
+              </w:rPr>
+              <w:instrText xml:space="preserve"> PAGEREF _Toc180477529 \h </w:instrText>
+            </w:r>
+            <w:r>
+              <w:rPr>
+                <w:noProof/>
+                <w:webHidden/>
+              </w:rPr>
+            </w:r>
+            <w:r>
+              <w:rPr>
+                <w:noProof/>
+                <w:webHidden/>
+              </w:rPr>
+              <w:fldChar w:fldCharType="separate"/>
+            </w:r>
+            <w:r>
+              <w:rPr>
+                <w:noProof/>
+                <w:webHidden/>
+              </w:rPr>
+              <w:t>5</w:t>
+            </w:r>
+            <w:r>
+              <w:rPr>
+                <w:noProof/>
+                <w:webHidden/>
+              </w:rPr>
+              <w:fldChar w:fldCharType="end"/>
+            </w:r>
+          </w:hyperlink>
+        </w:p>
+        <w:p>
+          <w:pPr>
+            <w:pStyle w:val="11"/>
+            <w:tabs>
+              <w:tab w:val="right" w:leader="dot" w:pos="9345"/>
+            </w:tabs>
+            <w:rPr>
+              <w:noProof/>
+              <w:kern w:val="2"/>
+              <w14:ligatures w14:val="standardContextual"/>
+            </w:rPr>
+          </w:pPr>
+          <w:hyperlink w:anchor="_Toc180477530" w:history="1">
+            <w:r>
+              <w:rPr>
+                <w:rStyle w:val="a9"/>
+                <w:rFonts w:ascii="Times New Roman" w:eastAsia="Times New Roman" w:hAnsi="Times New Roman" w:cs="Times New Roman"/>
+                <w:b/>
+                <w:noProof/>
+              </w:rPr>
+              <w:t>4 Требования</w:t>
+            </w:r>
+            <w:r>
+              <w:rPr>
+                <w:rStyle w:val="a9"/>
+                <w:rFonts w:ascii="Times New Roman" w:eastAsia="Times New Roman" w:hAnsi="Times New Roman" w:cs="Times New Roman"/>
+                <w:b/>
+                <w:noProof/>
+                <w:spacing w:val="-7"/>
+              </w:rPr>
+              <w:t xml:space="preserve"> </w:t>
+            </w:r>
+            <w:r>
+              <w:rPr>
+                <w:rStyle w:val="a9"/>
+                <w:rFonts w:ascii="Times New Roman" w:eastAsia="Times New Roman" w:hAnsi="Times New Roman" w:cs="Times New Roman"/>
+                <w:b/>
+                <w:noProof/>
+              </w:rPr>
+              <w:t>к</w:t>
+            </w:r>
+            <w:r>
+              <w:rPr>
+                <w:rStyle w:val="a9"/>
+                <w:rFonts w:ascii="Times New Roman" w:eastAsia="Times New Roman" w:hAnsi="Times New Roman" w:cs="Times New Roman"/>
+                <w:b/>
+                <w:noProof/>
+                <w:spacing w:val="-6"/>
+              </w:rPr>
+              <w:t xml:space="preserve"> </w:t>
+            </w:r>
+            <w:r>
+              <w:rPr>
+                <w:rStyle w:val="a9"/>
+                <w:rFonts w:ascii="Times New Roman" w:eastAsia="Times New Roman" w:hAnsi="Times New Roman" w:cs="Times New Roman"/>
+                <w:b/>
+                <w:noProof/>
+              </w:rPr>
+              <w:t xml:space="preserve"> приложению и программному обеспечению</w:t>
+            </w:r>
+            <w:r>
+              <w:rPr>
+                <w:noProof/>
+                <w:webHidden/>
+              </w:rPr>
+              <w:tab/>
+            </w:r>
+            <w:r>
+              <w:rPr>
+                <w:noProof/>
+                <w:webHidden/>
+              </w:rPr>
+              <w:fldChar w:fldCharType="begin"/>
+            </w:r>
+            <w:r>
+              <w:rPr>
+                <w:noProof/>
+                <w:webHidden/>
+              </w:rPr>
+              <w:instrText xml:space="preserve"> PAGEREF _Toc180477530 \h </w:instrText>
+            </w:r>
+            <w:r>
+              <w:rPr>
+                <w:noProof/>
+                <w:webHidden/>
+              </w:rPr>
+            </w:r>
+            <w:r>
+              <w:rPr>
+                <w:noProof/>
+                <w:webHidden/>
+              </w:rPr>
+              <w:fldChar w:fldCharType="separate"/>
+            </w:r>
+            <w:r>
+              <w:rPr>
+                <w:noProof/>
+                <w:webHidden/>
+              </w:rPr>
+              <w:t>5</w:t>
+            </w:r>
+            <w:r>
+              <w:rPr>
+                <w:noProof/>
+                <w:webHidden/>
+              </w:rPr>
+              <w:fldChar w:fldCharType="end"/>
+            </w:r>
+          </w:hyperlink>
+        </w:p>
+        <w:p>
+          <w:pPr>
+            <w:pStyle w:val="21"/>
+            <w:tabs>
+              <w:tab w:val="right" w:leader="dot" w:pos="9345"/>
+            </w:tabs>
+            <w:rPr>
+              <w:noProof/>
+              <w:kern w:val="2"/>
+              <w14:ligatures w14:val="standardContextual"/>
+            </w:rPr>
+          </w:pPr>
+          <w:hyperlink w:anchor="_Toc180477531" w:history="1">
+            <w:r>
+              <w:rPr>
+                <w:rStyle w:val="a9"/>
+                <w:rFonts w:ascii="Times New Roman" w:eastAsia="Times New Roman" w:hAnsi="Times New Roman" w:cs="Times New Roman"/>
+                <w:b/>
+                <w:noProof/>
+              </w:rPr>
+              <w:t>4.1 Требования к программному обеспечению приложения</w:t>
+            </w:r>
+            <w:r>
+              <w:rPr>
+                <w:noProof/>
+                <w:webHidden/>
+              </w:rPr>
+              <w:tab/>
+            </w:r>
+            <w:r>
+              <w:rPr>
+                <w:noProof/>
+                <w:webHidden/>
+              </w:rPr>
+              <w:fldChar w:fldCharType="begin"/>
+            </w:r>
+            <w:r>
+              <w:rPr>
+                <w:noProof/>
+                <w:webHidden/>
+              </w:rPr>
+              <w:instrText xml:space="preserve"> PAGEREF _Toc180477531 \h </w:instrText>
+            </w:r>
+            <w:r>
+              <w:rPr>
+                <w:noProof/>
+                <w:webHidden/>
+              </w:rPr>
+            </w:r>
+            <w:r>
+              <w:rPr>
+                <w:noProof/>
+                <w:webHidden/>
+              </w:rPr>
+              <w:fldChar w:fldCharType="separate"/>
+            </w:r>
+            <w:r>
+              <w:rPr>
+                <w:noProof/>
+                <w:webHidden/>
+              </w:rPr>
+              <w:t>6</w:t>
+            </w:r>
+            <w:r>
+              <w:rPr>
+                <w:noProof/>
+                <w:webHidden/>
+              </w:rPr>
+              <w:fldChar w:fldCharType="end"/>
+            </w:r>
+          </w:hyperlink>
+        </w:p>
+        <w:p>
+          <w:pPr>
+            <w:pStyle w:val="21"/>
+            <w:tabs>
+              <w:tab w:val="right" w:leader="dot" w:pos="9345"/>
+            </w:tabs>
+            <w:rPr>
+              <w:noProof/>
+              <w:kern w:val="2"/>
+              <w14:ligatures w14:val="standardContextual"/>
+            </w:rPr>
+          </w:pPr>
+          <w:hyperlink w:anchor="_Toc180477532" w:history="1">
+            <w:r>
+              <w:rPr>
+                <w:rStyle w:val="a9"/>
+                <w:rFonts w:ascii="Times New Roman" w:eastAsia="Times New Roman" w:hAnsi="Times New Roman" w:cs="Times New Roman"/>
+                <w:b/>
+                <w:noProof/>
+              </w:rPr>
+              <w:t>4.2 Общие требования к оформлению и верстке страниц</w:t>
+            </w:r>
+            <w:r>
+              <w:rPr>
+                <w:noProof/>
+                <w:webHidden/>
+              </w:rPr>
+              <w:tab/>
+            </w:r>
+            <w:r>
+              <w:rPr>
+                <w:noProof/>
+                <w:webHidden/>
+              </w:rPr>
+              <w:fldChar w:fldCharType="begin"/>
+            </w:r>
+            <w:r>
+              <w:rPr>
+                <w:noProof/>
+                <w:webHidden/>
+              </w:rPr>
+              <w:instrText xml:space="preserve"> PAGEREF _Toc180477532 \h </w:instrText>
+            </w:r>
+            <w:r>
+              <w:rPr>
+                <w:noProof/>
+                <w:webHidden/>
+              </w:rPr>
+            </w:r>
+            <w:r>
+              <w:rPr>
+                <w:noProof/>
+                <w:webHidden/>
+              </w:rPr>
+              <w:fldChar w:fldCharType="separate"/>
+            </w:r>
+            <w:r>
+              <w:rPr>
+                <w:noProof/>
+                <w:webHidden/>
+              </w:rPr>
+              <w:t>6</w:t>
+            </w:r>
+            <w:r>
+              <w:rPr>
+                <w:noProof/>
+                <w:webHidden/>
+              </w:rPr>
+              <w:fldChar w:fldCharType="end"/>
+            </w:r>
+          </w:hyperlink>
+        </w:p>
+        <w:p>
+          <w:pPr>
+            <w:pStyle w:val="21"/>
+            <w:tabs>
+              <w:tab w:val="right" w:leader="dot" w:pos="9345"/>
+            </w:tabs>
+            <w:rPr>
+              <w:noProof/>
+              <w:kern w:val="2"/>
+              <w14:ligatures w14:val="standardContextual"/>
+            </w:rPr>
+          </w:pPr>
+          <w:hyperlink w:anchor="_Toc180477533" w:history="1">
+            <w:r>
+              <w:rPr>
+                <w:rStyle w:val="a9"/>
+                <w:rFonts w:ascii="Times New Roman" w:eastAsia="Times New Roman" w:hAnsi="Times New Roman" w:cs="Times New Roman"/>
+                <w:b/>
+                <w:noProof/>
+              </w:rPr>
+              <w:t>4.3 Требования к системе администрирования</w:t>
+            </w:r>
+            <w:r>
+              <w:rPr>
+                <w:noProof/>
+                <w:webHidden/>
+              </w:rPr>
+              <w:tab/>
+            </w:r>
+            <w:r>
+              <w:rPr>
+                <w:noProof/>
+                <w:webHidden/>
+              </w:rPr>
+              <w:fldChar w:fldCharType="begin"/>
+            </w:r>
+            <w:r>
+              <w:rPr>
+                <w:noProof/>
+                <w:webHidden/>
+              </w:rPr>
+              <w:instrText xml:space="preserve"> PAGEREF _Toc180477533 \h </w:instrText>
+            </w:r>
+            <w:r>
+              <w:rPr>
+                <w:noProof/>
+                <w:webHidden/>
+              </w:rPr>
+            </w:r>
+            <w:r>
+              <w:rPr>
+                <w:noProof/>
+                <w:webHidden/>
+              </w:rPr>
+              <w:fldChar w:fldCharType="separate"/>
+            </w:r>
+            <w:r>
+              <w:rPr>
+                <w:noProof/>
+                <w:webHidden/>
+              </w:rPr>
+              <w:t>6</w:t>
+            </w:r>
+            <w:r>
+              <w:rPr>
+                <w:noProof/>
+                <w:webHidden/>
+              </w:rPr>
+              <w:fldChar w:fldCharType="end"/>
+            </w:r>
+          </w:hyperlink>
+        </w:p>
+        <w:p>
+          <w:pPr>
+            <w:pStyle w:val="11"/>
+            <w:tabs>
+              <w:tab w:val="right" w:leader="dot" w:pos="9345"/>
+            </w:tabs>
+            <w:rPr>
+              <w:noProof/>
+              <w:kern w:val="2"/>
+              <w14:ligatures w14:val="standardContextual"/>
+            </w:rPr>
+          </w:pPr>
+          <w:hyperlink w:anchor="_Toc180477534" w:history="1">
+            <w:r>
+              <w:rPr>
+                <w:rStyle w:val="a9"/>
+                <w:rFonts w:ascii="Times New Roman" w:eastAsia="Times New Roman" w:hAnsi="Times New Roman" w:cs="Times New Roman"/>
+                <w:b/>
+                <w:noProof/>
+              </w:rPr>
+              <w:t>5Структура приложения</w:t>
+            </w:r>
+            <w:r>
+              <w:rPr>
+                <w:noProof/>
+                <w:webHidden/>
+              </w:rPr>
+              <w:tab/>
+            </w:r>
+            <w:r>
+              <w:rPr>
+                <w:noProof/>
+                <w:webHidden/>
+              </w:rPr>
+              <w:fldChar w:fldCharType="begin"/>
+            </w:r>
+            <w:r>
+              <w:rPr>
+                <w:noProof/>
+                <w:webHidden/>
+              </w:rPr>
+              <w:instrText xml:space="preserve"> PAGEREF _Toc180477534 \h </w:instrText>
+            </w:r>
+            <w:r>
+              <w:rPr>
+                <w:noProof/>
+                <w:webHidden/>
+              </w:rPr>
+            </w:r>
+            <w:r>
+              <w:rPr>
+                <w:noProof/>
+                <w:webHidden/>
+              </w:rPr>
+              <w:fldChar w:fldCharType="separate"/>
+            </w:r>
+            <w:r>
+              <w:rPr>
+                <w:noProof/>
+                <w:webHidden/>
+              </w:rPr>
+              <w:t>6</w:t>
+            </w:r>
+            <w:r>
+              <w:rPr>
+                <w:noProof/>
+                <w:webHidden/>
+              </w:rPr>
+              <w:fldChar w:fldCharType="end"/>
+            </w:r>
+          </w:hyperlink>
+        </w:p>
+        <w:p>
+          <w:pPr>
+            <w:pStyle w:val="21"/>
+            <w:tabs>
+              <w:tab w:val="right" w:leader="dot" w:pos="9345"/>
+            </w:tabs>
+            <w:rPr>
+              <w:noProof/>
+              <w:kern w:val="2"/>
+              <w14:ligatures w14:val="standardContextual"/>
+            </w:rPr>
+          </w:pPr>
+          <w:hyperlink w:anchor="_Toc180477535" w:history="1">
+            <w:r>
+              <w:rPr>
+                <w:rStyle w:val="a9"/>
+                <w:rFonts w:ascii="Times New Roman" w:eastAsia="Times New Roman" w:hAnsi="Times New Roman" w:cs="Times New Roman"/>
+                <w:b/>
+                <w:noProof/>
+              </w:rPr>
+              <w:t>5.1 Статические страницы</w:t>
+            </w:r>
+            <w:r>
+              <w:rPr>
+                <w:noProof/>
+                <w:webHidden/>
+              </w:rPr>
+              <w:tab/>
+            </w:r>
+            <w:r>
+              <w:rPr>
+                <w:noProof/>
+                <w:webHidden/>
+              </w:rPr>
+              <w:fldChar w:fldCharType="begin"/>
+            </w:r>
+            <w:r>
+              <w:rPr>
+                <w:noProof/>
+                <w:webHidden/>
+              </w:rPr>
+              <w:instrText xml:space="preserve"> PAGEREF _Toc180477535 \h </w:instrText>
+            </w:r>
+            <w:r>
+              <w:rPr>
+                <w:noProof/>
+                <w:webHidden/>
+              </w:rPr>
+            </w:r>
+            <w:r>
+              <w:rPr>
+                <w:noProof/>
+                <w:webHidden/>
+              </w:rPr>
+              <w:fldChar w:fldCharType="separate"/>
+            </w:r>
+            <w:r>
+              <w:rPr>
+                <w:noProof/>
+                <w:webHidden/>
+              </w:rPr>
+              <w:t>6</w:t>
+            </w:r>
+            <w:r>
+              <w:rPr>
+                <w:noProof/>
+                <w:webHidden/>
+              </w:rPr>
+              <w:fldChar w:fldCharType="end"/>
+            </w:r>
+          </w:hyperlink>
+        </w:p>
+        <w:p>
+          <w:pPr>
+            <w:pStyle w:val="21"/>
+            <w:tabs>
+              <w:tab w:val="right" w:leader="dot" w:pos="9345"/>
+            </w:tabs>
+            <w:rPr>
+              <w:noProof/>
+              <w:kern w:val="2"/>
+              <w14:ligatures w14:val="standardContextual"/>
+            </w:rPr>
+          </w:pPr>
+          <w:hyperlink w:anchor="_Toc180477536" w:history="1">
+            <w:r>
+              <w:rPr>
+                <w:rStyle w:val="a9"/>
+                <w:rFonts w:ascii="Times New Roman" w:eastAsia="Times New Roman" w:hAnsi="Times New Roman" w:cs="Times New Roman"/>
+                <w:b/>
+                <w:noProof/>
+              </w:rPr>
+              <w:t>5.2 Динамические страницы</w:t>
+            </w:r>
+            <w:r>
+              <w:rPr>
+                <w:noProof/>
+                <w:webHidden/>
+              </w:rPr>
+              <w:tab/>
+            </w:r>
+            <w:r>
+              <w:rPr>
+                <w:noProof/>
+                <w:webHidden/>
+              </w:rPr>
+              <w:fldChar w:fldCharType="begin"/>
+            </w:r>
+            <w:r>
+              <w:rPr>
+                <w:noProof/>
+                <w:webHidden/>
+              </w:rPr>
+              <w:instrText xml:space="preserve"> PAGEREF _Toc180477536 \h </w:instrText>
+            </w:r>
+            <w:r>
+              <w:rPr>
+                <w:noProof/>
+                <w:webHidden/>
+              </w:rPr>
+            </w:r>
+            <w:r>
+              <w:rPr>
+                <w:noProof/>
+                <w:webHidden/>
+              </w:rPr>
+              <w:fldChar w:fldCharType="separate"/>
+            </w:r>
+            <w:r>
+              <w:rPr>
+                <w:noProof/>
+                <w:webHidden/>
+              </w:rPr>
+              <w:t>6</w:t>
+            </w:r>
+            <w:r>
+              <w:rPr>
+                <w:noProof/>
+                <w:webHidden/>
+              </w:rPr>
+              <w:fldChar w:fldCharType="end"/>
+            </w:r>
+          </w:hyperlink>
+        </w:p>
+        <w:p>
+          <w:pPr>
+            <w:pStyle w:val="11"/>
+            <w:tabs>
+              <w:tab w:val="right" w:leader="dot" w:pos="9345"/>
+            </w:tabs>
+            <w:rPr>
+              <w:noProof/>
+              <w:kern w:val="2"/>
+              <w14:ligatures w14:val="standardContextual"/>
+            </w:rPr>
+          </w:pPr>
+          <w:hyperlink w:anchor="_Toc180477537" w:history="1">
+            <w:r>
+              <w:rPr>
+                <w:rStyle w:val="a9"/>
+                <w:rFonts w:ascii="Times New Roman" w:eastAsia="Times New Roman" w:hAnsi="Times New Roman" w:cs="Times New Roman"/>
+                <w:b/>
+                <w:noProof/>
+              </w:rPr>
+              <w:t>6 Группы пользователей</w:t>
+            </w:r>
+            <w:r>
+              <w:rPr>
+                <w:noProof/>
+                <w:webHidden/>
+              </w:rPr>
+              <w:tab/>
+            </w:r>
+            <w:r>
+              <w:rPr>
+                <w:noProof/>
+                <w:webHidden/>
+              </w:rPr>
+              <w:fldChar w:fldCharType="begin"/>
+            </w:r>
+            <w:r>
+              <w:rPr>
+                <w:noProof/>
+                <w:webHidden/>
+              </w:rPr>
+              <w:instrText xml:space="preserve"> PAGEREF _Toc180477537 \h </w:instrText>
+            </w:r>
+            <w:r>
+              <w:rPr>
+                <w:noProof/>
+                <w:webHidden/>
+              </w:rPr>
+            </w:r>
+            <w:r>
+              <w:rPr>
+                <w:noProof/>
+                <w:webHidden/>
+              </w:rPr>
+              <w:fldChar w:fldCharType="separate"/>
+            </w:r>
+            <w:r>
+              <w:rPr>
+                <w:noProof/>
+                <w:webHidden/>
+              </w:rPr>
+              <w:t>7</w:t>
+            </w:r>
+            <w:r>
+              <w:rPr>
+                <w:noProof/>
+                <w:webHidden/>
+              </w:rPr>
+              <w:fldChar w:fldCharType="end"/>
+            </w:r>
+          </w:hyperlink>
+        </w:p>
+        <w:p>
+          <w:pPr>
+            <w:pStyle w:val="21"/>
+            <w:tabs>
+              <w:tab w:val="right" w:leader="dot" w:pos="9345"/>
+            </w:tabs>
+            <w:rPr>
+              <w:noProof/>
+              <w:kern w:val="2"/>
+              <w14:ligatures w14:val="standardContextual"/>
+            </w:rPr>
+          </w:pPr>
+          <w:hyperlink w:anchor="_Toc180477538" w:history="1">
+            <w:r>
+              <w:rPr>
+                <w:rStyle w:val="a9"/>
+                <w:rFonts w:ascii="Times New Roman" w:eastAsia="Times New Roman" w:hAnsi="Times New Roman" w:cs="Times New Roman"/>
+                <w:b/>
+                <w:noProof/>
+              </w:rPr>
+              <w:t>6.1 Администратор</w:t>
+            </w:r>
+            <w:r>
+              <w:rPr>
+                <w:noProof/>
+                <w:webHidden/>
+              </w:rPr>
+              <w:tab/>
+            </w:r>
+            <w:r>
+              <w:rPr>
+                <w:noProof/>
+                <w:webHidden/>
+              </w:rPr>
+              <w:fldChar w:fldCharType="begin"/>
+            </w:r>
+            <w:r>
+              <w:rPr>
+                <w:noProof/>
+                <w:webHidden/>
+              </w:rPr>
+              <w:instrText xml:space="preserve"> PAGEREF _Toc180477538 \h </w:instrText>
+            </w:r>
+            <w:r>
+              <w:rPr>
+                <w:noProof/>
+                <w:webHidden/>
+              </w:rPr>
+            </w:r>
+            <w:r>
+              <w:rPr>
+                <w:noProof/>
+                <w:webHidden/>
+              </w:rPr>
+              <w:fldChar w:fldCharType="separate"/>
+            </w:r>
+            <w:r>
+              <w:rPr>
+                <w:noProof/>
+                <w:webHidden/>
+              </w:rPr>
+              <w:t>7</w:t>
+            </w:r>
+            <w:r>
+              <w:rPr>
+                <w:noProof/>
+                <w:webHidden/>
+              </w:rPr>
+              <w:fldChar w:fldCharType="end"/>
+            </w:r>
+          </w:hyperlink>
+        </w:p>
+        <w:p>
+          <w:pPr>
+            <w:pStyle w:val="21"/>
+            <w:tabs>
+              <w:tab w:val="right" w:leader="dot" w:pos="9345"/>
+            </w:tabs>
+            <w:rPr>
+              <w:noProof/>
+              <w:kern w:val="2"/>
+              <w14:ligatures w14:val="standardContextual"/>
+            </w:rPr>
+          </w:pPr>
+          <w:hyperlink w:anchor="_Toc180477539" w:history="1">
+            <w:r>
+              <w:rPr>
+                <w:rStyle w:val="a9"/>
+                <w:rFonts w:ascii="Times New Roman" w:eastAsia="Times New Roman" w:hAnsi="Times New Roman" w:cs="Times New Roman"/>
+                <w:b/>
+                <w:noProof/>
+              </w:rPr>
+              <w:t>6.2 Клиент</w:t>
+            </w:r>
+            <w:r>
+              <w:rPr>
+                <w:noProof/>
+                <w:webHidden/>
+              </w:rPr>
+              <w:tab/>
+            </w:r>
+            <w:r>
+              <w:rPr>
+                <w:noProof/>
+                <w:webHidden/>
+              </w:rPr>
+              <w:fldChar w:fldCharType="begin"/>
+            </w:r>
+            <w:r>
+              <w:rPr>
+                <w:noProof/>
+                <w:webHidden/>
+              </w:rPr>
+              <w:instrText xml:space="preserve"> PAGEREF _Toc180477539 \h </w:instrText>
+            </w:r>
+            <w:r>
+              <w:rPr>
+                <w:noProof/>
+                <w:webHidden/>
+              </w:rPr>
+            </w:r>
+            <w:r>
+              <w:rPr>
+                <w:noProof/>
+                <w:webHidden/>
+              </w:rPr>
+              <w:fldChar w:fldCharType="separate"/>
+            </w:r>
+            <w:r>
+              <w:rPr>
+                <w:noProof/>
+                <w:webHidden/>
+              </w:rPr>
+              <w:t>7</w:t>
+            </w:r>
+            <w:r>
+              <w:rPr>
+                <w:noProof/>
+                <w:webHidden/>
+              </w:rPr>
+              <w:fldChar w:fldCharType="end"/>
+            </w:r>
+          </w:hyperlink>
+        </w:p>
+        <w:p>
+          <w:pPr>
+            <w:pStyle w:val="11"/>
+            <w:tabs>
+              <w:tab w:val="right" w:leader="dot" w:pos="9345"/>
+            </w:tabs>
+            <w:rPr>
+              <w:noProof/>
+              <w:kern w:val="2"/>
+              <w14:ligatures w14:val="standardContextual"/>
+            </w:rPr>
+          </w:pPr>
+          <w:hyperlink w:anchor="_Toc180477540" w:history="1">
+            <w:r>
+              <w:rPr>
+                <w:rStyle w:val="a9"/>
+                <w:rFonts w:ascii="Times New Roman" w:eastAsia="Times New Roman" w:hAnsi="Times New Roman" w:cs="Times New Roman"/>
+                <w:b/>
+                <w:noProof/>
+              </w:rPr>
+              <w:t>7  Дизайн веб-приложения</w:t>
+            </w:r>
+            <w:r>
+              <w:rPr>
+                <w:noProof/>
+                <w:webHidden/>
+              </w:rPr>
+              <w:tab/>
+            </w:r>
+            <w:r>
+              <w:rPr>
+                <w:noProof/>
+                <w:webHidden/>
+              </w:rPr>
+              <w:fldChar w:fldCharType="begin"/>
+            </w:r>
+            <w:r>
+              <w:rPr>
+                <w:noProof/>
+                <w:webHidden/>
+              </w:rPr>
+              <w:instrText xml:space="preserve"> PAGEREF _Toc180477540 \h </w:instrText>
+            </w:r>
+            <w:r>
+              <w:rPr>
+                <w:noProof/>
+                <w:webHidden/>
+              </w:rPr>
+            </w:r>
+            <w:r>
+              <w:rPr>
+                <w:noProof/>
+                <w:webHidden/>
+              </w:rPr>
+              <w:fldChar w:fldCharType="separate"/>
+            </w:r>
+            <w:r>
+              <w:rPr>
+                <w:noProof/>
+                <w:webHidden/>
+              </w:rPr>
+              <w:t>8</w:t>
+            </w:r>
+            <w:r>
+              <w:rPr>
+                <w:noProof/>
+                <w:webHidden/>
+              </w:rPr>
+              <w:fldChar w:fldCharType="end"/>
+            </w:r>
+          </w:hyperlink>
+        </w:p>
+        <w:p>
+          <w:pPr>
+            <w:pStyle w:val="11"/>
+            <w:tabs>
+              <w:tab w:val="right" w:leader="dot" w:pos="9345"/>
+            </w:tabs>
+            <w:rPr>
+              <w:noProof/>
+              <w:kern w:val="2"/>
+              <w14:ligatures w14:val="standardContextual"/>
+            </w:rPr>
+          </w:pPr>
+          <w:hyperlink w:anchor="_Toc180477541" w:history="1">
+            <w:r>
+              <w:rPr>
+                <w:rStyle w:val="a9"/>
+                <w:rFonts w:ascii="Times New Roman" w:eastAsia="Times New Roman" w:hAnsi="Times New Roman" w:cs="Times New Roman"/>
+                <w:b/>
+                <w:noProof/>
+              </w:rPr>
+              <w:t>8 Навигация по приложению</w:t>
+            </w:r>
+            <w:r>
+              <w:rPr>
+                <w:noProof/>
+                <w:webHidden/>
+              </w:rPr>
+              <w:tab/>
+            </w:r>
+            <w:r>
+              <w:rPr>
+                <w:noProof/>
+                <w:webHidden/>
+              </w:rPr>
+              <w:fldChar w:fldCharType="begin"/>
+            </w:r>
+            <w:r>
+              <w:rPr>
+                <w:noProof/>
+                <w:webHidden/>
+              </w:rPr>
+              <w:instrText xml:space="preserve"> PAGEREF _Toc180477541 \h </w:instrText>
+            </w:r>
+            <w:r>
+              <w:rPr>
+                <w:noProof/>
+                <w:webHidden/>
+              </w:rPr>
+            </w:r>
+            <w:r>
+              <w:rPr>
+                <w:noProof/>
+                <w:webHidden/>
+              </w:rPr>
+              <w:fldChar w:fldCharType="separate"/>
+            </w:r>
+            <w:r>
+              <w:rPr>
+                <w:noProof/>
+                <w:webHidden/>
+              </w:rPr>
+              <w:t>8</w:t>
+            </w:r>
+            <w:r>
+              <w:rPr>
+                <w:noProof/>
+                <w:webHidden/>
+              </w:rPr>
+              <w:fldChar w:fldCharType="end"/>
+            </w:r>
+          </w:hyperlink>
+        </w:p>
+        <w:p>
+          <w:pPr>
+            <w:pStyle w:val="21"/>
+            <w:tabs>
+              <w:tab w:val="right" w:leader="dot" w:pos="9345"/>
+            </w:tabs>
+            <w:rPr>
+              <w:noProof/>
+              <w:kern w:val="2"/>
+              <w14:ligatures w14:val="standardContextual"/>
+            </w:rPr>
+          </w:pPr>
+          <w:hyperlink w:anchor="_Toc180477542" w:history="1">
+            <w:r>
+              <w:rPr>
+                <w:rStyle w:val="a9"/>
+                <w:rFonts w:ascii="Times New Roman" w:eastAsia="Times New Roman" w:hAnsi="Times New Roman" w:cs="Times New Roman"/>
+                <w:b/>
+                <w:noProof/>
+              </w:rPr>
+              <w:t>8.1 Основное навигационное меню</w:t>
+            </w:r>
+            <w:r>
+              <w:rPr>
+                <w:noProof/>
+                <w:webHidden/>
+              </w:rPr>
+              <w:tab/>
+            </w:r>
+            <w:r>
+              <w:rPr>
+                <w:noProof/>
+                <w:webHidden/>
+              </w:rPr>
+              <w:fldChar w:fldCharType="begin"/>
+            </w:r>
+            <w:r>
+              <w:rPr>
+                <w:noProof/>
+                <w:webHidden/>
+              </w:rPr>
+              <w:instrText xml:space="preserve"> PAGEREF _Toc180477542 \h </w:instrText>
+            </w:r>
+            <w:r>
+              <w:rPr>
+                <w:noProof/>
+                <w:webHidden/>
+              </w:rPr>
+            </w:r>
+            <w:r>
+              <w:rPr>
+                <w:noProof/>
+                <w:webHidden/>
+              </w:rPr>
+              <w:fldChar w:fldCharType="separate"/>
+            </w:r>
+            <w:r>
+              <w:rPr>
+                <w:noProof/>
+                <w:webHidden/>
+              </w:rPr>
+              <w:t>8</w:t>
+            </w:r>
+            <w:r>
+              <w:rPr>
+                <w:noProof/>
+                <w:webHidden/>
+              </w:rPr>
+              <w:fldChar w:fldCharType="end"/>
+            </w:r>
+          </w:hyperlink>
+        </w:p>
+        <w:p>
+          <w:pPr>
+            <w:pStyle w:val="11"/>
+            <w:tabs>
+              <w:tab w:val="right" w:leader="dot" w:pos="9345"/>
+            </w:tabs>
+            <w:rPr>
+              <w:noProof/>
+              <w:kern w:val="2"/>
+              <w14:ligatures w14:val="standardContextual"/>
+            </w:rPr>
+          </w:pPr>
+          <w:hyperlink w:anchor="_Toc180477543" w:history="1">
+            <w:r>
+              <w:rPr>
+                <w:rStyle w:val="a9"/>
+                <w:rFonts w:ascii="Times New Roman" w:eastAsia="Times New Roman" w:hAnsi="Times New Roman" w:cs="Times New Roman"/>
+                <w:b/>
+                <w:noProof/>
+              </w:rPr>
+              <w:t>9 Описание страниц приложения</w:t>
+            </w:r>
+            <w:r>
+              <w:rPr>
+                <w:noProof/>
+                <w:webHidden/>
+              </w:rPr>
+              <w:tab/>
+            </w:r>
+            <w:r>
+              <w:rPr>
+                <w:noProof/>
+                <w:webHidden/>
+              </w:rPr>
+              <w:fldChar w:fldCharType="begin"/>
+            </w:r>
+            <w:r>
+              <w:rPr>
+                <w:noProof/>
+                <w:webHidden/>
+              </w:rPr>
+              <w:instrText xml:space="preserve"> PAGEREF _Toc180477543 \h </w:instrText>
+            </w:r>
+            <w:r>
+              <w:rPr>
+                <w:noProof/>
+                <w:webHidden/>
+              </w:rPr>
+            </w:r>
+            <w:r>
+              <w:rPr>
+                <w:noProof/>
+                <w:webHidden/>
+              </w:rPr>
+              <w:fldChar w:fldCharType="separate"/>
+            </w:r>
+            <w:r>
+              <w:rPr>
+                <w:noProof/>
+                <w:webHidden/>
+              </w:rPr>
+              <w:t>9</w:t>
+            </w:r>
+            <w:r>
+              <w:rPr>
+                <w:noProof/>
+                <w:webHidden/>
+              </w:rPr>
+              <w:fldChar w:fldCharType="end"/>
+            </w:r>
+          </w:hyperlink>
+        </w:p>
+        <w:p>
+          <w:pPr>
+            <w:pStyle w:val="21"/>
+            <w:tabs>
+              <w:tab w:val="right" w:leader="dot" w:pos="9345"/>
+            </w:tabs>
+            <w:rPr>
+              <w:noProof/>
+              <w:kern w:val="2"/>
+              <w14:ligatures w14:val="standardContextual"/>
+            </w:rPr>
+          </w:pPr>
+          <w:hyperlink w:anchor="_Toc180477544" w:history="1">
+            <w:r>
+              <w:rPr>
+                <w:rStyle w:val="a9"/>
+                <w:rFonts w:ascii="Times New Roman" w:eastAsia="Times New Roman" w:hAnsi="Times New Roman" w:cs="Times New Roman"/>
+                <w:b/>
+                <w:noProof/>
+              </w:rPr>
+              <w:t>9.1 Описание статических страниц</w:t>
+            </w:r>
+            <w:r>
+              <w:rPr>
+                <w:noProof/>
+                <w:webHidden/>
+              </w:rPr>
+              <w:tab/>
+            </w:r>
+            <w:r>
+              <w:rPr>
+                <w:noProof/>
+                <w:webHidden/>
+              </w:rPr>
+              <w:fldChar w:fldCharType="begin"/>
+            </w:r>
+            <w:r>
+              <w:rPr>
+                <w:noProof/>
+                <w:webHidden/>
+              </w:rPr>
+              <w:instrText xml:space="preserve"> PAGEREF _Toc180477544 \h </w:instrText>
+            </w:r>
+            <w:r>
+              <w:rPr>
+                <w:noProof/>
+                <w:webHidden/>
+              </w:rPr>
+            </w:r>
+            <w:r>
+              <w:rPr>
+                <w:noProof/>
+                <w:webHidden/>
+              </w:rPr>
+              <w:fldChar w:fldCharType="separate"/>
+            </w:r>
+            <w:r>
+              <w:rPr>
+                <w:noProof/>
+                <w:webHidden/>
+              </w:rPr>
+              <w:t>9</w:t>
+            </w:r>
+            <w:r>
+              <w:rPr>
+                <w:noProof/>
+                <w:webHidden/>
+              </w:rPr>
+              <w:fldChar w:fldCharType="end"/>
+            </w:r>
+          </w:hyperlink>
+        </w:p>
+        <w:p>
+          <w:pPr>
+            <w:pStyle w:val="21"/>
+            <w:tabs>
+              <w:tab w:val="right" w:leader="dot" w:pos="9345"/>
+            </w:tabs>
+            <w:rPr>
+              <w:noProof/>
+              <w:kern w:val="2"/>
+              <w14:ligatures w14:val="standardContextual"/>
+            </w:rPr>
+          </w:pPr>
+          <w:hyperlink w:anchor="_Toc180477545" w:history="1">
+            <w:r>
+              <w:rPr>
+                <w:rStyle w:val="a9"/>
+                <w:rFonts w:ascii="Times New Roman" w:eastAsia="Times New Roman" w:hAnsi="Times New Roman" w:cs="Times New Roman"/>
+                <w:b/>
+                <w:noProof/>
+              </w:rPr>
+              <w:t>9.2 Описание динамических страниц</w:t>
+            </w:r>
+            <w:r>
+              <w:rPr>
+                <w:noProof/>
+                <w:webHidden/>
+              </w:rPr>
+              <w:tab/>
+            </w:r>
+            <w:r>
+              <w:rPr>
+                <w:noProof/>
+                <w:webHidden/>
+              </w:rPr>
+              <w:fldChar w:fldCharType="begin"/>
+            </w:r>
+            <w:r>
+              <w:rPr>
+                <w:noProof/>
+                <w:webHidden/>
+              </w:rPr>
+              <w:instrText xml:space="preserve"> PAGEREF _Toc180477545 \h </w:instrText>
+            </w:r>
+            <w:r>
+              <w:rPr>
+                <w:noProof/>
+                <w:webHidden/>
+              </w:rPr>
+            </w:r>
+            <w:r>
+              <w:rPr>
+                <w:noProof/>
+                <w:webHidden/>
+              </w:rPr>
+              <w:fldChar w:fldCharType="separate"/>
+            </w:r>
+            <w:r>
+              <w:rPr>
+                <w:noProof/>
+                <w:webHidden/>
+              </w:rPr>
+              <w:t>9</w:t>
+            </w:r>
+            <w:r>
+              <w:rPr>
+                <w:noProof/>
+                <w:webHidden/>
+              </w:rPr>
+              <w:fldChar w:fldCharType="end"/>
+            </w:r>
+          </w:hyperlink>
+        </w:p>
+        <w:p>
+          <w:pPr>
+            <w:pStyle w:val="11"/>
+            <w:tabs>
+              <w:tab w:val="right" w:leader="dot" w:pos="9345"/>
+            </w:tabs>
+            <w:rPr>
+              <w:noProof/>
+              <w:kern w:val="2"/>
+              <w14:ligatures w14:val="standardContextual"/>
+            </w:rPr>
+          </w:pPr>
+          <w:hyperlink w:anchor="_Toc180477546" w:history="1">
+            <w:r>
+              <w:rPr>
+                <w:rStyle w:val="a9"/>
+                <w:rFonts w:ascii="Times New Roman" w:eastAsia="Times New Roman" w:hAnsi="Times New Roman" w:cs="Times New Roman"/>
+                <w:b/>
+                <w:noProof/>
+              </w:rPr>
+              <w:t>10 Функциональность веб-приложения</w:t>
+            </w:r>
+            <w:r>
+              <w:rPr>
+                <w:noProof/>
+                <w:webHidden/>
+              </w:rPr>
+              <w:tab/>
+            </w:r>
+            <w:r>
+              <w:rPr>
+                <w:noProof/>
+                <w:webHidden/>
+              </w:rPr>
+              <w:fldChar w:fldCharType="begin"/>
+            </w:r>
+            <w:r>
+              <w:rPr>
+                <w:noProof/>
+                <w:webHidden/>
+              </w:rPr>
+              <w:instrText xml:space="preserve"> PAGEREF _Toc180477546 \h </w:instrText>
+            </w:r>
+            <w:r>
+              <w:rPr>
+                <w:noProof/>
+                <w:webHidden/>
+              </w:rPr>
+            </w:r>
+            <w:r>
+              <w:rPr>
+                <w:noProof/>
+                <w:webHidden/>
+              </w:rPr>
+              <w:fldChar w:fldCharType="separate"/>
+            </w:r>
+            <w:r>
+              <w:rPr>
+                <w:noProof/>
+                <w:webHidden/>
+              </w:rPr>
+              <w:t>10</w:t>
+            </w:r>
+            <w:r>
+              <w:rPr>
+                <w:noProof/>
+                <w:webHidden/>
+              </w:rPr>
+              <w:fldChar w:fldCharType="end"/>
+            </w:r>
+          </w:hyperlink>
+        </w:p>
+        <w:p>
+          <w:pPr>
+            <w:pStyle w:val="11"/>
+            <w:tabs>
+              <w:tab w:val="right" w:leader="dot" w:pos="9345"/>
+            </w:tabs>
+            <w:rPr>
+              <w:noProof/>
+              <w:kern w:val="2"/>
+              <w14:ligatures w14:val="standardContextual"/>
+            </w:rPr>
+          </w:pPr>
+          <w:hyperlink w:anchor="_Toc180477547" w:history="1">
+            <w:r>
+              <w:rPr>
+                <w:rStyle w:val="a9"/>
+                <w:rFonts w:ascii="Times New Roman" w:eastAsia="Times New Roman" w:hAnsi="Times New Roman" w:cs="Times New Roman"/>
+                <w:b/>
+                <w:noProof/>
+              </w:rPr>
+              <w:t>11 Контент и наполнение приложения</w:t>
+            </w:r>
+            <w:r>
+              <w:rPr>
+                <w:noProof/>
+                <w:webHidden/>
+              </w:rPr>
+              <w:tab/>
+            </w:r>
+            <w:r>
+              <w:rPr>
+                <w:noProof/>
+                <w:webHidden/>
+              </w:rPr>
+              <w:fldChar w:fldCharType="begin"/>
+            </w:r>
+            <w:r>
+              <w:rPr>
+                <w:noProof/>
+                <w:webHidden/>
+              </w:rPr>
+              <w:instrText xml:space="preserve"> PAGEREF _Toc180477547 \h </w:instrText>
+            </w:r>
+            <w:r>
+              <w:rPr>
+                <w:noProof/>
+                <w:webHidden/>
+              </w:rPr>
+            </w:r>
+            <w:r>
+              <w:rPr>
+                <w:noProof/>
+                <w:webHidden/>
+              </w:rPr>
+              <w:fldChar w:fldCharType="separate"/>
+            </w:r>
+            <w:r>
+              <w:rPr>
+                <w:noProof/>
+                <w:webHidden/>
+              </w:rPr>
+              <w:t>10</w:t>
+            </w:r>
+            <w:r>
+              <w:rPr>
+                <w:noProof/>
+                <w:webHidden/>
+              </w:rPr>
+              <w:fldChar w:fldCharType="end"/>
+            </w:r>
+          </w:hyperlink>
+        </w:p>
+        <w:p>
+          <w:pPr>
+            <w:pStyle w:val="21"/>
+            <w:tabs>
+              <w:tab w:val="right" w:leader="dot" w:pos="9345"/>
+            </w:tabs>
+            <w:rPr>
+              <w:noProof/>
+              <w:kern w:val="2"/>
+              <w14:ligatures w14:val="standardContextual"/>
+            </w:rPr>
+          </w:pPr>
+          <w:hyperlink w:anchor="_Toc180477548" w:history="1">
+            <w:r>
+              <w:rPr>
+                <w:rStyle w:val="a9"/>
+                <w:rFonts w:ascii="Times New Roman" w:eastAsia="Times New Roman" w:hAnsi="Times New Roman" w:cs="Times New Roman"/>
+                <w:b/>
+                <w:noProof/>
+              </w:rPr>
+              <w:t>11.1 Формат предоставления материалов для приложения</w:t>
+            </w:r>
+            <w:r>
+              <w:rPr>
+                <w:noProof/>
+                <w:webHidden/>
+              </w:rPr>
+              <w:tab/>
+            </w:r>
+            <w:r>
+              <w:rPr>
+                <w:noProof/>
+                <w:webHidden/>
+              </w:rPr>
+              <w:fldChar w:fldCharType="begin"/>
+            </w:r>
+            <w:r>
+              <w:rPr>
+                <w:noProof/>
+                <w:webHidden/>
+              </w:rPr>
+              <w:instrText xml:space="preserve"> PAGEREF _Toc180477548 \h </w:instrText>
+            </w:r>
+            <w:r>
+              <w:rPr>
+                <w:noProof/>
+                <w:webHidden/>
+              </w:rPr>
+            </w:r>
+            <w:r>
+              <w:rPr>
+                <w:noProof/>
+                <w:webHidden/>
+              </w:rPr>
+              <w:fldChar w:fldCharType="separate"/>
+            </w:r>
+            <w:r>
+              <w:rPr>
+                <w:noProof/>
+                <w:webHidden/>
+              </w:rPr>
+              <w:t>10</w:t>
+            </w:r>
+            <w:r>
+              <w:rPr>
+                <w:noProof/>
+                <w:webHidden/>
+              </w:rPr>
+              <w:fldChar w:fldCharType="end"/>
+            </w:r>
+          </w:hyperlink>
+        </w:p>
+        <w:p>
+          <w:pPr>
+            <w:pStyle w:val="11"/>
+            <w:tabs>
+              <w:tab w:val="right" w:leader="dot" w:pos="9345"/>
+            </w:tabs>
+            <w:rPr>
+              <w:noProof/>
+              <w:kern w:val="2"/>
+              <w14:ligatures w14:val="standardContextual"/>
+            </w:rPr>
+          </w:pPr>
+          <w:hyperlink w:anchor="_Toc180477549" w:history="1">
+            <w:r>
+              <w:rPr>
+                <w:rStyle w:val="a9"/>
+                <w:rFonts w:ascii="Times New Roman" w:eastAsia="Times New Roman" w:hAnsi="Times New Roman" w:cs="Times New Roman"/>
+                <w:b/>
+                <w:noProof/>
+              </w:rPr>
+              <w:t>12 Порядок</w:t>
+            </w:r>
+            <w:r>
+              <w:rPr>
+                <w:rStyle w:val="a9"/>
+                <w:rFonts w:ascii="Times New Roman" w:eastAsia="Times New Roman" w:hAnsi="Times New Roman" w:cs="Times New Roman"/>
+                <w:b/>
+                <w:noProof/>
+                <w:spacing w:val="-4"/>
+              </w:rPr>
+              <w:t xml:space="preserve"> </w:t>
+            </w:r>
+            <w:r>
+              <w:rPr>
+                <w:rStyle w:val="a9"/>
+                <w:rFonts w:ascii="Times New Roman" w:eastAsia="Times New Roman" w:hAnsi="Times New Roman" w:cs="Times New Roman"/>
+                <w:b/>
+                <w:noProof/>
+              </w:rPr>
+              <w:t>контроля</w:t>
+            </w:r>
+            <w:r>
+              <w:rPr>
+                <w:rStyle w:val="a9"/>
+                <w:rFonts w:ascii="Times New Roman" w:eastAsia="Times New Roman" w:hAnsi="Times New Roman" w:cs="Times New Roman"/>
+                <w:b/>
+                <w:noProof/>
+                <w:spacing w:val="-7"/>
+              </w:rPr>
+              <w:t xml:space="preserve"> </w:t>
+            </w:r>
+            <w:r>
+              <w:rPr>
+                <w:rStyle w:val="a9"/>
+                <w:rFonts w:ascii="Times New Roman" w:eastAsia="Times New Roman" w:hAnsi="Times New Roman" w:cs="Times New Roman"/>
+                <w:b/>
+                <w:noProof/>
+              </w:rPr>
+              <w:t>и</w:t>
+            </w:r>
+            <w:r>
+              <w:rPr>
+                <w:rStyle w:val="a9"/>
+                <w:rFonts w:ascii="Times New Roman" w:eastAsia="Times New Roman" w:hAnsi="Times New Roman" w:cs="Times New Roman"/>
+                <w:b/>
+                <w:noProof/>
+                <w:spacing w:val="-4"/>
+              </w:rPr>
+              <w:t xml:space="preserve"> </w:t>
+            </w:r>
+            <w:r>
+              <w:rPr>
+                <w:rStyle w:val="a9"/>
+                <w:rFonts w:ascii="Times New Roman" w:eastAsia="Times New Roman" w:hAnsi="Times New Roman" w:cs="Times New Roman"/>
+                <w:b/>
+                <w:noProof/>
+              </w:rPr>
+              <w:t>приемки</w:t>
+            </w:r>
+            <w:r>
+              <w:rPr>
+                <w:rStyle w:val="a9"/>
+                <w:rFonts w:ascii="Times New Roman" w:eastAsia="Times New Roman" w:hAnsi="Times New Roman" w:cs="Times New Roman"/>
+                <w:b/>
+                <w:noProof/>
+                <w:spacing w:val="-4"/>
+              </w:rPr>
+              <w:t xml:space="preserve"> </w:t>
+            </w:r>
+            <w:r>
+              <w:rPr>
+                <w:rStyle w:val="a9"/>
+                <w:rFonts w:ascii="Times New Roman" w:eastAsia="Times New Roman" w:hAnsi="Times New Roman" w:cs="Times New Roman"/>
+                <w:b/>
+                <w:noProof/>
+              </w:rPr>
+              <w:t>работ</w:t>
+            </w:r>
+            <w:r>
+              <w:rPr>
+                <w:noProof/>
+                <w:webHidden/>
+              </w:rPr>
+              <w:tab/>
+            </w:r>
+            <w:r>
+              <w:rPr>
+                <w:noProof/>
+                <w:webHidden/>
+              </w:rPr>
+              <w:fldChar w:fldCharType="begin"/>
+            </w:r>
+            <w:r>
+              <w:rPr>
+                <w:noProof/>
+                <w:webHidden/>
+              </w:rPr>
+              <w:instrText xml:space="preserve"> PAGEREF _Toc180477549 \h </w:instrText>
+            </w:r>
+            <w:r>
+              <w:rPr>
+                <w:noProof/>
+                <w:webHidden/>
+              </w:rPr>
+            </w:r>
+            <w:r>
+              <w:rPr>
+                <w:noProof/>
+                <w:webHidden/>
+              </w:rPr>
+              <w:fldChar w:fldCharType="separate"/>
+            </w:r>
+            <w:r>
+              <w:rPr>
+                <w:noProof/>
+                <w:webHidden/>
+              </w:rPr>
+              <w:t>10</w:t>
+            </w:r>
+            <w:r>
+              <w:rPr>
+                <w:noProof/>
+                <w:webHidden/>
+              </w:rPr>
+              <w:fldChar w:fldCharType="end"/>
+            </w:r>
+          </w:hyperlink>
+        </w:p>
+        <w:p>
+          <w:pPr>
+            <w:pStyle w:val="11"/>
+            <w:tabs>
+              <w:tab w:val="right" w:leader="dot" w:pos="9345"/>
+            </w:tabs>
+            <w:rPr>
+              <w:noProof/>
+              <w:kern w:val="2"/>
+              <w14:ligatures w14:val="standardContextual"/>
+            </w:rPr>
+          </w:pPr>
+          <w:hyperlink w:anchor="_Toc180477550" w:history="1">
+            <w:r>
+              <w:rPr>
+                <w:rStyle w:val="a9"/>
+                <w:rFonts w:ascii="Times New Roman" w:eastAsia="Times New Roman" w:hAnsi="Times New Roman" w:cs="Times New Roman"/>
+                <w:b/>
+                <w:noProof/>
+              </w:rPr>
+              <w:t>13 Реквизиты и подписи сторон</w:t>
+            </w:r>
+            <w:r>
+              <w:rPr>
+                <w:noProof/>
+                <w:webHidden/>
+              </w:rPr>
+              <w:tab/>
+            </w:r>
+            <w:r>
+              <w:rPr>
+                <w:noProof/>
+                <w:webHidden/>
+              </w:rPr>
+              <w:fldChar w:fldCharType="begin"/>
+            </w:r>
+            <w:r>
+              <w:rPr>
+                <w:noProof/>
+                <w:webHidden/>
+              </w:rPr>
+              <w:instrText xml:space="preserve"> PAGEREF _Toc180477550 \h </w:instrText>
+            </w:r>
+            <w:r>
+              <w:rPr>
+                <w:noProof/>
+                <w:webHidden/>
+              </w:rPr>
+            </w:r>
+            <w:r>
+              <w:rPr>
+                <w:noProof/>
+                <w:webHidden/>
+              </w:rPr>
+              <w:fldChar w:fldCharType="separate"/>
+            </w:r>
+            <w:r>
+              <w:rPr>
+                <w:noProof/>
+                <w:webHidden/>
+              </w:rPr>
+              <w:t>11</w:t>
+            </w:r>
+            <w:r>
+              <w:rPr>
+                <w:noProof/>
+                <w:webHidden/>
+              </w:rPr>
+              <w:fldChar w:fldCharType="end"/>
+            </w:r>
+          </w:hyperlink>
+        </w:p>
+        <w:p>
+          <w:r>
+            <w:rPr>
+              <w:b/>
+              <w:bCs/>
+            </w:rPr>
+            <w:lastRenderedPageBreak/>
+            <w:fldChar w:fldCharType="end"/>
+          </w:r>
+        </w:p>
+      </w:sdtContent>
+    </w:sdt>
     <w:p>
       <w:pPr>
         <w:tabs>
@@ -614,1569 +3416,6 @@
           <w:sz w:val="28"/>
         </w:rPr>
       </w:pPr>
-      <w:r>
-        <w:rPr>
-          <w:rFonts w:ascii="Times New Roman" w:eastAsia="Times New Roman" w:hAnsi="Times New Roman" w:cs="Times New Roman"/>
-          <w:color w:val="0000FF"/>
-          <w:sz w:val="28"/>
-          <w:u w:val="single"/>
-        </w:rPr>
-        <w:t>Содержание</w:t>
-      </w:r>
-      <w:r>
-        <w:rPr>
-          <w:rFonts w:ascii="Times New Roman" w:eastAsia="Times New Roman" w:hAnsi="Times New Roman" w:cs="Times New Roman"/>
-          <w:sz w:val="28"/>
-        </w:rPr>
-        <w:tab/>
-        <w:t>2</w:t>
-      </w:r>
-    </w:p>
-    <w:p>
-      <w:pPr>
-        <w:tabs>
-          <w:tab w:val="right" w:leader="dot" w:pos="9349"/>
-        </w:tabs>
-        <w:spacing w:after="0" w:line="360" w:lineRule="auto"/>
-        <w:jc w:val="both"/>
-        <w:rPr>
-          <w:rFonts w:ascii="Times New Roman" w:eastAsia="Times New Roman" w:hAnsi="Times New Roman" w:cs="Times New Roman"/>
-          <w:sz w:val="28"/>
-        </w:rPr>
-      </w:pPr>
-      <w:r>
-        <w:rPr>
-          <w:rFonts w:ascii="Times New Roman" w:eastAsia="Times New Roman" w:hAnsi="Times New Roman" w:cs="Times New Roman"/>
-          <w:color w:val="0000FF"/>
-          <w:sz w:val="28"/>
-          <w:u w:val="single"/>
-        </w:rPr>
-        <w:t>1 Терминология</w:t>
-      </w:r>
-      <w:r>
-        <w:rPr>
-          <w:rFonts w:ascii="Times New Roman" w:eastAsia="Times New Roman" w:hAnsi="Times New Roman" w:cs="Times New Roman"/>
-          <w:sz w:val="28"/>
-        </w:rPr>
-        <w:tab/>
-        <w:t>4</w:t>
-      </w:r>
-    </w:p>
-    <w:p>
-      <w:pPr>
-        <w:tabs>
-          <w:tab w:val="right" w:leader="dot" w:pos="9349"/>
-        </w:tabs>
-        <w:spacing w:after="0" w:line="360" w:lineRule="auto"/>
-        <w:jc w:val="both"/>
-        <w:rPr>
-          <w:rFonts w:ascii="Times New Roman" w:eastAsia="Times New Roman" w:hAnsi="Times New Roman" w:cs="Times New Roman"/>
-          <w:sz w:val="28"/>
-        </w:rPr>
-      </w:pPr>
-      <w:r>
-        <w:rPr>
-          <w:rFonts w:ascii="Times New Roman" w:eastAsia="Times New Roman" w:hAnsi="Times New Roman" w:cs="Times New Roman"/>
-          <w:color w:val="0000FF"/>
-          <w:sz w:val="28"/>
-          <w:u w:val="single"/>
-        </w:rPr>
-        <w:t>2 Общие</w:t>
-      </w:r>
-      <w:r>
-        <w:rPr>
-          <w:rFonts w:ascii="Times New Roman" w:eastAsia="Times New Roman" w:hAnsi="Times New Roman" w:cs="Times New Roman"/>
-          <w:color w:val="0000FF"/>
-          <w:spacing w:val="-4"/>
-          <w:sz w:val="28"/>
-          <w:u w:val="single"/>
-        </w:rPr>
-        <w:t xml:space="preserve"> </w:t>
-      </w:r>
-      <w:r>
-        <w:rPr>
-          <w:rFonts w:ascii="Times New Roman" w:eastAsia="Times New Roman" w:hAnsi="Times New Roman" w:cs="Times New Roman"/>
-          <w:color w:val="0000FF"/>
-          <w:sz w:val="28"/>
-          <w:u w:val="single"/>
-        </w:rPr>
-        <w:t>сведения</w:t>
-      </w:r>
-      <w:r>
-        <w:rPr>
-          <w:rFonts w:ascii="Times New Roman" w:eastAsia="Times New Roman" w:hAnsi="Times New Roman" w:cs="Times New Roman"/>
-          <w:sz w:val="28"/>
-        </w:rPr>
-        <w:tab/>
-        <w:t>6</w:t>
-      </w:r>
-    </w:p>
-    <w:p>
-      <w:pPr>
-        <w:tabs>
-          <w:tab w:val="right" w:leader="dot" w:pos="9349"/>
-        </w:tabs>
-        <w:spacing w:after="0" w:line="360" w:lineRule="auto"/>
-        <w:ind w:left="220"/>
-        <w:rPr>
-          <w:rFonts w:ascii="Times New Roman" w:eastAsia="Times New Roman" w:hAnsi="Times New Roman" w:cs="Times New Roman"/>
-          <w:sz w:val="28"/>
-        </w:rPr>
-      </w:pPr>
-      <w:r>
-        <w:rPr>
-          <w:rFonts w:ascii="Times New Roman" w:eastAsia="Times New Roman" w:hAnsi="Times New Roman" w:cs="Times New Roman"/>
-          <w:color w:val="0000FF"/>
-          <w:sz w:val="28"/>
-          <w:u w:val="single"/>
-        </w:rPr>
-        <w:t>2.1 Полное наименование системы и название приложения</w:t>
-      </w:r>
-      <w:r>
-        <w:rPr>
-          <w:rFonts w:ascii="Times New Roman" w:eastAsia="Times New Roman" w:hAnsi="Times New Roman" w:cs="Times New Roman"/>
-          <w:sz w:val="28"/>
-        </w:rPr>
-        <w:tab/>
-        <w:t>6</w:t>
-      </w:r>
-    </w:p>
-    <w:p>
-      <w:pPr>
-        <w:tabs>
-          <w:tab w:val="right" w:leader="dot" w:pos="9349"/>
-        </w:tabs>
-        <w:spacing w:after="0" w:line="360" w:lineRule="auto"/>
-        <w:ind w:left="220"/>
-        <w:rPr>
-          <w:rFonts w:ascii="Times New Roman" w:eastAsia="Times New Roman" w:hAnsi="Times New Roman" w:cs="Times New Roman"/>
-          <w:sz w:val="28"/>
-        </w:rPr>
-      </w:pPr>
-      <w:r>
-        <w:rPr>
-          <w:rFonts w:ascii="Times New Roman" w:eastAsia="Times New Roman" w:hAnsi="Times New Roman" w:cs="Times New Roman"/>
-          <w:color w:val="0000FF"/>
-          <w:sz w:val="28"/>
-          <w:u w:val="single"/>
-        </w:rPr>
-        <w:t>2.2 Заказчик</w:t>
-      </w:r>
-      <w:r>
-        <w:rPr>
-          <w:rFonts w:ascii="Times New Roman" w:eastAsia="Times New Roman" w:hAnsi="Times New Roman" w:cs="Times New Roman"/>
-          <w:color w:val="0000FF"/>
-          <w:spacing w:val="-3"/>
-          <w:sz w:val="28"/>
-          <w:u w:val="single"/>
-        </w:rPr>
-        <w:t xml:space="preserve"> </w:t>
-      </w:r>
-      <w:r>
-        <w:rPr>
-          <w:rFonts w:ascii="Times New Roman" w:eastAsia="Times New Roman" w:hAnsi="Times New Roman" w:cs="Times New Roman"/>
-          <w:color w:val="0000FF"/>
-          <w:sz w:val="28"/>
-          <w:u w:val="single"/>
-        </w:rPr>
-        <w:t>приложения</w:t>
-      </w:r>
-      <w:r>
-        <w:rPr>
-          <w:rFonts w:ascii="Times New Roman" w:eastAsia="Times New Roman" w:hAnsi="Times New Roman" w:cs="Times New Roman"/>
-          <w:sz w:val="28"/>
-        </w:rPr>
-        <w:tab/>
-        <w:t>6</w:t>
-      </w:r>
-    </w:p>
-    <w:p>
-      <w:pPr>
-        <w:tabs>
-          <w:tab w:val="right" w:leader="dot" w:pos="9349"/>
-        </w:tabs>
-        <w:spacing w:after="0" w:line="360" w:lineRule="auto"/>
-        <w:ind w:left="220"/>
-        <w:rPr>
-          <w:rFonts w:ascii="Times New Roman" w:eastAsia="Times New Roman" w:hAnsi="Times New Roman" w:cs="Times New Roman"/>
-          <w:sz w:val="28"/>
-        </w:rPr>
-      </w:pPr>
-      <w:r>
-        <w:rPr>
-          <w:rFonts w:ascii="Times New Roman" w:eastAsia="Times New Roman" w:hAnsi="Times New Roman" w:cs="Times New Roman"/>
-          <w:color w:val="0000FF"/>
-          <w:sz w:val="28"/>
-          <w:u w:val="single"/>
-        </w:rPr>
-        <w:t>2.3 Исполнитель</w:t>
-      </w:r>
-      <w:r>
-        <w:rPr>
-          <w:rFonts w:ascii="Times New Roman" w:eastAsia="Times New Roman" w:hAnsi="Times New Roman" w:cs="Times New Roman"/>
-          <w:sz w:val="28"/>
-        </w:rPr>
-        <w:tab/>
-        <w:t>6</w:t>
-      </w:r>
-    </w:p>
-    <w:p>
-      <w:pPr>
-        <w:tabs>
-          <w:tab w:val="right" w:leader="dot" w:pos="9349"/>
-        </w:tabs>
-        <w:spacing w:after="0" w:line="360" w:lineRule="auto"/>
-        <w:ind w:left="220"/>
-        <w:rPr>
-          <w:rFonts w:ascii="Times New Roman" w:eastAsia="Times New Roman" w:hAnsi="Times New Roman" w:cs="Times New Roman"/>
-          <w:sz w:val="28"/>
-        </w:rPr>
-      </w:pPr>
-      <w:r>
-        <w:rPr>
-          <w:rFonts w:ascii="Times New Roman" w:eastAsia="Times New Roman" w:hAnsi="Times New Roman" w:cs="Times New Roman"/>
-          <w:color w:val="0000FF"/>
-          <w:sz w:val="28"/>
-          <w:u w:val="single"/>
-        </w:rPr>
-        <w:t>2.4 Перечень документов, на основании которых создается система</w:t>
-      </w:r>
-      <w:r>
-        <w:rPr>
-          <w:rFonts w:ascii="Times New Roman" w:eastAsia="Times New Roman" w:hAnsi="Times New Roman" w:cs="Times New Roman"/>
-          <w:sz w:val="28"/>
-        </w:rPr>
-        <w:tab/>
-        <w:t>6</w:t>
-      </w:r>
-    </w:p>
-    <w:p>
-      <w:pPr>
-        <w:tabs>
-          <w:tab w:val="right" w:leader="dot" w:pos="9349"/>
-        </w:tabs>
-        <w:spacing w:after="0" w:line="360" w:lineRule="auto"/>
-        <w:ind w:left="220"/>
-        <w:rPr>
-          <w:rFonts w:ascii="Times New Roman" w:eastAsia="Times New Roman" w:hAnsi="Times New Roman" w:cs="Times New Roman"/>
-          <w:sz w:val="28"/>
-        </w:rPr>
-      </w:pPr>
-      <w:r>
-        <w:rPr>
-          <w:rFonts w:ascii="Times New Roman" w:eastAsia="Times New Roman" w:hAnsi="Times New Roman" w:cs="Times New Roman"/>
-          <w:color w:val="0000FF"/>
-          <w:sz w:val="28"/>
-          <w:u w:val="single"/>
-        </w:rPr>
-        <w:t>2.5 Плановые</w:t>
-      </w:r>
-      <w:r>
-        <w:rPr>
-          <w:rFonts w:ascii="Times New Roman" w:eastAsia="Times New Roman" w:hAnsi="Times New Roman" w:cs="Times New Roman"/>
-          <w:color w:val="0000FF"/>
-          <w:spacing w:val="-3"/>
-          <w:sz w:val="28"/>
-          <w:u w:val="single"/>
-        </w:rPr>
-        <w:t xml:space="preserve"> </w:t>
-      </w:r>
-      <w:r>
-        <w:rPr>
-          <w:rFonts w:ascii="Times New Roman" w:eastAsia="Times New Roman" w:hAnsi="Times New Roman" w:cs="Times New Roman"/>
-          <w:color w:val="0000FF"/>
-          <w:sz w:val="28"/>
-          <w:u w:val="single"/>
-        </w:rPr>
-        <w:t>сроки</w:t>
-      </w:r>
-      <w:r>
-        <w:rPr>
-          <w:rFonts w:ascii="Times New Roman" w:eastAsia="Times New Roman" w:hAnsi="Times New Roman" w:cs="Times New Roman"/>
-          <w:color w:val="0000FF"/>
-          <w:spacing w:val="-4"/>
-          <w:sz w:val="28"/>
-          <w:u w:val="single"/>
-        </w:rPr>
-        <w:t xml:space="preserve"> </w:t>
-      </w:r>
-      <w:r>
-        <w:rPr>
-          <w:rFonts w:ascii="Times New Roman" w:eastAsia="Times New Roman" w:hAnsi="Times New Roman" w:cs="Times New Roman"/>
-          <w:color w:val="0000FF"/>
-          <w:sz w:val="28"/>
-          <w:u w:val="single"/>
-        </w:rPr>
-        <w:t>начала</w:t>
-      </w:r>
-      <w:r>
-        <w:rPr>
-          <w:rFonts w:ascii="Times New Roman" w:eastAsia="Times New Roman" w:hAnsi="Times New Roman" w:cs="Times New Roman"/>
-          <w:color w:val="0000FF"/>
-          <w:spacing w:val="-1"/>
-          <w:sz w:val="28"/>
-          <w:u w:val="single"/>
-        </w:rPr>
-        <w:t xml:space="preserve"> </w:t>
-      </w:r>
-      <w:r>
-        <w:rPr>
-          <w:rFonts w:ascii="Times New Roman" w:eastAsia="Times New Roman" w:hAnsi="Times New Roman" w:cs="Times New Roman"/>
-          <w:color w:val="0000FF"/>
-          <w:sz w:val="28"/>
-          <w:u w:val="single"/>
-        </w:rPr>
-        <w:t>и</w:t>
-      </w:r>
-      <w:r>
-        <w:rPr>
-          <w:rFonts w:ascii="Times New Roman" w:eastAsia="Times New Roman" w:hAnsi="Times New Roman" w:cs="Times New Roman"/>
-          <w:color w:val="0000FF"/>
-          <w:spacing w:val="-5"/>
-          <w:sz w:val="28"/>
-          <w:u w:val="single"/>
-        </w:rPr>
-        <w:t xml:space="preserve"> </w:t>
-      </w:r>
-      <w:r>
-        <w:rPr>
-          <w:rFonts w:ascii="Times New Roman" w:eastAsia="Times New Roman" w:hAnsi="Times New Roman" w:cs="Times New Roman"/>
-          <w:color w:val="0000FF"/>
-          <w:sz w:val="28"/>
-          <w:u w:val="single"/>
-        </w:rPr>
-        <w:t>окончания</w:t>
-      </w:r>
-      <w:r>
-        <w:rPr>
-          <w:rFonts w:ascii="Times New Roman" w:eastAsia="Times New Roman" w:hAnsi="Times New Roman" w:cs="Times New Roman"/>
-          <w:color w:val="0000FF"/>
-          <w:spacing w:val="-5"/>
-          <w:sz w:val="28"/>
-          <w:u w:val="single"/>
-        </w:rPr>
-        <w:t xml:space="preserve"> </w:t>
-      </w:r>
-      <w:r>
-        <w:rPr>
-          <w:rFonts w:ascii="Times New Roman" w:eastAsia="Times New Roman" w:hAnsi="Times New Roman" w:cs="Times New Roman"/>
-          <w:color w:val="0000FF"/>
-          <w:sz w:val="28"/>
-          <w:u w:val="single"/>
-        </w:rPr>
-        <w:t>работы по созданию системы</w:t>
-      </w:r>
-      <w:r>
-        <w:rPr>
-          <w:rFonts w:ascii="Times New Roman" w:eastAsia="Times New Roman" w:hAnsi="Times New Roman" w:cs="Times New Roman"/>
-          <w:sz w:val="28"/>
-        </w:rPr>
-        <w:tab/>
-        <w:t>7</w:t>
-      </w:r>
-    </w:p>
-    <w:p>
-      <w:pPr>
-        <w:tabs>
-          <w:tab w:val="right" w:leader="dot" w:pos="9349"/>
-        </w:tabs>
-        <w:spacing w:after="0" w:line="360" w:lineRule="auto"/>
-        <w:ind w:left="220"/>
-        <w:rPr>
-          <w:rFonts w:ascii="Times New Roman" w:eastAsia="Times New Roman" w:hAnsi="Times New Roman" w:cs="Times New Roman"/>
-          <w:sz w:val="28"/>
-        </w:rPr>
-      </w:pPr>
-      <w:r>
-        <w:rPr>
-          <w:rFonts w:ascii="Times New Roman" w:eastAsia="Times New Roman" w:hAnsi="Times New Roman" w:cs="Times New Roman"/>
-          <w:color w:val="0000FF"/>
-          <w:sz w:val="28"/>
-          <w:u w:val="single"/>
-        </w:rPr>
-        <w:t>2.6 Порядок оформления и предъявления заказчику результатов работы</w:t>
-      </w:r>
-      <w:r>
-        <w:rPr>
-          <w:rFonts w:ascii="Times New Roman" w:eastAsia="Times New Roman" w:hAnsi="Times New Roman" w:cs="Times New Roman"/>
-          <w:sz w:val="28"/>
-        </w:rPr>
-        <w:tab/>
-        <w:t>8</w:t>
-      </w:r>
-    </w:p>
-    <w:p>
-      <w:pPr>
-        <w:tabs>
-          <w:tab w:val="right" w:leader="dot" w:pos="9349"/>
-        </w:tabs>
-        <w:spacing w:after="0" w:line="360" w:lineRule="auto"/>
-        <w:jc w:val="both"/>
-        <w:rPr>
-          <w:rFonts w:ascii="Times New Roman" w:eastAsia="Times New Roman" w:hAnsi="Times New Roman" w:cs="Times New Roman"/>
-          <w:sz w:val="28"/>
-        </w:rPr>
-      </w:pPr>
-      <w:r>
-        <w:rPr>
-          <w:rFonts w:ascii="Times New Roman" w:eastAsia="Times New Roman" w:hAnsi="Times New Roman" w:cs="Times New Roman"/>
-          <w:color w:val="0000FF"/>
-          <w:sz w:val="28"/>
-          <w:u w:val="single"/>
-        </w:rPr>
-        <w:t>3 Назначение и цели создания</w:t>
-      </w:r>
-      <w:r>
-        <w:rPr>
-          <w:rFonts w:ascii="Times New Roman" w:eastAsia="Times New Roman" w:hAnsi="Times New Roman" w:cs="Times New Roman"/>
-          <w:sz w:val="28"/>
-        </w:rPr>
-        <w:tab/>
-        <w:t>9</w:t>
-      </w:r>
-    </w:p>
-    <w:p>
-      <w:pPr>
-        <w:tabs>
-          <w:tab w:val="right" w:leader="dot" w:pos="9349"/>
-        </w:tabs>
-        <w:spacing w:after="0" w:line="360" w:lineRule="auto"/>
-        <w:ind w:left="220"/>
-        <w:rPr>
-          <w:rFonts w:ascii="Times New Roman" w:eastAsia="Times New Roman" w:hAnsi="Times New Roman" w:cs="Times New Roman"/>
-          <w:sz w:val="28"/>
-        </w:rPr>
-      </w:pPr>
-      <w:r>
-        <w:rPr>
-          <w:rFonts w:ascii="Times New Roman" w:eastAsia="Times New Roman" w:hAnsi="Times New Roman" w:cs="Times New Roman"/>
-          <w:color w:val="0000FF"/>
-          <w:sz w:val="28"/>
-          <w:u w:val="single"/>
-        </w:rPr>
-        <w:t>3.1 Назначение проекта</w:t>
-      </w:r>
-      <w:r>
-        <w:rPr>
-          <w:rFonts w:ascii="Times New Roman" w:eastAsia="Times New Roman" w:hAnsi="Times New Roman" w:cs="Times New Roman"/>
-          <w:sz w:val="28"/>
-        </w:rPr>
-        <w:tab/>
-        <w:t>9</w:t>
-      </w:r>
-    </w:p>
-    <w:p>
-      <w:pPr>
-        <w:tabs>
-          <w:tab w:val="right" w:leader="dot" w:pos="9349"/>
-        </w:tabs>
-        <w:spacing w:after="0" w:line="360" w:lineRule="auto"/>
-        <w:ind w:left="220"/>
-        <w:rPr>
-          <w:rFonts w:ascii="Times New Roman" w:eastAsia="Times New Roman" w:hAnsi="Times New Roman" w:cs="Times New Roman"/>
-          <w:sz w:val="28"/>
-        </w:rPr>
-      </w:pPr>
-      <w:r>
-        <w:rPr>
-          <w:rFonts w:ascii="Times New Roman" w:eastAsia="Times New Roman" w:hAnsi="Times New Roman" w:cs="Times New Roman"/>
-          <w:color w:val="0000FF"/>
-          <w:sz w:val="28"/>
-          <w:u w:val="single"/>
-        </w:rPr>
-        <w:t>3.2 Цели проекта</w:t>
-      </w:r>
-      <w:r>
-        <w:rPr>
-          <w:rFonts w:ascii="Times New Roman" w:eastAsia="Times New Roman" w:hAnsi="Times New Roman" w:cs="Times New Roman"/>
-          <w:sz w:val="28"/>
-        </w:rPr>
-        <w:tab/>
-        <w:t>9</w:t>
-      </w:r>
-    </w:p>
-    <w:p>
-      <w:pPr>
-        <w:tabs>
-          <w:tab w:val="right" w:leader="dot" w:pos="9349"/>
-        </w:tabs>
-        <w:spacing w:after="0" w:line="360" w:lineRule="auto"/>
-        <w:ind w:left="220"/>
-        <w:rPr>
-          <w:rFonts w:ascii="Times New Roman" w:eastAsia="Times New Roman" w:hAnsi="Times New Roman" w:cs="Times New Roman"/>
-          <w:sz w:val="28"/>
-        </w:rPr>
-      </w:pPr>
-      <w:r>
-        <w:rPr>
-          <w:rFonts w:ascii="Times New Roman" w:eastAsia="Times New Roman" w:hAnsi="Times New Roman" w:cs="Times New Roman"/>
-          <w:color w:val="0000FF"/>
-          <w:sz w:val="28"/>
-          <w:u w:val="single"/>
-        </w:rPr>
-        <w:t>3.3 Задачи проекта</w:t>
-      </w:r>
-      <w:r>
-        <w:rPr>
-          <w:rFonts w:ascii="Times New Roman" w:eastAsia="Times New Roman" w:hAnsi="Times New Roman" w:cs="Times New Roman"/>
-          <w:sz w:val="28"/>
-        </w:rPr>
-        <w:tab/>
-        <w:t>9</w:t>
-      </w:r>
-    </w:p>
-    <w:p>
-      <w:pPr>
-        <w:tabs>
-          <w:tab w:val="left" w:pos="1100"/>
-          <w:tab w:val="right" w:leader="dot" w:pos="9349"/>
-        </w:tabs>
-        <w:spacing w:after="0" w:line="360" w:lineRule="auto"/>
-        <w:ind w:left="440"/>
-        <w:rPr>
-          <w:rFonts w:ascii="Times New Roman" w:eastAsia="Times New Roman" w:hAnsi="Times New Roman" w:cs="Times New Roman"/>
-          <w:sz w:val="28"/>
-        </w:rPr>
-      </w:pPr>
-      <w:r>
-        <w:rPr>
-          <w:rFonts w:ascii="Times New Roman" w:eastAsia="Times New Roman" w:hAnsi="Times New Roman" w:cs="Times New Roman"/>
-          <w:color w:val="0000FF"/>
-          <w:sz w:val="28"/>
-          <w:u w:val="single"/>
-        </w:rPr>
-        <w:t>3.3.1</w:t>
-      </w:r>
-      <w:r>
-        <w:rPr>
-          <w:rFonts w:ascii="Times New Roman" w:eastAsia="Times New Roman" w:hAnsi="Times New Roman" w:cs="Times New Roman"/>
-          <w:sz w:val="28"/>
-        </w:rPr>
-        <w:tab/>
-      </w:r>
-      <w:r>
-        <w:rPr>
-          <w:rFonts w:ascii="Times New Roman" w:eastAsia="Times New Roman" w:hAnsi="Times New Roman" w:cs="Times New Roman"/>
-          <w:color w:val="0000FF"/>
-          <w:sz w:val="28"/>
-          <w:u w:val="single"/>
-        </w:rPr>
-        <w:t>Для клиентов</w:t>
-      </w:r>
-      <w:r>
-        <w:rPr>
-          <w:rFonts w:ascii="Times New Roman" w:eastAsia="Times New Roman" w:hAnsi="Times New Roman" w:cs="Times New Roman"/>
-          <w:sz w:val="28"/>
-        </w:rPr>
-        <w:tab/>
-        <w:t>9</w:t>
-      </w:r>
-    </w:p>
-    <w:p>
-      <w:pPr>
-        <w:tabs>
-          <w:tab w:val="left" w:pos="1100"/>
-          <w:tab w:val="right" w:leader="dot" w:pos="9349"/>
-        </w:tabs>
-        <w:spacing w:after="0" w:line="360" w:lineRule="auto"/>
-        <w:ind w:left="440"/>
-        <w:rPr>
-          <w:rFonts w:ascii="Times New Roman" w:eastAsia="Times New Roman" w:hAnsi="Times New Roman" w:cs="Times New Roman"/>
-          <w:sz w:val="28"/>
-        </w:rPr>
-      </w:pPr>
-      <w:r>
-        <w:rPr>
-          <w:rFonts w:ascii="Times New Roman" w:eastAsia="Times New Roman" w:hAnsi="Times New Roman" w:cs="Times New Roman"/>
-          <w:color w:val="0000FF"/>
-          <w:sz w:val="28"/>
-          <w:u w:val="single"/>
-        </w:rPr>
-        <w:t>3.3.2</w:t>
-      </w:r>
-      <w:r>
-        <w:rPr>
-          <w:rFonts w:ascii="Times New Roman" w:eastAsia="Times New Roman" w:hAnsi="Times New Roman" w:cs="Times New Roman"/>
-          <w:sz w:val="28"/>
-        </w:rPr>
-        <w:tab/>
-      </w:r>
-      <w:r>
-        <w:rPr>
-          <w:rFonts w:ascii="Times New Roman" w:eastAsia="Times New Roman" w:hAnsi="Times New Roman" w:cs="Times New Roman"/>
-          <w:color w:val="0000FF"/>
-          <w:sz w:val="28"/>
-          <w:u w:val="single"/>
-        </w:rPr>
-        <w:t>Для водителей-курьеров</w:t>
-      </w:r>
-      <w:r>
-        <w:rPr>
-          <w:rFonts w:ascii="Times New Roman" w:eastAsia="Times New Roman" w:hAnsi="Times New Roman" w:cs="Times New Roman"/>
-          <w:sz w:val="28"/>
-        </w:rPr>
-        <w:tab/>
-        <w:t>10</w:t>
-      </w:r>
-    </w:p>
-    <w:p>
-      <w:pPr>
-        <w:tabs>
-          <w:tab w:val="left" w:pos="1100"/>
-          <w:tab w:val="right" w:leader="dot" w:pos="9349"/>
-        </w:tabs>
-        <w:spacing w:after="0" w:line="360" w:lineRule="auto"/>
-        <w:ind w:left="440"/>
-        <w:rPr>
-          <w:rFonts w:ascii="Times New Roman" w:eastAsia="Times New Roman" w:hAnsi="Times New Roman" w:cs="Times New Roman"/>
-          <w:sz w:val="28"/>
-        </w:rPr>
-      </w:pPr>
-      <w:r>
-        <w:rPr>
-          <w:rFonts w:ascii="Times New Roman" w:eastAsia="Times New Roman" w:hAnsi="Times New Roman" w:cs="Times New Roman"/>
-          <w:color w:val="0000FF"/>
-          <w:sz w:val="28"/>
-          <w:u w:val="single"/>
-        </w:rPr>
-        <w:t>3.3.3</w:t>
-      </w:r>
-      <w:r>
-        <w:rPr>
-          <w:rFonts w:ascii="Times New Roman" w:eastAsia="Times New Roman" w:hAnsi="Times New Roman" w:cs="Times New Roman"/>
-          <w:sz w:val="28"/>
-        </w:rPr>
-        <w:tab/>
-      </w:r>
-      <w:r>
-        <w:rPr>
-          <w:rFonts w:ascii="Times New Roman" w:eastAsia="Times New Roman" w:hAnsi="Times New Roman" w:cs="Times New Roman"/>
-          <w:color w:val="0000FF"/>
-          <w:sz w:val="28"/>
-          <w:u w:val="single"/>
-        </w:rPr>
-        <w:t>Для администрат</w:t>
-      </w:r>
-      <w:r>
-        <w:rPr>
-          <w:rFonts w:ascii="Times New Roman" w:eastAsia="Times New Roman" w:hAnsi="Times New Roman" w:cs="Times New Roman"/>
-          <w:color w:val="3366FF"/>
-          <w:sz w:val="28"/>
-          <w:u w:val="single"/>
-        </w:rPr>
-        <w:t>о</w:t>
-      </w:r>
-      <w:r>
-        <w:rPr>
-          <w:rFonts w:ascii="Times New Roman" w:eastAsia="Times New Roman" w:hAnsi="Times New Roman" w:cs="Times New Roman"/>
-          <w:color w:val="0000FF"/>
-          <w:sz w:val="28"/>
-          <w:u w:val="single"/>
-        </w:rPr>
-        <w:t>ров</w:t>
-      </w:r>
-      <w:r>
-        <w:rPr>
-          <w:rFonts w:ascii="Times New Roman" w:eastAsia="Times New Roman" w:hAnsi="Times New Roman" w:cs="Times New Roman"/>
-          <w:sz w:val="28"/>
-        </w:rPr>
-        <w:tab/>
-        <w:t>11</w:t>
-      </w:r>
-    </w:p>
-    <w:p>
-      <w:pPr>
-        <w:tabs>
-          <w:tab w:val="left" w:pos="1100"/>
-          <w:tab w:val="right" w:leader="dot" w:pos="9349"/>
-        </w:tabs>
-        <w:spacing w:after="0" w:line="360" w:lineRule="auto"/>
-        <w:ind w:left="284"/>
-        <w:rPr>
-          <w:rFonts w:ascii="Times New Roman" w:eastAsia="Times New Roman" w:hAnsi="Times New Roman" w:cs="Times New Roman"/>
-          <w:sz w:val="28"/>
-        </w:rPr>
-      </w:pPr>
-      <w:r>
-        <w:rPr>
-          <w:rFonts w:ascii="Times New Roman" w:eastAsia="Times New Roman" w:hAnsi="Times New Roman" w:cs="Times New Roman"/>
-          <w:color w:val="3366FF"/>
-          <w:sz w:val="28"/>
-          <w:u w:val="single"/>
-        </w:rPr>
-        <w:t>3.4 Предметная область</w:t>
-      </w:r>
-      <w:r>
-        <w:rPr>
-          <w:rFonts w:ascii="Times New Roman" w:eastAsia="Times New Roman" w:hAnsi="Times New Roman" w:cs="Times New Roman"/>
-          <w:sz w:val="28"/>
-        </w:rPr>
-        <w:tab/>
-        <w:t>13</w:t>
-      </w:r>
-    </w:p>
-    <w:p>
-      <w:pPr>
-        <w:tabs>
-          <w:tab w:val="right" w:leader="dot" w:pos="9349"/>
-        </w:tabs>
-        <w:spacing w:after="0" w:line="360" w:lineRule="auto"/>
-        <w:jc w:val="both"/>
-        <w:rPr>
-          <w:rFonts w:ascii="Times New Roman" w:eastAsia="Times New Roman" w:hAnsi="Times New Roman" w:cs="Times New Roman"/>
-          <w:sz w:val="28"/>
-        </w:rPr>
-      </w:pPr>
-      <w:r>
-        <w:rPr>
-          <w:rFonts w:ascii="Times New Roman" w:eastAsia="Times New Roman" w:hAnsi="Times New Roman" w:cs="Times New Roman"/>
-          <w:color w:val="0000FF"/>
-          <w:sz w:val="28"/>
-          <w:u w:val="single"/>
-        </w:rPr>
-        <w:t>4 Требования</w:t>
-      </w:r>
-      <w:r>
-        <w:rPr>
-          <w:rFonts w:ascii="Times New Roman" w:eastAsia="Times New Roman" w:hAnsi="Times New Roman" w:cs="Times New Roman"/>
-          <w:color w:val="0000FF"/>
-          <w:spacing w:val="-7"/>
-          <w:sz w:val="28"/>
-          <w:u w:val="single"/>
-        </w:rPr>
-        <w:t xml:space="preserve"> </w:t>
-      </w:r>
-      <w:r>
-        <w:rPr>
-          <w:rFonts w:ascii="Times New Roman" w:eastAsia="Times New Roman" w:hAnsi="Times New Roman" w:cs="Times New Roman"/>
-          <w:color w:val="0000FF"/>
-          <w:sz w:val="28"/>
-          <w:u w:val="single"/>
-        </w:rPr>
-        <w:t>к</w:t>
-      </w:r>
-      <w:r>
-        <w:rPr>
-          <w:rFonts w:ascii="Times New Roman" w:eastAsia="Times New Roman" w:hAnsi="Times New Roman" w:cs="Times New Roman"/>
-          <w:color w:val="0000FF"/>
-          <w:spacing w:val="-6"/>
-          <w:sz w:val="28"/>
-          <w:u w:val="single"/>
-        </w:rPr>
-        <w:t xml:space="preserve"> </w:t>
-      </w:r>
-      <w:r>
-        <w:rPr>
-          <w:rFonts w:ascii="Times New Roman" w:eastAsia="Times New Roman" w:hAnsi="Times New Roman" w:cs="Times New Roman"/>
-          <w:color w:val="0000FF"/>
-          <w:sz w:val="28"/>
-          <w:u w:val="single"/>
-        </w:rPr>
-        <w:t>сайту и программному обеспечению</w:t>
-      </w:r>
-      <w:r>
-        <w:rPr>
-          <w:rFonts w:ascii="Times New Roman" w:eastAsia="Times New Roman" w:hAnsi="Times New Roman" w:cs="Times New Roman"/>
-          <w:sz w:val="28"/>
-        </w:rPr>
-        <w:tab/>
-        <w:t>13</w:t>
-      </w:r>
-    </w:p>
-    <w:p>
-      <w:pPr>
-        <w:tabs>
-          <w:tab w:val="right" w:leader="dot" w:pos="9349"/>
-        </w:tabs>
-        <w:spacing w:after="0" w:line="360" w:lineRule="auto"/>
-        <w:ind w:left="220"/>
-        <w:rPr>
-          <w:rFonts w:ascii="Times New Roman" w:eastAsia="Times New Roman" w:hAnsi="Times New Roman" w:cs="Times New Roman"/>
-          <w:sz w:val="28"/>
-        </w:rPr>
-      </w:pPr>
-      <w:r>
-        <w:rPr>
-          <w:rFonts w:ascii="Times New Roman" w:eastAsia="Times New Roman" w:hAnsi="Times New Roman" w:cs="Times New Roman"/>
-          <w:color w:val="0000FF"/>
-          <w:sz w:val="28"/>
-          <w:u w:val="single"/>
-        </w:rPr>
-        <w:t>4.1 Требования к программному обеспечению сайта</w:t>
-      </w:r>
-      <w:r>
-        <w:rPr>
-          <w:rFonts w:ascii="Times New Roman" w:eastAsia="Times New Roman" w:hAnsi="Times New Roman" w:cs="Times New Roman"/>
-          <w:sz w:val="28"/>
-        </w:rPr>
-        <w:tab/>
-        <w:t>13</w:t>
-      </w:r>
-    </w:p>
-    <w:p>
-      <w:pPr>
-        <w:tabs>
-          <w:tab w:val="right" w:leader="dot" w:pos="9349"/>
-        </w:tabs>
-        <w:spacing w:after="0" w:line="360" w:lineRule="auto"/>
-        <w:ind w:left="220"/>
-        <w:rPr>
-          <w:rFonts w:ascii="Times New Roman" w:eastAsia="Times New Roman" w:hAnsi="Times New Roman" w:cs="Times New Roman"/>
-          <w:sz w:val="28"/>
-        </w:rPr>
-      </w:pPr>
-      <w:r>
-        <w:rPr>
-          <w:rFonts w:ascii="Times New Roman" w:eastAsia="Times New Roman" w:hAnsi="Times New Roman" w:cs="Times New Roman"/>
-          <w:color w:val="0000FF"/>
-          <w:sz w:val="28"/>
-          <w:u w:val="single"/>
-        </w:rPr>
-        <w:t>4.2 Общие требования к оформлению и верстке страниц</w:t>
-      </w:r>
-      <w:r>
-        <w:rPr>
-          <w:rFonts w:ascii="Times New Roman" w:eastAsia="Times New Roman" w:hAnsi="Times New Roman" w:cs="Times New Roman"/>
-          <w:sz w:val="28"/>
-        </w:rPr>
-        <w:tab/>
-        <w:t>13</w:t>
-      </w:r>
-    </w:p>
-    <w:p>
-      <w:pPr>
-        <w:tabs>
-          <w:tab w:val="right" w:leader="dot" w:pos="9349"/>
-        </w:tabs>
-        <w:spacing w:after="0" w:line="360" w:lineRule="auto"/>
-        <w:ind w:left="220"/>
-        <w:rPr>
-          <w:rFonts w:ascii="Times New Roman" w:eastAsia="Times New Roman" w:hAnsi="Times New Roman" w:cs="Times New Roman"/>
-          <w:sz w:val="28"/>
-        </w:rPr>
-      </w:pPr>
-      <w:r>
-        <w:rPr>
-          <w:rFonts w:ascii="Times New Roman" w:eastAsia="Times New Roman" w:hAnsi="Times New Roman" w:cs="Times New Roman"/>
-          <w:color w:val="0000FF"/>
-          <w:sz w:val="28"/>
-          <w:u w:val="single"/>
-        </w:rPr>
-        <w:t>4.3 Требования к системе администрирования</w:t>
-      </w:r>
-      <w:r>
-        <w:rPr>
-          <w:rFonts w:ascii="Times New Roman" w:eastAsia="Times New Roman" w:hAnsi="Times New Roman" w:cs="Times New Roman"/>
-          <w:sz w:val="28"/>
-        </w:rPr>
-        <w:tab/>
-        <w:t>14</w:t>
-      </w:r>
-    </w:p>
-    <w:p>
-      <w:pPr>
-        <w:tabs>
-          <w:tab w:val="right" w:leader="dot" w:pos="9349"/>
-        </w:tabs>
-        <w:spacing w:after="0" w:line="360" w:lineRule="auto"/>
-        <w:jc w:val="both"/>
-        <w:rPr>
-          <w:rFonts w:ascii="Times New Roman" w:eastAsia="Times New Roman" w:hAnsi="Times New Roman" w:cs="Times New Roman"/>
-          <w:sz w:val="28"/>
-        </w:rPr>
-      </w:pPr>
-      <w:r>
-        <w:rPr>
-          <w:rFonts w:ascii="Times New Roman" w:eastAsia="Times New Roman" w:hAnsi="Times New Roman" w:cs="Times New Roman"/>
-          <w:color w:val="0000FF"/>
-          <w:sz w:val="28"/>
-          <w:u w:val="single"/>
-        </w:rPr>
-        <w:t>5 Структура сайта</w:t>
-      </w:r>
-      <w:r>
-        <w:rPr>
-          <w:rFonts w:ascii="Times New Roman" w:eastAsia="Times New Roman" w:hAnsi="Times New Roman" w:cs="Times New Roman"/>
-          <w:sz w:val="28"/>
-        </w:rPr>
-        <w:tab/>
-        <w:t>15</w:t>
-      </w:r>
-    </w:p>
-    <w:p>
-      <w:pPr>
-        <w:tabs>
-          <w:tab w:val="right" w:leader="dot" w:pos="9349"/>
-        </w:tabs>
-        <w:spacing w:after="0" w:line="360" w:lineRule="auto"/>
-        <w:ind w:left="220"/>
-        <w:rPr>
-          <w:rFonts w:ascii="Times New Roman" w:eastAsia="Times New Roman" w:hAnsi="Times New Roman" w:cs="Times New Roman"/>
-          <w:sz w:val="28"/>
-        </w:rPr>
-      </w:pPr>
-      <w:r>
-        <w:rPr>
-          <w:rFonts w:ascii="Times New Roman" w:eastAsia="Times New Roman" w:hAnsi="Times New Roman" w:cs="Times New Roman"/>
-          <w:color w:val="0000FF"/>
-          <w:sz w:val="28"/>
-          <w:u w:val="single"/>
-        </w:rPr>
-        <w:t>5.1 Статические страницы</w:t>
-      </w:r>
-      <w:r>
-        <w:rPr>
-          <w:rFonts w:ascii="Times New Roman" w:eastAsia="Times New Roman" w:hAnsi="Times New Roman" w:cs="Times New Roman"/>
-          <w:sz w:val="28"/>
-        </w:rPr>
-        <w:tab/>
-        <w:t>15</w:t>
-      </w:r>
-    </w:p>
-    <w:p>
-      <w:pPr>
-        <w:tabs>
-          <w:tab w:val="right" w:leader="dot" w:pos="9349"/>
-        </w:tabs>
-        <w:spacing w:after="0" w:line="360" w:lineRule="auto"/>
-        <w:ind w:left="220"/>
-        <w:rPr>
-          <w:rFonts w:ascii="Times New Roman" w:eastAsia="Times New Roman" w:hAnsi="Times New Roman" w:cs="Times New Roman"/>
-          <w:sz w:val="28"/>
-        </w:rPr>
-      </w:pPr>
-      <w:r>
-        <w:rPr>
-          <w:rFonts w:ascii="Times New Roman" w:eastAsia="Times New Roman" w:hAnsi="Times New Roman" w:cs="Times New Roman"/>
-          <w:color w:val="0000FF"/>
-          <w:sz w:val="28"/>
-          <w:u w:val="single"/>
-        </w:rPr>
-        <w:t>5.2 Динамические страницы</w:t>
-      </w:r>
-      <w:r>
-        <w:rPr>
-          <w:rFonts w:ascii="Times New Roman" w:eastAsia="Times New Roman" w:hAnsi="Times New Roman" w:cs="Times New Roman"/>
-          <w:sz w:val="28"/>
-        </w:rPr>
-        <w:tab/>
-        <w:t>15</w:t>
-      </w:r>
-    </w:p>
-    <w:p>
-      <w:pPr>
-        <w:tabs>
-          <w:tab w:val="right" w:leader="dot" w:pos="9349"/>
-        </w:tabs>
-        <w:spacing w:after="0" w:line="360" w:lineRule="auto"/>
-        <w:jc w:val="both"/>
-        <w:rPr>
-          <w:rFonts w:ascii="Times New Roman" w:eastAsia="Times New Roman" w:hAnsi="Times New Roman" w:cs="Times New Roman"/>
-          <w:sz w:val="28"/>
-        </w:rPr>
-      </w:pPr>
-      <w:r>
-        <w:rPr>
-          <w:rFonts w:ascii="Times New Roman" w:eastAsia="Times New Roman" w:hAnsi="Times New Roman" w:cs="Times New Roman"/>
-          <w:color w:val="0000FF"/>
-          <w:sz w:val="28"/>
-          <w:u w:val="single"/>
-        </w:rPr>
-        <w:t>6 Языковые версии сайта</w:t>
-      </w:r>
-      <w:r>
-        <w:rPr>
-          <w:rFonts w:ascii="Times New Roman" w:eastAsia="Times New Roman" w:hAnsi="Times New Roman" w:cs="Times New Roman"/>
-          <w:sz w:val="28"/>
-        </w:rPr>
-        <w:tab/>
-        <w:t>16</w:t>
-      </w:r>
-    </w:p>
-    <w:p>
-      <w:pPr>
-        <w:tabs>
-          <w:tab w:val="right" w:leader="dot" w:pos="9349"/>
-        </w:tabs>
-        <w:spacing w:after="0" w:line="360" w:lineRule="auto"/>
-        <w:jc w:val="both"/>
-        <w:rPr>
-          <w:rFonts w:ascii="Times New Roman" w:eastAsia="Times New Roman" w:hAnsi="Times New Roman" w:cs="Times New Roman"/>
-          <w:sz w:val="28"/>
-        </w:rPr>
-      </w:pPr>
-      <w:r>
-        <w:rPr>
-          <w:rFonts w:ascii="Times New Roman" w:eastAsia="Times New Roman" w:hAnsi="Times New Roman" w:cs="Times New Roman"/>
-          <w:color w:val="0000FF"/>
-          <w:sz w:val="28"/>
-          <w:u w:val="single"/>
-        </w:rPr>
-        <w:t>7 Группы пользователей</w:t>
-      </w:r>
-      <w:r>
-        <w:rPr>
-          <w:rFonts w:ascii="Times New Roman" w:eastAsia="Times New Roman" w:hAnsi="Times New Roman" w:cs="Times New Roman"/>
-          <w:sz w:val="28"/>
-        </w:rPr>
-        <w:tab/>
-        <w:t>17</w:t>
-      </w:r>
-    </w:p>
-    <w:p>
-      <w:pPr>
-        <w:tabs>
-          <w:tab w:val="right" w:leader="dot" w:pos="9349"/>
-        </w:tabs>
-        <w:spacing w:after="0" w:line="360" w:lineRule="auto"/>
-        <w:ind w:left="220"/>
-        <w:rPr>
-          <w:rFonts w:ascii="Times New Roman" w:eastAsia="Times New Roman" w:hAnsi="Times New Roman" w:cs="Times New Roman"/>
-          <w:sz w:val="28"/>
-        </w:rPr>
-      </w:pPr>
-      <w:r>
-        <w:rPr>
-          <w:rFonts w:ascii="Times New Roman" w:eastAsia="Times New Roman" w:hAnsi="Times New Roman" w:cs="Times New Roman"/>
-          <w:color w:val="0000FF"/>
-          <w:sz w:val="28"/>
-          <w:u w:val="single"/>
-        </w:rPr>
-        <w:t>7.1 Администратор</w:t>
-      </w:r>
-      <w:r>
-        <w:rPr>
-          <w:rFonts w:ascii="Times New Roman" w:eastAsia="Times New Roman" w:hAnsi="Times New Roman" w:cs="Times New Roman"/>
-          <w:sz w:val="28"/>
-        </w:rPr>
-        <w:tab/>
-        <w:t>17</w:t>
-      </w:r>
-    </w:p>
-    <w:p>
-      <w:pPr>
-        <w:tabs>
-          <w:tab w:val="right" w:leader="dot" w:pos="9349"/>
-        </w:tabs>
-        <w:spacing w:after="0" w:line="360" w:lineRule="auto"/>
-        <w:ind w:left="220"/>
-        <w:rPr>
-          <w:rFonts w:ascii="Times New Roman" w:eastAsia="Times New Roman" w:hAnsi="Times New Roman" w:cs="Times New Roman"/>
-          <w:sz w:val="28"/>
-        </w:rPr>
-      </w:pPr>
-      <w:r>
-        <w:rPr>
-          <w:rFonts w:ascii="Times New Roman" w:eastAsia="Times New Roman" w:hAnsi="Times New Roman" w:cs="Times New Roman"/>
-          <w:color w:val="0000FF"/>
-          <w:sz w:val="28"/>
-          <w:u w:val="single"/>
-        </w:rPr>
-        <w:t>7.2 Водитель-курьер</w:t>
-      </w:r>
-      <w:r>
-        <w:rPr>
-          <w:rFonts w:ascii="Times New Roman" w:eastAsia="Times New Roman" w:hAnsi="Times New Roman" w:cs="Times New Roman"/>
-          <w:sz w:val="28"/>
-        </w:rPr>
-        <w:tab/>
-        <w:t>18</w:t>
-      </w:r>
-    </w:p>
-    <w:p>
-      <w:pPr>
-        <w:tabs>
-          <w:tab w:val="right" w:leader="dot" w:pos="9349"/>
-        </w:tabs>
-        <w:spacing w:after="0" w:line="360" w:lineRule="auto"/>
-        <w:ind w:left="220"/>
-        <w:rPr>
-          <w:rFonts w:ascii="Times New Roman" w:eastAsia="Times New Roman" w:hAnsi="Times New Roman" w:cs="Times New Roman"/>
-          <w:sz w:val="28"/>
-        </w:rPr>
-      </w:pPr>
-      <w:r>
-        <w:rPr>
-          <w:rFonts w:ascii="Times New Roman" w:eastAsia="Times New Roman" w:hAnsi="Times New Roman" w:cs="Times New Roman"/>
-          <w:color w:val="0000FF"/>
-          <w:sz w:val="28"/>
-          <w:u w:val="single"/>
-        </w:rPr>
-        <w:t>7.3 Клиент</w:t>
-      </w:r>
-      <w:r>
-        <w:rPr>
-          <w:rFonts w:ascii="Times New Roman" w:eastAsia="Times New Roman" w:hAnsi="Times New Roman" w:cs="Times New Roman"/>
-          <w:sz w:val="28"/>
-        </w:rPr>
-        <w:tab/>
-        <w:t>18</w:t>
-      </w:r>
-    </w:p>
-    <w:p>
-      <w:pPr>
-        <w:tabs>
-          <w:tab w:val="right" w:leader="dot" w:pos="9349"/>
-        </w:tabs>
-        <w:spacing w:after="0" w:line="360" w:lineRule="auto"/>
-        <w:jc w:val="both"/>
-        <w:rPr>
-          <w:rFonts w:ascii="Times New Roman" w:eastAsia="Times New Roman" w:hAnsi="Times New Roman" w:cs="Times New Roman"/>
-          <w:sz w:val="28"/>
-        </w:rPr>
-      </w:pPr>
-      <w:r>
-        <w:rPr>
-          <w:rFonts w:ascii="Times New Roman" w:eastAsia="Times New Roman" w:hAnsi="Times New Roman" w:cs="Times New Roman"/>
-          <w:color w:val="0000FF"/>
-          <w:sz w:val="28"/>
-          <w:u w:val="single"/>
-        </w:rPr>
-        <w:lastRenderedPageBreak/>
-        <w:t>8 Дизайн сайта</w:t>
-      </w:r>
-      <w:r>
-        <w:rPr>
-          <w:rFonts w:ascii="Times New Roman" w:eastAsia="Times New Roman" w:hAnsi="Times New Roman" w:cs="Times New Roman"/>
-          <w:sz w:val="28"/>
-        </w:rPr>
-        <w:tab/>
-        <w:t>20</w:t>
-      </w:r>
-    </w:p>
-    <w:p>
-      <w:pPr>
-        <w:tabs>
-          <w:tab w:val="right" w:leader="dot" w:pos="9349"/>
-        </w:tabs>
-        <w:spacing w:after="0" w:line="360" w:lineRule="auto"/>
-        <w:jc w:val="both"/>
-        <w:rPr>
-          <w:rFonts w:ascii="Times New Roman" w:eastAsia="Times New Roman" w:hAnsi="Times New Roman" w:cs="Times New Roman"/>
-          <w:sz w:val="28"/>
-        </w:rPr>
-      </w:pPr>
-      <w:r>
-        <w:rPr>
-          <w:rFonts w:ascii="Times New Roman" w:eastAsia="Times New Roman" w:hAnsi="Times New Roman" w:cs="Times New Roman"/>
-          <w:color w:val="0000FF"/>
-          <w:sz w:val="28"/>
-          <w:u w:val="single"/>
-        </w:rPr>
-        <w:t>9 Навигация по сайту</w:t>
-      </w:r>
-      <w:r>
-        <w:rPr>
-          <w:rFonts w:ascii="Times New Roman" w:eastAsia="Times New Roman" w:hAnsi="Times New Roman" w:cs="Times New Roman"/>
-          <w:sz w:val="28"/>
-        </w:rPr>
-        <w:tab/>
-        <w:t>21</w:t>
-      </w:r>
-    </w:p>
-    <w:p>
-      <w:pPr>
-        <w:tabs>
-          <w:tab w:val="right" w:leader="dot" w:pos="9349"/>
-        </w:tabs>
-        <w:spacing w:after="0" w:line="360" w:lineRule="auto"/>
-        <w:ind w:left="220"/>
-        <w:rPr>
-          <w:rFonts w:ascii="Times New Roman" w:eastAsia="Times New Roman" w:hAnsi="Times New Roman" w:cs="Times New Roman"/>
-          <w:sz w:val="28"/>
-        </w:rPr>
-      </w:pPr>
-      <w:r>
-        <w:rPr>
-          <w:rFonts w:ascii="Times New Roman" w:eastAsia="Times New Roman" w:hAnsi="Times New Roman" w:cs="Times New Roman"/>
-          <w:color w:val="0000FF"/>
-          <w:sz w:val="28"/>
-          <w:u w:val="single"/>
-        </w:rPr>
-        <w:t>9.1 Основное навигационное меню</w:t>
-      </w:r>
-      <w:r>
-        <w:rPr>
-          <w:rFonts w:ascii="Times New Roman" w:eastAsia="Times New Roman" w:hAnsi="Times New Roman" w:cs="Times New Roman"/>
-          <w:sz w:val="28"/>
-        </w:rPr>
-        <w:tab/>
-        <w:t>21</w:t>
-      </w:r>
-    </w:p>
-    <w:p>
-      <w:pPr>
-        <w:tabs>
-          <w:tab w:val="right" w:leader="dot" w:pos="9349"/>
-        </w:tabs>
-        <w:spacing w:after="0" w:line="360" w:lineRule="auto"/>
-        <w:ind w:left="220"/>
-        <w:rPr>
-          <w:rFonts w:ascii="Times New Roman" w:eastAsia="Times New Roman" w:hAnsi="Times New Roman" w:cs="Times New Roman"/>
-          <w:sz w:val="28"/>
-        </w:rPr>
-      </w:pPr>
-      <w:r>
-        <w:rPr>
-          <w:rFonts w:ascii="Times New Roman" w:eastAsia="Times New Roman" w:hAnsi="Times New Roman" w:cs="Times New Roman"/>
-          <w:color w:val="0000FF"/>
-          <w:sz w:val="28"/>
-          <w:u w:val="single"/>
-        </w:rPr>
-        <w:t>9.2 Дополнительное навигационное меню</w:t>
-      </w:r>
-      <w:r>
-        <w:rPr>
-          <w:rFonts w:ascii="Times New Roman" w:eastAsia="Times New Roman" w:hAnsi="Times New Roman" w:cs="Times New Roman"/>
-          <w:sz w:val="28"/>
-        </w:rPr>
-        <w:tab/>
-        <w:t>21</w:t>
-      </w:r>
-    </w:p>
-    <w:p>
-      <w:pPr>
-        <w:tabs>
-          <w:tab w:val="right" w:leader="dot" w:pos="9349"/>
-        </w:tabs>
-        <w:spacing w:after="0" w:line="360" w:lineRule="auto"/>
-        <w:jc w:val="both"/>
-        <w:rPr>
-          <w:rFonts w:ascii="Times New Roman" w:eastAsia="Times New Roman" w:hAnsi="Times New Roman" w:cs="Times New Roman"/>
-          <w:sz w:val="28"/>
-        </w:rPr>
-      </w:pPr>
-      <w:r>
-        <w:rPr>
-          <w:rFonts w:ascii="Times New Roman" w:eastAsia="Times New Roman" w:hAnsi="Times New Roman" w:cs="Times New Roman"/>
-          <w:color w:val="0000FF"/>
-          <w:sz w:val="28"/>
-          <w:u w:val="single"/>
-        </w:rPr>
-        <w:t>10 Описание страниц сайта</w:t>
-      </w:r>
-      <w:r>
-        <w:rPr>
-          <w:rFonts w:ascii="Times New Roman" w:eastAsia="Times New Roman" w:hAnsi="Times New Roman" w:cs="Times New Roman"/>
-          <w:sz w:val="28"/>
-        </w:rPr>
-        <w:tab/>
-        <w:t>22</w:t>
-      </w:r>
-    </w:p>
-    <w:p>
-      <w:pPr>
-        <w:tabs>
-          <w:tab w:val="right" w:leader="dot" w:pos="9349"/>
-        </w:tabs>
-        <w:spacing w:after="0" w:line="360" w:lineRule="auto"/>
-        <w:ind w:left="220"/>
-        <w:rPr>
-          <w:rFonts w:ascii="Times New Roman" w:eastAsia="Times New Roman" w:hAnsi="Times New Roman" w:cs="Times New Roman"/>
-          <w:sz w:val="28"/>
-        </w:rPr>
-      </w:pPr>
-      <w:r>
-        <w:rPr>
-          <w:rFonts w:ascii="Times New Roman" w:eastAsia="Times New Roman" w:hAnsi="Times New Roman" w:cs="Times New Roman"/>
-          <w:color w:val="0000FF"/>
-          <w:sz w:val="28"/>
-          <w:u w:val="single"/>
-        </w:rPr>
-        <w:t>10.1 Описание статистических страниц</w:t>
-      </w:r>
-      <w:r>
-        <w:rPr>
-          <w:rFonts w:ascii="Times New Roman" w:eastAsia="Times New Roman" w:hAnsi="Times New Roman" w:cs="Times New Roman"/>
-          <w:sz w:val="28"/>
-        </w:rPr>
-        <w:tab/>
-        <w:t>22</w:t>
-      </w:r>
-    </w:p>
-    <w:p>
-      <w:pPr>
-        <w:tabs>
-          <w:tab w:val="right" w:leader="dot" w:pos="9349"/>
-        </w:tabs>
-        <w:spacing w:after="0" w:line="360" w:lineRule="auto"/>
-        <w:ind w:left="220"/>
-        <w:rPr>
-          <w:rFonts w:ascii="Times New Roman" w:eastAsia="Times New Roman" w:hAnsi="Times New Roman" w:cs="Times New Roman"/>
-          <w:sz w:val="28"/>
-        </w:rPr>
-      </w:pPr>
-      <w:r>
-        <w:rPr>
-          <w:rFonts w:ascii="Times New Roman" w:eastAsia="Times New Roman" w:hAnsi="Times New Roman" w:cs="Times New Roman"/>
-          <w:color w:val="0000FF"/>
-          <w:sz w:val="28"/>
-          <w:u w:val="single"/>
-        </w:rPr>
-        <w:t>10.2 Описание динамических страниц</w:t>
-      </w:r>
-      <w:r>
-        <w:rPr>
-          <w:rFonts w:ascii="Times New Roman" w:eastAsia="Times New Roman" w:hAnsi="Times New Roman" w:cs="Times New Roman"/>
-          <w:sz w:val="28"/>
-        </w:rPr>
-        <w:tab/>
-        <w:t>22</w:t>
-      </w:r>
-    </w:p>
-    <w:p>
-      <w:pPr>
-        <w:tabs>
-          <w:tab w:val="right" w:leader="dot" w:pos="9349"/>
-        </w:tabs>
-        <w:spacing w:after="0" w:line="360" w:lineRule="auto"/>
-        <w:jc w:val="both"/>
-        <w:rPr>
-          <w:rFonts w:ascii="Times New Roman" w:eastAsia="Times New Roman" w:hAnsi="Times New Roman" w:cs="Times New Roman"/>
-          <w:sz w:val="28"/>
-        </w:rPr>
-      </w:pPr>
-      <w:r>
-        <w:rPr>
-          <w:rFonts w:ascii="Times New Roman" w:eastAsia="Times New Roman" w:hAnsi="Times New Roman" w:cs="Times New Roman"/>
-          <w:color w:val="0000FF"/>
-          <w:sz w:val="28"/>
-          <w:u w:val="single"/>
-        </w:rPr>
-        <w:t>11 Функциональность сайта</w:t>
-      </w:r>
-      <w:r>
-        <w:rPr>
-          <w:rFonts w:ascii="Times New Roman" w:eastAsia="Times New Roman" w:hAnsi="Times New Roman" w:cs="Times New Roman"/>
-          <w:sz w:val="28"/>
-        </w:rPr>
-        <w:tab/>
-        <w:t>24</w:t>
-      </w:r>
-    </w:p>
-    <w:p>
-      <w:pPr>
-        <w:tabs>
-          <w:tab w:val="right" w:leader="dot" w:pos="9349"/>
-        </w:tabs>
-        <w:spacing w:after="0" w:line="360" w:lineRule="auto"/>
-        <w:jc w:val="both"/>
-        <w:rPr>
-          <w:rFonts w:ascii="Times New Roman" w:eastAsia="Times New Roman" w:hAnsi="Times New Roman" w:cs="Times New Roman"/>
-          <w:sz w:val="28"/>
-        </w:rPr>
-      </w:pPr>
-      <w:r>
-        <w:rPr>
-          <w:rFonts w:ascii="Times New Roman" w:eastAsia="Times New Roman" w:hAnsi="Times New Roman" w:cs="Times New Roman"/>
-          <w:color w:val="0000FF"/>
-          <w:sz w:val="28"/>
-          <w:u w:val="single"/>
-        </w:rPr>
-        <w:t>12 Контент и наполнение сайта</w:t>
-      </w:r>
-      <w:r>
-        <w:rPr>
-          <w:rFonts w:ascii="Times New Roman" w:eastAsia="Times New Roman" w:hAnsi="Times New Roman" w:cs="Times New Roman"/>
-          <w:sz w:val="28"/>
-        </w:rPr>
-        <w:tab/>
-        <w:t>25</w:t>
-      </w:r>
-    </w:p>
-    <w:p>
-      <w:pPr>
-        <w:tabs>
-          <w:tab w:val="right" w:leader="dot" w:pos="9349"/>
-        </w:tabs>
-        <w:spacing w:after="0" w:line="360" w:lineRule="auto"/>
-        <w:ind w:left="220"/>
-        <w:rPr>
-          <w:rFonts w:ascii="Times New Roman" w:eastAsia="Times New Roman" w:hAnsi="Times New Roman" w:cs="Times New Roman"/>
-          <w:sz w:val="28"/>
-        </w:rPr>
-      </w:pPr>
-      <w:r>
-        <w:rPr>
-          <w:rFonts w:ascii="Times New Roman" w:eastAsia="Times New Roman" w:hAnsi="Times New Roman" w:cs="Times New Roman"/>
-          <w:color w:val="0000FF"/>
-          <w:sz w:val="28"/>
-          <w:u w:val="single"/>
-        </w:rPr>
-        <w:t>12.1 Формат предоставления материалов для сайта</w:t>
-      </w:r>
-      <w:r>
-        <w:rPr>
-          <w:rFonts w:ascii="Times New Roman" w:eastAsia="Times New Roman" w:hAnsi="Times New Roman" w:cs="Times New Roman"/>
-          <w:sz w:val="28"/>
-        </w:rPr>
-        <w:tab/>
-        <w:t>25</w:t>
-      </w:r>
-    </w:p>
-    <w:p>
-      <w:pPr>
-        <w:tabs>
-          <w:tab w:val="right" w:leader="dot" w:pos="9349"/>
-        </w:tabs>
-        <w:spacing w:after="0" w:line="360" w:lineRule="auto"/>
-        <w:jc w:val="both"/>
-        <w:rPr>
-          <w:rFonts w:ascii="Times New Roman" w:eastAsia="Times New Roman" w:hAnsi="Times New Roman" w:cs="Times New Roman"/>
-          <w:sz w:val="28"/>
-        </w:rPr>
-      </w:pPr>
-      <w:r>
-        <w:rPr>
-          <w:rFonts w:ascii="Times New Roman" w:eastAsia="Times New Roman" w:hAnsi="Times New Roman" w:cs="Times New Roman"/>
-          <w:color w:val="0000FF"/>
-          <w:sz w:val="28"/>
-          <w:u w:val="single"/>
-        </w:rPr>
-        <w:t>13 Порядок</w:t>
-      </w:r>
-      <w:r>
-        <w:rPr>
-          <w:rFonts w:ascii="Times New Roman" w:eastAsia="Times New Roman" w:hAnsi="Times New Roman" w:cs="Times New Roman"/>
-          <w:color w:val="0000FF"/>
-          <w:spacing w:val="-4"/>
-          <w:sz w:val="28"/>
-          <w:u w:val="single"/>
-        </w:rPr>
-        <w:t xml:space="preserve"> </w:t>
-      </w:r>
-      <w:r>
-        <w:rPr>
-          <w:rFonts w:ascii="Times New Roman" w:eastAsia="Times New Roman" w:hAnsi="Times New Roman" w:cs="Times New Roman"/>
-          <w:color w:val="0000FF"/>
-          <w:sz w:val="28"/>
-          <w:u w:val="single"/>
-        </w:rPr>
-        <w:t>контроля</w:t>
-      </w:r>
-      <w:r>
-        <w:rPr>
-          <w:rFonts w:ascii="Times New Roman" w:eastAsia="Times New Roman" w:hAnsi="Times New Roman" w:cs="Times New Roman"/>
-          <w:color w:val="0000FF"/>
-          <w:spacing w:val="-7"/>
-          <w:sz w:val="28"/>
-          <w:u w:val="single"/>
-        </w:rPr>
-        <w:t xml:space="preserve"> </w:t>
-      </w:r>
-      <w:r>
-        <w:rPr>
-          <w:rFonts w:ascii="Times New Roman" w:eastAsia="Times New Roman" w:hAnsi="Times New Roman" w:cs="Times New Roman"/>
-          <w:color w:val="0000FF"/>
-          <w:sz w:val="28"/>
-          <w:u w:val="single"/>
-        </w:rPr>
-        <w:t>и</w:t>
-      </w:r>
-      <w:r>
-        <w:rPr>
-          <w:rFonts w:ascii="Times New Roman" w:eastAsia="Times New Roman" w:hAnsi="Times New Roman" w:cs="Times New Roman"/>
-          <w:color w:val="0000FF"/>
-          <w:spacing w:val="-4"/>
-          <w:sz w:val="28"/>
-          <w:u w:val="single"/>
-        </w:rPr>
-        <w:t xml:space="preserve"> </w:t>
-      </w:r>
-      <w:r>
-        <w:rPr>
-          <w:rFonts w:ascii="Times New Roman" w:eastAsia="Times New Roman" w:hAnsi="Times New Roman" w:cs="Times New Roman"/>
-          <w:color w:val="0000FF"/>
-          <w:sz w:val="28"/>
-          <w:u w:val="single"/>
-        </w:rPr>
-        <w:t>приемки</w:t>
-      </w:r>
-      <w:r>
-        <w:rPr>
-          <w:rFonts w:ascii="Times New Roman" w:eastAsia="Times New Roman" w:hAnsi="Times New Roman" w:cs="Times New Roman"/>
-          <w:color w:val="0000FF"/>
-          <w:spacing w:val="-4"/>
-          <w:sz w:val="28"/>
-          <w:u w:val="single"/>
-        </w:rPr>
-        <w:t xml:space="preserve"> </w:t>
-      </w:r>
-      <w:r>
-        <w:rPr>
-          <w:rFonts w:ascii="Times New Roman" w:eastAsia="Times New Roman" w:hAnsi="Times New Roman" w:cs="Times New Roman"/>
-          <w:color w:val="0000FF"/>
-          <w:sz w:val="28"/>
-          <w:u w:val="single"/>
-        </w:rPr>
-        <w:t>работ</w:t>
-      </w:r>
-      <w:r>
-        <w:rPr>
-          <w:rFonts w:ascii="Times New Roman" w:eastAsia="Times New Roman" w:hAnsi="Times New Roman" w:cs="Times New Roman"/>
-          <w:sz w:val="28"/>
-        </w:rPr>
-        <w:tab/>
-        <w:t>26</w:t>
-      </w:r>
-    </w:p>
-    <w:p>
-      <w:pPr>
-        <w:tabs>
-          <w:tab w:val="right" w:leader="dot" w:pos="9349"/>
-        </w:tabs>
-        <w:spacing w:after="0" w:line="360" w:lineRule="auto"/>
-        <w:jc w:val="both"/>
-        <w:rPr>
-          <w:rFonts w:ascii="Times New Roman" w:eastAsia="Times New Roman" w:hAnsi="Times New Roman" w:cs="Times New Roman"/>
-          <w:sz w:val="28"/>
-        </w:rPr>
-      </w:pPr>
-      <w:r>
-        <w:rPr>
-          <w:rFonts w:ascii="Times New Roman" w:eastAsia="Times New Roman" w:hAnsi="Times New Roman" w:cs="Times New Roman"/>
-          <w:color w:val="0000FF"/>
-          <w:sz w:val="28"/>
-          <w:u w:val="single"/>
-        </w:rPr>
-        <w:t>14 Реквизиты и подписи сторон</w:t>
-      </w:r>
-      <w:r>
-        <w:rPr>
-          <w:rFonts w:ascii="Times New Roman" w:eastAsia="Times New Roman" w:hAnsi="Times New Roman" w:cs="Times New Roman"/>
-          <w:sz w:val="28"/>
-        </w:rPr>
-        <w:tab/>
-        <w:t>27</w:t>
-      </w:r>
-    </w:p>
-    <w:p>
-      <w:pPr>
-        <w:tabs>
-          <w:tab w:val="right" w:leader="dot" w:pos="9349"/>
-        </w:tabs>
-        <w:spacing w:after="0" w:line="360" w:lineRule="auto"/>
-        <w:jc w:val="both"/>
-        <w:rPr>
-          <w:rFonts w:ascii="Times New Roman" w:eastAsia="Times New Roman" w:hAnsi="Times New Roman" w:cs="Times New Roman"/>
-          <w:sz w:val="28"/>
-        </w:rPr>
-      </w:pPr>
-      <w:r>
-        <w:rPr>
-          <w:rFonts w:ascii="Times New Roman" w:eastAsia="Times New Roman" w:hAnsi="Times New Roman" w:cs="Times New Roman"/>
-          <w:sz w:val="28"/>
-        </w:rPr>
-        <w:t>Приложение</w:t>
-      </w:r>
-      <w:r>
-        <w:rPr>
-          <w:rFonts w:ascii="Times New Roman" w:eastAsia="Times New Roman" w:hAnsi="Times New Roman" w:cs="Times New Roman"/>
-          <w:sz w:val="28"/>
-        </w:rPr>
-        <w:tab/>
-        <w:t>28</w:t>
-      </w:r>
     </w:p>
     <w:p>
       <w:pPr>
@@ -2202,49 +3441,125 @@
           <w:sz w:val="28"/>
         </w:rPr>
       </w:pPr>
-      <w:r>
-        <w:rPr>
-          <w:rFonts w:ascii="Times New Roman" w:eastAsia="Times New Roman" w:hAnsi="Times New Roman" w:cs="Times New Roman"/>
-          <w:sz w:val="28"/>
-        </w:rPr>
-        <w:br w:type="page"/>
-      </w:r>
-    </w:p>
-    <w:p>
-      <w:pPr>
-        <w:numPr>
-          <w:ilvl w:val="0"/>
-          <w:numId w:val="1"/>
-        </w:numPr>
-        <w:tabs>
-          <w:tab w:val="left" w:pos="2327"/>
-        </w:tabs>
-        <w:spacing w:before="240" w:after="240" w:line="360" w:lineRule="auto"/>
-        <w:ind w:left="357" w:hanging="357"/>
-        <w:jc w:val="both"/>
-        <w:rPr>
-          <w:rFonts w:ascii="Times New Roman" w:eastAsia="Times New Roman" w:hAnsi="Times New Roman" w:cs="Times New Roman"/>
-          <w:b/>
-          <w:sz w:val="28"/>
-        </w:rPr>
-      </w:pPr>
-      <w:r>
-        <w:rPr>
-          <w:rFonts w:ascii="Times New Roman" w:eastAsia="Times New Roman" w:hAnsi="Times New Roman" w:cs="Times New Roman"/>
-          <w:b/>
-          <w:sz w:val="28"/>
-        </w:rPr>
-        <w:lastRenderedPageBreak/>
+    </w:p>
+    <w:p>
+      <w:pPr>
+        <w:pStyle w:val="1"/>
+        <w:rPr>
+          <w:rFonts w:ascii="Times New Roman" w:eastAsia="Times New Roman" w:hAnsi="Times New Roman" w:cs="Times New Roman"/>
+          <w:b/>
+          <w:color w:val="auto"/>
+          <w:sz w:val="28"/>
+        </w:rPr>
+      </w:pPr>
+      <w:bookmarkStart w:id="0" w:name="_Toc180477516"/>
+      <w:r>
+        <w:rPr>
+          <w:rFonts w:ascii="Times New Roman" w:eastAsia="Times New Roman" w:hAnsi="Times New Roman" w:cs="Times New Roman"/>
+          <w:b/>
+          <w:color w:val="auto"/>
+          <w:sz w:val="28"/>
+        </w:rPr>
         <w:t xml:space="preserve">1 </w:t>
       </w:r>
       <w:r>
         <w:rPr>
           <w:rFonts w:ascii="Times New Roman" w:eastAsia="Times New Roman" w:hAnsi="Times New Roman" w:cs="Times New Roman"/>
           <w:b/>
+          <w:color w:val="auto"/>
           <w:sz w:val="28"/>
         </w:rPr>
         <w:t>Терминология</w:t>
       </w:r>
+      <w:bookmarkEnd w:id="0"/>
+    </w:p>
+    <w:p/>
+    <w:p>
+      <w:pPr>
+        <w:rPr>
+          <w:sz w:val="28"/>
+          <w:szCs w:val="28"/>
+        </w:rPr>
+      </w:pPr>
+      <w:r>
+        <w:rPr>
+          <w:sz w:val="28"/>
+          <w:szCs w:val="28"/>
+        </w:rPr>
+        <w:t>REST API (</w:t>
+      </w:r>
+      <w:proofErr w:type="spellStart"/>
+      <w:r>
+        <w:rPr>
+          <w:sz w:val="28"/>
+          <w:szCs w:val="28"/>
+        </w:rPr>
+        <w:t>Representational</w:t>
+      </w:r>
+      <w:proofErr w:type="spellEnd"/>
+      <w:r>
+        <w:rPr>
+          <w:sz w:val="28"/>
+          <w:szCs w:val="28"/>
+        </w:rPr>
+        <w:t xml:space="preserve"> State Transfer) — это архитектурный стиль для создания веб-сервисов. Он основывается на стандартных HTTP-запросах и CRUD-операциях (</w:t>
+      </w:r>
+      <w:proofErr w:type="spellStart"/>
+      <w:r>
+        <w:rPr>
+          <w:sz w:val="28"/>
+          <w:szCs w:val="28"/>
+        </w:rPr>
+        <w:t>Create</w:t>
+      </w:r>
+      <w:proofErr w:type="spellEnd"/>
+      <w:r>
+        <w:rPr>
+          <w:sz w:val="28"/>
+          <w:szCs w:val="28"/>
+        </w:rPr>
+        <w:t xml:space="preserve">, </w:t>
+      </w:r>
+      <w:proofErr w:type="spellStart"/>
+      <w:r>
+        <w:rPr>
+          <w:sz w:val="28"/>
+          <w:szCs w:val="28"/>
+        </w:rPr>
+        <w:t>Read</w:t>
+      </w:r>
+      <w:proofErr w:type="spellEnd"/>
+      <w:r>
+        <w:rPr>
+          <w:sz w:val="28"/>
+          <w:szCs w:val="28"/>
+        </w:rPr>
+        <w:t xml:space="preserve">, Update, </w:t>
+      </w:r>
+      <w:proofErr w:type="spellStart"/>
+      <w:r>
+        <w:rPr>
+          <w:sz w:val="28"/>
+          <w:szCs w:val="28"/>
+        </w:rPr>
+        <w:t>Delete</w:t>
+      </w:r>
+      <w:proofErr w:type="spellEnd"/>
+      <w:r>
+        <w:rPr>
+          <w:sz w:val="28"/>
+          <w:szCs w:val="28"/>
+        </w:rPr>
+        <w:t>) для взаимодействия с ресурсами, такими как данные или объекты.</w:t>
+      </w:r>
+    </w:p>
+    <w:p>
+      <w:pPr>
+        <w:rPr>
+          <w:sz w:val="28"/>
+          <w:szCs w:val="28"/>
+        </w:rPr>
+      </w:pPr>
     </w:p>
     <w:p>
       <w:pPr>
@@ -2257,26 +3572,20 @@
     </w:p>
     <w:p>
       <w:pPr>
-        <w:numPr>
-          <w:ilvl w:val="0"/>
-          <w:numId w:val="2"/>
-        </w:numPr>
-        <w:tabs>
-          <w:tab w:val="left" w:pos="2327"/>
-        </w:tabs>
-        <w:spacing w:before="240" w:after="240" w:line="360" w:lineRule="auto"/>
-        <w:ind w:left="357" w:hanging="357"/>
-        <w:jc w:val="both"/>
-        <w:rPr>
-          <w:rFonts w:ascii="Times New Roman" w:eastAsia="Times New Roman" w:hAnsi="Times New Roman" w:cs="Times New Roman"/>
-          <w:b/>
-          <w:sz w:val="28"/>
-        </w:rPr>
-      </w:pPr>
-      <w:r>
-        <w:rPr>
-          <w:rFonts w:ascii="Times New Roman" w:eastAsia="Times New Roman" w:hAnsi="Times New Roman" w:cs="Times New Roman"/>
-          <w:b/>
+        <w:pStyle w:val="1"/>
+        <w:rPr>
+          <w:rFonts w:ascii="Times New Roman" w:eastAsia="Times New Roman" w:hAnsi="Times New Roman" w:cs="Times New Roman"/>
+          <w:b/>
+          <w:color w:val="auto"/>
+          <w:sz w:val="28"/>
+        </w:rPr>
+      </w:pPr>
+      <w:bookmarkStart w:id="1" w:name="_Toc180477517"/>
+      <w:r>
+        <w:rPr>
+          <w:rFonts w:ascii="Times New Roman" w:eastAsia="Times New Roman" w:hAnsi="Times New Roman" w:cs="Times New Roman"/>
+          <w:b/>
+          <w:color w:val="auto"/>
           <w:sz w:val="28"/>
         </w:rPr>
         <w:t xml:space="preserve">2 </w:t>
@@ -2285,6 +3594,7 @@
         <w:rPr>
           <w:rFonts w:ascii="Times New Roman" w:eastAsia="Times New Roman" w:hAnsi="Times New Roman" w:cs="Times New Roman"/>
           <w:b/>
+          <w:color w:val="auto"/>
           <w:sz w:val="28"/>
         </w:rPr>
         <w:t>Общие</w:t>
@@ -2293,6 +3603,7 @@
         <w:rPr>
           <w:rFonts w:ascii="Times New Roman" w:eastAsia="Times New Roman" w:hAnsi="Times New Roman" w:cs="Times New Roman"/>
           <w:b/>
+          <w:color w:val="auto"/>
           <w:spacing w:val="-4"/>
           <w:sz w:val="28"/>
         </w:rPr>
@@ -2302,33 +3613,30 @@
         <w:rPr>
           <w:rFonts w:ascii="Times New Roman" w:eastAsia="Times New Roman" w:hAnsi="Times New Roman" w:cs="Times New Roman"/>
           <w:b/>
+          <w:color w:val="auto"/>
           <w:sz w:val="28"/>
         </w:rPr>
         <w:t>сведения</w:t>
       </w:r>
-    </w:p>
-    <w:p>
-      <w:pPr>
-        <w:numPr>
-          <w:ilvl w:val="0"/>
-          <w:numId w:val="2"/>
-        </w:numPr>
-        <w:tabs>
-          <w:tab w:val="left" w:pos="2536"/>
-        </w:tabs>
-        <w:spacing w:before="240" w:after="240" w:line="360" w:lineRule="auto"/>
-        <w:ind w:left="720" w:hanging="363"/>
-        <w:jc w:val="both"/>
-        <w:rPr>
-          <w:rFonts w:ascii="Times New Roman" w:eastAsia="Times New Roman" w:hAnsi="Times New Roman" w:cs="Times New Roman"/>
-          <w:b/>
-          <w:sz w:val="28"/>
-        </w:rPr>
-      </w:pPr>
-      <w:r>
-        <w:rPr>
-          <w:rFonts w:ascii="Times New Roman" w:eastAsia="Times New Roman" w:hAnsi="Times New Roman" w:cs="Times New Roman"/>
-          <w:b/>
+      <w:bookmarkEnd w:id="1"/>
+    </w:p>
+    <w:p>
+      <w:pPr>
+        <w:pStyle w:val="2"/>
+        <w:ind w:firstLine="708"/>
+        <w:rPr>
+          <w:rFonts w:ascii="Times New Roman" w:eastAsia="Times New Roman" w:hAnsi="Times New Roman" w:cs="Times New Roman"/>
+          <w:b/>
+          <w:color w:val="auto"/>
+          <w:sz w:val="28"/>
+        </w:rPr>
+      </w:pPr>
+      <w:bookmarkStart w:id="2" w:name="_Toc180477518"/>
+      <w:r>
+        <w:rPr>
+          <w:rFonts w:ascii="Times New Roman" w:eastAsia="Times New Roman" w:hAnsi="Times New Roman" w:cs="Times New Roman"/>
+          <w:b/>
+          <w:color w:val="auto"/>
           <w:sz w:val="28"/>
         </w:rPr>
         <w:t xml:space="preserve">2.1 </w:t>
@@ -2337,10 +3645,12 @@
         <w:rPr>
           <w:rFonts w:ascii="Times New Roman" w:eastAsia="Times New Roman" w:hAnsi="Times New Roman" w:cs="Times New Roman"/>
           <w:b/>
+          <w:color w:val="auto"/>
           <w:sz w:val="28"/>
         </w:rPr>
         <w:t>Полное наименование системы и название приложения</w:t>
       </w:r>
+      <w:bookmarkEnd w:id="2"/>
     </w:p>
     <w:p>
       <w:pPr>
@@ -2453,26 +3763,21 @@
     </w:p>
     <w:p>
       <w:pPr>
-        <w:numPr>
-          <w:ilvl w:val="0"/>
-          <w:numId w:val="3"/>
-        </w:numPr>
-        <w:tabs>
-          <w:tab w:val="left" w:pos="2536"/>
-        </w:tabs>
-        <w:spacing w:before="240" w:after="240" w:line="360" w:lineRule="auto"/>
-        <w:ind w:left="720" w:hanging="363"/>
-        <w:jc w:val="both"/>
-        <w:rPr>
-          <w:rFonts w:ascii="Times New Roman" w:eastAsia="Times New Roman" w:hAnsi="Times New Roman" w:cs="Times New Roman"/>
-          <w:b/>
-          <w:sz w:val="28"/>
-        </w:rPr>
-      </w:pPr>
-      <w:r>
-        <w:rPr>
-          <w:rFonts w:ascii="Times New Roman" w:eastAsia="Times New Roman" w:hAnsi="Times New Roman" w:cs="Times New Roman"/>
-          <w:b/>
+        <w:pStyle w:val="2"/>
+        <w:ind w:firstLine="708"/>
+        <w:rPr>
+          <w:rFonts w:ascii="Times New Roman" w:eastAsia="Times New Roman" w:hAnsi="Times New Roman" w:cs="Times New Roman"/>
+          <w:b/>
+          <w:color w:val="auto"/>
+          <w:sz w:val="28"/>
+        </w:rPr>
+      </w:pPr>
+      <w:bookmarkStart w:id="3" w:name="_Toc180477519"/>
+      <w:r>
+        <w:rPr>
+          <w:rFonts w:ascii="Times New Roman" w:eastAsia="Times New Roman" w:hAnsi="Times New Roman" w:cs="Times New Roman"/>
+          <w:b/>
+          <w:color w:val="auto"/>
           <w:sz w:val="28"/>
         </w:rPr>
         <w:t xml:space="preserve">2.2 </w:t>
@@ -2481,6 +3786,7 @@
         <w:rPr>
           <w:rFonts w:ascii="Times New Roman" w:eastAsia="Times New Roman" w:hAnsi="Times New Roman" w:cs="Times New Roman"/>
           <w:b/>
+          <w:color w:val="auto"/>
           <w:sz w:val="28"/>
         </w:rPr>
         <w:t>Заказчик</w:t>
@@ -2489,6 +3795,7 @@
         <w:rPr>
           <w:rFonts w:ascii="Times New Roman" w:eastAsia="Times New Roman" w:hAnsi="Times New Roman" w:cs="Times New Roman"/>
           <w:b/>
+          <w:color w:val="auto"/>
           <w:spacing w:val="-3"/>
           <w:sz w:val="28"/>
         </w:rPr>
@@ -2498,10 +3805,12 @@
         <w:rPr>
           <w:rFonts w:ascii="Times New Roman" w:eastAsia="Times New Roman" w:hAnsi="Times New Roman" w:cs="Times New Roman"/>
           <w:b/>
+          <w:color w:val="auto"/>
           <w:sz w:val="28"/>
         </w:rPr>
         <w:t>приложения</w:t>
       </w:r>
+      <w:bookmarkEnd w:id="3"/>
     </w:p>
     <w:p>
       <w:pPr>
@@ -2563,26 +3872,21 @@
     </w:p>
     <w:p>
       <w:pPr>
-        <w:numPr>
-          <w:ilvl w:val="0"/>
-          <w:numId w:val="4"/>
-        </w:numPr>
-        <w:tabs>
-          <w:tab w:val="left" w:pos="2536"/>
-        </w:tabs>
-        <w:spacing w:before="240" w:after="240" w:line="360" w:lineRule="auto"/>
-        <w:ind w:left="720" w:hanging="363"/>
-        <w:jc w:val="both"/>
-        <w:rPr>
-          <w:rFonts w:ascii="Times New Roman" w:eastAsia="Times New Roman" w:hAnsi="Times New Roman" w:cs="Times New Roman"/>
-          <w:b/>
-          <w:sz w:val="28"/>
-        </w:rPr>
-      </w:pPr>
-      <w:r>
-        <w:rPr>
-          <w:rFonts w:ascii="Times New Roman" w:eastAsia="Times New Roman" w:hAnsi="Times New Roman" w:cs="Times New Roman"/>
-          <w:b/>
+        <w:pStyle w:val="2"/>
+        <w:ind w:firstLine="708"/>
+        <w:rPr>
+          <w:rFonts w:ascii="Times New Roman" w:eastAsia="Times New Roman" w:hAnsi="Times New Roman" w:cs="Times New Roman"/>
+          <w:b/>
+          <w:color w:val="auto"/>
+          <w:sz w:val="28"/>
+        </w:rPr>
+      </w:pPr>
+      <w:bookmarkStart w:id="4" w:name="_Toc180477520"/>
+      <w:r>
+        <w:rPr>
+          <w:rFonts w:ascii="Times New Roman" w:eastAsia="Times New Roman" w:hAnsi="Times New Roman" w:cs="Times New Roman"/>
+          <w:b/>
+          <w:color w:val="auto"/>
           <w:sz w:val="28"/>
         </w:rPr>
         <w:t xml:space="preserve">2.3 </w:t>
@@ -2591,10 +3895,12 @@
         <w:rPr>
           <w:rFonts w:ascii="Times New Roman" w:eastAsia="Times New Roman" w:hAnsi="Times New Roman" w:cs="Times New Roman"/>
           <w:b/>
+          <w:color w:val="auto"/>
           <w:sz w:val="28"/>
         </w:rPr>
         <w:t>Исполнитель</w:t>
       </w:r>
+      <w:bookmarkEnd w:id="4"/>
     </w:p>
     <w:p>
       <w:pPr>
@@ -2762,38 +4068,35 @@
     </w:p>
     <w:p>
       <w:pPr>
-        <w:numPr>
-          <w:ilvl w:val="0"/>
-          <w:numId w:val="5"/>
-        </w:numPr>
-        <w:tabs>
-          <w:tab w:val="left" w:pos="2536"/>
-        </w:tabs>
-        <w:spacing w:before="240" w:after="240" w:line="360" w:lineRule="auto"/>
-        <w:ind w:left="720" w:hanging="363"/>
-        <w:jc w:val="both"/>
-        <w:rPr>
-          <w:rFonts w:ascii="Times New Roman" w:eastAsia="Times New Roman" w:hAnsi="Times New Roman" w:cs="Times New Roman"/>
-          <w:b/>
-          <w:sz w:val="28"/>
-        </w:rPr>
-      </w:pPr>
-      <w:r>
-        <w:rPr>
-          <w:rFonts w:ascii="Times New Roman" w:eastAsia="Times New Roman" w:hAnsi="Times New Roman" w:cs="Times New Roman"/>
-          <w:b/>
-          <w:sz w:val="28"/>
-        </w:rPr>
+        <w:pStyle w:val="2"/>
+        <w:rPr>
+          <w:rFonts w:ascii="Times New Roman" w:eastAsia="Times New Roman" w:hAnsi="Times New Roman" w:cs="Times New Roman"/>
+          <w:b/>
+          <w:color w:val="auto"/>
+          <w:sz w:val="28"/>
+        </w:rPr>
+      </w:pPr>
+      <w:bookmarkStart w:id="5" w:name="_Toc180477521"/>
+      <w:r>
+        <w:rPr>
+          <w:rFonts w:ascii="Times New Roman" w:eastAsia="Times New Roman" w:hAnsi="Times New Roman" w:cs="Times New Roman"/>
+          <w:b/>
+          <w:color w:val="auto"/>
+          <w:sz w:val="28"/>
+        </w:rPr>
+        <w:lastRenderedPageBreak/>
         <w:t xml:space="preserve">2.4 </w:t>
       </w:r>
       <w:r>
         <w:rPr>
           <w:rFonts w:ascii="Times New Roman" w:eastAsia="Times New Roman" w:hAnsi="Times New Roman" w:cs="Times New Roman"/>
           <w:b/>
+          <w:color w:val="auto"/>
           <w:sz w:val="28"/>
         </w:rPr>
         <w:t>Перечень документов, на основании которых создается система</w:t>
       </w:r>
+      <w:bookmarkEnd w:id="5"/>
     </w:p>
     <w:p>
       <w:pPr>
@@ -2867,7 +4170,6 @@
           <w:rFonts w:ascii="Times New Roman" w:eastAsia="Times New Roman" w:hAnsi="Times New Roman" w:cs="Times New Roman"/>
           <w:sz w:val="28"/>
         </w:rPr>
-        <w:lastRenderedPageBreak/>
         <w:t>Федеральный закон "О коммерческой тайне" от 29.07.2004 N 98–ФЗ;</w:t>
       </w:r>
     </w:p>
@@ -2923,26 +4225,20 @@
     </w:p>
     <w:p>
       <w:pPr>
-        <w:numPr>
-          <w:ilvl w:val="0"/>
-          <w:numId w:val="5"/>
-        </w:numPr>
-        <w:tabs>
-          <w:tab w:val="left" w:pos="2536"/>
-        </w:tabs>
-        <w:spacing w:before="240" w:after="240" w:line="360" w:lineRule="auto"/>
-        <w:ind w:left="720" w:hanging="363"/>
-        <w:jc w:val="both"/>
-        <w:rPr>
-          <w:rFonts w:ascii="Times New Roman" w:eastAsia="Times New Roman" w:hAnsi="Times New Roman" w:cs="Times New Roman"/>
-          <w:b/>
-          <w:sz w:val="28"/>
-        </w:rPr>
-      </w:pPr>
-      <w:r>
-        <w:rPr>
-          <w:rFonts w:ascii="Times New Roman" w:eastAsia="Times New Roman" w:hAnsi="Times New Roman" w:cs="Times New Roman"/>
-          <w:b/>
+        <w:pStyle w:val="2"/>
+        <w:rPr>
+          <w:rFonts w:ascii="Times New Roman" w:eastAsia="Times New Roman" w:hAnsi="Times New Roman" w:cs="Times New Roman"/>
+          <w:b/>
+          <w:color w:val="auto"/>
+          <w:sz w:val="28"/>
+        </w:rPr>
+      </w:pPr>
+      <w:bookmarkStart w:id="6" w:name="_Toc180477522"/>
+      <w:r>
+        <w:rPr>
+          <w:rFonts w:ascii="Times New Roman" w:eastAsia="Times New Roman" w:hAnsi="Times New Roman" w:cs="Times New Roman"/>
+          <w:b/>
+          <w:color w:val="auto"/>
           <w:sz w:val="28"/>
         </w:rPr>
         <w:t xml:space="preserve">2.5 </w:t>
@@ -2951,6 +4247,7 @@
         <w:rPr>
           <w:rFonts w:ascii="Times New Roman" w:eastAsia="Times New Roman" w:hAnsi="Times New Roman" w:cs="Times New Roman"/>
           <w:b/>
+          <w:color w:val="auto"/>
           <w:sz w:val="28"/>
         </w:rPr>
         <w:t>Плановые</w:t>
@@ -2959,6 +4256,7 @@
         <w:rPr>
           <w:rFonts w:ascii="Times New Roman" w:eastAsia="Times New Roman" w:hAnsi="Times New Roman" w:cs="Times New Roman"/>
           <w:b/>
+          <w:color w:val="auto"/>
           <w:spacing w:val="-3"/>
           <w:sz w:val="28"/>
         </w:rPr>
@@ -2968,6 +4266,7 @@
         <w:rPr>
           <w:rFonts w:ascii="Times New Roman" w:eastAsia="Times New Roman" w:hAnsi="Times New Roman" w:cs="Times New Roman"/>
           <w:b/>
+          <w:color w:val="auto"/>
           <w:sz w:val="28"/>
         </w:rPr>
         <w:t>сроки</w:t>
@@ -2976,6 +4275,7 @@
         <w:rPr>
           <w:rFonts w:ascii="Times New Roman" w:eastAsia="Times New Roman" w:hAnsi="Times New Roman" w:cs="Times New Roman"/>
           <w:b/>
+          <w:color w:val="auto"/>
           <w:spacing w:val="-4"/>
           <w:sz w:val="28"/>
         </w:rPr>
@@ -2985,6 +4285,7 @@
         <w:rPr>
           <w:rFonts w:ascii="Times New Roman" w:eastAsia="Times New Roman" w:hAnsi="Times New Roman" w:cs="Times New Roman"/>
           <w:b/>
+          <w:color w:val="auto"/>
           <w:sz w:val="28"/>
         </w:rPr>
         <w:t>начала</w:t>
@@ -2993,6 +4294,7 @@
         <w:rPr>
           <w:rFonts w:ascii="Times New Roman" w:eastAsia="Times New Roman" w:hAnsi="Times New Roman" w:cs="Times New Roman"/>
           <w:b/>
+          <w:color w:val="auto"/>
           <w:spacing w:val="-1"/>
           <w:sz w:val="28"/>
         </w:rPr>
@@ -3002,6 +4304,7 @@
         <w:rPr>
           <w:rFonts w:ascii="Times New Roman" w:eastAsia="Times New Roman" w:hAnsi="Times New Roman" w:cs="Times New Roman"/>
           <w:b/>
+          <w:color w:val="auto"/>
           <w:sz w:val="28"/>
         </w:rPr>
         <w:t>и</w:t>
@@ -3010,6 +4313,7 @@
         <w:rPr>
           <w:rFonts w:ascii="Times New Roman" w:eastAsia="Times New Roman" w:hAnsi="Times New Roman" w:cs="Times New Roman"/>
           <w:b/>
+          <w:color w:val="auto"/>
           <w:spacing w:val="-5"/>
           <w:sz w:val="28"/>
         </w:rPr>
@@ -3019,6 +4323,7 @@
         <w:rPr>
           <w:rFonts w:ascii="Times New Roman" w:eastAsia="Times New Roman" w:hAnsi="Times New Roman" w:cs="Times New Roman"/>
           <w:b/>
+          <w:color w:val="auto"/>
           <w:sz w:val="28"/>
         </w:rPr>
         <w:t>окончания</w:t>
@@ -3027,6 +4332,7 @@
         <w:rPr>
           <w:rFonts w:ascii="Times New Roman" w:eastAsia="Times New Roman" w:hAnsi="Times New Roman" w:cs="Times New Roman"/>
           <w:b/>
+          <w:color w:val="auto"/>
           <w:spacing w:val="-5"/>
           <w:sz w:val="28"/>
         </w:rPr>
@@ -3036,10 +4342,12 @@
         <w:rPr>
           <w:rFonts w:ascii="Times New Roman" w:eastAsia="Times New Roman" w:hAnsi="Times New Roman" w:cs="Times New Roman"/>
           <w:b/>
+          <w:color w:val="auto"/>
           <w:sz w:val="28"/>
         </w:rPr>
         <w:t>работы по созданию системы</w:t>
       </w:r>
+      <w:bookmarkEnd w:id="6"/>
     </w:p>
     <w:p>
       <w:pPr>
@@ -3084,26 +4392,20 @@
     </w:p>
     <w:p>
       <w:pPr>
-        <w:numPr>
-          <w:ilvl w:val="0"/>
-          <w:numId w:val="6"/>
-        </w:numPr>
-        <w:tabs>
-          <w:tab w:val="left" w:pos="2536"/>
-        </w:tabs>
-        <w:spacing w:before="240" w:after="240" w:line="360" w:lineRule="auto"/>
-        <w:ind w:left="720" w:hanging="363"/>
-        <w:jc w:val="both"/>
-        <w:rPr>
-          <w:rFonts w:ascii="Times New Roman" w:eastAsia="Times New Roman" w:hAnsi="Times New Roman" w:cs="Times New Roman"/>
-          <w:b/>
-          <w:sz w:val="28"/>
-        </w:rPr>
-      </w:pPr>
-      <w:r>
-        <w:rPr>
-          <w:rFonts w:ascii="Times New Roman" w:eastAsia="Times New Roman" w:hAnsi="Times New Roman" w:cs="Times New Roman"/>
-          <w:b/>
+        <w:pStyle w:val="2"/>
+        <w:rPr>
+          <w:rFonts w:ascii="Times New Roman" w:eastAsia="Times New Roman" w:hAnsi="Times New Roman" w:cs="Times New Roman"/>
+          <w:b/>
+          <w:color w:val="auto"/>
+          <w:sz w:val="28"/>
+        </w:rPr>
+      </w:pPr>
+      <w:bookmarkStart w:id="7" w:name="_Toc180477523"/>
+      <w:r>
+        <w:rPr>
+          <w:rFonts w:ascii="Times New Roman" w:eastAsia="Times New Roman" w:hAnsi="Times New Roman" w:cs="Times New Roman"/>
+          <w:b/>
+          <w:color w:val="auto"/>
           <w:sz w:val="28"/>
         </w:rPr>
         <w:t xml:space="preserve">2.6 </w:t>
@@ -3112,10 +4414,12 @@
         <w:rPr>
           <w:rFonts w:ascii="Times New Roman" w:eastAsia="Times New Roman" w:hAnsi="Times New Roman" w:cs="Times New Roman"/>
           <w:b/>
+          <w:color w:val="auto"/>
           <w:sz w:val="28"/>
         </w:rPr>
         <w:t>Порядок оформления и предъявления заказчику результатов работы</w:t>
       </w:r>
+      <w:bookmarkEnd w:id="7"/>
     </w:p>
     <w:p>
       <w:pPr>
@@ -3166,26 +4470,20 @@
     </w:p>
     <w:p>
       <w:pPr>
-        <w:numPr>
-          <w:ilvl w:val="0"/>
-          <w:numId w:val="7"/>
-        </w:numPr>
-        <w:tabs>
-          <w:tab w:val="left" w:pos="2327"/>
-        </w:tabs>
-        <w:spacing w:before="240" w:after="240" w:line="360" w:lineRule="auto"/>
-        <w:ind w:left="357" w:hanging="357"/>
-        <w:jc w:val="both"/>
-        <w:rPr>
-          <w:rFonts w:ascii="Times New Roman" w:eastAsia="Times New Roman" w:hAnsi="Times New Roman" w:cs="Times New Roman"/>
-          <w:b/>
-          <w:sz w:val="28"/>
-        </w:rPr>
-      </w:pPr>
-      <w:r>
-        <w:rPr>
-          <w:rFonts w:ascii="Times New Roman" w:eastAsia="Times New Roman" w:hAnsi="Times New Roman" w:cs="Times New Roman"/>
-          <w:b/>
+        <w:pStyle w:val="1"/>
+        <w:rPr>
+          <w:rFonts w:ascii="Times New Roman" w:eastAsia="Times New Roman" w:hAnsi="Times New Roman" w:cs="Times New Roman"/>
+          <w:b/>
+          <w:color w:val="auto"/>
+          <w:sz w:val="28"/>
+        </w:rPr>
+      </w:pPr>
+      <w:bookmarkStart w:id="8" w:name="_Toc180477524"/>
+      <w:r>
+        <w:rPr>
+          <w:rFonts w:ascii="Times New Roman" w:eastAsia="Times New Roman" w:hAnsi="Times New Roman" w:cs="Times New Roman"/>
+          <w:b/>
+          <w:color w:val="auto"/>
           <w:sz w:val="28"/>
         </w:rPr>
         <w:t xml:space="preserve">3 </w:t>
@@ -3194,33 +4492,30 @@
         <w:rPr>
           <w:rFonts w:ascii="Times New Roman" w:eastAsia="Times New Roman" w:hAnsi="Times New Roman" w:cs="Times New Roman"/>
           <w:b/>
+          <w:color w:val="auto"/>
           <w:sz w:val="28"/>
         </w:rPr>
         <w:t>Назначение и цели создания</w:t>
       </w:r>
-    </w:p>
-    <w:p>
-      <w:pPr>
-        <w:numPr>
-          <w:ilvl w:val="0"/>
-          <w:numId w:val="7"/>
-        </w:numPr>
-        <w:tabs>
-          <w:tab w:val="left" w:pos="2536"/>
-        </w:tabs>
-        <w:spacing w:before="240" w:after="240" w:line="360" w:lineRule="auto"/>
-        <w:ind w:left="720" w:hanging="363"/>
-        <w:jc w:val="both"/>
-        <w:rPr>
-          <w:rFonts w:ascii="Times New Roman" w:eastAsia="Times New Roman" w:hAnsi="Times New Roman" w:cs="Times New Roman"/>
-          <w:b/>
-          <w:sz w:val="28"/>
-        </w:rPr>
-      </w:pPr>
-      <w:r>
-        <w:rPr>
-          <w:rFonts w:ascii="Times New Roman" w:eastAsia="Times New Roman" w:hAnsi="Times New Roman" w:cs="Times New Roman"/>
-          <w:b/>
+      <w:bookmarkEnd w:id="8"/>
+    </w:p>
+    <w:p>
+      <w:pPr>
+        <w:pStyle w:val="2"/>
+        <w:ind w:firstLine="708"/>
+        <w:rPr>
+          <w:rFonts w:ascii="Times New Roman" w:eastAsia="Times New Roman" w:hAnsi="Times New Roman" w:cs="Times New Roman"/>
+          <w:b/>
+          <w:color w:val="auto"/>
+          <w:sz w:val="28"/>
+        </w:rPr>
+      </w:pPr>
+      <w:bookmarkStart w:id="9" w:name="_Toc180477525"/>
+      <w:r>
+        <w:rPr>
+          <w:rFonts w:ascii="Times New Roman" w:eastAsia="Times New Roman" w:hAnsi="Times New Roman" w:cs="Times New Roman"/>
+          <w:b/>
+          <w:color w:val="auto"/>
           <w:sz w:val="28"/>
         </w:rPr>
         <w:t xml:space="preserve">3.1 </w:t>
@@ -3229,10 +4524,12 @@
         <w:rPr>
           <w:rFonts w:ascii="Times New Roman" w:eastAsia="Times New Roman" w:hAnsi="Times New Roman" w:cs="Times New Roman"/>
           <w:b/>
+          <w:color w:val="auto"/>
           <w:sz w:val="28"/>
         </w:rPr>
         <w:t>Назначение проекта</w:t>
       </w:r>
+      <w:bookmarkEnd w:id="9"/>
     </w:p>
     <w:p>
       <w:pPr>
@@ -3274,26 +4571,21 @@
     </w:p>
     <w:p>
       <w:pPr>
-        <w:numPr>
-          <w:ilvl w:val="0"/>
-          <w:numId w:val="8"/>
-        </w:numPr>
-        <w:tabs>
-          <w:tab w:val="left" w:pos="2536"/>
-        </w:tabs>
-        <w:spacing w:before="240" w:after="240" w:line="360" w:lineRule="auto"/>
-        <w:ind w:left="720" w:hanging="363"/>
-        <w:jc w:val="both"/>
-        <w:rPr>
-          <w:rFonts w:ascii="Times New Roman" w:eastAsia="Times New Roman" w:hAnsi="Times New Roman" w:cs="Times New Roman"/>
-          <w:b/>
-          <w:sz w:val="28"/>
-        </w:rPr>
-      </w:pPr>
-      <w:r>
-        <w:rPr>
-          <w:rFonts w:ascii="Times New Roman" w:eastAsia="Times New Roman" w:hAnsi="Times New Roman" w:cs="Times New Roman"/>
-          <w:b/>
+        <w:pStyle w:val="2"/>
+        <w:ind w:firstLine="708"/>
+        <w:rPr>
+          <w:rFonts w:ascii="Times New Roman" w:eastAsia="Times New Roman" w:hAnsi="Times New Roman" w:cs="Times New Roman"/>
+          <w:b/>
+          <w:color w:val="auto"/>
+          <w:sz w:val="28"/>
+        </w:rPr>
+      </w:pPr>
+      <w:bookmarkStart w:id="10" w:name="_Toc180477526"/>
+      <w:r>
+        <w:rPr>
+          <w:rFonts w:ascii="Times New Roman" w:eastAsia="Times New Roman" w:hAnsi="Times New Roman" w:cs="Times New Roman"/>
+          <w:b/>
+          <w:color w:val="auto"/>
           <w:sz w:val="28"/>
         </w:rPr>
         <w:t xml:space="preserve">3.2 </w:t>
@@ -3302,10 +4594,12 @@
         <w:rPr>
           <w:rFonts w:ascii="Times New Roman" w:eastAsia="Times New Roman" w:hAnsi="Times New Roman" w:cs="Times New Roman"/>
           <w:b/>
+          <w:color w:val="auto"/>
           <w:sz w:val="28"/>
         </w:rPr>
         <w:t>Цели проекта</w:t>
       </w:r>
+      <w:bookmarkEnd w:id="10"/>
     </w:p>
     <w:p>
       <w:pPr>
@@ -3341,37 +4635,36 @@
     </w:p>
     <w:p>
       <w:pPr>
-        <w:numPr>
-          <w:ilvl w:val="0"/>
-          <w:numId w:val="8"/>
-        </w:numPr>
-        <w:tabs>
-          <w:tab w:val="left" w:pos="2747"/>
-        </w:tabs>
-        <w:spacing w:after="0" w:line="360" w:lineRule="auto"/>
-        <w:ind w:left="1440" w:hanging="720"/>
-        <w:rPr>
-          <w:rFonts w:ascii="Times New Roman" w:eastAsia="Times New Roman" w:hAnsi="Times New Roman" w:cs="Times New Roman"/>
-          <w:b/>
-          <w:sz w:val="28"/>
-        </w:rPr>
-      </w:pPr>
-      <w:r>
-        <w:rPr>
-          <w:rFonts w:ascii="Times New Roman" w:eastAsia="Times New Roman" w:hAnsi="Times New Roman" w:cs="Times New Roman"/>
-          <w:b/>
-          <w:sz w:val="28"/>
-        </w:rPr>
+        <w:pStyle w:val="3"/>
+        <w:ind w:firstLine="708"/>
+        <w:rPr>
+          <w:rFonts w:ascii="Times New Roman" w:eastAsia="Times New Roman" w:hAnsi="Times New Roman" w:cs="Times New Roman"/>
+          <w:b/>
+          <w:color w:val="auto"/>
+          <w:sz w:val="28"/>
+        </w:rPr>
+      </w:pPr>
+      <w:bookmarkStart w:id="11" w:name="_Toc180477527"/>
+      <w:r>
+        <w:rPr>
+          <w:rFonts w:ascii="Times New Roman" w:eastAsia="Times New Roman" w:hAnsi="Times New Roman" w:cs="Times New Roman"/>
+          <w:b/>
+          <w:color w:val="auto"/>
+          <w:sz w:val="28"/>
+        </w:rPr>
+        <w:lastRenderedPageBreak/>
         <w:t xml:space="preserve">3.2.1 </w:t>
       </w:r>
       <w:r>
         <w:rPr>
           <w:rFonts w:ascii="Times New Roman" w:eastAsia="Times New Roman" w:hAnsi="Times New Roman" w:cs="Times New Roman"/>
           <w:b/>
+          <w:color w:val="auto"/>
           <w:sz w:val="28"/>
         </w:rPr>
         <w:t>Для клиентов</w:t>
       </w:r>
+      <w:bookmarkEnd w:id="11"/>
     </w:p>
     <w:p>
       <w:pPr>
@@ -3395,7 +4688,6 @@
           <w:rFonts w:ascii="Times New Roman" w:eastAsia="Times New Roman" w:hAnsi="Times New Roman" w:cs="Times New Roman"/>
           <w:sz w:val="28"/>
         </w:rPr>
-        <w:lastRenderedPageBreak/>
         <w:t xml:space="preserve">Обеспечение возможности для </w:t>
       </w:r>
       <w:r>
@@ -3510,8 +4802,65 @@
           <w:rFonts w:ascii="Times New Roman" w:eastAsia="Times New Roman" w:hAnsi="Times New Roman" w:cs="Times New Roman"/>
           <w:sz w:val="28"/>
         </w:rPr>
-        <w:t>Обеспечение возможности задать вопросы по учебным курсам;</w:t>
-      </w:r>
+        <w:t>Обеспечение студентам инструментов для отслеживания своего прогресса в обучении</w:t>
+      </w:r>
+      <w:r>
+        <w:rPr>
+          <w:rFonts w:ascii="Times New Roman" w:eastAsia="Times New Roman" w:hAnsi="Times New Roman" w:cs="Times New Roman"/>
+          <w:sz w:val="28"/>
+        </w:rPr>
+        <w:t>.</w:t>
+      </w:r>
+    </w:p>
+    <w:p>
+      <w:pPr>
+        <w:pStyle w:val="3"/>
+        <w:ind w:firstLine="708"/>
+        <w:rPr>
+          <w:rFonts w:ascii="Times New Roman" w:eastAsia="Times New Roman" w:hAnsi="Times New Roman" w:cs="Times New Roman"/>
+          <w:b/>
+          <w:color w:val="auto"/>
+          <w:sz w:val="28"/>
+        </w:rPr>
+      </w:pPr>
+      <w:bookmarkStart w:id="12" w:name="_Toc180477528"/>
+      <w:r>
+        <w:rPr>
+          <w:rFonts w:ascii="Times New Roman" w:eastAsia="Times New Roman" w:hAnsi="Times New Roman" w:cs="Times New Roman"/>
+          <w:b/>
+          <w:color w:val="auto"/>
+          <w:sz w:val="28"/>
+        </w:rPr>
+        <w:t>3.3.</w:t>
+      </w:r>
+      <w:r>
+        <w:rPr>
+          <w:rFonts w:ascii="Times New Roman" w:eastAsia="Times New Roman" w:hAnsi="Times New Roman" w:cs="Times New Roman"/>
+          <w:b/>
+          <w:color w:val="auto"/>
+          <w:sz w:val="28"/>
+        </w:rPr>
+        <w:t>2</w:t>
+      </w:r>
+      <w:r>
+        <w:rPr>
+          <w:rFonts w:ascii="Times New Roman" w:eastAsia="Times New Roman" w:hAnsi="Times New Roman" w:cs="Times New Roman"/>
+          <w:b/>
+          <w:color w:val="auto"/>
+          <w:sz w:val="28"/>
+        </w:rPr>
+        <w:t xml:space="preserve"> </w:t>
+      </w:r>
+      <w:r>
+        <w:rPr>
+          <w:rFonts w:ascii="Times New Roman" w:eastAsia="Times New Roman" w:hAnsi="Times New Roman" w:cs="Times New Roman"/>
+          <w:b/>
+          <w:color w:val="auto"/>
+          <w:sz w:val="28"/>
+        </w:rPr>
+        <w:t>Для администраторов</w:t>
+      </w:r>
+      <w:bookmarkEnd w:id="12"/>
     </w:p>
     <w:p>
       <w:pPr>
@@ -3535,7 +4884,7 @@
           <w:rFonts w:ascii="Times New Roman" w:eastAsia="Times New Roman" w:hAnsi="Times New Roman" w:cs="Times New Roman"/>
           <w:sz w:val="28"/>
         </w:rPr>
-        <w:t>Обеспечение студентам инструментов для отслеживания своего прогресса в обучении, включая статистику по выполненным заданиям, результаты тестов и достижения целей;</w:t>
+        <w:t>Обеспечение возможности просматривать все учебные курсы компании;</w:t>
       </w:r>
     </w:p>
     <w:p>
@@ -3560,41 +4909,7 @@
           <w:rFonts w:ascii="Times New Roman" w:eastAsia="Times New Roman" w:hAnsi="Times New Roman" w:cs="Times New Roman"/>
           <w:sz w:val="28"/>
         </w:rPr>
-        <w:t>Обеспечение возможности задать технический вопрос администрации.</w:t>
-      </w:r>
-    </w:p>
-    <w:p>
-      <w:pPr>
-        <w:numPr>
-          <w:ilvl w:val="0"/>
-          <w:numId w:val="8"/>
-        </w:numPr>
-        <w:tabs>
-          <w:tab w:val="left" w:pos="2747"/>
-        </w:tabs>
-        <w:spacing w:after="0" w:line="360" w:lineRule="auto"/>
-        <w:ind w:left="1440" w:hanging="720"/>
-        <w:rPr>
-          <w:rFonts w:ascii="Times New Roman" w:eastAsia="Times New Roman" w:hAnsi="Times New Roman" w:cs="Times New Roman"/>
-          <w:b/>
-          <w:sz w:val="28"/>
-        </w:rPr>
-      </w:pPr>
-      <w:r>
-        <w:rPr>
-          <w:rFonts w:ascii="Times New Roman" w:eastAsia="Times New Roman" w:hAnsi="Times New Roman" w:cs="Times New Roman"/>
-          <w:b/>
-          <w:sz w:val="28"/>
-        </w:rPr>
-        <w:t xml:space="preserve">3.3.3 </w:t>
-      </w:r>
-      <w:r>
-        <w:rPr>
-          <w:rFonts w:ascii="Times New Roman" w:eastAsia="Times New Roman" w:hAnsi="Times New Roman" w:cs="Times New Roman"/>
-          <w:b/>
-          <w:sz w:val="28"/>
-        </w:rPr>
-        <w:t>Для администраторов</w:t>
+        <w:t>Обеспечение формы для заявки на обучение с возможностью получить учебный курс.</w:t>
       </w:r>
     </w:p>
     <w:p>
@@ -3619,7 +4934,7 @@
           <w:rFonts w:ascii="Times New Roman" w:eastAsia="Times New Roman" w:hAnsi="Times New Roman" w:cs="Times New Roman"/>
           <w:sz w:val="28"/>
         </w:rPr>
-        <w:t>Обеспечение возможности просматривать подробную информацию о студенте;</w:t>
+        <w:t>Обеспечение возможности авторизации;</w:t>
       </w:r>
     </w:p>
     <w:p>
@@ -3644,8 +4959,39 @@
           <w:rFonts w:ascii="Times New Roman" w:eastAsia="Times New Roman" w:hAnsi="Times New Roman" w:cs="Times New Roman"/>
           <w:sz w:val="28"/>
         </w:rPr>
-        <w:t>Обеспечение возможности просматривать все учебные курсы компании;</w:t>
-      </w:r>
+        <w:t>Обеспечение возможности отвечать на технические вопросы клиентов.</w:t>
+      </w:r>
+    </w:p>
+    <w:p>
+      <w:pPr>
+        <w:pStyle w:val="2"/>
+        <w:rPr>
+          <w:rFonts w:ascii="Times New Roman" w:eastAsia="Times New Roman" w:hAnsi="Times New Roman" w:cs="Times New Roman"/>
+          <w:b/>
+          <w:color w:val="auto"/>
+          <w:sz w:val="28"/>
+        </w:rPr>
+      </w:pPr>
+      <w:bookmarkStart w:id="13" w:name="_Toc180477529"/>
+      <w:r>
+        <w:rPr>
+          <w:rFonts w:ascii="Times New Roman" w:eastAsia="Times New Roman" w:hAnsi="Times New Roman" w:cs="Times New Roman"/>
+          <w:b/>
+          <w:color w:val="auto"/>
+          <w:sz w:val="28"/>
+        </w:rPr>
+        <w:t xml:space="preserve">3.4 </w:t>
+      </w:r>
+      <w:r>
+        <w:rPr>
+          <w:rFonts w:ascii="Times New Roman" w:eastAsia="Times New Roman" w:hAnsi="Times New Roman" w:cs="Times New Roman"/>
+          <w:b/>
+          <w:color w:val="auto"/>
+          <w:sz w:val="28"/>
+        </w:rPr>
+        <w:t>Предметная область</w:t>
+      </w:r>
+      <w:bookmarkEnd w:id="13"/>
     </w:p>
     <w:p>
       <w:pPr>
@@ -3669,7 +5015,7 @@
           <w:rFonts w:ascii="Times New Roman" w:eastAsia="Times New Roman" w:hAnsi="Times New Roman" w:cs="Times New Roman"/>
           <w:sz w:val="28"/>
         </w:rPr>
-        <w:t>Обеспечение формы для заявки на обучение с возможностью получить учебный курс.</w:t>
+        <w:t>Отношения, возникающие между потребителями (клиентами) и владельцами предоставляемых услуг регулируются настоящим законом РФ от 07.02.1992 N 2300-1 (ред. от 05.12.2022) «О защите прав потребителей»;</w:t>
       </w:r>
     </w:p>
     <w:p>
@@ -3694,8 +5040,107 @@
           <w:rFonts w:ascii="Times New Roman" w:eastAsia="Times New Roman" w:hAnsi="Times New Roman" w:cs="Times New Roman"/>
           <w:sz w:val="28"/>
         </w:rPr>
-        <w:t>Обеспечение возможности просмотра заявок на обучение;</w:t>
-      </w:r>
+        <w:t>Информация и персональные данные, размещающиеся в приложении и хранящиеся в базе данных приложения защищены в соответствии с Федеральным законом от 27.07.2006 N 152-ФЗ «О персональных данных».</w:t>
+      </w:r>
+    </w:p>
+    <w:p>
+      <w:pPr>
+        <w:numPr>
+          <w:ilvl w:val="0"/>
+          <w:numId w:val="8"/>
+        </w:numPr>
+        <w:tabs>
+          <w:tab w:val="left" w:pos="2327"/>
+        </w:tabs>
+        <w:spacing w:before="240" w:after="240" w:line="360" w:lineRule="auto"/>
+        <w:ind w:left="357" w:hanging="357"/>
+        <w:jc w:val="both"/>
+        <w:rPr>
+          <w:rFonts w:ascii="Times New Roman" w:eastAsia="Times New Roman" w:hAnsi="Times New Roman" w:cs="Times New Roman"/>
+          <w:b/>
+          <w:sz w:val="28"/>
+        </w:rPr>
+      </w:pPr>
+    </w:p>
+    <w:p>
+      <w:pPr>
+        <w:pStyle w:val="1"/>
+        <w:rPr>
+          <w:rFonts w:ascii="Times New Roman" w:eastAsia="Times New Roman" w:hAnsi="Times New Roman" w:cs="Times New Roman"/>
+          <w:b/>
+          <w:color w:val="auto"/>
+          <w:sz w:val="28"/>
+        </w:rPr>
+      </w:pPr>
+      <w:bookmarkStart w:id="14" w:name="_Toc180477530"/>
+      <w:r>
+        <w:rPr>
+          <w:rFonts w:ascii="Times New Roman" w:eastAsia="Times New Roman" w:hAnsi="Times New Roman" w:cs="Times New Roman"/>
+          <w:b/>
+          <w:color w:val="auto"/>
+          <w:sz w:val="28"/>
+        </w:rPr>
+        <w:t xml:space="preserve">4 </w:t>
+      </w:r>
+      <w:r>
+        <w:rPr>
+          <w:rFonts w:ascii="Times New Roman" w:eastAsia="Times New Roman" w:hAnsi="Times New Roman" w:cs="Times New Roman"/>
+          <w:b/>
+          <w:color w:val="auto"/>
+          <w:sz w:val="28"/>
+        </w:rPr>
+        <w:t>Требования</w:t>
+      </w:r>
+      <w:r>
+        <w:rPr>
+          <w:rFonts w:ascii="Times New Roman" w:eastAsia="Times New Roman" w:hAnsi="Times New Roman" w:cs="Times New Roman"/>
+          <w:b/>
+          <w:color w:val="auto"/>
+          <w:spacing w:val="-7"/>
+          <w:sz w:val="28"/>
+        </w:rPr>
+        <w:t xml:space="preserve"> </w:t>
+      </w:r>
+      <w:proofErr w:type="gramStart"/>
+      <w:r>
+        <w:rPr>
+          <w:rFonts w:ascii="Times New Roman" w:eastAsia="Times New Roman" w:hAnsi="Times New Roman" w:cs="Times New Roman"/>
+          <w:b/>
+          <w:color w:val="auto"/>
+          <w:sz w:val="28"/>
+        </w:rPr>
+        <w:t>к</w:t>
+      </w:r>
+      <w:r>
+        <w:rPr>
+          <w:rFonts w:ascii="Times New Roman" w:eastAsia="Times New Roman" w:hAnsi="Times New Roman" w:cs="Times New Roman"/>
+          <w:b/>
+          <w:color w:val="auto"/>
+          <w:spacing w:val="-6"/>
+          <w:sz w:val="28"/>
+        </w:rPr>
+        <w:t xml:space="preserve"> </w:t>
+      </w:r>
+      <w:r>
+        <w:rPr>
+          <w:rFonts w:ascii="Times New Roman" w:eastAsia="Times New Roman" w:hAnsi="Times New Roman" w:cs="Times New Roman"/>
+          <w:b/>
+          <w:color w:val="auto"/>
+          <w:sz w:val="28"/>
+        </w:rPr>
+        <w:t xml:space="preserve"> приложению</w:t>
+      </w:r>
+      <w:proofErr w:type="gramEnd"/>
+      <w:r>
+        <w:rPr>
+          <w:rFonts w:ascii="Times New Roman" w:eastAsia="Times New Roman" w:hAnsi="Times New Roman" w:cs="Times New Roman"/>
+          <w:b/>
+          <w:color w:val="auto"/>
+          <w:sz w:val="28"/>
+        </w:rPr>
+        <w:t xml:space="preserve"> и программному обеспечению</w:t>
+      </w:r>
+      <w:bookmarkEnd w:id="14"/>
     </w:p>
     <w:p>
       <w:pPr>
@@ -3719,7 +5164,21 @@
           <w:rFonts w:ascii="Times New Roman" w:eastAsia="Times New Roman" w:hAnsi="Times New Roman" w:cs="Times New Roman"/>
           <w:sz w:val="28"/>
         </w:rPr>
-        <w:t>Обеспечение возможности одобрять/удалять заявку на обучение;</w:t>
+        <w:t>Приложение должно реализовывать</w:t>
+      </w:r>
+      <w:r>
+        <w:rPr>
+          <w:rFonts w:ascii="Times New Roman" w:eastAsia="Times New Roman" w:hAnsi="Times New Roman" w:cs="Times New Roman"/>
+          <w:sz w:val="28"/>
+        </w:rPr>
+        <w:t xml:space="preserve"> </w:t>
+      </w:r>
+      <w:r>
+        <w:rPr>
+          <w:rFonts w:ascii="Times New Roman" w:eastAsia="Times New Roman" w:hAnsi="Times New Roman" w:cs="Times New Roman"/>
+          <w:sz w:val="28"/>
+        </w:rPr>
+        <w:t>задачи, стоящие перед проектом;</w:t>
       </w:r>
     </w:p>
     <w:p>
@@ -3744,373 +5203,73 @@
           <w:rFonts w:ascii="Times New Roman" w:eastAsia="Times New Roman" w:hAnsi="Times New Roman" w:cs="Times New Roman"/>
           <w:sz w:val="28"/>
         </w:rPr>
-        <w:t>Обеспечение возможности удалять учебный курс;</w:t>
-      </w:r>
-    </w:p>
-    <w:p>
-      <w:pPr>
-        <w:numPr>
-          <w:ilvl w:val="0"/>
-          <w:numId w:val="8"/>
-        </w:numPr>
-        <w:tabs>
-          <w:tab w:val="left" w:pos="2834"/>
-        </w:tabs>
-        <w:spacing w:line="360" w:lineRule="auto"/>
-        <w:ind w:left="1219" w:hanging="357"/>
-        <w:jc w:val="both"/>
-        <w:rPr>
-          <w:rFonts w:ascii="Times New Roman" w:eastAsia="Times New Roman" w:hAnsi="Times New Roman" w:cs="Times New Roman"/>
-          <w:sz w:val="28"/>
-        </w:rPr>
-      </w:pPr>
-      <w:r>
-        <w:rPr>
-          <w:rFonts w:ascii="Times New Roman" w:eastAsia="Times New Roman" w:hAnsi="Times New Roman" w:cs="Times New Roman"/>
-          <w:sz w:val="28"/>
-        </w:rPr>
-        <w:t>Обеспечение возможности авторизации;</w:t>
-      </w:r>
-    </w:p>
-    <w:p>
-      <w:pPr>
-        <w:numPr>
-          <w:ilvl w:val="0"/>
-          <w:numId w:val="8"/>
-        </w:numPr>
-        <w:tabs>
-          <w:tab w:val="left" w:pos="2834"/>
-        </w:tabs>
-        <w:spacing w:line="360" w:lineRule="auto"/>
-        <w:ind w:left="1219" w:hanging="357"/>
-        <w:jc w:val="both"/>
-        <w:rPr>
-          <w:rFonts w:ascii="Times New Roman" w:eastAsia="Times New Roman" w:hAnsi="Times New Roman" w:cs="Times New Roman"/>
-          <w:sz w:val="28"/>
-        </w:rPr>
-      </w:pPr>
-      <w:r>
-        <w:rPr>
-          <w:rFonts w:ascii="Times New Roman" w:eastAsia="Times New Roman" w:hAnsi="Times New Roman" w:cs="Times New Roman"/>
+        <w:t xml:space="preserve">Приложение должно иметь архитектуру, соответствующую шаблону Клиент-Серверного приложения и иметь разделение на </w:t>
+      </w:r>
+      <w:proofErr w:type="spellStart"/>
+      <w:r>
+        <w:rPr>
+          <w:rFonts w:ascii="Times New Roman" w:eastAsia="Times New Roman" w:hAnsi="Times New Roman" w:cs="Times New Roman"/>
+          <w:sz w:val="28"/>
+        </w:rPr>
+        <w:t>back-end</w:t>
+      </w:r>
+      <w:proofErr w:type="spellEnd"/>
+      <w:r>
+        <w:rPr>
+          <w:rFonts w:ascii="Times New Roman" w:eastAsia="Times New Roman" w:hAnsi="Times New Roman" w:cs="Times New Roman"/>
+          <w:sz w:val="28"/>
+        </w:rPr>
+        <w:t xml:space="preserve"> и </w:t>
+      </w:r>
+      <w:proofErr w:type="spellStart"/>
+      <w:r>
+        <w:rPr>
+          <w:rFonts w:ascii="Times New Roman" w:eastAsia="Times New Roman" w:hAnsi="Times New Roman" w:cs="Times New Roman"/>
+          <w:sz w:val="28"/>
+        </w:rPr>
+        <w:t>front-end</w:t>
+      </w:r>
+      <w:proofErr w:type="spellEnd"/>
+      <w:r>
+        <w:rPr>
+          <w:rFonts w:ascii="Times New Roman" w:eastAsia="Times New Roman" w:hAnsi="Times New Roman" w:cs="Times New Roman"/>
+          <w:sz w:val="28"/>
+        </w:rPr>
+        <w:t>, связанных между собой REST API.</w:t>
+      </w:r>
+    </w:p>
+    <w:p>
+      <w:pPr>
+        <w:pStyle w:val="2"/>
+        <w:ind w:firstLine="708"/>
+        <w:rPr>
+          <w:rFonts w:ascii="Times New Roman" w:eastAsia="Times New Roman" w:hAnsi="Times New Roman" w:cs="Times New Roman"/>
+          <w:b/>
+          <w:color w:val="auto"/>
+          <w:sz w:val="28"/>
+        </w:rPr>
+      </w:pPr>
+      <w:bookmarkStart w:id="15" w:name="_Toc180477531"/>
+      <w:r>
+        <w:rPr>
+          <w:rFonts w:ascii="Times New Roman" w:eastAsia="Times New Roman" w:hAnsi="Times New Roman" w:cs="Times New Roman"/>
+          <w:b/>
+          <w:color w:val="auto"/>
           <w:sz w:val="28"/>
         </w:rPr>
         <w:lastRenderedPageBreak/>
-        <w:t>Обеспечение возможности отвечать на технические вопросы клиентов.</w:t>
-      </w:r>
-    </w:p>
-    <w:p>
-      <w:pPr>
-        <w:numPr>
-          <w:ilvl w:val="0"/>
-          <w:numId w:val="8"/>
-        </w:numPr>
-        <w:tabs>
-          <w:tab w:val="left" w:pos="2536"/>
-        </w:tabs>
-        <w:spacing w:before="240" w:after="240" w:line="360" w:lineRule="auto"/>
-        <w:ind w:left="720" w:hanging="363"/>
-        <w:jc w:val="both"/>
-        <w:rPr>
-          <w:rFonts w:ascii="Times New Roman" w:eastAsia="Times New Roman" w:hAnsi="Times New Roman" w:cs="Times New Roman"/>
-          <w:b/>
-          <w:sz w:val="28"/>
-        </w:rPr>
-      </w:pPr>
-      <w:r>
-        <w:rPr>
-          <w:rFonts w:ascii="Times New Roman" w:eastAsia="Times New Roman" w:hAnsi="Times New Roman" w:cs="Times New Roman"/>
-          <w:b/>
-          <w:sz w:val="28"/>
-        </w:rPr>
-        <w:t xml:space="preserve">3.4 </w:t>
-      </w:r>
-      <w:r>
-        <w:rPr>
-          <w:rFonts w:ascii="Times New Roman" w:eastAsia="Times New Roman" w:hAnsi="Times New Roman" w:cs="Times New Roman"/>
-          <w:b/>
-          <w:sz w:val="28"/>
-        </w:rPr>
-        <w:t>Предметная область</w:t>
-      </w:r>
-    </w:p>
-    <w:p>
-      <w:pPr>
-        <w:numPr>
-          <w:ilvl w:val="0"/>
-          <w:numId w:val="8"/>
-        </w:numPr>
-        <w:tabs>
-          <w:tab w:val="left" w:pos="2834"/>
-        </w:tabs>
-        <w:spacing w:line="360" w:lineRule="auto"/>
-        <w:ind w:left="1219" w:hanging="357"/>
-        <w:jc w:val="both"/>
-        <w:rPr>
-          <w:rFonts w:ascii="Times New Roman" w:eastAsia="Times New Roman" w:hAnsi="Times New Roman" w:cs="Times New Roman"/>
-          <w:sz w:val="28"/>
-        </w:rPr>
-      </w:pPr>
-      <w:r>
-        <w:rPr>
-          <w:rFonts w:ascii="Times New Roman" w:eastAsia="Times New Roman" w:hAnsi="Times New Roman" w:cs="Times New Roman"/>
-          <w:sz w:val="28"/>
-        </w:rPr>
-        <w:t>Отношения, возникающие между потребителями (клиентами) и владельцами предоставляемых услуг регулируются настоящим законом РФ от 07.02.1992 N 2300-1 (ред. от 05.12.2022) «О защите прав потребителей»;</w:t>
-      </w:r>
-    </w:p>
-    <w:p>
-      <w:pPr>
-        <w:numPr>
-          <w:ilvl w:val="0"/>
-          <w:numId w:val="8"/>
-        </w:numPr>
-        <w:tabs>
-          <w:tab w:val="left" w:pos="2834"/>
-        </w:tabs>
-        <w:spacing w:line="360" w:lineRule="auto"/>
-        <w:ind w:left="1219" w:hanging="357"/>
-        <w:jc w:val="both"/>
-        <w:rPr>
-          <w:rFonts w:ascii="Times New Roman" w:eastAsia="Times New Roman" w:hAnsi="Times New Roman" w:cs="Times New Roman"/>
-          <w:sz w:val="28"/>
-        </w:rPr>
-      </w:pPr>
-      <w:r>
-        <w:rPr>
-          <w:rFonts w:ascii="Times New Roman" w:eastAsia="Times New Roman" w:hAnsi="Times New Roman" w:cs="Times New Roman"/>
-          <w:sz w:val="28"/>
-        </w:rPr>
-        <w:t>Информация и персональные данные, размещающиеся в приложении и хранящиеся в базе данных приложения защищены в соответствии с Федеральным законом от 27.07.2006 N 152-ФЗ «О персональных данных».</w:t>
-      </w:r>
-    </w:p>
-    <w:p>
-      <w:pPr>
-        <w:numPr>
-          <w:ilvl w:val="0"/>
-          <w:numId w:val="8"/>
-        </w:numPr>
-        <w:tabs>
-          <w:tab w:val="left" w:pos="2327"/>
-        </w:tabs>
-        <w:spacing w:before="240" w:after="240" w:line="360" w:lineRule="auto"/>
-        <w:ind w:left="357" w:hanging="357"/>
-        <w:jc w:val="both"/>
-        <w:rPr>
-          <w:rFonts w:ascii="Times New Roman" w:eastAsia="Times New Roman" w:hAnsi="Times New Roman" w:cs="Times New Roman"/>
-          <w:b/>
-          <w:sz w:val="28"/>
-        </w:rPr>
-      </w:pPr>
-    </w:p>
-    <w:p>
-      <w:pPr>
-        <w:numPr>
-          <w:ilvl w:val="0"/>
-          <w:numId w:val="8"/>
-        </w:numPr>
-        <w:tabs>
-          <w:tab w:val="left" w:pos="2327"/>
-        </w:tabs>
-        <w:spacing w:before="240" w:after="240" w:line="360" w:lineRule="auto"/>
-        <w:ind w:left="357" w:hanging="357"/>
-        <w:jc w:val="both"/>
-        <w:rPr>
-          <w:rFonts w:ascii="Times New Roman" w:eastAsia="Times New Roman" w:hAnsi="Times New Roman" w:cs="Times New Roman"/>
-          <w:b/>
-          <w:sz w:val="28"/>
-        </w:rPr>
-      </w:pPr>
-      <w:r>
-        <w:rPr>
-          <w:rFonts w:ascii="Times New Roman" w:eastAsia="Times New Roman" w:hAnsi="Times New Roman" w:cs="Times New Roman"/>
-          <w:b/>
-          <w:sz w:val="28"/>
-        </w:rPr>
-        <w:t xml:space="preserve">4 </w:t>
-      </w:r>
-      <w:r>
-        <w:rPr>
-          <w:rFonts w:ascii="Times New Roman" w:eastAsia="Times New Roman" w:hAnsi="Times New Roman" w:cs="Times New Roman"/>
-          <w:b/>
-          <w:sz w:val="28"/>
-        </w:rPr>
-        <w:t>Требования</w:t>
-      </w:r>
-      <w:r>
-        <w:rPr>
-          <w:rFonts w:ascii="Times New Roman" w:eastAsia="Times New Roman" w:hAnsi="Times New Roman" w:cs="Times New Roman"/>
-          <w:b/>
-          <w:spacing w:val="-7"/>
-          <w:sz w:val="28"/>
-        </w:rPr>
-        <w:t xml:space="preserve"> </w:t>
-      </w:r>
-      <w:proofErr w:type="gramStart"/>
-      <w:r>
-        <w:rPr>
-          <w:rFonts w:ascii="Times New Roman" w:eastAsia="Times New Roman" w:hAnsi="Times New Roman" w:cs="Times New Roman"/>
-          <w:b/>
-          <w:sz w:val="28"/>
-        </w:rPr>
-        <w:t>к</w:t>
-      </w:r>
-      <w:r>
-        <w:rPr>
-          <w:rFonts w:ascii="Times New Roman" w:eastAsia="Times New Roman" w:hAnsi="Times New Roman" w:cs="Times New Roman"/>
-          <w:b/>
-          <w:spacing w:val="-6"/>
-          <w:sz w:val="28"/>
-        </w:rPr>
-        <w:t xml:space="preserve"> </w:t>
-      </w:r>
-      <w:r>
-        <w:rPr>
-          <w:rFonts w:ascii="Times New Roman" w:eastAsia="Times New Roman" w:hAnsi="Times New Roman" w:cs="Times New Roman"/>
-          <w:b/>
-          <w:sz w:val="28"/>
-        </w:rPr>
-        <w:t xml:space="preserve"> приложению</w:t>
-      </w:r>
-      <w:proofErr w:type="gramEnd"/>
-      <w:r>
-        <w:rPr>
-          <w:rFonts w:ascii="Times New Roman" w:eastAsia="Times New Roman" w:hAnsi="Times New Roman" w:cs="Times New Roman"/>
-          <w:b/>
-          <w:sz w:val="28"/>
-        </w:rPr>
-        <w:t xml:space="preserve"> и программному обеспечению</w:t>
-      </w:r>
-    </w:p>
-    <w:p>
-      <w:pPr>
-        <w:numPr>
-          <w:ilvl w:val="0"/>
-          <w:numId w:val="8"/>
-        </w:numPr>
-        <w:tabs>
-          <w:tab w:val="left" w:pos="2834"/>
-        </w:tabs>
-        <w:spacing w:line="360" w:lineRule="auto"/>
-        <w:ind w:left="1219" w:hanging="357"/>
-        <w:jc w:val="both"/>
-        <w:rPr>
-          <w:rFonts w:ascii="Times New Roman" w:eastAsia="Times New Roman" w:hAnsi="Times New Roman" w:cs="Times New Roman"/>
-          <w:sz w:val="28"/>
-        </w:rPr>
-      </w:pPr>
-      <w:r>
-        <w:rPr>
-          <w:rFonts w:ascii="Times New Roman" w:eastAsia="Times New Roman" w:hAnsi="Times New Roman" w:cs="Times New Roman"/>
-          <w:sz w:val="28"/>
-        </w:rPr>
-        <w:t>Приложение должно реализовывать</w:t>
-      </w:r>
-      <w:r>
-        <w:rPr>
-          <w:rFonts w:ascii="Times New Roman" w:eastAsia="Times New Roman" w:hAnsi="Times New Roman" w:cs="Times New Roman"/>
-          <w:sz w:val="28"/>
-        </w:rPr>
-        <w:t xml:space="preserve"> </w:t>
-      </w:r>
-      <w:r>
-        <w:rPr>
-          <w:rFonts w:ascii="Times New Roman" w:eastAsia="Times New Roman" w:hAnsi="Times New Roman" w:cs="Times New Roman"/>
-          <w:sz w:val="28"/>
-        </w:rPr>
-        <w:t>задачи, стоящие перед проектом;</w:t>
-      </w:r>
-    </w:p>
-    <w:p>
-      <w:pPr>
-        <w:numPr>
-          <w:ilvl w:val="0"/>
-          <w:numId w:val="8"/>
-        </w:numPr>
-        <w:tabs>
-          <w:tab w:val="left" w:pos="2834"/>
-        </w:tabs>
-        <w:spacing w:line="360" w:lineRule="auto"/>
-        <w:ind w:left="1219" w:hanging="357"/>
-        <w:jc w:val="both"/>
-        <w:rPr>
-          <w:rFonts w:ascii="Times New Roman" w:eastAsia="Times New Roman" w:hAnsi="Times New Roman" w:cs="Times New Roman"/>
-          <w:sz w:val="28"/>
-        </w:rPr>
-      </w:pPr>
-      <w:r>
-        <w:rPr>
-          <w:rFonts w:ascii="Times New Roman" w:eastAsia="Times New Roman" w:hAnsi="Times New Roman" w:cs="Times New Roman"/>
-          <w:sz w:val="28"/>
-        </w:rPr>
-        <w:t xml:space="preserve">Приложение должно иметь архитектуру, соответствующую шаблону Клиент-Серверного приложения и иметь разделение на </w:t>
-      </w:r>
-      <w:proofErr w:type="spellStart"/>
-      <w:r>
-        <w:rPr>
-          <w:rFonts w:ascii="Times New Roman" w:eastAsia="Times New Roman" w:hAnsi="Times New Roman" w:cs="Times New Roman"/>
-          <w:sz w:val="28"/>
-        </w:rPr>
-        <w:t>back-end</w:t>
-      </w:r>
-      <w:proofErr w:type="spellEnd"/>
-      <w:r>
-        <w:rPr>
-          <w:rFonts w:ascii="Times New Roman" w:eastAsia="Times New Roman" w:hAnsi="Times New Roman" w:cs="Times New Roman"/>
-          <w:sz w:val="28"/>
-        </w:rPr>
-        <w:t xml:space="preserve"> и </w:t>
-      </w:r>
-      <w:proofErr w:type="spellStart"/>
-      <w:r>
-        <w:rPr>
-          <w:rFonts w:ascii="Times New Roman" w:eastAsia="Times New Roman" w:hAnsi="Times New Roman" w:cs="Times New Roman"/>
-          <w:sz w:val="28"/>
-        </w:rPr>
-        <w:t>front-end</w:t>
-      </w:r>
-      <w:proofErr w:type="spellEnd"/>
-      <w:r>
-        <w:rPr>
-          <w:rFonts w:ascii="Times New Roman" w:eastAsia="Times New Roman" w:hAnsi="Times New Roman" w:cs="Times New Roman"/>
-          <w:sz w:val="28"/>
-        </w:rPr>
-        <w:t>, связанных между собой REST API.</w:t>
-      </w:r>
-    </w:p>
-    <w:p>
-      <w:pPr>
-        <w:numPr>
-          <w:ilvl w:val="0"/>
-          <w:numId w:val="8"/>
-        </w:numPr>
-        <w:tabs>
-          <w:tab w:val="left" w:pos="2536"/>
-        </w:tabs>
-        <w:spacing w:before="240" w:after="240" w:line="360" w:lineRule="auto"/>
-        <w:ind w:left="720" w:hanging="363"/>
-        <w:jc w:val="both"/>
-        <w:rPr>
-          <w:rFonts w:ascii="Times New Roman" w:eastAsia="Times New Roman" w:hAnsi="Times New Roman" w:cs="Times New Roman"/>
-          <w:b/>
-          <w:sz w:val="28"/>
-        </w:rPr>
-      </w:pPr>
-      <w:r>
-        <w:rPr>
-          <w:rFonts w:ascii="Times New Roman" w:eastAsia="Times New Roman" w:hAnsi="Times New Roman" w:cs="Times New Roman"/>
-          <w:b/>
-          <w:sz w:val="28"/>
-        </w:rPr>
         <w:t xml:space="preserve">4.1 </w:t>
       </w:r>
       <w:r>
         <w:rPr>
           <w:rFonts w:ascii="Times New Roman" w:eastAsia="Times New Roman" w:hAnsi="Times New Roman" w:cs="Times New Roman"/>
           <w:b/>
+          <w:color w:val="auto"/>
           <w:sz w:val="28"/>
         </w:rPr>
         <w:t>Требования к программному обеспечению приложения</w:t>
       </w:r>
+      <w:bookmarkEnd w:id="15"/>
     </w:p>
     <w:p>
       <w:pPr>
@@ -4241,7 +5400,6 @@
           <w:rFonts w:ascii="Times New Roman" w:eastAsia="Times New Roman" w:hAnsi="Times New Roman" w:cs="Times New Roman"/>
           <w:sz w:val="28"/>
         </w:rPr>
-        <w:lastRenderedPageBreak/>
         <w:t>Для реализации клиентской части были выбраны следующие технологии:</w:t>
       </w:r>
     </w:p>
@@ -4363,26 +5521,21 @@
     </w:p>
     <w:p>
       <w:pPr>
-        <w:numPr>
-          <w:ilvl w:val="0"/>
-          <w:numId w:val="10"/>
-        </w:numPr>
-        <w:tabs>
-          <w:tab w:val="left" w:pos="2536"/>
-        </w:tabs>
-        <w:spacing w:before="240" w:after="240" w:line="360" w:lineRule="auto"/>
-        <w:ind w:left="720" w:hanging="363"/>
-        <w:jc w:val="both"/>
-        <w:rPr>
-          <w:rFonts w:ascii="Times New Roman" w:eastAsia="Times New Roman" w:hAnsi="Times New Roman" w:cs="Times New Roman"/>
-          <w:b/>
-          <w:sz w:val="28"/>
-        </w:rPr>
-      </w:pPr>
-      <w:r>
-        <w:rPr>
-          <w:rFonts w:ascii="Times New Roman" w:eastAsia="Times New Roman" w:hAnsi="Times New Roman" w:cs="Times New Roman"/>
-          <w:b/>
+        <w:pStyle w:val="2"/>
+        <w:ind w:firstLine="708"/>
+        <w:rPr>
+          <w:rFonts w:ascii="Times New Roman" w:eastAsia="Times New Roman" w:hAnsi="Times New Roman" w:cs="Times New Roman"/>
+          <w:b/>
+          <w:color w:val="auto"/>
+          <w:sz w:val="28"/>
+        </w:rPr>
+      </w:pPr>
+      <w:bookmarkStart w:id="16" w:name="_Toc180477532"/>
+      <w:r>
+        <w:rPr>
+          <w:rFonts w:ascii="Times New Roman" w:eastAsia="Times New Roman" w:hAnsi="Times New Roman" w:cs="Times New Roman"/>
+          <w:b/>
+          <w:color w:val="auto"/>
           <w:sz w:val="28"/>
         </w:rPr>
         <w:t xml:space="preserve">4.2 </w:t>
@@ -4391,10 +5544,12 @@
         <w:rPr>
           <w:rFonts w:ascii="Times New Roman" w:eastAsia="Times New Roman" w:hAnsi="Times New Roman" w:cs="Times New Roman"/>
           <w:b/>
+          <w:color w:val="auto"/>
           <w:sz w:val="28"/>
         </w:rPr>
         <w:t>Общие требования к оформлению и верстке страниц</w:t>
       </w:r>
+      <w:bookmarkEnd w:id="16"/>
     </w:p>
     <w:p>
       <w:pPr>
@@ -4470,26 +5625,21 @@
     </w:p>
     <w:p>
       <w:pPr>
-        <w:numPr>
-          <w:ilvl w:val="0"/>
-          <w:numId w:val="11"/>
-        </w:numPr>
-        <w:tabs>
-          <w:tab w:val="left" w:pos="2536"/>
-        </w:tabs>
-        <w:spacing w:before="240" w:after="240" w:line="360" w:lineRule="auto"/>
-        <w:ind w:left="720" w:hanging="363"/>
-        <w:jc w:val="both"/>
-        <w:rPr>
-          <w:rFonts w:ascii="Times New Roman" w:eastAsia="Times New Roman" w:hAnsi="Times New Roman" w:cs="Times New Roman"/>
-          <w:b/>
-          <w:sz w:val="28"/>
-        </w:rPr>
-      </w:pPr>
-      <w:r>
-        <w:rPr>
-          <w:rFonts w:ascii="Times New Roman" w:eastAsia="Times New Roman" w:hAnsi="Times New Roman" w:cs="Times New Roman"/>
-          <w:b/>
+        <w:pStyle w:val="2"/>
+        <w:ind w:firstLine="708"/>
+        <w:rPr>
+          <w:rFonts w:ascii="Times New Roman" w:eastAsia="Times New Roman" w:hAnsi="Times New Roman" w:cs="Times New Roman"/>
+          <w:b/>
+          <w:color w:val="auto"/>
+          <w:sz w:val="28"/>
+        </w:rPr>
+      </w:pPr>
+      <w:bookmarkStart w:id="17" w:name="_Toc180477533"/>
+      <w:r>
+        <w:rPr>
+          <w:rFonts w:ascii="Times New Roman" w:eastAsia="Times New Roman" w:hAnsi="Times New Roman" w:cs="Times New Roman"/>
+          <w:b/>
+          <w:color w:val="auto"/>
           <w:sz w:val="28"/>
         </w:rPr>
         <w:t xml:space="preserve">4.3 </w:t>
@@ -4498,10 +5648,12 @@
         <w:rPr>
           <w:rFonts w:ascii="Times New Roman" w:eastAsia="Times New Roman" w:hAnsi="Times New Roman" w:cs="Times New Roman"/>
           <w:b/>
+          <w:color w:val="auto"/>
           <w:sz w:val="28"/>
         </w:rPr>
         <w:t>Требования к системе администрирования</w:t>
       </w:r>
+      <w:bookmarkEnd w:id="17"/>
     </w:p>
     <w:p>
       <w:pPr>
@@ -4549,26 +5701,20 @@
     </w:p>
     <w:p>
       <w:pPr>
-        <w:numPr>
-          <w:ilvl w:val="0"/>
-          <w:numId w:val="12"/>
-        </w:numPr>
-        <w:tabs>
-          <w:tab w:val="left" w:pos="2327"/>
-        </w:tabs>
-        <w:spacing w:before="240" w:after="240" w:line="360" w:lineRule="auto"/>
-        <w:ind w:left="357" w:hanging="357"/>
-        <w:jc w:val="both"/>
-        <w:rPr>
-          <w:rFonts w:ascii="Times New Roman" w:eastAsia="Times New Roman" w:hAnsi="Times New Roman" w:cs="Times New Roman"/>
-          <w:b/>
-          <w:sz w:val="28"/>
-        </w:rPr>
-      </w:pPr>
-      <w:r>
-        <w:rPr>
-          <w:rFonts w:ascii="Times New Roman" w:eastAsia="Times New Roman" w:hAnsi="Times New Roman" w:cs="Times New Roman"/>
-          <w:b/>
+        <w:pStyle w:val="1"/>
+        <w:rPr>
+          <w:rFonts w:ascii="Times New Roman" w:eastAsia="Times New Roman" w:hAnsi="Times New Roman" w:cs="Times New Roman"/>
+          <w:b/>
+          <w:color w:val="auto"/>
+          <w:sz w:val="28"/>
+        </w:rPr>
+      </w:pPr>
+      <w:bookmarkStart w:id="18" w:name="_Toc180477534"/>
+      <w:r>
+        <w:rPr>
+          <w:rFonts w:ascii="Times New Roman" w:eastAsia="Times New Roman" w:hAnsi="Times New Roman" w:cs="Times New Roman"/>
+          <w:b/>
+          <w:color w:val="auto"/>
           <w:sz w:val="28"/>
         </w:rPr>
         <w:t>5</w:t>
@@ -4577,33 +5723,30 @@
         <w:rPr>
           <w:rFonts w:ascii="Times New Roman" w:eastAsia="Times New Roman" w:hAnsi="Times New Roman" w:cs="Times New Roman"/>
           <w:b/>
+          <w:color w:val="auto"/>
           <w:sz w:val="28"/>
         </w:rPr>
         <w:t>Структура приложения</w:t>
       </w:r>
-    </w:p>
-    <w:p>
-      <w:pPr>
-        <w:numPr>
-          <w:ilvl w:val="0"/>
-          <w:numId w:val="12"/>
-        </w:numPr>
-        <w:tabs>
-          <w:tab w:val="left" w:pos="2536"/>
-        </w:tabs>
-        <w:spacing w:before="240" w:after="240" w:line="360" w:lineRule="auto"/>
-        <w:ind w:left="720" w:hanging="363"/>
-        <w:jc w:val="both"/>
-        <w:rPr>
-          <w:rFonts w:ascii="Times New Roman" w:eastAsia="Times New Roman" w:hAnsi="Times New Roman" w:cs="Times New Roman"/>
-          <w:b/>
-          <w:sz w:val="28"/>
-        </w:rPr>
-      </w:pPr>
-      <w:r>
-        <w:rPr>
-          <w:rFonts w:ascii="Times New Roman" w:eastAsia="Times New Roman" w:hAnsi="Times New Roman" w:cs="Times New Roman"/>
-          <w:b/>
+      <w:bookmarkEnd w:id="18"/>
+    </w:p>
+    <w:p>
+      <w:pPr>
+        <w:pStyle w:val="2"/>
+        <w:ind w:firstLine="708"/>
+        <w:rPr>
+          <w:rFonts w:ascii="Times New Roman" w:eastAsia="Times New Roman" w:hAnsi="Times New Roman" w:cs="Times New Roman"/>
+          <w:b/>
+          <w:color w:val="auto"/>
+          <w:sz w:val="28"/>
+        </w:rPr>
+      </w:pPr>
+      <w:bookmarkStart w:id="19" w:name="_Toc180477535"/>
+      <w:r>
+        <w:rPr>
+          <w:rFonts w:ascii="Times New Roman" w:eastAsia="Times New Roman" w:hAnsi="Times New Roman" w:cs="Times New Roman"/>
+          <w:b/>
+          <w:color w:val="auto"/>
           <w:sz w:val="28"/>
         </w:rPr>
         <w:t xml:space="preserve">5.1 </w:t>
@@ -4612,10 +5755,12 @@
         <w:rPr>
           <w:rFonts w:ascii="Times New Roman" w:eastAsia="Times New Roman" w:hAnsi="Times New Roman" w:cs="Times New Roman"/>
           <w:b/>
+          <w:color w:val="auto"/>
           <w:sz w:val="28"/>
         </w:rPr>
         <w:t>Статические страницы</w:t>
       </w:r>
+      <w:bookmarkEnd w:id="19"/>
     </w:p>
     <w:p>
       <w:pPr>
@@ -4644,26 +5789,21 @@
     </w:p>
     <w:p>
       <w:pPr>
-        <w:numPr>
-          <w:ilvl w:val="0"/>
-          <w:numId w:val="12"/>
-        </w:numPr>
-        <w:tabs>
-          <w:tab w:val="left" w:pos="2536"/>
-        </w:tabs>
-        <w:spacing w:before="240" w:after="240" w:line="360" w:lineRule="auto"/>
-        <w:ind w:left="720" w:hanging="363"/>
-        <w:jc w:val="both"/>
-        <w:rPr>
-          <w:rFonts w:ascii="Times New Roman" w:eastAsia="Times New Roman" w:hAnsi="Times New Roman" w:cs="Times New Roman"/>
-          <w:b/>
-          <w:sz w:val="28"/>
-        </w:rPr>
-      </w:pPr>
-      <w:r>
-        <w:rPr>
-          <w:rFonts w:ascii="Times New Roman" w:eastAsia="Times New Roman" w:hAnsi="Times New Roman" w:cs="Times New Roman"/>
-          <w:b/>
+        <w:pStyle w:val="2"/>
+        <w:ind w:firstLine="708"/>
+        <w:rPr>
+          <w:rFonts w:ascii="Times New Roman" w:eastAsia="Times New Roman" w:hAnsi="Times New Roman" w:cs="Times New Roman"/>
+          <w:b/>
+          <w:color w:val="auto"/>
+          <w:sz w:val="28"/>
+        </w:rPr>
+      </w:pPr>
+      <w:bookmarkStart w:id="20" w:name="_Toc180477536"/>
+      <w:r>
+        <w:rPr>
+          <w:rFonts w:ascii="Times New Roman" w:eastAsia="Times New Roman" w:hAnsi="Times New Roman" w:cs="Times New Roman"/>
+          <w:b/>
+          <w:color w:val="auto"/>
           <w:sz w:val="28"/>
         </w:rPr>
         <w:t xml:space="preserve">5.2 </w:t>
@@ -4672,10 +5812,12 @@
         <w:rPr>
           <w:rFonts w:ascii="Times New Roman" w:eastAsia="Times New Roman" w:hAnsi="Times New Roman" w:cs="Times New Roman"/>
           <w:b/>
+          <w:color w:val="auto"/>
           <w:sz w:val="28"/>
         </w:rPr>
         <w:t>Динамические страницы</w:t>
       </w:r>
+      <w:bookmarkEnd w:id="20"/>
     </w:p>
     <w:p>
       <w:pPr>
@@ -4724,6 +5866,7 @@
           <w:rFonts w:ascii="Times New Roman" w:eastAsia="Times New Roman" w:hAnsi="Times New Roman" w:cs="Times New Roman"/>
           <w:sz w:val="28"/>
         </w:rPr>
+        <w:lastRenderedPageBreak/>
         <w:t>Главная страница;</w:t>
       </w:r>
     </w:p>
@@ -4774,7 +5917,6 @@
           <w:rFonts w:ascii="Times New Roman" w:eastAsia="Times New Roman" w:hAnsi="Times New Roman" w:cs="Times New Roman"/>
           <w:sz w:val="28"/>
         </w:rPr>
-        <w:lastRenderedPageBreak/>
         <w:t>Страница поддержки;</w:t>
       </w:r>
     </w:p>
@@ -4894,13 +6036,6 @@
           <w:sz w:val="28"/>
         </w:rPr>
       </w:pPr>
-      <w:r>
-        <w:rPr>
-          <w:rFonts w:ascii="Times New Roman" w:eastAsia="Times New Roman" w:hAnsi="Times New Roman" w:cs="Times New Roman"/>
-          <w:sz w:val="28"/>
-        </w:rPr>
-        <w:t xml:space="preserve"> </w:t>
-      </w:r>
     </w:p>
     <w:p>
       <w:pPr>
@@ -4908,33 +6043,26 @@
         <w:jc w:val="both"/>
         <w:rPr>
           <w:rFonts w:ascii="Times New Roman" w:eastAsia="Times New Roman" w:hAnsi="Times New Roman" w:cs="Times New Roman"/>
-          <w:b/>
-          <w:sz w:val="28"/>
-        </w:rPr>
-      </w:pPr>
-    </w:p>
-    <w:p>
-      <w:pPr>
-        <w:numPr>
-          <w:ilvl w:val="0"/>
-          <w:numId w:val="13"/>
-        </w:numPr>
-        <w:tabs>
-          <w:tab w:val="left" w:pos="2327"/>
-        </w:tabs>
-        <w:spacing w:before="240" w:after="240" w:line="360" w:lineRule="auto"/>
-        <w:ind w:left="357" w:hanging="357"/>
-        <w:jc w:val="both"/>
-        <w:rPr>
-          <w:rFonts w:ascii="Times New Roman" w:eastAsia="Times New Roman" w:hAnsi="Times New Roman" w:cs="Times New Roman"/>
-          <w:b/>
-          <w:sz w:val="28"/>
-        </w:rPr>
-      </w:pPr>
-      <w:r>
-        <w:rPr>
-          <w:rFonts w:ascii="Times New Roman" w:eastAsia="Times New Roman" w:hAnsi="Times New Roman" w:cs="Times New Roman"/>
-          <w:b/>
+          <w:sz w:val="28"/>
+        </w:rPr>
+      </w:pPr>
+    </w:p>
+    <w:p>
+      <w:pPr>
+        <w:pStyle w:val="1"/>
+        <w:rPr>
+          <w:rFonts w:ascii="Times New Roman" w:eastAsia="Times New Roman" w:hAnsi="Times New Roman" w:cs="Times New Roman"/>
+          <w:b/>
+          <w:color w:val="auto"/>
+          <w:sz w:val="28"/>
+        </w:rPr>
+      </w:pPr>
+      <w:bookmarkStart w:id="21" w:name="_Toc180477537"/>
+      <w:r>
+        <w:rPr>
+          <w:rFonts w:ascii="Times New Roman" w:eastAsia="Times New Roman" w:hAnsi="Times New Roman" w:cs="Times New Roman"/>
+          <w:b/>
+          <w:color w:val="auto"/>
           <w:sz w:val="28"/>
         </w:rPr>
         <w:t xml:space="preserve">6 </w:t>
@@ -4943,117 +6071,12 @@
         <w:rPr>
           <w:rFonts w:ascii="Times New Roman" w:eastAsia="Times New Roman" w:hAnsi="Times New Roman" w:cs="Times New Roman"/>
           <w:b/>
-          <w:sz w:val="28"/>
-        </w:rPr>
-        <w:t>Языковые версии приложения</w:t>
-      </w:r>
-    </w:p>
-    <w:p>
-      <w:pPr>
-        <w:spacing w:after="0" w:line="360" w:lineRule="auto"/>
-        <w:ind w:firstLine="709"/>
-        <w:rPr>
-          <w:rFonts w:ascii="Times New Roman" w:eastAsia="Times New Roman" w:hAnsi="Times New Roman" w:cs="Times New Roman"/>
-          <w:sz w:val="28"/>
-        </w:rPr>
-      </w:pPr>
-      <w:r>
-        <w:rPr>
-          <w:rFonts w:ascii="Times New Roman" w:eastAsia="Times New Roman" w:hAnsi="Times New Roman" w:cs="Times New Roman"/>
-          <w:sz w:val="28"/>
-        </w:rPr>
-        <w:t>Все страницы приложения должны быть реализованы с поддержкой русск</w:t>
-      </w:r>
-      <w:r>
-        <w:rPr>
-          <w:rFonts w:ascii="Times New Roman" w:eastAsia="Times New Roman" w:hAnsi="Times New Roman" w:cs="Times New Roman"/>
-          <w:sz w:val="28"/>
-        </w:rPr>
-        <w:t>им</w:t>
-      </w:r>
-      <w:r>
-        <w:rPr>
-          <w:rFonts w:ascii="Times New Roman" w:eastAsia="Times New Roman" w:hAnsi="Times New Roman" w:cs="Times New Roman"/>
-          <w:sz w:val="28"/>
-        </w:rPr>
-        <w:t xml:space="preserve"> и английск</w:t>
-      </w:r>
-      <w:r>
-        <w:rPr>
-          <w:rFonts w:ascii="Times New Roman" w:eastAsia="Times New Roman" w:hAnsi="Times New Roman" w:cs="Times New Roman"/>
-          <w:sz w:val="28"/>
-        </w:rPr>
-        <w:t>им</w:t>
-      </w:r>
-      <w:r>
-        <w:rPr>
-          <w:rFonts w:ascii="Times New Roman" w:eastAsia="Times New Roman" w:hAnsi="Times New Roman" w:cs="Times New Roman"/>
-          <w:sz w:val="28"/>
-        </w:rPr>
-        <w:t xml:space="preserve"> языковыми версиями.</w:t>
-      </w:r>
-    </w:p>
-    <w:p>
-      <w:pPr>
-        <w:spacing w:after="0" w:line="360" w:lineRule="auto"/>
-        <w:jc w:val="both"/>
-        <w:rPr>
-          <w:rFonts w:ascii="Times New Roman" w:eastAsia="Times New Roman" w:hAnsi="Times New Roman" w:cs="Times New Roman"/>
-          <w:sz w:val="28"/>
-        </w:rPr>
-      </w:pPr>
-      <w:r>
-        <w:rPr>
-          <w:rFonts w:ascii="Times New Roman" w:eastAsia="Times New Roman" w:hAnsi="Times New Roman" w:cs="Times New Roman"/>
-          <w:sz w:val="28"/>
-        </w:rPr>
-        <w:t xml:space="preserve"> </w:t>
-      </w:r>
-    </w:p>
-    <w:p>
-      <w:pPr>
-        <w:spacing w:after="0" w:line="360" w:lineRule="auto"/>
-        <w:jc w:val="both"/>
-        <w:rPr>
-          <w:rFonts w:ascii="Times New Roman" w:eastAsia="Times New Roman" w:hAnsi="Times New Roman" w:cs="Times New Roman"/>
-          <w:sz w:val="28"/>
-        </w:rPr>
-      </w:pPr>
-    </w:p>
-    <w:p>
-      <w:pPr>
-        <w:numPr>
-          <w:ilvl w:val="0"/>
-          <w:numId w:val="14"/>
-        </w:numPr>
-        <w:tabs>
-          <w:tab w:val="left" w:pos="2327"/>
-        </w:tabs>
-        <w:spacing w:before="240" w:after="240" w:line="360" w:lineRule="auto"/>
-        <w:ind w:left="357" w:hanging="357"/>
-        <w:jc w:val="both"/>
-        <w:rPr>
-          <w:rFonts w:ascii="Times New Roman" w:eastAsia="Times New Roman" w:hAnsi="Times New Roman" w:cs="Times New Roman"/>
-          <w:b/>
-          <w:sz w:val="28"/>
-        </w:rPr>
-      </w:pPr>
-      <w:r>
-        <w:rPr>
-          <w:rFonts w:ascii="Times New Roman" w:eastAsia="Times New Roman" w:hAnsi="Times New Roman" w:cs="Times New Roman"/>
-          <w:b/>
-          <w:sz w:val="28"/>
-        </w:rPr>
-        <w:t xml:space="preserve">7 </w:t>
-      </w:r>
-      <w:r>
-        <w:rPr>
-          <w:rFonts w:ascii="Times New Roman" w:eastAsia="Times New Roman" w:hAnsi="Times New Roman" w:cs="Times New Roman"/>
-          <w:b/>
+          <w:color w:val="auto"/>
           <w:sz w:val="28"/>
         </w:rPr>
         <w:t>Группы пользователей</w:t>
       </w:r>
+      <w:bookmarkEnd w:id="21"/>
     </w:p>
     <w:p>
       <w:pPr>
@@ -5119,68 +6142,49 @@
           <w:rFonts w:ascii="Times New Roman" w:eastAsia="Times New Roman" w:hAnsi="Times New Roman" w:cs="Times New Roman"/>
           <w:sz w:val="28"/>
         </w:rPr>
-        <w:t>Преподаватель;</w:t>
-      </w:r>
-    </w:p>
-    <w:p>
-      <w:pPr>
-        <w:numPr>
-          <w:ilvl w:val="0"/>
-          <w:numId w:val="15"/>
-        </w:numPr>
-        <w:tabs>
-          <w:tab w:val="left" w:pos="2834"/>
-        </w:tabs>
-        <w:spacing w:line="360" w:lineRule="auto"/>
-        <w:ind w:left="1219" w:hanging="357"/>
-        <w:jc w:val="both"/>
-        <w:rPr>
-          <w:rFonts w:ascii="Times New Roman" w:eastAsia="Times New Roman" w:hAnsi="Times New Roman" w:cs="Times New Roman"/>
-          <w:sz w:val="28"/>
-        </w:rPr>
-      </w:pPr>
-      <w:r>
-        <w:rPr>
-          <w:rFonts w:ascii="Times New Roman" w:eastAsia="Times New Roman" w:hAnsi="Times New Roman" w:cs="Times New Roman"/>
-          <w:sz w:val="28"/>
-        </w:rPr>
         <w:t>Пользователь (Клиент).</w:t>
       </w:r>
     </w:p>
     <w:p>
       <w:pPr>
-        <w:numPr>
-          <w:ilvl w:val="0"/>
-          <w:numId w:val="15"/>
-        </w:numPr>
-        <w:tabs>
-          <w:tab w:val="left" w:pos="2536"/>
-        </w:tabs>
-        <w:spacing w:before="240" w:after="240" w:line="360" w:lineRule="auto"/>
-        <w:ind w:left="720" w:hanging="363"/>
-        <w:jc w:val="both"/>
-        <w:rPr>
-          <w:rFonts w:ascii="Times New Roman" w:eastAsia="Times New Roman" w:hAnsi="Times New Roman" w:cs="Times New Roman"/>
-          <w:b/>
-          <w:sz w:val="28"/>
-        </w:rPr>
-      </w:pPr>
-      <w:r>
-        <w:rPr>
-          <w:rFonts w:ascii="Times New Roman" w:eastAsia="Times New Roman" w:hAnsi="Times New Roman" w:cs="Times New Roman"/>
-          <w:b/>
-          <w:sz w:val="28"/>
-        </w:rPr>
-        <w:t xml:space="preserve">7.1 </w:t>
-      </w:r>
-      <w:r>
-        <w:rPr>
-          <w:rFonts w:ascii="Times New Roman" w:eastAsia="Times New Roman" w:hAnsi="Times New Roman" w:cs="Times New Roman"/>
-          <w:b/>
+        <w:pStyle w:val="2"/>
+        <w:ind w:firstLine="708"/>
+        <w:rPr>
+          <w:rFonts w:ascii="Times New Roman" w:eastAsia="Times New Roman" w:hAnsi="Times New Roman" w:cs="Times New Roman"/>
+          <w:b/>
+          <w:color w:val="auto"/>
+          <w:sz w:val="28"/>
+        </w:rPr>
+      </w:pPr>
+      <w:bookmarkStart w:id="22" w:name="_Toc180477538"/>
+      <w:r>
+        <w:rPr>
+          <w:rFonts w:ascii="Times New Roman" w:eastAsia="Times New Roman" w:hAnsi="Times New Roman" w:cs="Times New Roman"/>
+          <w:b/>
+          <w:color w:val="auto"/>
+          <w:sz w:val="28"/>
+        </w:rPr>
+        <w:t>6</w:t>
+      </w:r>
+      <w:r>
+        <w:rPr>
+          <w:rFonts w:ascii="Times New Roman" w:eastAsia="Times New Roman" w:hAnsi="Times New Roman" w:cs="Times New Roman"/>
+          <w:b/>
+          <w:color w:val="auto"/>
+          <w:sz w:val="28"/>
+        </w:rPr>
+        <w:t xml:space="preserve">.1 </w:t>
+      </w:r>
+      <w:r>
+        <w:rPr>
+          <w:rFonts w:ascii="Times New Roman" w:eastAsia="Times New Roman" w:hAnsi="Times New Roman" w:cs="Times New Roman"/>
+          <w:b/>
+          <w:color w:val="auto"/>
           <w:sz w:val="28"/>
         </w:rPr>
         <w:t>Администратор</w:t>
       </w:r>
+      <w:bookmarkEnd w:id="22"/>
     </w:p>
     <w:p>
       <w:pPr>
@@ -5338,21 +6342,7 @@
           <w:rFonts w:ascii="Times New Roman" w:eastAsia="Times New Roman" w:hAnsi="Times New Roman" w:cs="Times New Roman"/>
           <w:sz w:val="28"/>
         </w:rPr>
-        <w:t>Заполнение формы для оформления</w:t>
-      </w:r>
-      <w:r>
-        <w:rPr>
-          <w:rFonts w:ascii="Times New Roman" w:eastAsia="Times New Roman" w:hAnsi="Times New Roman" w:cs="Times New Roman"/>
-          <w:sz w:val="28"/>
-        </w:rPr>
-        <w:t xml:space="preserve"> курса</w:t>
-      </w:r>
-      <w:r>
-        <w:rPr>
-          <w:rFonts w:ascii="Times New Roman" w:eastAsia="Times New Roman" w:hAnsi="Times New Roman" w:cs="Times New Roman"/>
-          <w:sz w:val="28"/>
-        </w:rPr>
-        <w:t>;</w:t>
+        <w:t>Авторизация;</w:t>
       </w:r>
     </w:p>
     <w:p>
@@ -5377,8 +6367,14 @@
           <w:rFonts w:ascii="Times New Roman" w:eastAsia="Times New Roman" w:hAnsi="Times New Roman" w:cs="Times New Roman"/>
           <w:sz w:val="28"/>
         </w:rPr>
-        <w:lastRenderedPageBreak/>
-        <w:t>Авторизация;</w:t>
+        <w:t xml:space="preserve">Просмотр условий </w:t>
+      </w:r>
+      <w:r>
+        <w:rPr>
+          <w:rFonts w:ascii="Times New Roman" w:eastAsia="Times New Roman" w:hAnsi="Times New Roman" w:cs="Times New Roman"/>
+          <w:sz w:val="28"/>
+        </w:rPr>
+        <w:t>оформления курса</w:t>
       </w:r>
     </w:p>
     <w:p>
@@ -5403,7 +6399,14 @@
           <w:rFonts w:ascii="Times New Roman" w:eastAsia="Times New Roman" w:hAnsi="Times New Roman" w:cs="Times New Roman"/>
           <w:sz w:val="28"/>
         </w:rPr>
-        <w:t>Просмотр контактных данных компании;</w:t>
+        <w:t xml:space="preserve">Одобрение/удаление конкретной заявки на </w:t>
+      </w:r>
+      <w:r>
+        <w:rPr>
+          <w:rFonts w:ascii="Times New Roman" w:eastAsia="Times New Roman" w:hAnsi="Times New Roman" w:cs="Times New Roman"/>
+          <w:sz w:val="28"/>
+        </w:rPr>
+        <w:t>курс;</w:t>
       </w:r>
     </w:p>
     <w:p>
@@ -5428,241 +6431,67 @@
           <w:rFonts w:ascii="Times New Roman" w:eastAsia="Times New Roman" w:hAnsi="Times New Roman" w:cs="Times New Roman"/>
           <w:sz w:val="28"/>
         </w:rPr>
-        <w:t xml:space="preserve">Просмотр условий </w:t>
-      </w:r>
-      <w:r>
-        <w:rPr>
-          <w:rFonts w:ascii="Times New Roman" w:eastAsia="Times New Roman" w:hAnsi="Times New Roman" w:cs="Times New Roman"/>
-          <w:sz w:val="28"/>
-        </w:rPr>
-        <w:t>оформления курса</w:t>
-      </w:r>
-    </w:p>
-    <w:p>
-      <w:pPr>
-        <w:numPr>
-          <w:ilvl w:val="0"/>
-          <w:numId w:val="16"/>
-        </w:numPr>
-        <w:tabs>
-          <w:tab w:val="left" w:pos="2834"/>
-        </w:tabs>
-        <w:spacing w:line="360" w:lineRule="auto"/>
-        <w:ind w:left="1219" w:hanging="357"/>
-        <w:jc w:val="both"/>
-        <w:rPr>
-          <w:rFonts w:ascii="Times New Roman" w:eastAsia="Times New Roman" w:hAnsi="Times New Roman" w:cs="Times New Roman"/>
-          <w:sz w:val="28"/>
-        </w:rPr>
-      </w:pPr>
-      <w:r>
-        <w:rPr>
-          <w:rFonts w:ascii="Times New Roman" w:eastAsia="Times New Roman" w:hAnsi="Times New Roman" w:cs="Times New Roman"/>
-          <w:sz w:val="28"/>
-        </w:rPr>
-        <w:t xml:space="preserve">Одобрение/удаление конкретной заявки на </w:t>
-      </w:r>
-      <w:r>
-        <w:rPr>
-          <w:rFonts w:ascii="Times New Roman" w:eastAsia="Times New Roman" w:hAnsi="Times New Roman" w:cs="Times New Roman"/>
-          <w:sz w:val="28"/>
-        </w:rPr>
-        <w:t>курс</w:t>
-      </w:r>
-      <w:r>
-        <w:rPr>
-          <w:rFonts w:ascii="Times New Roman" w:eastAsia="Times New Roman" w:hAnsi="Times New Roman" w:cs="Times New Roman"/>
-          <w:sz w:val="28"/>
-        </w:rPr>
-        <w:t>;</w:t>
-      </w:r>
-    </w:p>
-    <w:p>
-      <w:pPr>
-        <w:numPr>
-          <w:ilvl w:val="0"/>
-          <w:numId w:val="16"/>
-        </w:numPr>
-        <w:tabs>
-          <w:tab w:val="left" w:pos="2834"/>
-        </w:tabs>
-        <w:spacing w:line="360" w:lineRule="auto"/>
-        <w:ind w:left="1219" w:hanging="357"/>
-        <w:jc w:val="both"/>
-        <w:rPr>
-          <w:rFonts w:ascii="Times New Roman" w:eastAsia="Times New Roman" w:hAnsi="Times New Roman" w:cs="Times New Roman"/>
-          <w:sz w:val="28"/>
-        </w:rPr>
-      </w:pPr>
-      <w:r>
-        <w:rPr>
-          <w:rFonts w:ascii="Times New Roman" w:eastAsia="Times New Roman" w:hAnsi="Times New Roman" w:cs="Times New Roman"/>
-          <w:sz w:val="28"/>
-        </w:rPr>
         <w:t>Просмотр информации о клиентах;</w:t>
       </w:r>
     </w:p>
     <w:p>
       <w:pPr>
-        <w:numPr>
-          <w:ilvl w:val="0"/>
-          <w:numId w:val="16"/>
-        </w:numPr>
-        <w:tabs>
-          <w:tab w:val="left" w:pos="2536"/>
-        </w:tabs>
-        <w:spacing w:before="240" w:after="240" w:line="360" w:lineRule="auto"/>
-        <w:ind w:left="720" w:hanging="363"/>
-        <w:jc w:val="both"/>
-        <w:rPr>
-          <w:rFonts w:ascii="Times New Roman" w:eastAsia="Times New Roman" w:hAnsi="Times New Roman" w:cs="Times New Roman"/>
-          <w:b/>
-          <w:sz w:val="28"/>
-        </w:rPr>
-      </w:pPr>
-      <w:r>
-        <w:rPr>
-          <w:rFonts w:ascii="Times New Roman" w:eastAsia="Times New Roman" w:hAnsi="Times New Roman" w:cs="Times New Roman"/>
-          <w:b/>
-          <w:sz w:val="28"/>
-        </w:rPr>
-        <w:t xml:space="preserve">7.2 </w:t>
-      </w:r>
-      <w:r>
-        <w:rPr>
-          <w:rFonts w:ascii="Times New Roman" w:eastAsia="Times New Roman" w:hAnsi="Times New Roman" w:cs="Times New Roman"/>
-          <w:b/>
-          <w:sz w:val="28"/>
-        </w:rPr>
-        <w:t>Преподаватель</w:t>
-      </w:r>
-    </w:p>
-    <w:p>
-      <w:pPr>
-        <w:spacing w:after="0" w:line="360" w:lineRule="auto"/>
-        <w:ind w:firstLine="709"/>
-        <w:rPr>
-          <w:rFonts w:ascii="Times New Roman" w:eastAsia="Times New Roman" w:hAnsi="Times New Roman" w:cs="Times New Roman"/>
-          <w:sz w:val="28"/>
-        </w:rPr>
-      </w:pPr>
-      <w:r>
-        <w:rPr>
-          <w:rFonts w:ascii="Times New Roman" w:eastAsia="Times New Roman" w:hAnsi="Times New Roman" w:cs="Times New Roman"/>
-          <w:sz w:val="28"/>
-        </w:rPr>
-        <w:t>В возможности преподавателя входит:</w:t>
-      </w:r>
-    </w:p>
-    <w:p>
-      <w:pPr>
-        <w:numPr>
-          <w:ilvl w:val="0"/>
-          <w:numId w:val="17"/>
-        </w:numPr>
-        <w:tabs>
-          <w:tab w:val="left" w:pos="2834"/>
-        </w:tabs>
-        <w:spacing w:line="360" w:lineRule="auto"/>
-        <w:ind w:left="1219" w:hanging="357"/>
-        <w:jc w:val="both"/>
-        <w:rPr>
-          <w:rFonts w:ascii="Times New Roman" w:eastAsia="Times New Roman" w:hAnsi="Times New Roman" w:cs="Times New Roman"/>
-          <w:sz w:val="28"/>
-        </w:rPr>
-      </w:pPr>
-      <w:r>
-        <w:rPr>
-          <w:rFonts w:ascii="Times New Roman" w:eastAsia="Times New Roman" w:hAnsi="Times New Roman" w:cs="Times New Roman"/>
-          <w:sz w:val="28"/>
-        </w:rPr>
-        <w:t>Просмотр успеваемости клиента</w:t>
-      </w:r>
-    </w:p>
-    <w:p>
-      <w:pPr>
-        <w:numPr>
-          <w:ilvl w:val="0"/>
-          <w:numId w:val="17"/>
-        </w:numPr>
-        <w:tabs>
-          <w:tab w:val="left" w:pos="2834"/>
-        </w:tabs>
-        <w:spacing w:line="360" w:lineRule="auto"/>
-        <w:ind w:left="1219" w:hanging="357"/>
-        <w:jc w:val="both"/>
-        <w:rPr>
-          <w:rFonts w:ascii="Times New Roman" w:eastAsia="Times New Roman" w:hAnsi="Times New Roman" w:cs="Times New Roman"/>
-          <w:sz w:val="28"/>
-        </w:rPr>
-      </w:pPr>
-      <w:r>
-        <w:rPr>
-          <w:rFonts w:ascii="Times New Roman" w:eastAsia="Times New Roman" w:hAnsi="Times New Roman" w:cs="Times New Roman"/>
-          <w:sz w:val="28"/>
-        </w:rPr>
-        <w:t>Просмотр статистики курса</w:t>
-      </w:r>
-    </w:p>
-    <w:p>
-      <w:pPr>
-        <w:numPr>
-          <w:ilvl w:val="0"/>
-          <w:numId w:val="17"/>
-        </w:numPr>
-        <w:tabs>
-          <w:tab w:val="left" w:pos="2834"/>
-        </w:tabs>
-        <w:spacing w:line="360" w:lineRule="auto"/>
-        <w:ind w:left="1219" w:hanging="357"/>
-        <w:jc w:val="both"/>
-        <w:rPr>
-          <w:rFonts w:ascii="Times New Roman" w:eastAsia="Times New Roman" w:hAnsi="Times New Roman" w:cs="Times New Roman"/>
-          <w:sz w:val="28"/>
-        </w:rPr>
-      </w:pPr>
-      <w:r>
-        <w:rPr>
-          <w:rFonts w:ascii="Times New Roman" w:eastAsia="Times New Roman" w:hAnsi="Times New Roman" w:cs="Times New Roman"/>
-          <w:sz w:val="28"/>
-        </w:rPr>
-        <w:t>Внесение изменений в курс</w:t>
-      </w:r>
-    </w:p>
-    <w:p>
-      <w:pPr>
-        <w:numPr>
-          <w:ilvl w:val="0"/>
-          <w:numId w:val="17"/>
-        </w:numPr>
-        <w:tabs>
-          <w:tab w:val="left" w:pos="2536"/>
-        </w:tabs>
-        <w:spacing w:before="240" w:after="240" w:line="360" w:lineRule="auto"/>
-        <w:ind w:left="720" w:hanging="363"/>
-        <w:jc w:val="both"/>
-        <w:rPr>
-          <w:rFonts w:ascii="Times New Roman" w:eastAsia="Times New Roman" w:hAnsi="Times New Roman" w:cs="Times New Roman"/>
-          <w:b/>
-          <w:sz w:val="28"/>
-        </w:rPr>
-      </w:pPr>
-      <w:r>
-        <w:rPr>
-          <w:rFonts w:ascii="Times New Roman" w:eastAsia="Times New Roman" w:hAnsi="Times New Roman" w:cs="Times New Roman"/>
-          <w:b/>
-          <w:sz w:val="28"/>
-        </w:rPr>
-        <w:t xml:space="preserve">7.3 </w:t>
-      </w:r>
-      <w:r>
-        <w:rPr>
-          <w:rFonts w:ascii="Times New Roman" w:eastAsia="Times New Roman" w:hAnsi="Times New Roman" w:cs="Times New Roman"/>
-          <w:b/>
-          <w:sz w:val="28"/>
-        </w:rPr>
-        <w:t>Клиент!!!</w:t>
-      </w:r>
+        <w:pStyle w:val="2"/>
+        <w:ind w:firstLine="708"/>
+        <w:rPr>
+          <w:rFonts w:ascii="Times New Roman" w:eastAsia="Times New Roman" w:hAnsi="Times New Roman" w:cs="Times New Roman"/>
+          <w:b/>
+          <w:color w:val="auto"/>
+          <w:sz w:val="28"/>
+        </w:rPr>
+      </w:pPr>
+      <w:bookmarkStart w:id="23" w:name="_Toc180477539"/>
+      <w:r>
+        <w:rPr>
+          <w:rFonts w:ascii="Times New Roman" w:eastAsia="Times New Roman" w:hAnsi="Times New Roman" w:cs="Times New Roman"/>
+          <w:b/>
+          <w:color w:val="auto"/>
+          <w:sz w:val="28"/>
+        </w:rPr>
+        <w:t>6</w:t>
+      </w:r>
+      <w:r>
+        <w:rPr>
+          <w:rFonts w:ascii="Times New Roman" w:eastAsia="Times New Roman" w:hAnsi="Times New Roman" w:cs="Times New Roman"/>
+          <w:b/>
+          <w:color w:val="auto"/>
+          <w:sz w:val="28"/>
+        </w:rPr>
+        <w:t>.</w:t>
+      </w:r>
+      <w:r>
+        <w:rPr>
+          <w:rFonts w:ascii="Times New Roman" w:eastAsia="Times New Roman" w:hAnsi="Times New Roman" w:cs="Times New Roman"/>
+          <w:b/>
+          <w:color w:val="auto"/>
+          <w:sz w:val="28"/>
+        </w:rPr>
+        <w:t>2</w:t>
+      </w:r>
+      <w:r>
+        <w:rPr>
+          <w:rFonts w:ascii="Times New Roman" w:eastAsia="Times New Roman" w:hAnsi="Times New Roman" w:cs="Times New Roman"/>
+          <w:b/>
+          <w:color w:val="auto"/>
+          <w:sz w:val="28"/>
+        </w:rPr>
+        <w:t xml:space="preserve"> </w:t>
+      </w:r>
+      <w:r>
+        <w:rPr>
+          <w:rFonts w:ascii="Times New Roman" w:eastAsia="Times New Roman" w:hAnsi="Times New Roman" w:cs="Times New Roman"/>
+          <w:b/>
+          <w:color w:val="auto"/>
+          <w:sz w:val="28"/>
+        </w:rPr>
+        <w:t>Клиент</w:t>
+      </w:r>
+      <w:bookmarkEnd w:id="23"/>
     </w:p>
     <w:p>
       <w:pPr>
@@ -5701,6 +6530,7 @@
           <w:rFonts w:ascii="Times New Roman" w:eastAsia="Times New Roman" w:hAnsi="Times New Roman" w:cs="Times New Roman"/>
           <w:sz w:val="28"/>
         </w:rPr>
+        <w:lastRenderedPageBreak/>
         <w:t>Просмотр веб-страницы приложения</w:t>
       </w:r>
     </w:p>
@@ -5772,27 +6602,6 @@
     </w:p>
     <w:p>
       <w:pPr>
-        <w:pStyle w:val="a7"/>
-        <w:numPr>
-          <w:ilvl w:val="0"/>
-          <w:numId w:val="36"/>
-        </w:numPr>
-        <w:spacing w:after="0" w:line="360" w:lineRule="auto"/>
-        <w:rPr>
-          <w:rFonts w:ascii="Times New Roman" w:eastAsia="Times New Roman" w:hAnsi="Times New Roman" w:cs="Times New Roman"/>
-          <w:sz w:val="28"/>
-        </w:rPr>
-      </w:pPr>
-      <w:r>
-        <w:rPr>
-          <w:rFonts w:ascii="Times New Roman" w:eastAsia="Times New Roman" w:hAnsi="Times New Roman" w:cs="Times New Roman"/>
-          <w:sz w:val="28"/>
-        </w:rPr>
-        <w:t>Возможность просмотреть домашнее задание по курсам</w:t>
-      </w:r>
-    </w:p>
-    <w:p>
-      <w:pPr>
         <w:spacing w:after="0" w:line="360" w:lineRule="auto"/>
         <w:jc w:val="both"/>
         <w:rPr>
@@ -5800,13 +6609,6 @@
           <w:sz w:val="28"/>
         </w:rPr>
       </w:pPr>
-      <w:r>
-        <w:rPr>
-          <w:rFonts w:ascii="Times New Roman" w:eastAsia="Times New Roman" w:hAnsi="Times New Roman" w:cs="Times New Roman"/>
-          <w:sz w:val="28"/>
-        </w:rPr>
-        <w:t xml:space="preserve"> </w:t>
-      </w:r>
     </w:p>
     <w:p>
       <w:pPr>
@@ -5820,42 +6622,58 @@
     </w:p>
     <w:p>
       <w:pPr>
-        <w:numPr>
-          <w:ilvl w:val="0"/>
-          <w:numId w:val="18"/>
-        </w:numPr>
-        <w:tabs>
-          <w:tab w:val="left" w:pos="2327"/>
-        </w:tabs>
-        <w:spacing w:before="240" w:after="240" w:line="360" w:lineRule="auto"/>
-        <w:ind w:left="357" w:hanging="357"/>
-        <w:jc w:val="both"/>
-        <w:rPr>
-          <w:rFonts w:ascii="Times New Roman" w:eastAsia="Times New Roman" w:hAnsi="Times New Roman" w:cs="Times New Roman"/>
-          <w:b/>
-          <w:sz w:val="28"/>
-        </w:rPr>
-      </w:pPr>
-      <w:r>
-        <w:rPr>
-          <w:rFonts w:ascii="Times New Roman" w:eastAsia="Times New Roman" w:hAnsi="Times New Roman" w:cs="Times New Roman"/>
-          <w:b/>
-          <w:sz w:val="28"/>
-        </w:rPr>
-        <w:t xml:space="preserve">8 </w:t>
-      </w:r>
-      <w:r>
-        <w:rPr>
-          <w:rFonts w:ascii="Times New Roman" w:eastAsia="Times New Roman" w:hAnsi="Times New Roman" w:cs="Times New Roman"/>
-          <w:b/>
-          <w:sz w:val="28"/>
-        </w:rPr>
-        <w:t xml:space="preserve">Дизайн </w:t>
-      </w:r>
-      <w:r>
-        <w:rPr>
-          <w:rFonts w:ascii="Times New Roman" w:eastAsia="Times New Roman" w:hAnsi="Times New Roman" w:cs="Times New Roman"/>
-          <w:b/>
+        <w:pStyle w:val="1"/>
+        <w:rPr>
+          <w:rFonts w:ascii="Times New Roman" w:eastAsia="Times New Roman" w:hAnsi="Times New Roman" w:cs="Times New Roman"/>
+          <w:b/>
+          <w:color w:val="auto"/>
+          <w:sz w:val="28"/>
+        </w:rPr>
+      </w:pPr>
+      <w:bookmarkStart w:id="24" w:name="_Toc180477540"/>
+      <w:proofErr w:type="gramStart"/>
+      <w:r>
+        <w:rPr>
+          <w:rFonts w:ascii="Times New Roman" w:eastAsia="Times New Roman" w:hAnsi="Times New Roman" w:cs="Times New Roman"/>
+          <w:b/>
+          <w:color w:val="auto"/>
+          <w:sz w:val="28"/>
+        </w:rPr>
+        <w:t xml:space="preserve">7 </w:t>
+      </w:r>
+      <w:r>
+        <w:rPr>
+          <w:rFonts w:ascii="Times New Roman" w:eastAsia="Times New Roman" w:hAnsi="Times New Roman" w:cs="Times New Roman"/>
+          <w:b/>
+          <w:color w:val="auto"/>
+          <w:sz w:val="28"/>
+        </w:rPr>
+        <w:t xml:space="preserve"> </w:t>
+      </w:r>
+      <w:r>
+        <w:rPr>
+          <w:rFonts w:ascii="Times New Roman" w:eastAsia="Times New Roman" w:hAnsi="Times New Roman" w:cs="Times New Roman"/>
+          <w:b/>
+          <w:color w:val="auto"/>
+          <w:sz w:val="28"/>
+        </w:rPr>
+        <w:t>Дизайн</w:t>
+      </w:r>
+      <w:proofErr w:type="gramEnd"/>
+      <w:r>
+        <w:rPr>
+          <w:rFonts w:ascii="Times New Roman" w:eastAsia="Times New Roman" w:hAnsi="Times New Roman" w:cs="Times New Roman"/>
+          <w:b/>
+          <w:color w:val="auto"/>
+          <w:sz w:val="28"/>
+        </w:rPr>
+        <w:t xml:space="preserve"> </w:t>
+      </w:r>
+      <w:r>
+        <w:rPr>
+          <w:rFonts w:ascii="Times New Roman" w:eastAsia="Times New Roman" w:hAnsi="Times New Roman" w:cs="Times New Roman"/>
+          <w:b/>
+          <w:color w:val="auto"/>
           <w:sz w:val="28"/>
         </w:rPr>
         <w:t>веб-</w:t>
@@ -5864,10 +6682,12 @@
         <w:rPr>
           <w:rFonts w:ascii="Times New Roman" w:eastAsia="Times New Roman" w:hAnsi="Times New Roman" w:cs="Times New Roman"/>
           <w:b/>
+          <w:color w:val="auto"/>
           <w:sz w:val="28"/>
         </w:rPr>
         <w:t>приложения</w:t>
       </w:r>
+      <w:bookmarkEnd w:id="24"/>
     </w:p>
     <w:p>
       <w:pPr>
@@ -5966,7 +6786,6 @@
           <w:rFonts w:ascii="Times New Roman" w:eastAsia="Times New Roman" w:hAnsi="Times New Roman" w:cs="Times New Roman"/>
           <w:sz w:val="28"/>
         </w:rPr>
-        <w:lastRenderedPageBreak/>
         <w:t xml:space="preserve">Все элементы управления </w:t>
       </w:r>
       <w:r>
@@ -6077,73 +6896,84 @@
     </w:p>
     <w:p>
       <w:pPr>
-        <w:numPr>
-          <w:ilvl w:val="0"/>
-          <w:numId w:val="19"/>
-        </w:numPr>
-        <w:tabs>
-          <w:tab w:val="left" w:pos="2327"/>
-        </w:tabs>
-        <w:spacing w:before="240" w:after="240" w:line="360" w:lineRule="auto"/>
-        <w:ind w:left="357" w:hanging="357"/>
-        <w:jc w:val="both"/>
-        <w:rPr>
-          <w:rFonts w:ascii="Times New Roman" w:eastAsia="Times New Roman" w:hAnsi="Times New Roman" w:cs="Times New Roman"/>
-          <w:b/>
-          <w:sz w:val="28"/>
-        </w:rPr>
-      </w:pPr>
-      <w:r>
-        <w:rPr>
-          <w:rFonts w:ascii="Times New Roman" w:eastAsia="Times New Roman" w:hAnsi="Times New Roman" w:cs="Times New Roman"/>
-          <w:b/>
-          <w:sz w:val="28"/>
-        </w:rPr>
-        <w:t xml:space="preserve">9 </w:t>
-      </w:r>
-      <w:r>
-        <w:rPr>
-          <w:rFonts w:ascii="Times New Roman" w:eastAsia="Times New Roman" w:hAnsi="Times New Roman" w:cs="Times New Roman"/>
-          <w:b/>
+        <w:pStyle w:val="1"/>
+        <w:rPr>
+          <w:rFonts w:ascii="Times New Roman" w:eastAsia="Times New Roman" w:hAnsi="Times New Roman" w:cs="Times New Roman"/>
+          <w:b/>
+          <w:color w:val="auto"/>
+          <w:sz w:val="28"/>
+        </w:rPr>
+      </w:pPr>
+      <w:bookmarkStart w:id="25" w:name="_Toc180477541"/>
+      <w:r>
+        <w:rPr>
+          <w:rFonts w:ascii="Times New Roman" w:eastAsia="Times New Roman" w:hAnsi="Times New Roman" w:cs="Times New Roman"/>
+          <w:b/>
+          <w:color w:val="auto"/>
+          <w:sz w:val="28"/>
+        </w:rPr>
+        <w:t>8</w:t>
+      </w:r>
+      <w:r>
+        <w:rPr>
+          <w:rFonts w:ascii="Times New Roman" w:eastAsia="Times New Roman" w:hAnsi="Times New Roman" w:cs="Times New Roman"/>
+          <w:b/>
+          <w:color w:val="auto"/>
+          <w:sz w:val="28"/>
+        </w:rPr>
+        <w:t xml:space="preserve"> </w:t>
+      </w:r>
+      <w:r>
+        <w:rPr>
+          <w:rFonts w:ascii="Times New Roman" w:eastAsia="Times New Roman" w:hAnsi="Times New Roman" w:cs="Times New Roman"/>
+          <w:b/>
+          <w:color w:val="auto"/>
           <w:sz w:val="28"/>
         </w:rPr>
         <w:t>Навигация по приложению</w:t>
       </w:r>
-    </w:p>
-    <w:p>
-      <w:pPr>
-        <w:numPr>
-          <w:ilvl w:val="0"/>
-          <w:numId w:val="19"/>
-        </w:numPr>
-        <w:tabs>
-          <w:tab w:val="left" w:pos="2536"/>
-        </w:tabs>
-        <w:spacing w:before="240" w:after="240" w:line="360" w:lineRule="auto"/>
-        <w:ind w:left="720" w:hanging="363"/>
-        <w:jc w:val="both"/>
-        <w:rPr>
-          <w:rFonts w:ascii="Times New Roman" w:eastAsia="Times New Roman" w:hAnsi="Times New Roman" w:cs="Times New Roman"/>
-          <w:b/>
-          <w:sz w:val="28"/>
-        </w:rPr>
-      </w:pPr>
-      <w:r>
-        <w:rPr>
-          <w:rFonts w:ascii="Times New Roman" w:eastAsia="Times New Roman" w:hAnsi="Times New Roman" w:cs="Times New Roman"/>
-          <w:b/>
-          <w:sz w:val="28"/>
-        </w:rPr>
-        <w:t xml:space="preserve">9.1 </w:t>
-      </w:r>
-      <w:r>
-        <w:rPr>
-          <w:rFonts w:ascii="Times New Roman" w:eastAsia="Times New Roman" w:hAnsi="Times New Roman" w:cs="Times New Roman"/>
-          <w:b/>
+      <w:bookmarkEnd w:id="25"/>
+    </w:p>
+    <w:p>
+      <w:pPr>
+        <w:pStyle w:val="2"/>
+        <w:ind w:firstLine="708"/>
+        <w:rPr>
+          <w:rFonts w:ascii="Times New Roman" w:eastAsia="Times New Roman" w:hAnsi="Times New Roman" w:cs="Times New Roman"/>
+          <w:b/>
+          <w:color w:val="auto"/>
+          <w:sz w:val="28"/>
+        </w:rPr>
+      </w:pPr>
+      <w:bookmarkStart w:id="26" w:name="_Toc180477542"/>
+      <w:r>
+        <w:rPr>
+          <w:rFonts w:ascii="Times New Roman" w:eastAsia="Times New Roman" w:hAnsi="Times New Roman" w:cs="Times New Roman"/>
+          <w:b/>
+          <w:color w:val="auto"/>
+          <w:sz w:val="28"/>
+        </w:rPr>
+        <w:t>8</w:t>
+      </w:r>
+      <w:r>
+        <w:rPr>
+          <w:rFonts w:ascii="Times New Roman" w:eastAsia="Times New Roman" w:hAnsi="Times New Roman" w:cs="Times New Roman"/>
+          <w:b/>
+          <w:color w:val="auto"/>
+          <w:sz w:val="28"/>
+        </w:rPr>
+        <w:t xml:space="preserve">.1 </w:t>
+      </w:r>
+      <w:r>
+        <w:rPr>
+          <w:rFonts w:ascii="Times New Roman" w:eastAsia="Times New Roman" w:hAnsi="Times New Roman" w:cs="Times New Roman"/>
+          <w:b/>
+          <w:color w:val="auto"/>
           <w:sz w:val="28"/>
         </w:rPr>
         <w:t>Основное навигационное меню</w:t>
       </w:r>
+      <w:bookmarkEnd w:id="26"/>
     </w:p>
     <w:p>
       <w:pPr>
@@ -6253,226 +7083,85 @@
     </w:p>
     <w:p>
       <w:pPr>
-        <w:numPr>
-          <w:ilvl w:val="0"/>
-          <w:numId w:val="20"/>
-        </w:numPr>
-        <w:tabs>
-          <w:tab w:val="left" w:pos="2834"/>
-        </w:tabs>
-        <w:spacing w:line="360" w:lineRule="auto"/>
-        <w:ind w:left="1219" w:hanging="357"/>
-        <w:jc w:val="both"/>
-        <w:rPr>
-          <w:rFonts w:ascii="Times New Roman" w:eastAsia="Times New Roman" w:hAnsi="Times New Roman" w:cs="Times New Roman"/>
-          <w:sz w:val="28"/>
-        </w:rPr>
-      </w:pPr>
-      <w:r>
-        <w:rPr>
-          <w:rFonts w:ascii="Times New Roman" w:eastAsia="Times New Roman" w:hAnsi="Times New Roman" w:cs="Times New Roman"/>
-          <w:sz w:val="28"/>
-        </w:rPr>
-        <w:t>Связь с администратором;</w:t>
-      </w:r>
-    </w:p>
-    <w:p>
-      <w:pPr>
-        <w:numPr>
-          <w:ilvl w:val="0"/>
-          <w:numId w:val="20"/>
-        </w:numPr>
-        <w:tabs>
-          <w:tab w:val="left" w:pos="2834"/>
-        </w:tabs>
-        <w:spacing w:line="360" w:lineRule="auto"/>
-        <w:ind w:left="1219" w:hanging="357"/>
-        <w:jc w:val="both"/>
-        <w:rPr>
-          <w:rFonts w:ascii="Times New Roman" w:eastAsia="Times New Roman" w:hAnsi="Times New Roman" w:cs="Times New Roman"/>
-          <w:sz w:val="28"/>
-        </w:rPr>
-      </w:pPr>
-      <w:r>
-        <w:rPr>
-          <w:rFonts w:ascii="Times New Roman" w:eastAsia="Times New Roman" w:hAnsi="Times New Roman" w:cs="Times New Roman"/>
-          <w:sz w:val="28"/>
-        </w:rPr>
-        <w:t>Тест на проверку уровня знаний.</w:t>
-      </w:r>
-    </w:p>
-    <w:p>
-      <w:pPr>
-        <w:numPr>
-          <w:ilvl w:val="0"/>
-          <w:numId w:val="20"/>
-        </w:numPr>
-        <w:tabs>
-          <w:tab w:val="left" w:pos="2536"/>
-        </w:tabs>
-        <w:spacing w:before="240" w:after="240" w:line="360" w:lineRule="auto"/>
-        <w:ind w:left="720" w:hanging="363"/>
-        <w:jc w:val="both"/>
-        <w:rPr>
-          <w:rFonts w:ascii="Times New Roman" w:eastAsia="Times New Roman" w:hAnsi="Times New Roman" w:cs="Times New Roman"/>
-          <w:b/>
-          <w:sz w:val="28"/>
-        </w:rPr>
-      </w:pPr>
-      <w:r>
-        <w:rPr>
-          <w:rFonts w:ascii="Times New Roman" w:eastAsia="Times New Roman" w:hAnsi="Times New Roman" w:cs="Times New Roman"/>
-          <w:b/>
-          <w:sz w:val="28"/>
-        </w:rPr>
-        <w:t xml:space="preserve">9.2 </w:t>
-      </w:r>
-      <w:r>
-        <w:rPr>
-          <w:rFonts w:ascii="Times New Roman" w:eastAsia="Times New Roman" w:hAnsi="Times New Roman" w:cs="Times New Roman"/>
-          <w:b/>
-          <w:sz w:val="28"/>
-        </w:rPr>
-        <w:t>Дополнительное навигационное меню</w:t>
-      </w:r>
-    </w:p>
-    <w:p>
-      <w:pPr>
-        <w:spacing w:after="0" w:line="360" w:lineRule="auto"/>
-        <w:ind w:firstLine="709"/>
-        <w:rPr>
-          <w:rFonts w:ascii="Times New Roman" w:eastAsia="Times New Roman" w:hAnsi="Times New Roman" w:cs="Times New Roman"/>
-          <w:sz w:val="28"/>
-        </w:rPr>
-      </w:pPr>
-      <w:r>
-        <w:rPr>
-          <w:rFonts w:ascii="Times New Roman" w:eastAsia="Times New Roman" w:hAnsi="Times New Roman" w:cs="Times New Roman"/>
-          <w:sz w:val="28"/>
-        </w:rPr>
-        <w:t>Дополнительное навигационное меню представлено кнопкой «Контакты», находящейся в шапке каждой страницы. Данная кнопка при нажатии на нее осуществляет переход на главную страницу сайта в ту ее часть, где расположены контакты компании.</w:t>
-      </w:r>
-    </w:p>
-    <w:p>
-      <w:pPr>
-        <w:spacing w:after="0" w:line="360" w:lineRule="auto"/>
-        <w:ind w:firstLine="709"/>
-        <w:rPr>
-          <w:rFonts w:ascii="Times New Roman" w:eastAsia="Times New Roman" w:hAnsi="Times New Roman" w:cs="Times New Roman"/>
-          <w:sz w:val="28"/>
-        </w:rPr>
-      </w:pPr>
-      <w:r>
-        <w:rPr>
-          <w:rFonts w:ascii="Times New Roman" w:eastAsia="Times New Roman" w:hAnsi="Times New Roman" w:cs="Times New Roman"/>
-          <w:sz w:val="28"/>
-        </w:rPr>
-        <w:t xml:space="preserve">Также, дополнительное навигационное меню представляется кнопками «Подробнее» на странице каталога компании, расположенными под каждом </w:t>
-      </w:r>
-      <w:r>
-        <w:rPr>
-          <w:rFonts w:ascii="Times New Roman" w:eastAsia="Times New Roman" w:hAnsi="Times New Roman" w:cs="Times New Roman"/>
+        <w:pStyle w:val="1"/>
+        <w:rPr>
+          <w:rFonts w:ascii="Times New Roman" w:eastAsia="Times New Roman" w:hAnsi="Times New Roman" w:cs="Times New Roman"/>
+          <w:b/>
+          <w:color w:val="auto"/>
+          <w:sz w:val="28"/>
+        </w:rPr>
+      </w:pPr>
+      <w:bookmarkStart w:id="27" w:name="_Toc180477543"/>
+      <w:r>
+        <w:rPr>
+          <w:rFonts w:ascii="Times New Roman" w:eastAsia="Times New Roman" w:hAnsi="Times New Roman" w:cs="Times New Roman"/>
+          <w:b/>
+          <w:color w:val="auto"/>
           <w:sz w:val="28"/>
         </w:rPr>
         <w:lastRenderedPageBreak/>
-        <w:t xml:space="preserve">из представленных в приложении курса. Данная кнопка открывает страницу с подробным описанием выбранного курса, где, также, расположена кнопка для оплаты </w:t>
-      </w:r>
-      <w:proofErr w:type="gramStart"/>
-      <w:r>
-        <w:rPr>
-          <w:rFonts w:ascii="Times New Roman" w:eastAsia="Times New Roman" w:hAnsi="Times New Roman" w:cs="Times New Roman"/>
-          <w:sz w:val="28"/>
-        </w:rPr>
-        <w:t>курса(</w:t>
-      </w:r>
-      <w:proofErr w:type="gramEnd"/>
-      <w:r>
-        <w:rPr>
-          <w:rFonts w:ascii="Times New Roman" w:eastAsia="Times New Roman" w:hAnsi="Times New Roman" w:cs="Times New Roman"/>
-          <w:sz w:val="28"/>
-        </w:rPr>
-        <w:t xml:space="preserve">в случае если пользователь не авторизирован в системе – вместо кнопки «Оплата курса» представлена кнопка «Личный кабинет», благодаря которой будет осуществлен переход на страницу с авторизацией). </w:t>
-      </w:r>
-    </w:p>
-    <w:p>
-      <w:pPr>
-        <w:spacing w:after="0" w:line="360" w:lineRule="auto"/>
-        <w:ind w:firstLine="709"/>
-        <w:rPr>
-          <w:rFonts w:ascii="Times New Roman" w:eastAsia="Times New Roman" w:hAnsi="Times New Roman" w:cs="Times New Roman"/>
-          <w:sz w:val="28"/>
-        </w:rPr>
-      </w:pPr>
-    </w:p>
-    <w:p>
-      <w:pPr>
-        <w:numPr>
-          <w:ilvl w:val="0"/>
-          <w:numId w:val="21"/>
-        </w:numPr>
-        <w:tabs>
-          <w:tab w:val="left" w:pos="2327"/>
-        </w:tabs>
-        <w:spacing w:before="240" w:after="240" w:line="360" w:lineRule="auto"/>
-        <w:ind w:left="357" w:hanging="357"/>
-        <w:jc w:val="both"/>
-        <w:rPr>
-          <w:rFonts w:ascii="Times New Roman" w:eastAsia="Times New Roman" w:hAnsi="Times New Roman" w:cs="Times New Roman"/>
-          <w:b/>
-          <w:sz w:val="28"/>
-        </w:rPr>
-      </w:pPr>
-      <w:r>
-        <w:rPr>
-          <w:rFonts w:ascii="Times New Roman" w:eastAsia="Times New Roman" w:hAnsi="Times New Roman" w:cs="Times New Roman"/>
-          <w:b/>
-          <w:sz w:val="28"/>
-        </w:rPr>
-        <w:t xml:space="preserve">10 </w:t>
-      </w:r>
-      <w:r>
-        <w:rPr>
-          <w:rFonts w:ascii="Times New Roman" w:eastAsia="Times New Roman" w:hAnsi="Times New Roman" w:cs="Times New Roman"/>
-          <w:b/>
+        <w:t>9</w:t>
+      </w:r>
+      <w:r>
+        <w:rPr>
+          <w:rFonts w:ascii="Times New Roman" w:eastAsia="Times New Roman" w:hAnsi="Times New Roman" w:cs="Times New Roman"/>
+          <w:b/>
+          <w:color w:val="auto"/>
+          <w:sz w:val="28"/>
+        </w:rPr>
+        <w:t xml:space="preserve"> </w:t>
+      </w:r>
+      <w:r>
+        <w:rPr>
+          <w:rFonts w:ascii="Times New Roman" w:eastAsia="Times New Roman" w:hAnsi="Times New Roman" w:cs="Times New Roman"/>
+          <w:b/>
+          <w:color w:val="auto"/>
           <w:sz w:val="28"/>
         </w:rPr>
         <w:t>Описание страниц приложения</w:t>
       </w:r>
-    </w:p>
-    <w:p>
-      <w:pPr>
-        <w:numPr>
-          <w:ilvl w:val="0"/>
-          <w:numId w:val="21"/>
-        </w:numPr>
-        <w:tabs>
-          <w:tab w:val="left" w:pos="2536"/>
-        </w:tabs>
-        <w:spacing w:before="240" w:after="240" w:line="360" w:lineRule="auto"/>
-        <w:ind w:left="720" w:hanging="363"/>
-        <w:jc w:val="both"/>
-        <w:rPr>
-          <w:rFonts w:ascii="Times New Roman" w:eastAsia="Times New Roman" w:hAnsi="Times New Roman" w:cs="Times New Roman"/>
-          <w:b/>
-          <w:sz w:val="28"/>
-        </w:rPr>
-      </w:pPr>
-      <w:r>
-        <w:rPr>
-          <w:rFonts w:ascii="Times New Roman" w:eastAsia="Times New Roman" w:hAnsi="Times New Roman" w:cs="Times New Roman"/>
-          <w:b/>
-          <w:sz w:val="28"/>
-        </w:rPr>
-        <w:t xml:space="preserve">10.1 </w:t>
-      </w:r>
-      <w:r>
-        <w:rPr>
-          <w:rFonts w:ascii="Times New Roman" w:eastAsia="Times New Roman" w:hAnsi="Times New Roman" w:cs="Times New Roman"/>
-          <w:b/>
+      <w:bookmarkEnd w:id="27"/>
+    </w:p>
+    <w:p>
+      <w:pPr>
+        <w:pStyle w:val="2"/>
+        <w:ind w:firstLine="708"/>
+        <w:rPr>
+          <w:rFonts w:ascii="Times New Roman" w:eastAsia="Times New Roman" w:hAnsi="Times New Roman" w:cs="Times New Roman"/>
+          <w:b/>
+          <w:color w:val="auto"/>
+          <w:sz w:val="28"/>
+        </w:rPr>
+      </w:pPr>
+      <w:bookmarkStart w:id="28" w:name="_Toc180477544"/>
+      <w:r>
+        <w:rPr>
+          <w:rFonts w:ascii="Times New Roman" w:eastAsia="Times New Roman" w:hAnsi="Times New Roman" w:cs="Times New Roman"/>
+          <w:b/>
+          <w:color w:val="auto"/>
+          <w:sz w:val="28"/>
+        </w:rPr>
+        <w:t>9</w:t>
+      </w:r>
+      <w:r>
+        <w:rPr>
+          <w:rFonts w:ascii="Times New Roman" w:eastAsia="Times New Roman" w:hAnsi="Times New Roman" w:cs="Times New Roman"/>
+          <w:b/>
+          <w:color w:val="auto"/>
+          <w:sz w:val="28"/>
+        </w:rPr>
+        <w:t xml:space="preserve">.1 </w:t>
+      </w:r>
+      <w:r>
+        <w:rPr>
+          <w:rFonts w:ascii="Times New Roman" w:eastAsia="Times New Roman" w:hAnsi="Times New Roman" w:cs="Times New Roman"/>
+          <w:b/>
+          <w:color w:val="auto"/>
           <w:sz w:val="28"/>
         </w:rPr>
         <w:t>Описание статических страниц</w:t>
       </w:r>
+      <w:bookmarkEnd w:id="28"/>
     </w:p>
     <w:p>
       <w:pPr>
@@ -6543,38 +7232,44 @@
     </w:p>
     <w:p>
       <w:pPr>
-        <w:numPr>
-          <w:ilvl w:val="0"/>
-          <w:numId w:val="22"/>
-        </w:numPr>
-        <w:tabs>
-          <w:tab w:val="left" w:pos="2536"/>
-        </w:tabs>
-        <w:spacing w:before="240" w:after="240" w:line="360" w:lineRule="auto"/>
-        <w:ind w:left="720" w:hanging="363"/>
-        <w:jc w:val="both"/>
-        <w:rPr>
-          <w:rFonts w:ascii="Times New Roman" w:eastAsia="Times New Roman" w:hAnsi="Times New Roman" w:cs="Times New Roman"/>
-          <w:b/>
-          <w:sz w:val="28"/>
-        </w:rPr>
-      </w:pPr>
-      <w:r>
-        <w:rPr>
-          <w:rFonts w:ascii="Times New Roman" w:eastAsia="Times New Roman" w:hAnsi="Times New Roman" w:cs="Times New Roman"/>
-          <w:b/>
-          <w:sz w:val="28"/>
-        </w:rPr>
-        <w:t xml:space="preserve">10.2 </w:t>
-      </w:r>
-      <w:r>
-        <w:rPr>
-          <w:rFonts w:ascii="Times New Roman" w:eastAsia="Times New Roman" w:hAnsi="Times New Roman" w:cs="Times New Roman"/>
-          <w:b/>
+        <w:pStyle w:val="2"/>
+        <w:ind w:firstLine="708"/>
+        <w:rPr>
+          <w:rFonts w:ascii="Times New Roman" w:eastAsia="Times New Roman" w:hAnsi="Times New Roman" w:cs="Times New Roman"/>
+          <w:b/>
+          <w:color w:val="auto"/>
+          <w:sz w:val="28"/>
+        </w:rPr>
+      </w:pPr>
+      <w:bookmarkStart w:id="29" w:name="_Toc180477545"/>
+      <w:r>
+        <w:rPr>
+          <w:rFonts w:ascii="Times New Roman" w:eastAsia="Times New Roman" w:hAnsi="Times New Roman" w:cs="Times New Roman"/>
+          <w:b/>
+          <w:color w:val="auto"/>
+          <w:sz w:val="28"/>
+        </w:rPr>
+        <w:t>9</w:t>
+      </w:r>
+      <w:r>
+        <w:rPr>
+          <w:rFonts w:ascii="Times New Roman" w:eastAsia="Times New Roman" w:hAnsi="Times New Roman" w:cs="Times New Roman"/>
+          <w:b/>
+          <w:color w:val="auto"/>
+          <w:sz w:val="28"/>
+        </w:rPr>
+        <w:t xml:space="preserve">.2 </w:t>
+      </w:r>
+      <w:r>
+        <w:rPr>
+          <w:rFonts w:ascii="Times New Roman" w:eastAsia="Times New Roman" w:hAnsi="Times New Roman" w:cs="Times New Roman"/>
+          <w:b/>
+          <w:color w:val="auto"/>
           <w:sz w:val="28"/>
         </w:rPr>
         <w:t>Описание динамических страниц</w:t>
       </w:r>
+      <w:bookmarkEnd w:id="29"/>
     </w:p>
     <w:p>
       <w:pPr>
@@ -6615,57 +7310,7 @@
           <w:rFonts w:ascii="Times New Roman" w:eastAsia="Times New Roman" w:hAnsi="Times New Roman" w:cs="Times New Roman"/>
           <w:sz w:val="28"/>
         </w:rPr>
-        <w:t>Страница с формой редактированием личных данных;</w:t>
-      </w:r>
-    </w:p>
-    <w:p>
-      <w:pPr>
-        <w:numPr>
-          <w:ilvl w:val="0"/>
-          <w:numId w:val="23"/>
-        </w:numPr>
-        <w:tabs>
-          <w:tab w:val="left" w:pos="2834"/>
-        </w:tabs>
-        <w:spacing w:line="360" w:lineRule="auto"/>
-        <w:ind w:left="1219" w:hanging="357"/>
-        <w:jc w:val="both"/>
-        <w:rPr>
-          <w:rFonts w:ascii="Times New Roman" w:eastAsia="Times New Roman" w:hAnsi="Times New Roman" w:cs="Times New Roman"/>
-          <w:sz w:val="28"/>
-        </w:rPr>
-      </w:pPr>
-      <w:r>
-        <w:rPr>
-          <w:rFonts w:ascii="Times New Roman" w:eastAsia="Times New Roman" w:hAnsi="Times New Roman" w:cs="Times New Roman"/>
-          <w:sz w:val="28"/>
-        </w:rPr>
         <w:t>Страница с текущим курсом клиента;</w:t>
-      </w:r>
-    </w:p>
-    <w:p>
-      <w:pPr>
-        <w:numPr>
-          <w:ilvl w:val="0"/>
-          <w:numId w:val="23"/>
-        </w:numPr>
-        <w:tabs>
-          <w:tab w:val="left" w:pos="2834"/>
-        </w:tabs>
-        <w:spacing w:line="360" w:lineRule="auto"/>
-        <w:ind w:left="1219" w:hanging="357"/>
-        <w:jc w:val="both"/>
-        <w:rPr>
-          <w:rFonts w:ascii="Times New Roman" w:eastAsia="Times New Roman" w:hAnsi="Times New Roman" w:cs="Times New Roman"/>
-          <w:sz w:val="28"/>
-        </w:rPr>
-      </w:pPr>
-      <w:r>
-        <w:rPr>
-          <w:rFonts w:ascii="Times New Roman" w:eastAsia="Times New Roman" w:hAnsi="Times New Roman" w:cs="Times New Roman"/>
-          <w:sz w:val="28"/>
-        </w:rPr>
-        <w:t>Страница с историей заказов клиента.</w:t>
       </w:r>
     </w:p>
     <w:p>
@@ -6707,57 +7352,7 @@
           <w:rFonts w:ascii="Times New Roman" w:eastAsia="Times New Roman" w:hAnsi="Times New Roman" w:cs="Times New Roman"/>
           <w:sz w:val="28"/>
         </w:rPr>
-        <w:t>Страница со списком покупок определенного курса;</w:t>
-      </w:r>
-    </w:p>
-    <w:p>
-      <w:pPr>
-        <w:numPr>
-          <w:ilvl w:val="0"/>
-          <w:numId w:val="24"/>
-        </w:numPr>
-        <w:tabs>
-          <w:tab w:val="left" w:pos="2834"/>
-        </w:tabs>
-        <w:spacing w:line="360" w:lineRule="auto"/>
-        <w:ind w:left="1219" w:hanging="357"/>
-        <w:jc w:val="both"/>
-        <w:rPr>
-          <w:rFonts w:ascii="Times New Roman" w:eastAsia="Times New Roman" w:hAnsi="Times New Roman" w:cs="Times New Roman"/>
-          <w:sz w:val="28"/>
-        </w:rPr>
-      </w:pPr>
-      <w:r>
-        <w:rPr>
-          <w:rFonts w:ascii="Times New Roman" w:eastAsia="Times New Roman" w:hAnsi="Times New Roman" w:cs="Times New Roman"/>
-          <w:sz w:val="28"/>
-        </w:rPr>
         <w:t>Страница с информацией о клиентах;</w:t>
-      </w:r>
-    </w:p>
-    <w:p>
-      <w:pPr>
-        <w:numPr>
-          <w:ilvl w:val="0"/>
-          <w:numId w:val="24"/>
-        </w:numPr>
-        <w:tabs>
-          <w:tab w:val="left" w:pos="2834"/>
-        </w:tabs>
-        <w:spacing w:line="360" w:lineRule="auto"/>
-        <w:ind w:left="1219" w:hanging="357"/>
-        <w:jc w:val="both"/>
-        <w:rPr>
-          <w:rFonts w:ascii="Times New Roman" w:eastAsia="Times New Roman" w:hAnsi="Times New Roman" w:cs="Times New Roman"/>
-          <w:sz w:val="28"/>
-        </w:rPr>
-      </w:pPr>
-      <w:r>
-        <w:rPr>
-          <w:rFonts w:ascii="Times New Roman" w:eastAsia="Times New Roman" w:hAnsi="Times New Roman" w:cs="Times New Roman"/>
-          <w:sz w:val="28"/>
-        </w:rPr>
-        <w:t>Страница с успешными покупками курса;</w:t>
       </w:r>
     </w:p>
     <w:p>
@@ -6841,8 +7436,7 @@
           <w:rFonts w:ascii="Times New Roman" w:eastAsia="Times New Roman" w:hAnsi="Times New Roman" w:cs="Times New Roman"/>
           <w:sz w:val="28"/>
         </w:rPr>
-        <w:lastRenderedPageBreak/>
-        <w:t>Блок «о сервисе компании»;</w:t>
+        <w:t>Блок с переходом к каталогу;</w:t>
       </w:r>
     </w:p>
     <w:p>
@@ -6867,31 +7461,6 @@
           <w:rFonts w:ascii="Times New Roman" w:eastAsia="Times New Roman" w:hAnsi="Times New Roman" w:cs="Times New Roman"/>
           <w:sz w:val="28"/>
         </w:rPr>
-        <w:t>Блок с переходом к каталогу;</w:t>
-      </w:r>
-    </w:p>
-    <w:p>
-      <w:pPr>
-        <w:numPr>
-          <w:ilvl w:val="0"/>
-          <w:numId w:val="25"/>
-        </w:numPr>
-        <w:tabs>
-          <w:tab w:val="left" w:pos="2834"/>
-        </w:tabs>
-        <w:spacing w:line="360" w:lineRule="auto"/>
-        <w:ind w:left="1219" w:hanging="357"/>
-        <w:jc w:val="both"/>
-        <w:rPr>
-          <w:rFonts w:ascii="Times New Roman" w:eastAsia="Times New Roman" w:hAnsi="Times New Roman" w:cs="Times New Roman"/>
-          <w:sz w:val="28"/>
-        </w:rPr>
-      </w:pPr>
-      <w:r>
-        <w:rPr>
-          <w:rFonts w:ascii="Times New Roman" w:eastAsia="Times New Roman" w:hAnsi="Times New Roman" w:cs="Times New Roman"/>
-          <w:sz w:val="28"/>
-        </w:rPr>
         <w:t>Блок с контактами компании;</w:t>
       </w:r>
     </w:p>
@@ -7027,20 +7596,17 @@
           <w:rFonts w:ascii="Times New Roman" w:eastAsia="Times New Roman" w:hAnsi="Times New Roman" w:cs="Times New Roman"/>
           <w:sz w:val="28"/>
         </w:rPr>
+        <w:lastRenderedPageBreak/>
         <w:t>Страница «Восстановление пароля клиента» включает в себя поле для ввода «секретного слова», введенного клиентом на этапе регистрации.</w:t>
       </w:r>
     </w:p>
     <w:p>
       <w:pPr>
-        <w:numPr>
-          <w:ilvl w:val="0"/>
-          <w:numId w:val="27"/>
-        </w:numPr>
         <w:tabs>
           <w:tab w:val="left" w:pos="2327"/>
         </w:tabs>
         <w:spacing w:before="240" w:after="240" w:line="360" w:lineRule="auto"/>
-        <w:ind w:left="357" w:hanging="357"/>
+        <w:ind w:left="357"/>
         <w:jc w:val="both"/>
         <w:rPr>
           <w:rFonts w:ascii="Times New Roman" w:eastAsia="Times New Roman" w:hAnsi="Times New Roman" w:cs="Times New Roman"/>
@@ -7048,45 +7614,50 @@
           <w:sz w:val="28"/>
         </w:rPr>
       </w:pPr>
-      <w:r>
-        <w:rPr>
-          <w:rFonts w:ascii="Times New Roman" w:eastAsia="Times New Roman" w:hAnsi="Times New Roman" w:cs="Times New Roman"/>
-          <w:b/>
+    </w:p>
+    <w:p>
+      <w:pPr>
+        <w:pStyle w:val="1"/>
+        <w:rPr>
+          <w:rFonts w:ascii="Times New Roman" w:eastAsia="Times New Roman" w:hAnsi="Times New Roman" w:cs="Times New Roman"/>
+          <w:b/>
+          <w:color w:val="auto"/>
+          <w:sz w:val="28"/>
+        </w:rPr>
+      </w:pPr>
+      <w:bookmarkStart w:id="30" w:name="_Toc180477546"/>
+      <w:r>
+        <w:rPr>
+          <w:rFonts w:ascii="Times New Roman" w:eastAsia="Times New Roman" w:hAnsi="Times New Roman" w:cs="Times New Roman"/>
+          <w:b/>
+          <w:color w:val="auto"/>
+          <w:sz w:val="28"/>
+        </w:rPr>
+        <w:t>1</w:t>
+      </w:r>
+      <w:r>
+        <w:rPr>
+          <w:rFonts w:ascii="Times New Roman" w:eastAsia="Times New Roman" w:hAnsi="Times New Roman" w:cs="Times New Roman"/>
+          <w:b/>
+          <w:color w:val="auto"/>
+          <w:sz w:val="28"/>
+        </w:rPr>
+        <w:t>0</w:t>
+      </w:r>
+      <w:r>
+        <w:rPr>
+          <w:rFonts w:ascii="Times New Roman" w:eastAsia="Times New Roman" w:hAnsi="Times New Roman" w:cs="Times New Roman"/>
+          <w:b/>
+          <w:color w:val="auto"/>
           <w:sz w:val="28"/>
         </w:rPr>
         <w:t xml:space="preserve"> </w:t>
       </w:r>
-    </w:p>
-    <w:p>
-      <w:pPr>
-        <w:numPr>
-          <w:ilvl w:val="0"/>
-          <w:numId w:val="27"/>
-        </w:numPr>
-        <w:tabs>
-          <w:tab w:val="left" w:pos="2327"/>
-        </w:tabs>
-        <w:spacing w:before="240" w:after="240" w:line="360" w:lineRule="auto"/>
-        <w:ind w:left="357" w:hanging="357"/>
-        <w:jc w:val="both"/>
-        <w:rPr>
-          <w:rFonts w:ascii="Times New Roman" w:eastAsia="Times New Roman" w:hAnsi="Times New Roman" w:cs="Times New Roman"/>
-          <w:b/>
-          <w:sz w:val="28"/>
-        </w:rPr>
-      </w:pPr>
-      <w:r>
-        <w:rPr>
-          <w:rFonts w:ascii="Times New Roman" w:eastAsia="Times New Roman" w:hAnsi="Times New Roman" w:cs="Times New Roman"/>
-          <w:b/>
-          <w:sz w:val="28"/>
-        </w:rPr>
-        <w:t xml:space="preserve">11 </w:t>
-      </w:r>
-      <w:r>
-        <w:rPr>
-          <w:rFonts w:ascii="Times New Roman" w:eastAsia="Times New Roman" w:hAnsi="Times New Roman" w:cs="Times New Roman"/>
-          <w:b/>
+      <w:r>
+        <w:rPr>
+          <w:rFonts w:ascii="Times New Roman" w:eastAsia="Times New Roman" w:hAnsi="Times New Roman" w:cs="Times New Roman"/>
+          <w:b/>
+          <w:color w:val="auto"/>
           <w:sz w:val="28"/>
         </w:rPr>
         <w:t xml:space="preserve">Функциональность </w:t>
@@ -7095,6 +7666,7 @@
         <w:rPr>
           <w:rFonts w:ascii="Times New Roman" w:eastAsia="Times New Roman" w:hAnsi="Times New Roman" w:cs="Times New Roman"/>
           <w:b/>
+          <w:color w:val="auto"/>
           <w:sz w:val="28"/>
         </w:rPr>
         <w:t>веб-</w:t>
@@ -7103,10 +7675,12 @@
         <w:rPr>
           <w:rFonts w:ascii="Times New Roman" w:eastAsia="Times New Roman" w:hAnsi="Times New Roman" w:cs="Times New Roman"/>
           <w:b/>
+          <w:color w:val="auto"/>
           <w:sz w:val="28"/>
         </w:rPr>
         <w:t>приложения</w:t>
       </w:r>
+      <w:bookmarkEnd w:id="30"/>
     </w:p>
     <w:p>
       <w:pPr>
@@ -7202,7 +7776,6 @@
       <w:r>
         <w:rPr>
           <w:rFonts w:ascii="Times New Roman" w:eastAsia="Times New Roman" w:hAnsi="Times New Roman" w:cs="Times New Roman"/>
-          <w:color w:val="000000"/>
           <w:sz w:val="27"/>
         </w:rPr>
         <w:t>Доступа к личному кабинету для всех видов пользователей;</w:t>
@@ -7228,33 +7801,6 @@
       <w:r>
         <w:rPr>
           <w:rFonts w:ascii="Times New Roman" w:eastAsia="Times New Roman" w:hAnsi="Times New Roman" w:cs="Times New Roman"/>
-          <w:color w:val="000000"/>
-          <w:sz w:val="27"/>
-        </w:rPr>
-        <w:t>Покупка курсов;</w:t>
-      </w:r>
-    </w:p>
-    <w:p>
-      <w:pPr>
-        <w:numPr>
-          <w:ilvl w:val="0"/>
-          <w:numId w:val="28"/>
-        </w:numPr>
-        <w:tabs>
-          <w:tab w:val="left" w:pos="2834"/>
-        </w:tabs>
-        <w:spacing w:line="360" w:lineRule="auto"/>
-        <w:ind w:left="1219" w:hanging="357"/>
-        <w:jc w:val="both"/>
-        <w:rPr>
-          <w:rFonts w:ascii="Times New Roman" w:eastAsia="Times New Roman" w:hAnsi="Times New Roman" w:cs="Times New Roman"/>
-          <w:sz w:val="28"/>
-        </w:rPr>
-      </w:pPr>
-      <w:r>
-        <w:rPr>
-          <w:rFonts w:ascii="Times New Roman" w:eastAsia="Times New Roman" w:hAnsi="Times New Roman" w:cs="Times New Roman"/>
-          <w:color w:val="000000"/>
           <w:sz w:val="27"/>
         </w:rPr>
         <w:t>Просмотр страницы с описанием курса.</w:t>
@@ -7289,39 +7835,52 @@
     </w:p>
     <w:p>
       <w:pPr>
-        <w:numPr>
-          <w:ilvl w:val="0"/>
-          <w:numId w:val="29"/>
-        </w:numPr>
-        <w:tabs>
-          <w:tab w:val="left" w:pos="2327"/>
-        </w:tabs>
-        <w:spacing w:before="240" w:after="240" w:line="360" w:lineRule="auto"/>
-        <w:ind w:left="357" w:hanging="357"/>
-        <w:jc w:val="both"/>
-        <w:rPr>
-          <w:rFonts w:ascii="Times New Roman" w:eastAsia="Times New Roman" w:hAnsi="Times New Roman" w:cs="Times New Roman"/>
-          <w:b/>
-          <w:sz w:val="28"/>
-        </w:rPr>
-      </w:pPr>
-      <w:r>
-        <w:rPr>
-          <w:rFonts w:ascii="Times New Roman" w:eastAsia="Times New Roman" w:hAnsi="Times New Roman" w:cs="Times New Roman"/>
-          <w:b/>
-          <w:sz w:val="28"/>
-        </w:rPr>
-        <w:lastRenderedPageBreak/>
-        <w:t xml:space="preserve">12 </w:t>
-      </w:r>
-      <w:r>
-        <w:rPr>
-          <w:rFonts w:ascii="Times New Roman" w:eastAsia="Times New Roman" w:hAnsi="Times New Roman" w:cs="Times New Roman"/>
-          <w:b/>
+        <w:pStyle w:val="1"/>
+        <w:rPr>
+          <w:rFonts w:ascii="Times New Roman" w:eastAsia="Times New Roman" w:hAnsi="Times New Roman" w:cs="Times New Roman"/>
+          <w:b/>
+          <w:color w:val="auto"/>
+          <w:sz w:val="28"/>
+        </w:rPr>
+      </w:pPr>
+      <w:bookmarkStart w:id="31" w:name="_Toc180477547"/>
+      <w:r>
+        <w:rPr>
+          <w:rFonts w:ascii="Times New Roman" w:eastAsia="Times New Roman" w:hAnsi="Times New Roman" w:cs="Times New Roman"/>
+          <w:b/>
+          <w:color w:val="auto"/>
+          <w:sz w:val="28"/>
+        </w:rPr>
+        <w:t>1</w:t>
+      </w:r>
+      <w:r>
+        <w:rPr>
+          <w:rFonts w:ascii="Times New Roman" w:eastAsia="Times New Roman" w:hAnsi="Times New Roman" w:cs="Times New Roman"/>
+          <w:b/>
+          <w:color w:val="auto"/>
+          <w:sz w:val="28"/>
+        </w:rPr>
+        <w:t>1</w:t>
+      </w:r>
+      <w:r>
+        <w:rPr>
+          <w:rFonts w:ascii="Times New Roman" w:eastAsia="Times New Roman" w:hAnsi="Times New Roman" w:cs="Times New Roman"/>
+          <w:b/>
+          <w:color w:val="auto"/>
+          <w:sz w:val="28"/>
+        </w:rPr>
+        <w:t xml:space="preserve"> </w:t>
+      </w:r>
+      <w:r>
+        <w:rPr>
+          <w:rFonts w:ascii="Times New Roman" w:eastAsia="Times New Roman" w:hAnsi="Times New Roman" w:cs="Times New Roman"/>
+          <w:b/>
+          <w:color w:val="auto"/>
           <w:sz w:val="28"/>
         </w:rPr>
         <w:t>Контент и наполнение приложения</w:t>
       </w:r>
+      <w:bookmarkEnd w:id="31"/>
     </w:p>
     <w:p>
       <w:pPr>
@@ -7342,38 +7901,53 @@
     </w:p>
     <w:p>
       <w:pPr>
-        <w:numPr>
-          <w:ilvl w:val="0"/>
-          <w:numId w:val="30"/>
-        </w:numPr>
-        <w:tabs>
-          <w:tab w:val="left" w:pos="2536"/>
-        </w:tabs>
-        <w:spacing w:before="240" w:after="240" w:line="360" w:lineRule="auto"/>
-        <w:ind w:left="720" w:hanging="363"/>
-        <w:jc w:val="both"/>
-        <w:rPr>
-          <w:rFonts w:ascii="Times New Roman" w:eastAsia="Times New Roman" w:hAnsi="Times New Roman" w:cs="Times New Roman"/>
-          <w:b/>
-          <w:sz w:val="28"/>
-        </w:rPr>
-      </w:pPr>
-      <w:r>
-        <w:rPr>
-          <w:rFonts w:ascii="Times New Roman" w:eastAsia="Times New Roman" w:hAnsi="Times New Roman" w:cs="Times New Roman"/>
-          <w:b/>
-          <w:sz w:val="28"/>
-        </w:rPr>
-        <w:t xml:space="preserve">12.1 </w:t>
-      </w:r>
-      <w:r>
-        <w:rPr>
-          <w:rFonts w:ascii="Times New Roman" w:eastAsia="Times New Roman" w:hAnsi="Times New Roman" w:cs="Times New Roman"/>
-          <w:b/>
+        <w:pStyle w:val="2"/>
+        <w:ind w:firstLine="708"/>
+        <w:rPr>
+          <w:rFonts w:ascii="Times New Roman" w:eastAsia="Times New Roman" w:hAnsi="Times New Roman" w:cs="Times New Roman"/>
+          <w:b/>
+          <w:color w:val="auto"/>
+          <w:sz w:val="28"/>
+        </w:rPr>
+      </w:pPr>
+      <w:bookmarkStart w:id="32" w:name="_Toc180477548"/>
+      <w:r>
+        <w:rPr>
+          <w:rFonts w:ascii="Times New Roman" w:eastAsia="Times New Roman" w:hAnsi="Times New Roman" w:cs="Times New Roman"/>
+          <w:b/>
+          <w:color w:val="auto"/>
+          <w:sz w:val="28"/>
+        </w:rPr>
+        <w:t>1</w:t>
+      </w:r>
+      <w:r>
+        <w:rPr>
+          <w:rFonts w:ascii="Times New Roman" w:eastAsia="Times New Roman" w:hAnsi="Times New Roman" w:cs="Times New Roman"/>
+          <w:b/>
+          <w:color w:val="auto"/>
+          <w:sz w:val="28"/>
+        </w:rPr>
+        <w:t>1</w:t>
+      </w:r>
+      <w:r>
+        <w:rPr>
+          <w:rFonts w:ascii="Times New Roman" w:eastAsia="Times New Roman" w:hAnsi="Times New Roman" w:cs="Times New Roman"/>
+          <w:b/>
+          <w:color w:val="auto"/>
+          <w:sz w:val="28"/>
+        </w:rPr>
+        <w:t xml:space="preserve">.1 </w:t>
+      </w:r>
+      <w:r>
+        <w:rPr>
+          <w:rFonts w:ascii="Times New Roman" w:eastAsia="Times New Roman" w:hAnsi="Times New Roman" w:cs="Times New Roman"/>
+          <w:b/>
+          <w:color w:val="auto"/>
           <w:sz w:val="28"/>
         </w:rPr>
         <w:t>Формат предоставления материалов для приложения</w:t>
       </w:r>
+      <w:bookmarkEnd w:id="32"/>
     </w:p>
     <w:p>
       <w:pPr>
@@ -7434,34 +8008,47 @@
     </w:p>
     <w:p>
       <w:pPr>
-        <w:numPr>
-          <w:ilvl w:val="0"/>
-          <w:numId w:val="31"/>
-        </w:numPr>
-        <w:tabs>
-          <w:tab w:val="left" w:pos="2327"/>
-        </w:tabs>
-        <w:spacing w:before="240" w:after="240" w:line="360" w:lineRule="auto"/>
-        <w:ind w:left="357" w:hanging="357"/>
-        <w:jc w:val="both"/>
-        <w:rPr>
-          <w:rFonts w:ascii="Times New Roman" w:eastAsia="Times New Roman" w:hAnsi="Times New Roman" w:cs="Times New Roman"/>
-          <w:b/>
-          <w:sz w:val="28"/>
-        </w:rPr>
-      </w:pPr>
-      <w:r>
-        <w:rPr>
-          <w:rFonts w:ascii="Times New Roman" w:eastAsia="Times New Roman" w:hAnsi="Times New Roman" w:cs="Times New Roman"/>
-          <w:b/>
-          <w:sz w:val="28"/>
-        </w:rPr>
-        <w:t xml:space="preserve">13 </w:t>
-      </w:r>
-      <w:r>
-        <w:rPr>
-          <w:rFonts w:ascii="Times New Roman" w:eastAsia="Times New Roman" w:hAnsi="Times New Roman" w:cs="Times New Roman"/>
-          <w:b/>
+        <w:pStyle w:val="1"/>
+        <w:rPr>
+          <w:rFonts w:ascii="Times New Roman" w:eastAsia="Times New Roman" w:hAnsi="Times New Roman" w:cs="Times New Roman"/>
+          <w:b/>
+          <w:color w:val="auto"/>
+          <w:sz w:val="28"/>
+        </w:rPr>
+      </w:pPr>
+      <w:bookmarkStart w:id="33" w:name="_Toc180477549"/>
+      <w:r>
+        <w:rPr>
+          <w:rFonts w:ascii="Times New Roman" w:eastAsia="Times New Roman" w:hAnsi="Times New Roman" w:cs="Times New Roman"/>
+          <w:b/>
+          <w:color w:val="auto"/>
+          <w:sz w:val="28"/>
+        </w:rPr>
+        <w:t>1</w:t>
+      </w:r>
+      <w:r>
+        <w:rPr>
+          <w:rFonts w:ascii="Times New Roman" w:eastAsia="Times New Roman" w:hAnsi="Times New Roman" w:cs="Times New Roman"/>
+          <w:b/>
+          <w:color w:val="auto"/>
+          <w:sz w:val="28"/>
+        </w:rPr>
+        <w:t>2</w:t>
+      </w:r>
+      <w:r>
+        <w:rPr>
+          <w:rFonts w:ascii="Times New Roman" w:eastAsia="Times New Roman" w:hAnsi="Times New Roman" w:cs="Times New Roman"/>
+          <w:b/>
+          <w:color w:val="auto"/>
+          <w:sz w:val="28"/>
+        </w:rPr>
+        <w:t xml:space="preserve"> </w:t>
+      </w:r>
+      <w:r>
+        <w:rPr>
+          <w:rFonts w:ascii="Times New Roman" w:eastAsia="Times New Roman" w:hAnsi="Times New Roman" w:cs="Times New Roman"/>
+          <w:b/>
+          <w:color w:val="auto"/>
           <w:sz w:val="28"/>
         </w:rPr>
         <w:t>Порядок</w:t>
@@ -7470,6 +8057,7 @@
         <w:rPr>
           <w:rFonts w:ascii="Times New Roman" w:eastAsia="Times New Roman" w:hAnsi="Times New Roman" w:cs="Times New Roman"/>
           <w:b/>
+          <w:color w:val="auto"/>
           <w:spacing w:val="-4"/>
           <w:sz w:val="28"/>
         </w:rPr>
@@ -7479,6 +8067,7 @@
         <w:rPr>
           <w:rFonts w:ascii="Times New Roman" w:eastAsia="Times New Roman" w:hAnsi="Times New Roman" w:cs="Times New Roman"/>
           <w:b/>
+          <w:color w:val="auto"/>
           <w:sz w:val="28"/>
         </w:rPr>
         <w:t>контроля</w:t>
@@ -7487,6 +8076,7 @@
         <w:rPr>
           <w:rFonts w:ascii="Times New Roman" w:eastAsia="Times New Roman" w:hAnsi="Times New Roman" w:cs="Times New Roman"/>
           <w:b/>
+          <w:color w:val="auto"/>
           <w:spacing w:val="-7"/>
           <w:sz w:val="28"/>
         </w:rPr>
@@ -7496,6 +8086,7 @@
         <w:rPr>
           <w:rFonts w:ascii="Times New Roman" w:eastAsia="Times New Roman" w:hAnsi="Times New Roman" w:cs="Times New Roman"/>
           <w:b/>
+          <w:color w:val="auto"/>
           <w:sz w:val="28"/>
         </w:rPr>
         <w:t>и</w:t>
@@ -7504,6 +8095,7 @@
         <w:rPr>
           <w:rFonts w:ascii="Times New Roman" w:eastAsia="Times New Roman" w:hAnsi="Times New Roman" w:cs="Times New Roman"/>
           <w:b/>
+          <w:color w:val="auto"/>
           <w:spacing w:val="-4"/>
           <w:sz w:val="28"/>
         </w:rPr>
@@ -7513,6 +8105,7 @@
         <w:rPr>
           <w:rFonts w:ascii="Times New Roman" w:eastAsia="Times New Roman" w:hAnsi="Times New Roman" w:cs="Times New Roman"/>
           <w:b/>
+          <w:color w:val="auto"/>
           <w:sz w:val="28"/>
         </w:rPr>
         <w:t>приемки</w:t>
@@ -7521,6 +8114,7 @@
         <w:rPr>
           <w:rFonts w:ascii="Times New Roman" w:eastAsia="Times New Roman" w:hAnsi="Times New Roman" w:cs="Times New Roman"/>
           <w:b/>
+          <w:color w:val="auto"/>
           <w:spacing w:val="-4"/>
           <w:sz w:val="28"/>
         </w:rPr>
@@ -7530,10 +8124,12 @@
         <w:rPr>
           <w:rFonts w:ascii="Times New Roman" w:eastAsia="Times New Roman" w:hAnsi="Times New Roman" w:cs="Times New Roman"/>
           <w:b/>
+          <w:color w:val="auto"/>
           <w:sz w:val="28"/>
         </w:rPr>
         <w:t>работ</w:t>
       </w:r>
+      <w:bookmarkEnd w:id="33"/>
     </w:p>
     <w:p>
       <w:pPr>
@@ -8012,6 +8608,7 @@
           <w:rFonts w:ascii="Times New Roman" w:eastAsia="Times New Roman" w:hAnsi="Times New Roman" w:cs="Times New Roman"/>
           <w:sz w:val="28"/>
         </w:rPr>
+        <w:lastRenderedPageBreak/>
         <w:t>Исполнитель</w:t>
       </w:r>
       <w:r>
@@ -8361,39 +8958,62 @@
     </w:p>
     <w:p>
       <w:pPr>
-        <w:numPr>
-          <w:ilvl w:val="0"/>
-          <w:numId w:val="33"/>
-        </w:numPr>
-        <w:tabs>
-          <w:tab w:val="left" w:pos="2327"/>
-        </w:tabs>
-        <w:spacing w:before="240" w:after="240" w:line="360" w:lineRule="auto"/>
-        <w:ind w:left="357" w:hanging="357"/>
-        <w:jc w:val="both"/>
-        <w:rPr>
-          <w:rFonts w:ascii="Times New Roman" w:eastAsia="Times New Roman" w:hAnsi="Times New Roman" w:cs="Times New Roman"/>
-          <w:b/>
-          <w:sz w:val="28"/>
-        </w:rPr>
-      </w:pPr>
-      <w:r>
-        <w:rPr>
-          <w:rFonts w:ascii="Times New Roman" w:eastAsia="Times New Roman" w:hAnsi="Times New Roman" w:cs="Times New Roman"/>
-          <w:b/>
-          <w:sz w:val="28"/>
-        </w:rPr>
-        <w:lastRenderedPageBreak/>
-        <w:t xml:space="preserve">14 </w:t>
-      </w:r>
-      <w:r>
-        <w:rPr>
-          <w:rFonts w:ascii="Times New Roman" w:eastAsia="Times New Roman" w:hAnsi="Times New Roman" w:cs="Times New Roman"/>
-          <w:b/>
+        <w:spacing w:after="0" w:line="360" w:lineRule="auto"/>
+        <w:ind w:firstLine="709"/>
+        <w:rPr>
+          <w:rFonts w:ascii="Times New Roman" w:eastAsia="Times New Roman" w:hAnsi="Times New Roman" w:cs="Times New Roman"/>
+          <w:sz w:val="28"/>
+        </w:rPr>
+      </w:pPr>
+    </w:p>
+    <w:p>
+      <w:pPr>
+        <w:pStyle w:val="1"/>
+        <w:rPr>
+          <w:rFonts w:ascii="Times New Roman" w:eastAsia="Times New Roman" w:hAnsi="Times New Roman" w:cs="Times New Roman"/>
+          <w:b/>
+          <w:color w:val="auto"/>
+          <w:sz w:val="28"/>
+        </w:rPr>
+      </w:pPr>
+      <w:bookmarkStart w:id="34" w:name="_Toc180477550"/>
+      <w:r>
+        <w:rPr>
+          <w:rFonts w:ascii="Times New Roman" w:eastAsia="Times New Roman" w:hAnsi="Times New Roman" w:cs="Times New Roman"/>
+          <w:b/>
+          <w:color w:val="auto"/>
+          <w:sz w:val="28"/>
+        </w:rPr>
+        <w:t>1</w:t>
+      </w:r>
+      <w:r>
+        <w:rPr>
+          <w:rFonts w:ascii="Times New Roman" w:eastAsia="Times New Roman" w:hAnsi="Times New Roman" w:cs="Times New Roman"/>
+          <w:b/>
+          <w:color w:val="auto"/>
+          <w:sz w:val="28"/>
+        </w:rPr>
+        <w:t>3</w:t>
+      </w:r>
+      <w:r>
+        <w:rPr>
+          <w:rFonts w:ascii="Times New Roman" w:eastAsia="Times New Roman" w:hAnsi="Times New Roman" w:cs="Times New Roman"/>
+          <w:b/>
+          <w:color w:val="auto"/>
+          <w:sz w:val="28"/>
+        </w:rPr>
+        <w:t xml:space="preserve"> </w:t>
+      </w:r>
+      <w:r>
+        <w:rPr>
+          <w:rFonts w:ascii="Times New Roman" w:eastAsia="Times New Roman" w:hAnsi="Times New Roman" w:cs="Times New Roman"/>
+          <w:b/>
+          <w:color w:val="auto"/>
           <w:sz w:val="28"/>
         </w:rPr>
         <w:t>Реквизиты и подписи сторон</w:t>
       </w:r>
+      <w:bookmarkEnd w:id="34"/>
     </w:p>
     <w:p>
       <w:pPr>
@@ -9278,6 +9898,7 @@
                 <w:rFonts w:ascii="Times New Roman" w:eastAsia="Times New Roman" w:hAnsi="Times New Roman" w:cs="Times New Roman"/>
                 <w:sz w:val="28"/>
               </w:rPr>
+              <w:lastRenderedPageBreak/>
               <w:t>Наименование</w:t>
             </w:r>
           </w:p>
@@ -9910,23 +10531,6 @@
     </w:p>
     <w:p>
       <w:pPr>
-        <w:spacing w:after="0" w:line="240" w:lineRule="auto"/>
-        <w:rPr>
-          <w:rFonts w:ascii="Times New Roman" w:eastAsia="Times New Roman" w:hAnsi="Times New Roman" w:cs="Times New Roman"/>
-        </w:rPr>
-      </w:pPr>
-      <w:r>
-        <w:rPr>
-          <w:rFonts w:ascii="Times New Roman" w:eastAsia="Times New Roman" w:hAnsi="Times New Roman" w:cs="Times New Roman"/>
-          <w:b/>
-          <w:sz w:val="28"/>
-        </w:rPr>
-        <w:lastRenderedPageBreak/>
-        <w:t xml:space="preserve">                                                      ПРИЛОЖЕНИЕ</w:t>
-      </w:r>
-    </w:p>
-    <w:p>
-      <w:pPr>
         <w:spacing w:after="0" w:line="360" w:lineRule="auto"/>
         <w:jc w:val="center"/>
         <w:rPr>
@@ -9935,45 +10539,6 @@
           <w:sz w:val="28"/>
         </w:rPr>
       </w:pPr>
-    </w:p>
-    <w:p>
-      <w:pPr>
-        <w:widowControl w:val="0"/>
-        <w:numPr>
-          <w:ilvl w:val="0"/>
-          <w:numId w:val="34"/>
-        </w:numPr>
-        <w:spacing w:before="240" w:after="240" w:line="240" w:lineRule="auto"/>
-        <w:ind w:left="1437" w:hanging="360"/>
-        <w:jc w:val="center"/>
-        <w:rPr>
-          <w:rFonts w:ascii="Times New Roman" w:eastAsia="Times New Roman" w:hAnsi="Times New Roman" w:cs="Times New Roman"/>
-          <w:sz w:val="28"/>
-        </w:rPr>
-      </w:pPr>
-      <w:r>
-        <w:rPr>
-          <w:rFonts w:ascii="Times New Roman" w:eastAsia="Times New Roman" w:hAnsi="Times New Roman" w:cs="Times New Roman"/>
-          <w:sz w:val="28"/>
-        </w:rPr>
-        <w:t xml:space="preserve">Диаграмма </w:t>
-      </w:r>
-      <w:proofErr w:type="spellStart"/>
-      <w:r>
-        <w:rPr>
-          <w:rFonts w:ascii="Times New Roman" w:eastAsia="Times New Roman" w:hAnsi="Times New Roman" w:cs="Times New Roman"/>
-          <w:sz w:val="28"/>
-        </w:rPr>
-        <w:t>Use</w:t>
-      </w:r>
-      <w:proofErr w:type="spellEnd"/>
-      <w:r>
-        <w:rPr>
-          <w:rFonts w:ascii="Times New Roman" w:eastAsia="Times New Roman" w:hAnsi="Times New Roman" w:cs="Times New Roman"/>
-          <w:sz w:val="28"/>
-        </w:rPr>
-        <w:t>-Case со стороны Администратора</w:t>
-      </w:r>
     </w:p>
     <w:p>
       <w:pPr>
@@ -9985,14 +10550,6 @@
           <w:sz w:val="28"/>
         </w:rPr>
       </w:pPr>
-      <w:r>
-        <w:object w:dxaOrig="11223" w:dyaOrig="7241" w14:anchorId="616BBF6F">
-          <v:rect id="rectole0000000000" o:spid="_x0000_i1025" style="width:467.25pt;height:302.25pt" o:ole="" o:preferrelative="t" stroked="f">
-            <v:imagedata r:id="rId7" o:title=""/>
-          </v:rect>
-          <o:OLEObject Type="Embed" ProgID="StaticMetafile" ShapeID="rectole0000000000" DrawAspect="Content" ObjectID="_1791011597" r:id="rId8"/>
-        </w:object>
-      </w:r>
     </w:p>
     <w:p>
       <w:pPr>
@@ -10001,14 +10558,6 @@
           <w:rFonts w:ascii="Calibri" w:eastAsia="Calibri" w:hAnsi="Calibri" w:cs="Calibri"/>
         </w:rPr>
       </w:pPr>
-      <w:r>
-        <w:object w:dxaOrig="8984" w:dyaOrig="6611" w14:anchorId="7D574792">
-          <v:rect id="rectole0000000001" o:spid="_x0000_i1026" style="width:448.5pt;height:330.75pt" o:ole="" o:preferrelative="t" stroked="f">
-            <v:imagedata r:id="rId9" o:title=""/>
-          </v:rect>
-          <o:OLEObject Type="Embed" ProgID="StaticMetafile" ShapeID="rectole0000000001" DrawAspect="Content" ObjectID="_1791011598" r:id="rId10"/>
-        </w:object>
-      </w:r>
     </w:p>
     <w:p>
       <w:pPr>
@@ -10016,48 +10565,16 @@
         <w:spacing w:before="240" w:after="240" w:line="240" w:lineRule="auto"/>
         <w:ind w:left="1437"/>
         <w:rPr>
-          <w:rFonts w:ascii="Times New Roman" w:eastAsia="Times New Roman" w:hAnsi="Times New Roman" w:cs="Times New Roman"/>
-          <w:sz w:val="28"/>
-        </w:rPr>
-      </w:pPr>
-      <w:r>
-        <w:rPr>
-          <w:rFonts w:ascii="Times New Roman" w:eastAsia="Times New Roman" w:hAnsi="Times New Roman" w:cs="Times New Roman"/>
-          <w:sz w:val="28"/>
-        </w:rPr>
-        <w:lastRenderedPageBreak/>
+          <w:rFonts w:ascii="Calibri" w:eastAsia="Calibri" w:hAnsi="Calibri" w:cs="Calibri"/>
+        </w:rPr>
+      </w:pPr>
+      <w:r>
+        <w:rPr>
+          <w:rFonts w:ascii="Times New Roman" w:eastAsia="Times New Roman" w:hAnsi="Times New Roman" w:cs="Times New Roman"/>
+          <w:sz w:val="28"/>
+        </w:rPr>
         <w:t xml:space="preserve">             </w:t>
       </w:r>
-      <w:r>
-        <w:rPr>
-          <w:rFonts w:ascii="Times New Roman" w:eastAsia="Times New Roman" w:hAnsi="Times New Roman" w:cs="Times New Roman"/>
-          <w:sz w:val="28"/>
-        </w:rPr>
-        <w:t xml:space="preserve">Диаграмма </w:t>
-      </w:r>
-      <w:proofErr w:type="spellStart"/>
-      <w:r>
-        <w:rPr>
-          <w:rFonts w:ascii="Times New Roman" w:eastAsia="Times New Roman" w:hAnsi="Times New Roman" w:cs="Times New Roman"/>
-          <w:sz w:val="28"/>
-        </w:rPr>
-        <w:t>Use</w:t>
-      </w:r>
-      <w:proofErr w:type="spellEnd"/>
-      <w:r>
-        <w:rPr>
-          <w:rFonts w:ascii="Times New Roman" w:eastAsia="Times New Roman" w:hAnsi="Times New Roman" w:cs="Times New Roman"/>
-          <w:sz w:val="28"/>
-        </w:rPr>
-        <w:t xml:space="preserve">-Case со стороны </w:t>
-      </w:r>
-      <w:r>
-        <w:rPr>
-          <w:rFonts w:ascii="Times New Roman" w:eastAsia="Times New Roman" w:hAnsi="Times New Roman" w:cs="Times New Roman"/>
-          <w:sz w:val="28"/>
-        </w:rPr>
-        <w:t>Преподавателя</w:t>
-      </w:r>
     </w:p>
     <w:p>
       <w:pPr>
@@ -10074,58 +10591,20 @@
           <w:rFonts w:ascii="Calibri" w:eastAsia="Calibri" w:hAnsi="Calibri" w:cs="Calibri"/>
         </w:rPr>
       </w:pPr>
-      <w:r>
-        <w:object w:dxaOrig="8310" w:dyaOrig="5940" w14:anchorId="18619A6A">
-          <v:rect id="rectole0000000002" o:spid="_x0000_i1027" style="width:416.25pt;height:297pt" o:ole="" o:preferrelative="t" stroked="f">
-            <v:imagedata r:id="rId11" o:title=""/>
-          </v:rect>
-          <o:OLEObject Type="Embed" ProgID="StaticMetafile" ShapeID="rectole0000000002" DrawAspect="Content" ObjectID="_1791011599" r:id="rId12"/>
-        </w:object>
-      </w:r>
     </w:p>
     <w:p>
       <w:pPr>
         <w:spacing w:after="0" w:line="240" w:lineRule="auto"/>
         <w:rPr>
-          <w:rFonts w:ascii="Times New Roman" w:eastAsia="Times New Roman" w:hAnsi="Times New Roman" w:cs="Times New Roman"/>
-          <w:sz w:val="28"/>
-        </w:rPr>
-      </w:pPr>
-      <w:r>
-        <w:rPr>
-          <w:rFonts w:ascii="Times New Roman" w:eastAsia="Times New Roman" w:hAnsi="Times New Roman" w:cs="Times New Roman"/>
-          <w:sz w:val="28"/>
-        </w:rPr>
-        <w:t xml:space="preserve">                                         </w:t>
-      </w:r>
-      <w:r>
-        <w:rPr>
-          <w:rFonts w:ascii="Times New Roman" w:eastAsia="Times New Roman" w:hAnsi="Times New Roman" w:cs="Times New Roman"/>
-          <w:sz w:val="28"/>
-        </w:rPr>
-        <w:t>Диаграмма состояни</w:t>
-      </w:r>
-      <w:r>
-        <w:rPr>
-          <w:rFonts w:ascii="Times New Roman" w:eastAsia="Times New Roman" w:hAnsi="Times New Roman" w:cs="Times New Roman"/>
-          <w:sz w:val="28"/>
-        </w:rPr>
-        <w:t>я</w:t>
-      </w:r>
-      <w:r>
-        <w:rPr>
-          <w:rFonts w:ascii="Times New Roman" w:eastAsia="Times New Roman" w:hAnsi="Times New Roman" w:cs="Times New Roman"/>
-          <w:sz w:val="28"/>
-        </w:rPr>
-        <w:t xml:space="preserve"> со стороны Клиента</w:t>
-      </w:r>
+          <w:rFonts w:ascii="Calibri" w:eastAsia="Calibri" w:hAnsi="Calibri" w:cs="Calibri"/>
+        </w:rPr>
+      </w:pPr>
     </w:p>
     <w:p>
       <w:pPr>
         <w:spacing w:after="0" w:line="240" w:lineRule="auto"/>
         <w:rPr>
-          <w:rFonts w:ascii="Times New Roman" w:eastAsia="Times New Roman" w:hAnsi="Times New Roman" w:cs="Times New Roman"/>
-          <w:sz w:val="28"/>
+          <w:rFonts w:ascii="Calibri" w:eastAsia="Calibri" w:hAnsi="Calibri" w:cs="Calibri"/>
         </w:rPr>
       </w:pPr>
     </w:p>
@@ -10133,8 +10612,7 @@
       <w:pPr>
         <w:spacing w:after="0" w:line="240" w:lineRule="auto"/>
         <w:rPr>
-          <w:rFonts w:ascii="Times New Roman" w:eastAsia="Times New Roman" w:hAnsi="Times New Roman" w:cs="Times New Roman"/>
-          <w:sz w:val="28"/>
+          <w:rFonts w:ascii="Calibri" w:eastAsia="Calibri" w:hAnsi="Calibri" w:cs="Calibri"/>
         </w:rPr>
       </w:pPr>
     </w:p>
@@ -10145,14 +10623,6 @@
           <w:rFonts w:ascii="Calibri" w:eastAsia="Calibri" w:hAnsi="Calibri" w:cs="Calibri"/>
         </w:rPr>
       </w:pPr>
-      <w:r>
-        <w:object w:dxaOrig="8310" w:dyaOrig="6600" w14:anchorId="736D84AF">
-          <v:rect id="rectole0000000003" o:spid="_x0000_i1028" style="width:416.25pt;height:330pt" o:ole="" o:preferrelative="t" stroked="f">
-            <v:imagedata r:id="rId13" o:title=""/>
-          </v:rect>
-          <o:OLEObject Type="Embed" ProgID="StaticMetafile" ShapeID="rectole0000000003" DrawAspect="Content" ObjectID="_1791011600" r:id="rId14"/>
-        </w:object>
-      </w:r>
     </w:p>
     <w:p>
       <w:pPr>
@@ -10161,42 +10631,6 @@
           <w:rFonts w:ascii="Calibri" w:eastAsia="Calibri" w:hAnsi="Calibri" w:cs="Calibri"/>
         </w:rPr>
       </w:pPr>
-      <w:r>
-        <w:rPr>
-          <w:rFonts w:ascii="Times New Roman" w:eastAsia="Times New Roman" w:hAnsi="Times New Roman" w:cs="Times New Roman"/>
-          <w:sz w:val="28"/>
-        </w:rPr>
-        <w:lastRenderedPageBreak/>
-        <w:t>Диаграмма состояни</w:t>
-      </w:r>
-      <w:r>
-        <w:rPr>
-          <w:rFonts w:ascii="Times New Roman" w:eastAsia="Times New Roman" w:hAnsi="Times New Roman" w:cs="Times New Roman"/>
-          <w:sz w:val="28"/>
-        </w:rPr>
-        <w:t>я</w:t>
-      </w:r>
-      <w:r>
-        <w:rPr>
-          <w:rFonts w:ascii="Times New Roman" w:eastAsia="Times New Roman" w:hAnsi="Times New Roman" w:cs="Times New Roman"/>
-          <w:sz w:val="28"/>
-        </w:rPr>
-        <w:t xml:space="preserve"> со стороны преп</w:t>
-      </w:r>
-      <w:r>
-        <w:rPr>
-          <w:rFonts w:ascii="Times New Roman" w:eastAsia="Times New Roman" w:hAnsi="Times New Roman" w:cs="Times New Roman"/>
-          <w:sz w:val="28"/>
-        </w:rPr>
-        <w:t>о</w:t>
-      </w:r>
-      <w:r>
-        <w:rPr>
-          <w:rFonts w:ascii="Times New Roman" w:eastAsia="Times New Roman" w:hAnsi="Times New Roman" w:cs="Times New Roman"/>
-          <w:sz w:val="28"/>
-        </w:rPr>
-        <w:t>давателя</w:t>
-      </w:r>
     </w:p>
     <w:p>
       <w:pPr>
@@ -10205,14 +10639,6 @@
           <w:rFonts w:ascii="Calibri" w:eastAsia="Calibri" w:hAnsi="Calibri" w:cs="Calibri"/>
         </w:rPr>
       </w:pPr>
-      <w:r>
-        <w:object w:dxaOrig="8310" w:dyaOrig="6045" w14:anchorId="4B8825E9">
-          <v:rect id="rectole0000000004" o:spid="_x0000_i1029" style="width:416.25pt;height:302.25pt" o:ole="" o:preferrelative="t" stroked="f">
-            <v:imagedata r:id="rId15" o:title=""/>
-          </v:rect>
-          <o:OLEObject Type="Embed" ProgID="StaticMetafile" ShapeID="rectole0000000004" DrawAspect="Content" ObjectID="_1791011601" r:id="rId16"/>
-        </w:object>
-      </w:r>
     </w:p>
     <w:p>
       <w:pPr>
@@ -10221,171 +10647,6 @@
           <w:rFonts w:ascii="Calibri" w:eastAsia="Calibri" w:hAnsi="Calibri" w:cs="Calibri"/>
         </w:rPr>
       </w:pPr>
-      <w:r>
-        <w:rPr>
-          <w:rFonts w:ascii="Times New Roman" w:eastAsia="Times New Roman" w:hAnsi="Times New Roman" w:cs="Times New Roman"/>
-          <w:sz w:val="28"/>
-        </w:rPr>
-        <w:t>Диаграмма состояни</w:t>
-      </w:r>
-      <w:r>
-        <w:rPr>
-          <w:rFonts w:ascii="Times New Roman" w:eastAsia="Times New Roman" w:hAnsi="Times New Roman" w:cs="Times New Roman"/>
-          <w:sz w:val="28"/>
-        </w:rPr>
-        <w:t>я</w:t>
-      </w:r>
-      <w:r>
-        <w:rPr>
-          <w:rFonts w:ascii="Times New Roman" w:eastAsia="Times New Roman" w:hAnsi="Times New Roman" w:cs="Times New Roman"/>
-          <w:sz w:val="28"/>
-        </w:rPr>
-        <w:t xml:space="preserve"> со стороны администратора</w:t>
-      </w:r>
-    </w:p>
-    <w:p>
-      <w:pPr>
-        <w:spacing w:after="0" w:line="240" w:lineRule="auto"/>
-        <w:rPr>
-          <w:rFonts w:ascii="Calibri" w:eastAsia="Calibri" w:hAnsi="Calibri" w:cs="Calibri"/>
-        </w:rPr>
-      </w:pPr>
-      <w:r>
-        <w:object w:dxaOrig="8310" w:dyaOrig="5820" w14:anchorId="41232AB2">
-          <v:rect id="rectole0000000005" o:spid="_x0000_i1030" style="width:416.25pt;height:291pt" o:ole="" o:preferrelative="t" stroked="f">
-            <v:imagedata r:id="rId17" o:title=""/>
-          </v:rect>
-          <o:OLEObject Type="Embed" ProgID="StaticMetafile" ShapeID="rectole0000000005" DrawAspect="Content" ObjectID="_1791011602" r:id="rId18"/>
-        </w:object>
-      </w:r>
-    </w:p>
-    <w:p>
-      <w:pPr>
-        <w:spacing w:after="0" w:line="240" w:lineRule="auto"/>
-        <w:rPr>
-          <w:rFonts w:ascii="Calibri" w:eastAsia="Calibri" w:hAnsi="Calibri" w:cs="Calibri"/>
-        </w:rPr>
-      </w:pPr>
-      <w:r>
-        <w:object w:dxaOrig="8310" w:dyaOrig="6300" w14:anchorId="7D29BA57">
-          <v:rect id="rectole0000000006" o:spid="_x0000_i1031" style="width:416.25pt;height:315pt" o:ole="" o:preferrelative="t" stroked="f">
-            <v:imagedata r:id="rId19" o:title=""/>
-          </v:rect>
-          <o:OLEObject Type="Embed" ProgID="StaticMetafile" ShapeID="rectole0000000006" DrawAspect="Content" ObjectID="_1791011603" r:id="rId20"/>
-        </w:object>
-      </w:r>
-    </w:p>
-    <w:p>
-      <w:pPr>
-        <w:spacing w:after="0" w:line="240" w:lineRule="auto"/>
-        <w:rPr>
-          <w:rFonts w:ascii="Calibri" w:eastAsia="Calibri" w:hAnsi="Calibri" w:cs="Calibri"/>
-        </w:rPr>
-      </w:pPr>
-      <w:r>
-        <w:object w:dxaOrig="8310" w:dyaOrig="4169" w14:anchorId="44DE86FA">
-          <v:rect id="rectole0000000007" o:spid="_x0000_i1032" style="width:416.25pt;height:208.5pt" o:ole="" o:preferrelative="t" stroked="f">
-            <v:imagedata r:id="rId21" o:title=""/>
-          </v:rect>
-          <o:OLEObject Type="Embed" ProgID="StaticMetafile" ShapeID="rectole0000000007" DrawAspect="Content" ObjectID="_1791011604" r:id="rId22"/>
-        </w:object>
-      </w:r>
-    </w:p>
-    <w:p>
-      <w:pPr>
-        <w:spacing w:after="0" w:line="240" w:lineRule="auto"/>
-        <w:rPr>
-          <w:rFonts w:ascii="Calibri" w:eastAsia="Calibri" w:hAnsi="Calibri" w:cs="Calibri"/>
-        </w:rPr>
-      </w:pPr>
-      <w:r>
-        <w:object w:dxaOrig="8310" w:dyaOrig="4694" w14:anchorId="27ED09E6">
-          <v:rect id="rectole0000000008" o:spid="_x0000_i1033" style="width:416.25pt;height:235.5pt" o:ole="" o:preferrelative="t" stroked="f">
-            <v:imagedata r:id="rId23" o:title=""/>
-          </v:rect>
-          <o:OLEObject Type="Embed" ProgID="StaticMetafile" ShapeID="rectole0000000008" DrawAspect="Content" ObjectID="_1791011605" r:id="rId24"/>
-        </w:object>
-      </w:r>
-    </w:p>
-    <w:p>
-      <w:pPr>
-        <w:spacing w:after="0" w:line="240" w:lineRule="auto"/>
-        <w:rPr>
-          <w:rFonts w:ascii="Calibri" w:eastAsia="Calibri" w:hAnsi="Calibri" w:cs="Calibri"/>
-        </w:rPr>
-      </w:pPr>
-      <w:r>
-        <w:object w:dxaOrig="8310" w:dyaOrig="4080" w14:anchorId="4BA197AB">
-          <v:rect id="rectole0000000009" o:spid="_x0000_i1034" style="width:416.25pt;height:204pt" o:ole="" o:preferrelative="t" stroked="f">
-            <v:imagedata r:id="rId25" o:title=""/>
-          </v:rect>
-          <o:OLEObject Type="Embed" ProgID="StaticMetafile" ShapeID="rectole0000000009" DrawAspect="Content" ObjectID="_1791011606" r:id="rId26"/>
-        </w:object>
-      </w:r>
-    </w:p>
-    <w:p>
-      <w:pPr>
-        <w:spacing w:after="0" w:line="240" w:lineRule="auto"/>
-        <w:rPr>
-          <w:rFonts w:ascii="Calibri" w:eastAsia="Calibri" w:hAnsi="Calibri" w:cs="Calibri"/>
-        </w:rPr>
-      </w:pPr>
-      <w:r>
-        <w:object w:dxaOrig="8310" w:dyaOrig="5220" w14:anchorId="1144502B">
-          <v:rect id="rectole0000000010" o:spid="_x0000_i1035" style="width:416.25pt;height:261pt" o:ole="" o:preferrelative="t" stroked="f">
-            <v:imagedata r:id="rId27" o:title=""/>
-          </v:rect>
-          <o:OLEObject Type="Embed" ProgID="StaticMetafile" ShapeID="rectole0000000010" DrawAspect="Content" ObjectID="_1791011607" r:id="rId28"/>
-        </w:object>
-      </w:r>
-    </w:p>
-    <w:p>
-      <w:pPr>
-        <w:spacing w:after="0" w:line="240" w:lineRule="auto"/>
-        <w:rPr>
-          <w:rFonts w:ascii="Calibri" w:eastAsia="Calibri" w:hAnsi="Calibri" w:cs="Calibri"/>
-        </w:rPr>
-      </w:pPr>
-      <w:r>
-        <w:object w:dxaOrig="8310" w:dyaOrig="4185" w14:anchorId="04C43B52">
-          <v:rect id="rectole0000000011" o:spid="_x0000_i1036" style="width:416.25pt;height:209.25pt" o:ole="" o:preferrelative="t" stroked="f">
-            <v:imagedata r:id="rId29" o:title=""/>
-          </v:rect>
-          <o:OLEObject Type="Embed" ProgID="StaticMetafile" ShapeID="rectole0000000011" DrawAspect="Content" ObjectID="_1791011608" r:id="rId30"/>
-        </w:object>
-      </w:r>
-    </w:p>
-    <w:p>
-      <w:pPr>
-        <w:spacing w:after="0" w:line="240" w:lineRule="auto"/>
-        <w:rPr>
-          <w:rFonts w:ascii="Calibri" w:eastAsia="Calibri" w:hAnsi="Calibri" w:cs="Calibri"/>
-        </w:rPr>
-      </w:pPr>
-      <w:r>
-        <w:object w:dxaOrig="8310" w:dyaOrig="4004" w14:anchorId="77246704">
-          <v:rect id="rectole0000000012" o:spid="_x0000_i1037" style="width:416.25pt;height:200.25pt" o:ole="" o:preferrelative="t" stroked="f">
-            <v:imagedata r:id="rId31" o:title=""/>
-          </v:rect>
-          <o:OLEObject Type="Embed" ProgID="StaticMetafile" ShapeID="rectole0000000012" DrawAspect="Content" ObjectID="_1791011609" r:id="rId32"/>
-        </w:object>
-      </w:r>
-    </w:p>
-    <w:p>
-      <w:pPr>
-        <w:spacing w:after="0" w:line="240" w:lineRule="auto"/>
-        <w:rPr>
-          <w:rFonts w:ascii="Calibri" w:eastAsia="Calibri" w:hAnsi="Calibri" w:cs="Calibri"/>
-        </w:rPr>
-      </w:pPr>
-      <w:r>
-        <w:object w:dxaOrig="8310" w:dyaOrig="5204" w14:anchorId="4A91076D">
-          <v:rect id="rectole0000000013" o:spid="_x0000_i1038" style="width:416.25pt;height:261pt" o:ole="" o:preferrelative="t" stroked="f">
-            <v:imagedata r:id="rId33" o:title=""/>
-          </v:rect>
-          <o:OLEObject Type="Embed" ProgID="StaticMetafile" ShapeID="rectole0000000013" DrawAspect="Content" ObjectID="_1791011610" r:id="rId34"/>
-        </w:object>
-      </w:r>
     </w:p>
     <w:p>
       <w:pPr>
@@ -12873,10 +13134,76 @@
     <w:name w:val="Normal"/>
     <w:qFormat/>
   </w:style>
+  <w:style w:type="paragraph" w:styleId="1">
+    <w:name w:val="heading 1"/>
+    <w:basedOn w:val="a"/>
+    <w:next w:val="a"/>
+    <w:link w:val="10"/>
+    <w:uiPriority w:val="9"/>
+    <w:qFormat/>
+    <w:rsid w:val="00A87CD2"/>
+    <w:pPr>
+      <w:keepNext/>
+      <w:keepLines/>
+      <w:spacing w:before="240" w:after="0"/>
+      <w:outlineLvl w:val="0"/>
+    </w:pPr>
+    <w:rPr>
+      <w:rFonts w:asciiTheme="majorHAnsi" w:eastAsiaTheme="majorEastAsia" w:hAnsiTheme="majorHAnsi" w:cstheme="majorBidi"/>
+      <w:color w:val="2F5496" w:themeColor="accent1" w:themeShade="BF"/>
+      <w:sz w:val="32"/>
+      <w:szCs w:val="32"/>
+    </w:rPr>
+  </w:style>
+  <w:style w:type="paragraph" w:styleId="2">
+    <w:name w:val="heading 2"/>
+    <w:basedOn w:val="a"/>
+    <w:next w:val="a"/>
+    <w:link w:val="20"/>
+    <w:uiPriority w:val="9"/>
+    <w:semiHidden/>
+    <w:unhideWhenUsed/>
+    <w:qFormat/>
+    <w:rsid w:val="00A87CD2"/>
+    <w:pPr>
+      <w:keepNext/>
+      <w:keepLines/>
+      <w:spacing w:before="40" w:after="0"/>
+      <w:outlineLvl w:val="1"/>
+    </w:pPr>
+    <w:rPr>
+      <w:rFonts w:asciiTheme="majorHAnsi" w:eastAsiaTheme="majorEastAsia" w:hAnsiTheme="majorHAnsi" w:cstheme="majorBidi"/>
+      <w:color w:val="2F5496" w:themeColor="accent1" w:themeShade="BF"/>
+      <w:sz w:val="26"/>
+      <w:szCs w:val="26"/>
+    </w:rPr>
+  </w:style>
+  <w:style w:type="paragraph" w:styleId="3">
+    <w:name w:val="heading 3"/>
+    <w:basedOn w:val="a"/>
+    <w:next w:val="a"/>
+    <w:link w:val="30"/>
+    <w:uiPriority w:val="9"/>
+    <w:semiHidden/>
+    <w:unhideWhenUsed/>
+    <w:qFormat/>
+    <w:rsid w:val="00A87CD2"/>
+    <w:pPr>
+      <w:keepNext/>
+      <w:keepLines/>
+      <w:spacing w:before="40" w:after="0"/>
+      <w:outlineLvl w:val="2"/>
+    </w:pPr>
+    <w:rPr>
+      <w:rFonts w:asciiTheme="majorHAnsi" w:eastAsiaTheme="majorEastAsia" w:hAnsiTheme="majorHAnsi" w:cstheme="majorBidi"/>
+      <w:color w:val="1F3763" w:themeColor="accent1" w:themeShade="7F"/>
+      <w:sz w:val="24"/>
+      <w:szCs w:val="24"/>
+    </w:rPr>
+  </w:style>
   <w:style w:type="character" w:default="1" w:styleId="a0">
     <w:name w:val="Default Paragraph Font"/>
     <w:uiPriority w:val="1"/>
-    <w:semiHidden/>
     <w:unhideWhenUsed/>
   </w:style>
   <w:style w:type="table" w:default="1" w:styleId="a1">
@@ -12953,6 +13280,108 @@
     <w:pPr>
       <w:ind w:left="720"/>
       <w:contextualSpacing/>
+    </w:pPr>
+  </w:style>
+  <w:style w:type="character" w:customStyle="1" w:styleId="10">
+    <w:name w:val="Заголовок 1 Знак"/>
+    <w:basedOn w:val="a0"/>
+    <w:link w:val="1"/>
+    <w:uiPriority w:val="9"/>
+    <w:rsid w:val="00A87CD2"/>
+    <w:rPr>
+      <w:rFonts w:asciiTheme="majorHAnsi" w:eastAsiaTheme="majorEastAsia" w:hAnsiTheme="majorHAnsi" w:cstheme="majorBidi"/>
+      <w:color w:val="2F5496" w:themeColor="accent1" w:themeShade="BF"/>
+      <w:sz w:val="32"/>
+      <w:szCs w:val="32"/>
+    </w:rPr>
+  </w:style>
+  <w:style w:type="paragraph" w:styleId="a8">
+    <w:name w:val="TOC Heading"/>
+    <w:basedOn w:val="1"/>
+    <w:next w:val="a"/>
+    <w:uiPriority w:val="39"/>
+    <w:unhideWhenUsed/>
+    <w:qFormat/>
+    <w:rsid w:val="00A87CD2"/>
+    <w:pPr>
+      <w:outlineLvl w:val="9"/>
+    </w:pPr>
+  </w:style>
+  <w:style w:type="character" w:customStyle="1" w:styleId="20">
+    <w:name w:val="Заголовок 2 Знак"/>
+    <w:basedOn w:val="a0"/>
+    <w:link w:val="2"/>
+    <w:uiPriority w:val="9"/>
+    <w:semiHidden/>
+    <w:rsid w:val="00A87CD2"/>
+    <w:rPr>
+      <w:rFonts w:asciiTheme="majorHAnsi" w:eastAsiaTheme="majorEastAsia" w:hAnsiTheme="majorHAnsi" w:cstheme="majorBidi"/>
+      <w:color w:val="2F5496" w:themeColor="accent1" w:themeShade="BF"/>
+      <w:sz w:val="26"/>
+      <w:szCs w:val="26"/>
+    </w:rPr>
+  </w:style>
+  <w:style w:type="paragraph" w:styleId="11">
+    <w:name w:val="toc 1"/>
+    <w:basedOn w:val="a"/>
+    <w:next w:val="a"/>
+    <w:autoRedefine/>
+    <w:uiPriority w:val="39"/>
+    <w:unhideWhenUsed/>
+    <w:rsid w:val="00A87CD2"/>
+    <w:pPr>
+      <w:spacing w:after="100"/>
+    </w:pPr>
+  </w:style>
+  <w:style w:type="paragraph" w:styleId="21">
+    <w:name w:val="toc 2"/>
+    <w:basedOn w:val="a"/>
+    <w:next w:val="a"/>
+    <w:autoRedefine/>
+    <w:uiPriority w:val="39"/>
+    <w:unhideWhenUsed/>
+    <w:rsid w:val="00A87CD2"/>
+    <w:pPr>
+      <w:spacing w:after="100"/>
+      <w:ind w:left="220"/>
+    </w:pPr>
+  </w:style>
+  <w:style w:type="character" w:styleId="a9">
+    <w:name w:val="Hyperlink"/>
+    <w:basedOn w:val="a0"/>
+    <w:uiPriority w:val="99"/>
+    <w:unhideWhenUsed/>
+    <w:rsid w:val="00A87CD2"/>
+    <w:rPr>
+      <w:color w:val="0563C1" w:themeColor="hyperlink"/>
+      <w:u w:val="single"/>
+    </w:rPr>
+  </w:style>
+  <w:style w:type="character" w:customStyle="1" w:styleId="30">
+    <w:name w:val="Заголовок 3 Знак"/>
+    <w:basedOn w:val="a0"/>
+    <w:link w:val="3"/>
+    <w:uiPriority w:val="9"/>
+    <w:semiHidden/>
+    <w:rsid w:val="00A87CD2"/>
+    <w:rPr>
+      <w:rFonts w:asciiTheme="majorHAnsi" w:eastAsiaTheme="majorEastAsia" w:hAnsiTheme="majorHAnsi" w:cstheme="majorBidi"/>
+      <w:color w:val="1F3763" w:themeColor="accent1" w:themeShade="7F"/>
+      <w:sz w:val="24"/>
+      <w:szCs w:val="24"/>
+    </w:rPr>
+  </w:style>
+  <w:style w:type="paragraph" w:styleId="31">
+    <w:name w:val="toc 3"/>
+    <w:basedOn w:val="a"/>
+    <w:next w:val="a"/>
+    <w:autoRedefine/>
+    <w:uiPriority w:val="39"/>
+    <w:unhideWhenUsed/>
+    <w:rsid w:val="00A87CD2"/>
+    <w:pPr>
+      <w:spacing w:after="100"/>
+      <w:ind w:left="440"/>
     </w:pPr>
   </w:style>
 </w:styles>
@@ -13251,4 +13680,16 @@
     </a:ext>
   </a:extLst>
 </a:theme>
+</file>
+
+<file path=customXml/item1.xml><?xml version="1.0" encoding="utf-8"?>
+<b:Sources xmlns:b="http://schemas.openxmlformats.org/officeDocument/2006/bibliography" xmlns="http://schemas.openxmlformats.org/officeDocument/2006/bibliography" SelectedStyle="\APASixthEditionOfficeOnline.xsl" StyleName="APA" Version="6"/>
+</file>
+
+<file path=customXml/itemProps1.xml><?xml version="1.0" encoding="utf-8"?>
+<ds:datastoreItem xmlns:ds="http://schemas.openxmlformats.org/officeDocument/2006/customXml" ds:itemID="{4EEB0830-695A-496E-B875-3ECEA7E3A401}">
+  <ds:schemaRefs>
+    <ds:schemaRef ds:uri="http://schemas.openxmlformats.org/officeDocument/2006/bibliography"/>
+  </ds:schemaRefs>
+</ds:datastoreItem>
 </file>
--- a/documents/Техническое задание_ТП (3) (2) (2).docx
+++ b/documents/Техническое задание_ТП (3) (2) (2).docx
@@ -589,10 +589,7 @@
     </w:p>
     <w:sdt>
       <w:sdtPr>
-        <w:rPr>
-          <w:color w:val="auto"/>
-        </w:rPr>
-        <w:id w:val="474265390"/>
+        <w:id w:val="290331508"/>
         <w:docPartObj>
           <w:docPartGallery w:val="Table of Contents"/>
           <w:docPartUnique/>
@@ -603,6 +600,7 @@
           <w:rFonts w:asciiTheme="minorHAnsi" w:eastAsiaTheme="minorEastAsia" w:hAnsiTheme="minorHAnsi" w:cstheme="minorBidi"/>
           <w:b/>
           <w:bCs/>
+          <w:color w:val="auto"/>
           <w:sz w:val="22"/>
           <w:szCs w:val="22"/>
         </w:rPr>
@@ -615,6 +613,12 @@
               <w:color w:val="auto"/>
             </w:rPr>
           </w:pPr>
+          <w:r>
+            <w:rPr>
+              <w:color w:val="auto"/>
+            </w:rPr>
+            <w:t>Оглавление</w:t>
+          </w:r>
         </w:p>
         <w:p>
           <w:pPr>
@@ -637,7 +641,7 @@
           <w:r>
             <w:fldChar w:fldCharType="separate"/>
           </w:r>
-          <w:hyperlink w:anchor="_Toc180477516" w:history="1">
+          <w:hyperlink w:anchor="_Toc180566968" w:history="1">
             <w:r>
               <w:rPr>
                 <w:rStyle w:val="a9"/>
@@ -666,7 +670,7 @@
                 <w:noProof/>
                 <w:webHidden/>
               </w:rPr>
-              <w:instrText xml:space="preserve"> PAGEREF _Toc180477516 \h </w:instrText>
+              <w:instrText xml:space="preserve"> PAGEREF _Toc180566968 \h </w:instrText>
             </w:r>
             <w:r>
               <w:rPr>
@@ -709,7 +713,7 @@
               <w14:ligatures w14:val="standardContextual"/>
             </w:rPr>
           </w:pPr>
-          <w:hyperlink w:anchor="_Toc180477517" w:history="1">
+          <w:hyperlink w:anchor="_Toc180566969" w:history="1">
             <w:r>
               <w:rPr>
                 <w:rStyle w:val="a9"/>
@@ -757,7 +761,7 @@
                 <w:noProof/>
                 <w:webHidden/>
               </w:rPr>
-              <w:instrText xml:space="preserve"> PAGEREF _Toc180477517 \h </w:instrText>
+              <w:instrText xml:space="preserve"> PAGEREF _Toc180566969 \h </w:instrText>
             </w:r>
             <w:r>
               <w:rPr>
@@ -800,7 +804,7 @@
               <w14:ligatures w14:val="standardContextual"/>
             </w:rPr>
           </w:pPr>
-          <w:hyperlink w:anchor="_Toc180477518" w:history="1">
+          <w:hyperlink w:anchor="_Toc180566970" w:history="1">
             <w:r>
               <w:rPr>
                 <w:rStyle w:val="a9"/>
@@ -829,7 +833,7 @@
                 <w:noProof/>
                 <w:webHidden/>
               </w:rPr>
-              <w:instrText xml:space="preserve"> PAGEREF _Toc180477518 \h </w:instrText>
+              <w:instrText xml:space="preserve"> PAGEREF _Toc180566970 \h </w:instrText>
             </w:r>
             <w:r>
               <w:rPr>
@@ -872,7 +876,7 @@
               <w14:ligatures w14:val="standardContextual"/>
             </w:rPr>
           </w:pPr>
-          <w:hyperlink w:anchor="_Toc180477519" w:history="1">
+          <w:hyperlink w:anchor="_Toc180566971" w:history="1">
             <w:r>
               <w:rPr>
                 <w:rStyle w:val="a9"/>
@@ -920,7 +924,7 @@
                 <w:noProof/>
                 <w:webHidden/>
               </w:rPr>
-              <w:instrText xml:space="preserve"> PAGEREF _Toc180477519 \h </w:instrText>
+              <w:instrText xml:space="preserve"> PAGEREF _Toc180566971 \h </w:instrText>
             </w:r>
             <w:r>
               <w:rPr>
@@ -963,7 +967,7 @@
               <w14:ligatures w14:val="standardContextual"/>
             </w:rPr>
           </w:pPr>
-          <w:hyperlink w:anchor="_Toc180477520" w:history="1">
+          <w:hyperlink w:anchor="_Toc180566972" w:history="1">
             <w:r>
               <w:rPr>
                 <w:rStyle w:val="a9"/>
@@ -992,7 +996,7 @@
                 <w:noProof/>
                 <w:webHidden/>
               </w:rPr>
-              <w:instrText xml:space="preserve"> PAGEREF _Toc180477520 \h </w:instrText>
+              <w:instrText xml:space="preserve"> PAGEREF _Toc180566972 \h </w:instrText>
             </w:r>
             <w:r>
               <w:rPr>
@@ -1035,7 +1039,7 @@
               <w14:ligatures w14:val="standardContextual"/>
             </w:rPr>
           </w:pPr>
-          <w:hyperlink w:anchor="_Toc180477521" w:history="1">
+          <w:hyperlink w:anchor="_Toc180566973" w:history="1">
             <w:r>
               <w:rPr>
                 <w:rStyle w:val="a9"/>
@@ -1064,7 +1068,7 @@
                 <w:noProof/>
                 <w:webHidden/>
               </w:rPr>
-              <w:instrText xml:space="preserve"> PAGEREF _Toc180477521 \h </w:instrText>
+              <w:instrText xml:space="preserve"> PAGEREF _Toc180566973 \h </w:instrText>
             </w:r>
             <w:r>
               <w:rPr>
@@ -1107,7 +1111,7 @@
               <w14:ligatures w14:val="standardContextual"/>
             </w:rPr>
           </w:pPr>
-          <w:hyperlink w:anchor="_Toc180477522" w:history="1">
+          <w:hyperlink w:anchor="_Toc180566974" w:history="1">
             <w:r>
               <w:rPr>
                 <w:rStyle w:val="a9"/>
@@ -1231,7 +1235,7 @@
                 <w:noProof/>
                 <w:webHidden/>
               </w:rPr>
-              <w:instrText xml:space="preserve"> PAGEREF _Toc180477522 \h </w:instrText>
+              <w:instrText xml:space="preserve"> PAGEREF _Toc180566974 \h </w:instrText>
             </w:r>
             <w:r>
               <w:rPr>
@@ -1274,7 +1278,7 @@
               <w14:ligatures w14:val="standardContextual"/>
             </w:rPr>
           </w:pPr>
-          <w:hyperlink w:anchor="_Toc180477523" w:history="1">
+          <w:hyperlink w:anchor="_Toc180566975" w:history="1">
             <w:r>
               <w:rPr>
                 <w:rStyle w:val="a9"/>
@@ -1303,7 +1307,7 @@
                 <w:noProof/>
                 <w:webHidden/>
               </w:rPr>
-              <w:instrText xml:space="preserve"> PAGEREF _Toc180477523 \h </w:instrText>
+              <w:instrText xml:space="preserve"> PAGEREF _Toc180566975 \h </w:instrText>
             </w:r>
             <w:r>
               <w:rPr>
@@ -1346,7 +1350,7 @@
               <w14:ligatures w14:val="standardContextual"/>
             </w:rPr>
           </w:pPr>
-          <w:hyperlink w:anchor="_Toc180477524" w:history="1">
+          <w:hyperlink w:anchor="_Toc180566976" w:history="1">
             <w:r>
               <w:rPr>
                 <w:rStyle w:val="a9"/>
@@ -1375,7 +1379,7 @@
                 <w:noProof/>
                 <w:webHidden/>
               </w:rPr>
-              <w:instrText xml:space="preserve"> PAGEREF _Toc180477524 \h </w:instrText>
+              <w:instrText xml:space="preserve"> PAGEREF _Toc180566976 \h </w:instrText>
             </w:r>
             <w:r>
               <w:rPr>
@@ -1395,7 +1399,7 @@
                 <w:noProof/>
                 <w:webHidden/>
               </w:rPr>
-              <w:t>4</w:t>
+              <w:t>5</w:t>
             </w:r>
             <w:r>
               <w:rPr>
@@ -1418,7 +1422,7 @@
               <w14:ligatures w14:val="standardContextual"/>
             </w:rPr>
           </w:pPr>
-          <w:hyperlink w:anchor="_Toc180477525" w:history="1">
+          <w:hyperlink w:anchor="_Toc180566977" w:history="1">
             <w:r>
               <w:rPr>
                 <w:rStyle w:val="a9"/>
@@ -1447,7 +1451,7 @@
                 <w:noProof/>
                 <w:webHidden/>
               </w:rPr>
-              <w:instrText xml:space="preserve"> PAGEREF _Toc180477525 \h </w:instrText>
+              <w:instrText xml:space="preserve"> PAGEREF _Toc180566977 \h </w:instrText>
             </w:r>
             <w:r>
               <w:rPr>
@@ -1467,7 +1471,7 @@
                 <w:noProof/>
                 <w:webHidden/>
               </w:rPr>
-              <w:t>4</w:t>
+              <w:t>5</w:t>
             </w:r>
             <w:r>
               <w:rPr>
@@ -1490,7 +1494,7 @@
               <w14:ligatures w14:val="standardContextual"/>
             </w:rPr>
           </w:pPr>
-          <w:hyperlink w:anchor="_Toc180477526" w:history="1">
+          <w:hyperlink w:anchor="_Toc180566978" w:history="1">
             <w:r>
               <w:rPr>
                 <w:rStyle w:val="a9"/>
@@ -1519,7 +1523,7 @@
                 <w:noProof/>
                 <w:webHidden/>
               </w:rPr>
-              <w:instrText xml:space="preserve"> PAGEREF _Toc180477526 \h </w:instrText>
+              <w:instrText xml:space="preserve"> PAGEREF _Toc180566978 \h </w:instrText>
             </w:r>
             <w:r>
               <w:rPr>
@@ -1539,7 +1543,80 @@
                 <w:noProof/>
                 <w:webHidden/>
               </w:rPr>
-              <w:t>4</w:t>
+              <w:t>5</w:t>
+            </w:r>
+            <w:r>
+              <w:rPr>
+                <w:noProof/>
+                <w:webHidden/>
+              </w:rPr>
+              <w:fldChar w:fldCharType="end"/>
+            </w:r>
+          </w:hyperlink>
+        </w:p>
+        <w:p>
+          <w:pPr>
+            <w:pStyle w:val="21"/>
+            <w:tabs>
+              <w:tab w:val="right" w:leader="dot" w:pos="9345"/>
+            </w:tabs>
+            <w:rPr>
+              <w:noProof/>
+              <w:kern w:val="2"/>
+              <w14:ligatures w14:val="standardContextual"/>
+            </w:rPr>
+          </w:pPr>
+          <w:hyperlink w:anchor="_Toc180566979" w:history="1">
+            <w:r>
+              <w:rPr>
+                <w:rStyle w:val="a9"/>
+                <w:rFonts w:ascii="Times New Roman" w:eastAsia="Times New Roman" w:hAnsi="Times New Roman" w:cs="Times New Roman"/>
+                <w:b/>
+                <w:bCs/>
+                <w:noProof/>
+              </w:rPr>
+              <w:t>3.3 Задачи проекта</w:t>
+            </w:r>
+            <w:r>
+              <w:rPr>
+                <w:noProof/>
+                <w:webHidden/>
+              </w:rPr>
+              <w:tab/>
+            </w:r>
+            <w:r>
+              <w:rPr>
+                <w:noProof/>
+                <w:webHidden/>
+              </w:rPr>
+              <w:fldChar w:fldCharType="begin"/>
+            </w:r>
+            <w:r>
+              <w:rPr>
+                <w:noProof/>
+                <w:webHidden/>
+              </w:rPr>
+              <w:instrText xml:space="preserve"> PAGEREF _Toc180566979 \h </w:instrText>
+            </w:r>
+            <w:r>
+              <w:rPr>
+                <w:noProof/>
+                <w:webHidden/>
+              </w:rPr>
+            </w:r>
+            <w:r>
+              <w:rPr>
+                <w:noProof/>
+                <w:webHidden/>
+              </w:rPr>
+              <w:fldChar w:fldCharType="separate"/>
+            </w:r>
+            <w:r>
+              <w:rPr>
+                <w:noProof/>
+                <w:webHidden/>
+              </w:rPr>
+              <w:t>5</w:t>
             </w:r>
             <w:r>
               <w:rPr>
@@ -1562,7 +1639,7 @@
               <w14:ligatures w14:val="standardContextual"/>
             </w:rPr>
           </w:pPr>
-          <w:hyperlink w:anchor="_Toc180477527" w:history="1">
+          <w:hyperlink w:anchor="_Toc180566980" w:history="1">
             <w:r>
               <w:rPr>
                 <w:rStyle w:val="a9"/>
@@ -1570,7 +1647,7 @@
                 <w:b/>
                 <w:noProof/>
               </w:rPr>
-              <w:t>3.2.1 Для клиентов</w:t>
+              <w:t>3.3.1 Для клиентов</w:t>
             </w:r>
             <w:r>
               <w:rPr>
@@ -1591,7 +1668,7 @@
                 <w:noProof/>
                 <w:webHidden/>
               </w:rPr>
-              <w:instrText xml:space="preserve"> PAGEREF _Toc180477527 \h </w:instrText>
+              <w:instrText xml:space="preserve"> PAGEREF _Toc180566980 \h </w:instrText>
             </w:r>
             <w:r>
               <w:rPr>
@@ -1634,7 +1711,7 @@
               <w14:ligatures w14:val="standardContextual"/>
             </w:rPr>
           </w:pPr>
-          <w:hyperlink w:anchor="_Toc180477528" w:history="1">
+          <w:hyperlink w:anchor="_Toc180566981" w:history="1">
             <w:r>
               <w:rPr>
                 <w:rStyle w:val="a9"/>
@@ -1663,7 +1740,7 @@
                 <w:noProof/>
                 <w:webHidden/>
               </w:rPr>
-              <w:instrText xml:space="preserve"> PAGEREF _Toc180477528 \h </w:instrText>
+              <w:instrText xml:space="preserve"> PAGEREF _Toc180566981 \h </w:instrText>
             </w:r>
             <w:r>
               <w:rPr>
@@ -1683,7 +1760,7 @@
                 <w:noProof/>
                 <w:webHidden/>
               </w:rPr>
-              <w:t>5</w:t>
+              <w:t>6</w:t>
             </w:r>
             <w:r>
               <w:rPr>
@@ -1706,7 +1783,7 @@
               <w14:ligatures w14:val="standardContextual"/>
             </w:rPr>
           </w:pPr>
-          <w:hyperlink w:anchor="_Toc180477529" w:history="1">
+          <w:hyperlink w:anchor="_Toc180566982" w:history="1">
             <w:r>
               <w:rPr>
                 <w:rStyle w:val="a9"/>
@@ -1714,7 +1791,7 @@
                 <w:b/>
                 <w:noProof/>
               </w:rPr>
-              <w:t>3.4 Предметная область</w:t>
+              <w:t>3.4 Основной сценарий сервиса</w:t>
             </w:r>
             <w:r>
               <w:rPr>
@@ -1735,7 +1812,7 @@
                 <w:noProof/>
                 <w:webHidden/>
               </w:rPr>
-              <w:instrText xml:space="preserve"> PAGEREF _Toc180477529 \h </w:instrText>
+              <w:instrText xml:space="preserve"> PAGEREF _Toc180566982 \h </w:instrText>
             </w:r>
             <w:r>
               <w:rPr>
@@ -1755,7 +1832,7 @@
                 <w:noProof/>
                 <w:webHidden/>
               </w:rPr>
-              <w:t>5</w:t>
+              <w:t>6</w:t>
             </w:r>
             <w:r>
               <w:rPr>
@@ -1778,7 +1855,7 @@
               <w14:ligatures w14:val="standardContextual"/>
             </w:rPr>
           </w:pPr>
-          <w:hyperlink w:anchor="_Toc180477530" w:history="1">
+          <w:hyperlink w:anchor="_Toc180566983" w:history="1">
             <w:r>
               <w:rPr>
                 <w:rStyle w:val="a9"/>
@@ -1824,7 +1901,7 @@
                 <w:b/>
                 <w:noProof/>
               </w:rPr>
-              <w:t xml:space="preserve"> приложению и программному обеспечению</w:t>
+              <w:t>приложению и программному обеспечению</w:t>
             </w:r>
             <w:r>
               <w:rPr>
@@ -1845,7 +1922,7 @@
                 <w:noProof/>
                 <w:webHidden/>
               </w:rPr>
-              <w:instrText xml:space="preserve"> PAGEREF _Toc180477530 \h </w:instrText>
+              <w:instrText xml:space="preserve"> PAGEREF _Toc180566983 \h </w:instrText>
             </w:r>
             <w:r>
               <w:rPr>
@@ -1865,7 +1942,7 @@
                 <w:noProof/>
                 <w:webHidden/>
               </w:rPr>
-              <w:t>5</w:t>
+              <w:t>6</w:t>
             </w:r>
             <w:r>
               <w:rPr>
@@ -1888,7 +1965,7 @@
               <w14:ligatures w14:val="standardContextual"/>
             </w:rPr>
           </w:pPr>
-          <w:hyperlink w:anchor="_Toc180477531" w:history="1">
+          <w:hyperlink w:anchor="_Toc180566984" w:history="1">
             <w:r>
               <w:rPr>
                 <w:rStyle w:val="a9"/>
@@ -1917,7 +1994,7 @@
                 <w:noProof/>
                 <w:webHidden/>
               </w:rPr>
-              <w:instrText xml:space="preserve"> PAGEREF _Toc180477531 \h </w:instrText>
+              <w:instrText xml:space="preserve"> PAGEREF _Toc180566984 \h </w:instrText>
             </w:r>
             <w:r>
               <w:rPr>
@@ -1937,7 +2014,7 @@
                 <w:noProof/>
                 <w:webHidden/>
               </w:rPr>
-              <w:t>6</w:t>
+              <w:t>7</w:t>
             </w:r>
             <w:r>
               <w:rPr>
@@ -1960,7 +2037,7 @@
               <w14:ligatures w14:val="standardContextual"/>
             </w:rPr>
           </w:pPr>
-          <w:hyperlink w:anchor="_Toc180477532" w:history="1">
+          <w:hyperlink w:anchor="_Toc180566985" w:history="1">
             <w:r>
               <w:rPr>
                 <w:rStyle w:val="a9"/>
@@ -1989,7 +2066,7 @@
                 <w:noProof/>
                 <w:webHidden/>
               </w:rPr>
-              <w:instrText xml:space="preserve"> PAGEREF _Toc180477532 \h </w:instrText>
+              <w:instrText xml:space="preserve"> PAGEREF _Toc180566985 \h </w:instrText>
             </w:r>
             <w:r>
               <w:rPr>
@@ -2009,7 +2086,7 @@
                 <w:noProof/>
                 <w:webHidden/>
               </w:rPr>
-              <w:t>6</w:t>
+              <w:t>7</w:t>
             </w:r>
             <w:r>
               <w:rPr>
@@ -2032,7 +2109,7 @@
               <w14:ligatures w14:val="standardContextual"/>
             </w:rPr>
           </w:pPr>
-          <w:hyperlink w:anchor="_Toc180477533" w:history="1">
+          <w:hyperlink w:anchor="_Toc180566986" w:history="1">
             <w:r>
               <w:rPr>
                 <w:rStyle w:val="a9"/>
@@ -2061,7 +2138,7 @@
                 <w:noProof/>
                 <w:webHidden/>
               </w:rPr>
-              <w:instrText xml:space="preserve"> PAGEREF _Toc180477533 \h </w:instrText>
+              <w:instrText xml:space="preserve"> PAGEREF _Toc180566986 \h </w:instrText>
             </w:r>
             <w:r>
               <w:rPr>
@@ -2081,7 +2158,7 @@
                 <w:noProof/>
                 <w:webHidden/>
               </w:rPr>
-              <w:t>6</w:t>
+              <w:t>7</w:t>
             </w:r>
             <w:r>
               <w:rPr>
@@ -2104,7 +2181,7 @@
               <w14:ligatures w14:val="standardContextual"/>
             </w:rPr>
           </w:pPr>
-          <w:hyperlink w:anchor="_Toc180477534" w:history="1">
+          <w:hyperlink w:anchor="_Toc180566987" w:history="1">
             <w:r>
               <w:rPr>
                 <w:rStyle w:val="a9"/>
@@ -2133,7 +2210,7 @@
                 <w:noProof/>
                 <w:webHidden/>
               </w:rPr>
-              <w:instrText xml:space="preserve"> PAGEREF _Toc180477534 \h </w:instrText>
+              <w:instrText xml:space="preserve"> PAGEREF _Toc180566987 \h </w:instrText>
             </w:r>
             <w:r>
               <w:rPr>
@@ -2153,7 +2230,7 @@
                 <w:noProof/>
                 <w:webHidden/>
               </w:rPr>
-              <w:t>6</w:t>
+              <w:t>8</w:t>
             </w:r>
             <w:r>
               <w:rPr>
@@ -2176,7 +2253,7 @@
               <w14:ligatures w14:val="standardContextual"/>
             </w:rPr>
           </w:pPr>
-          <w:hyperlink w:anchor="_Toc180477535" w:history="1">
+          <w:hyperlink w:anchor="_Toc180566988" w:history="1">
             <w:r>
               <w:rPr>
                 <w:rStyle w:val="a9"/>
@@ -2205,7 +2282,7 @@
                 <w:noProof/>
                 <w:webHidden/>
               </w:rPr>
-              <w:instrText xml:space="preserve"> PAGEREF _Toc180477535 \h </w:instrText>
+              <w:instrText xml:space="preserve"> PAGEREF _Toc180566988 \h </w:instrText>
             </w:r>
             <w:r>
               <w:rPr>
@@ -2225,7 +2302,7 @@
                 <w:noProof/>
                 <w:webHidden/>
               </w:rPr>
-              <w:t>6</w:t>
+              <w:t>8</w:t>
             </w:r>
             <w:r>
               <w:rPr>
@@ -2248,7 +2325,7 @@
               <w14:ligatures w14:val="standardContextual"/>
             </w:rPr>
           </w:pPr>
-          <w:hyperlink w:anchor="_Toc180477536" w:history="1">
+          <w:hyperlink w:anchor="_Toc180566989" w:history="1">
             <w:r>
               <w:rPr>
                 <w:rStyle w:val="a9"/>
@@ -2277,7 +2354,7 @@
                 <w:noProof/>
                 <w:webHidden/>
               </w:rPr>
-              <w:instrText xml:space="preserve"> PAGEREF _Toc180477536 \h </w:instrText>
+              <w:instrText xml:space="preserve"> PAGEREF _Toc180566989 \h </w:instrText>
             </w:r>
             <w:r>
               <w:rPr>
@@ -2297,7 +2374,7 @@
                 <w:noProof/>
                 <w:webHidden/>
               </w:rPr>
-              <w:t>6</w:t>
+              <w:t>8</w:t>
             </w:r>
             <w:r>
               <w:rPr>
@@ -2320,15 +2397,16 @@
               <w14:ligatures w14:val="standardContextual"/>
             </w:rPr>
           </w:pPr>
-          <w:hyperlink w:anchor="_Toc180477537" w:history="1">
+          <w:hyperlink w:anchor="_Toc180566990" w:history="1">
             <w:r>
               <w:rPr>
                 <w:rStyle w:val="a9"/>
                 <w:rFonts w:ascii="Times New Roman" w:eastAsia="Times New Roman" w:hAnsi="Times New Roman" w:cs="Times New Roman"/>
                 <w:b/>
-                <w:noProof/>
-              </w:rPr>
-              <w:t>6 Группы пользователей</w:t>
+                <w:bCs/>
+                <w:noProof/>
+              </w:rPr>
+              <w:t>6 Требования к функционированию разделов и наполнению</w:t>
             </w:r>
             <w:r>
               <w:rPr>
@@ -2349,7 +2427,7 @@
                 <w:noProof/>
                 <w:webHidden/>
               </w:rPr>
-              <w:instrText xml:space="preserve"> PAGEREF _Toc180477537 \h </w:instrText>
+              <w:instrText xml:space="preserve"> PAGEREF _Toc180566990 \h </w:instrText>
             </w:r>
             <w:r>
               <w:rPr>
@@ -2369,151 +2447,7 @@
                 <w:noProof/>
                 <w:webHidden/>
               </w:rPr>
-              <w:t>7</w:t>
-            </w:r>
-            <w:r>
-              <w:rPr>
-                <w:noProof/>
-                <w:webHidden/>
-              </w:rPr>
-              <w:fldChar w:fldCharType="end"/>
-            </w:r>
-          </w:hyperlink>
-        </w:p>
-        <w:p>
-          <w:pPr>
-            <w:pStyle w:val="21"/>
-            <w:tabs>
-              <w:tab w:val="right" w:leader="dot" w:pos="9345"/>
-            </w:tabs>
-            <w:rPr>
-              <w:noProof/>
-              <w:kern w:val="2"/>
-              <w14:ligatures w14:val="standardContextual"/>
-            </w:rPr>
-          </w:pPr>
-          <w:hyperlink w:anchor="_Toc180477538" w:history="1">
-            <w:r>
-              <w:rPr>
-                <w:rStyle w:val="a9"/>
-                <w:rFonts w:ascii="Times New Roman" w:eastAsia="Times New Roman" w:hAnsi="Times New Roman" w:cs="Times New Roman"/>
-                <w:b/>
-                <w:noProof/>
-              </w:rPr>
-              <w:t>6.1 Администратор</w:t>
-            </w:r>
-            <w:r>
-              <w:rPr>
-                <w:noProof/>
-                <w:webHidden/>
-              </w:rPr>
-              <w:tab/>
-            </w:r>
-            <w:r>
-              <w:rPr>
-                <w:noProof/>
-                <w:webHidden/>
-              </w:rPr>
-              <w:fldChar w:fldCharType="begin"/>
-            </w:r>
-            <w:r>
-              <w:rPr>
-                <w:noProof/>
-                <w:webHidden/>
-              </w:rPr>
-              <w:instrText xml:space="preserve"> PAGEREF _Toc180477538 \h </w:instrText>
-            </w:r>
-            <w:r>
-              <w:rPr>
-                <w:noProof/>
-                <w:webHidden/>
-              </w:rPr>
-            </w:r>
-            <w:r>
-              <w:rPr>
-                <w:noProof/>
-                <w:webHidden/>
-              </w:rPr>
-              <w:fldChar w:fldCharType="separate"/>
-            </w:r>
-            <w:r>
-              <w:rPr>
-                <w:noProof/>
-                <w:webHidden/>
-              </w:rPr>
-              <w:t>7</w:t>
-            </w:r>
-            <w:r>
-              <w:rPr>
-                <w:noProof/>
-                <w:webHidden/>
-              </w:rPr>
-              <w:fldChar w:fldCharType="end"/>
-            </w:r>
-          </w:hyperlink>
-        </w:p>
-        <w:p>
-          <w:pPr>
-            <w:pStyle w:val="21"/>
-            <w:tabs>
-              <w:tab w:val="right" w:leader="dot" w:pos="9345"/>
-            </w:tabs>
-            <w:rPr>
-              <w:noProof/>
-              <w:kern w:val="2"/>
-              <w14:ligatures w14:val="standardContextual"/>
-            </w:rPr>
-          </w:pPr>
-          <w:hyperlink w:anchor="_Toc180477539" w:history="1">
-            <w:r>
-              <w:rPr>
-                <w:rStyle w:val="a9"/>
-                <w:rFonts w:ascii="Times New Roman" w:eastAsia="Times New Roman" w:hAnsi="Times New Roman" w:cs="Times New Roman"/>
-                <w:b/>
-                <w:noProof/>
-              </w:rPr>
-              <w:t>6.2 Клиент</w:t>
-            </w:r>
-            <w:r>
-              <w:rPr>
-                <w:noProof/>
-                <w:webHidden/>
-              </w:rPr>
-              <w:tab/>
-            </w:r>
-            <w:r>
-              <w:rPr>
-                <w:noProof/>
-                <w:webHidden/>
-              </w:rPr>
-              <w:fldChar w:fldCharType="begin"/>
-            </w:r>
-            <w:r>
-              <w:rPr>
-                <w:noProof/>
-                <w:webHidden/>
-              </w:rPr>
-              <w:instrText xml:space="preserve"> PAGEREF _Toc180477539 \h </w:instrText>
-            </w:r>
-            <w:r>
-              <w:rPr>
-                <w:noProof/>
-                <w:webHidden/>
-              </w:rPr>
-            </w:r>
-            <w:r>
-              <w:rPr>
-                <w:noProof/>
-                <w:webHidden/>
-              </w:rPr>
-              <w:fldChar w:fldCharType="separate"/>
-            </w:r>
-            <w:r>
-              <w:rPr>
-                <w:noProof/>
-                <w:webHidden/>
-              </w:rPr>
-              <w:t>7</w:t>
+              <w:t>8</w:t>
             </w:r>
             <w:r>
               <w:rPr>
@@ -2536,15 +2470,16 @@
               <w14:ligatures w14:val="standardContextual"/>
             </w:rPr>
           </w:pPr>
-          <w:hyperlink w:anchor="_Toc180477540" w:history="1">
+          <w:hyperlink w:anchor="_Toc180566991" w:history="1">
             <w:r>
               <w:rPr>
                 <w:rStyle w:val="a9"/>
                 <w:rFonts w:ascii="Times New Roman" w:eastAsia="Times New Roman" w:hAnsi="Times New Roman" w:cs="Times New Roman"/>
                 <w:b/>
-                <w:noProof/>
-              </w:rPr>
-              <w:t>7  Дизайн веб-приложения</w:t>
+                <w:bCs/>
+                <w:noProof/>
+              </w:rPr>
+              <w:t>7 Формат предоставления материалов</w:t>
             </w:r>
             <w:r>
               <w:rPr>
@@ -2565,7 +2500,7 @@
                 <w:noProof/>
                 <w:webHidden/>
               </w:rPr>
-              <w:instrText xml:space="preserve"> PAGEREF _Toc180477540 \h </w:instrText>
+              <w:instrText xml:space="preserve"> PAGEREF _Toc180566991 \h </w:instrText>
             </w:r>
             <w:r>
               <w:rPr>
@@ -2585,7 +2520,7 @@
                 <w:noProof/>
                 <w:webHidden/>
               </w:rPr>
-              <w:t>8</w:t>
+              <w:t>10</w:t>
             </w:r>
             <w:r>
               <w:rPr>
@@ -2608,15 +2543,16 @@
               <w14:ligatures w14:val="standardContextual"/>
             </w:rPr>
           </w:pPr>
-          <w:hyperlink w:anchor="_Toc180477541" w:history="1">
+          <w:hyperlink w:anchor="_Toc180566992" w:history="1">
             <w:r>
               <w:rPr>
                 <w:rStyle w:val="a9"/>
                 <w:rFonts w:ascii="Times New Roman" w:eastAsia="Times New Roman" w:hAnsi="Times New Roman" w:cs="Times New Roman"/>
                 <w:b/>
-                <w:noProof/>
-              </w:rPr>
-              <w:t>8 Навигация по приложению</w:t>
+                <w:bCs/>
+                <w:noProof/>
+              </w:rPr>
+              <w:t>8 Порядок контроля и приемки работ</w:t>
             </w:r>
             <w:r>
               <w:rPr>
@@ -2637,7 +2573,7 @@
                 <w:noProof/>
                 <w:webHidden/>
               </w:rPr>
-              <w:instrText xml:space="preserve"> PAGEREF _Toc180477541 \h </w:instrText>
+              <w:instrText xml:space="preserve"> PAGEREF _Toc180566992 \h </w:instrText>
             </w:r>
             <w:r>
               <w:rPr>
@@ -2657,79 +2593,7 @@
                 <w:noProof/>
                 <w:webHidden/>
               </w:rPr>
-              <w:t>8</w:t>
-            </w:r>
-            <w:r>
-              <w:rPr>
-                <w:noProof/>
-                <w:webHidden/>
-              </w:rPr>
-              <w:fldChar w:fldCharType="end"/>
-            </w:r>
-          </w:hyperlink>
-        </w:p>
-        <w:p>
-          <w:pPr>
-            <w:pStyle w:val="21"/>
-            <w:tabs>
-              <w:tab w:val="right" w:leader="dot" w:pos="9345"/>
-            </w:tabs>
-            <w:rPr>
-              <w:noProof/>
-              <w:kern w:val="2"/>
-              <w14:ligatures w14:val="standardContextual"/>
-            </w:rPr>
-          </w:pPr>
-          <w:hyperlink w:anchor="_Toc180477542" w:history="1">
-            <w:r>
-              <w:rPr>
-                <w:rStyle w:val="a9"/>
-                <w:rFonts w:ascii="Times New Roman" w:eastAsia="Times New Roman" w:hAnsi="Times New Roman" w:cs="Times New Roman"/>
-                <w:b/>
-                <w:noProof/>
-              </w:rPr>
-              <w:t>8.1 Основное навигационное меню</w:t>
-            </w:r>
-            <w:r>
-              <w:rPr>
-                <w:noProof/>
-                <w:webHidden/>
-              </w:rPr>
-              <w:tab/>
-            </w:r>
-            <w:r>
-              <w:rPr>
-                <w:noProof/>
-                <w:webHidden/>
-              </w:rPr>
-              <w:fldChar w:fldCharType="begin"/>
-            </w:r>
-            <w:r>
-              <w:rPr>
-                <w:noProof/>
-                <w:webHidden/>
-              </w:rPr>
-              <w:instrText xml:space="preserve"> PAGEREF _Toc180477542 \h </w:instrText>
-            </w:r>
-            <w:r>
-              <w:rPr>
-                <w:noProof/>
-                <w:webHidden/>
-              </w:rPr>
-            </w:r>
-            <w:r>
-              <w:rPr>
-                <w:noProof/>
-                <w:webHidden/>
-              </w:rPr>
-              <w:fldChar w:fldCharType="separate"/>
-            </w:r>
-            <w:r>
-              <w:rPr>
-                <w:noProof/>
-                <w:webHidden/>
-              </w:rPr>
-              <w:t>8</w:t>
+              <w:t>10</w:t>
             </w:r>
             <w:r>
               <w:rPr>
@@ -2752,7 +2616,7 @@
               <w14:ligatures w14:val="standardContextual"/>
             </w:rPr>
           </w:pPr>
-          <w:hyperlink w:anchor="_Toc180477543" w:history="1">
+          <w:hyperlink w:anchor="_Toc180566993" w:history="1">
             <w:r>
               <w:rPr>
                 <w:rStyle w:val="a9"/>
@@ -2760,7 +2624,7 @@
                 <w:b/>
                 <w:noProof/>
               </w:rPr>
-              <w:t>9 Описание страниц приложения</w:t>
+              <w:t>9 Реквизиты и подписи сторон</w:t>
             </w:r>
             <w:r>
               <w:rPr>
@@ -2781,7 +2645,7 @@
                 <w:noProof/>
                 <w:webHidden/>
               </w:rPr>
-              <w:instrText xml:space="preserve"> PAGEREF _Toc180477543 \h </w:instrText>
+              <w:instrText xml:space="preserve"> PAGEREF _Toc180566993 \h </w:instrText>
             </w:r>
             <w:r>
               <w:rPr>
@@ -2801,587 +2665,7 @@
                 <w:noProof/>
                 <w:webHidden/>
               </w:rPr>
-              <w:t>9</w:t>
-            </w:r>
-            <w:r>
-              <w:rPr>
-                <w:noProof/>
-                <w:webHidden/>
-              </w:rPr>
-              <w:fldChar w:fldCharType="end"/>
-            </w:r>
-          </w:hyperlink>
-        </w:p>
-        <w:p>
-          <w:pPr>
-            <w:pStyle w:val="21"/>
-            <w:tabs>
-              <w:tab w:val="right" w:leader="dot" w:pos="9345"/>
-            </w:tabs>
-            <w:rPr>
-              <w:noProof/>
-              <w:kern w:val="2"/>
-              <w14:ligatures w14:val="standardContextual"/>
-            </w:rPr>
-          </w:pPr>
-          <w:hyperlink w:anchor="_Toc180477544" w:history="1">
-            <w:r>
-              <w:rPr>
-                <w:rStyle w:val="a9"/>
-                <w:rFonts w:ascii="Times New Roman" w:eastAsia="Times New Roman" w:hAnsi="Times New Roman" w:cs="Times New Roman"/>
-                <w:b/>
-                <w:noProof/>
-              </w:rPr>
-              <w:t>9.1 Описание статических страниц</w:t>
-            </w:r>
-            <w:r>
-              <w:rPr>
-                <w:noProof/>
-                <w:webHidden/>
-              </w:rPr>
-              <w:tab/>
-            </w:r>
-            <w:r>
-              <w:rPr>
-                <w:noProof/>
-                <w:webHidden/>
-              </w:rPr>
-              <w:fldChar w:fldCharType="begin"/>
-            </w:r>
-            <w:r>
-              <w:rPr>
-                <w:noProof/>
-                <w:webHidden/>
-              </w:rPr>
-              <w:instrText xml:space="preserve"> PAGEREF _Toc180477544 \h </w:instrText>
-            </w:r>
-            <w:r>
-              <w:rPr>
-                <w:noProof/>
-                <w:webHidden/>
-              </w:rPr>
-            </w:r>
-            <w:r>
-              <w:rPr>
-                <w:noProof/>
-                <w:webHidden/>
-              </w:rPr>
-              <w:fldChar w:fldCharType="separate"/>
-            </w:r>
-            <w:r>
-              <w:rPr>
-                <w:noProof/>
-                <w:webHidden/>
-              </w:rPr>
-              <w:t>9</w:t>
-            </w:r>
-            <w:r>
-              <w:rPr>
-                <w:noProof/>
-                <w:webHidden/>
-              </w:rPr>
-              <w:fldChar w:fldCharType="end"/>
-            </w:r>
-          </w:hyperlink>
-        </w:p>
-        <w:p>
-          <w:pPr>
-            <w:pStyle w:val="21"/>
-            <w:tabs>
-              <w:tab w:val="right" w:leader="dot" w:pos="9345"/>
-            </w:tabs>
-            <w:rPr>
-              <w:noProof/>
-              <w:kern w:val="2"/>
-              <w14:ligatures w14:val="standardContextual"/>
-            </w:rPr>
-          </w:pPr>
-          <w:hyperlink w:anchor="_Toc180477545" w:history="1">
-            <w:r>
-              <w:rPr>
-                <w:rStyle w:val="a9"/>
-                <w:rFonts w:ascii="Times New Roman" w:eastAsia="Times New Roman" w:hAnsi="Times New Roman" w:cs="Times New Roman"/>
-                <w:b/>
-                <w:noProof/>
-              </w:rPr>
-              <w:t>9.2 Описание динамических страниц</w:t>
-            </w:r>
-            <w:r>
-              <w:rPr>
-                <w:noProof/>
-                <w:webHidden/>
-              </w:rPr>
-              <w:tab/>
-            </w:r>
-            <w:r>
-              <w:rPr>
-                <w:noProof/>
-                <w:webHidden/>
-              </w:rPr>
-              <w:fldChar w:fldCharType="begin"/>
-            </w:r>
-            <w:r>
-              <w:rPr>
-                <w:noProof/>
-                <w:webHidden/>
-              </w:rPr>
-              <w:instrText xml:space="preserve"> PAGEREF _Toc180477545 \h </w:instrText>
-            </w:r>
-            <w:r>
-              <w:rPr>
-                <w:noProof/>
-                <w:webHidden/>
-              </w:rPr>
-            </w:r>
-            <w:r>
-              <w:rPr>
-                <w:noProof/>
-                <w:webHidden/>
-              </w:rPr>
-              <w:fldChar w:fldCharType="separate"/>
-            </w:r>
-            <w:r>
-              <w:rPr>
-                <w:noProof/>
-                <w:webHidden/>
-              </w:rPr>
-              <w:t>9</w:t>
-            </w:r>
-            <w:r>
-              <w:rPr>
-                <w:noProof/>
-                <w:webHidden/>
-              </w:rPr>
-              <w:fldChar w:fldCharType="end"/>
-            </w:r>
-          </w:hyperlink>
-        </w:p>
-        <w:p>
-          <w:pPr>
-            <w:pStyle w:val="11"/>
-            <w:tabs>
-              <w:tab w:val="right" w:leader="dot" w:pos="9345"/>
-            </w:tabs>
-            <w:rPr>
-              <w:noProof/>
-              <w:kern w:val="2"/>
-              <w14:ligatures w14:val="standardContextual"/>
-            </w:rPr>
-          </w:pPr>
-          <w:hyperlink w:anchor="_Toc180477546" w:history="1">
-            <w:r>
-              <w:rPr>
-                <w:rStyle w:val="a9"/>
-                <w:rFonts w:ascii="Times New Roman" w:eastAsia="Times New Roman" w:hAnsi="Times New Roman" w:cs="Times New Roman"/>
-                <w:b/>
-                <w:noProof/>
-              </w:rPr>
-              <w:t>10 Функциональность веб-приложения</w:t>
-            </w:r>
-            <w:r>
-              <w:rPr>
-                <w:noProof/>
-                <w:webHidden/>
-              </w:rPr>
-              <w:tab/>
-            </w:r>
-            <w:r>
-              <w:rPr>
-                <w:noProof/>
-                <w:webHidden/>
-              </w:rPr>
-              <w:fldChar w:fldCharType="begin"/>
-            </w:r>
-            <w:r>
-              <w:rPr>
-                <w:noProof/>
-                <w:webHidden/>
-              </w:rPr>
-              <w:instrText xml:space="preserve"> PAGEREF _Toc180477546 \h </w:instrText>
-            </w:r>
-            <w:r>
-              <w:rPr>
-                <w:noProof/>
-                <w:webHidden/>
-              </w:rPr>
-            </w:r>
-            <w:r>
-              <w:rPr>
-                <w:noProof/>
-                <w:webHidden/>
-              </w:rPr>
-              <w:fldChar w:fldCharType="separate"/>
-            </w:r>
-            <w:r>
-              <w:rPr>
-                <w:noProof/>
-                <w:webHidden/>
-              </w:rPr>
-              <w:t>10</w:t>
-            </w:r>
-            <w:r>
-              <w:rPr>
-                <w:noProof/>
-                <w:webHidden/>
-              </w:rPr>
-              <w:fldChar w:fldCharType="end"/>
-            </w:r>
-          </w:hyperlink>
-        </w:p>
-        <w:p>
-          <w:pPr>
-            <w:pStyle w:val="11"/>
-            <w:tabs>
-              <w:tab w:val="right" w:leader="dot" w:pos="9345"/>
-            </w:tabs>
-            <w:rPr>
-              <w:noProof/>
-              <w:kern w:val="2"/>
-              <w14:ligatures w14:val="standardContextual"/>
-            </w:rPr>
-          </w:pPr>
-          <w:hyperlink w:anchor="_Toc180477547" w:history="1">
-            <w:r>
-              <w:rPr>
-                <w:rStyle w:val="a9"/>
-                <w:rFonts w:ascii="Times New Roman" w:eastAsia="Times New Roman" w:hAnsi="Times New Roman" w:cs="Times New Roman"/>
-                <w:b/>
-                <w:noProof/>
-              </w:rPr>
-              <w:t>11 Контент и наполнение приложения</w:t>
-            </w:r>
-            <w:r>
-              <w:rPr>
-                <w:noProof/>
-                <w:webHidden/>
-              </w:rPr>
-              <w:tab/>
-            </w:r>
-            <w:r>
-              <w:rPr>
-                <w:noProof/>
-                <w:webHidden/>
-              </w:rPr>
-              <w:fldChar w:fldCharType="begin"/>
-            </w:r>
-            <w:r>
-              <w:rPr>
-                <w:noProof/>
-                <w:webHidden/>
-              </w:rPr>
-              <w:instrText xml:space="preserve"> PAGEREF _Toc180477547 \h </w:instrText>
-            </w:r>
-            <w:r>
-              <w:rPr>
-                <w:noProof/>
-                <w:webHidden/>
-              </w:rPr>
-            </w:r>
-            <w:r>
-              <w:rPr>
-                <w:noProof/>
-                <w:webHidden/>
-              </w:rPr>
-              <w:fldChar w:fldCharType="separate"/>
-            </w:r>
-            <w:r>
-              <w:rPr>
-                <w:noProof/>
-                <w:webHidden/>
-              </w:rPr>
-              <w:t>10</w:t>
-            </w:r>
-            <w:r>
-              <w:rPr>
-                <w:noProof/>
-                <w:webHidden/>
-              </w:rPr>
-              <w:fldChar w:fldCharType="end"/>
-            </w:r>
-          </w:hyperlink>
-        </w:p>
-        <w:p>
-          <w:pPr>
-            <w:pStyle w:val="21"/>
-            <w:tabs>
-              <w:tab w:val="right" w:leader="dot" w:pos="9345"/>
-            </w:tabs>
-            <w:rPr>
-              <w:noProof/>
-              <w:kern w:val="2"/>
-              <w14:ligatures w14:val="standardContextual"/>
-            </w:rPr>
-          </w:pPr>
-          <w:hyperlink w:anchor="_Toc180477548" w:history="1">
-            <w:r>
-              <w:rPr>
-                <w:rStyle w:val="a9"/>
-                <w:rFonts w:ascii="Times New Roman" w:eastAsia="Times New Roman" w:hAnsi="Times New Roman" w:cs="Times New Roman"/>
-                <w:b/>
-                <w:noProof/>
-              </w:rPr>
-              <w:t>11.1 Формат предоставления материалов для приложения</w:t>
-            </w:r>
-            <w:r>
-              <w:rPr>
-                <w:noProof/>
-                <w:webHidden/>
-              </w:rPr>
-              <w:tab/>
-            </w:r>
-            <w:r>
-              <w:rPr>
-                <w:noProof/>
-                <w:webHidden/>
-              </w:rPr>
-              <w:fldChar w:fldCharType="begin"/>
-            </w:r>
-            <w:r>
-              <w:rPr>
-                <w:noProof/>
-                <w:webHidden/>
-              </w:rPr>
-              <w:instrText xml:space="preserve"> PAGEREF _Toc180477548 \h </w:instrText>
-            </w:r>
-            <w:r>
-              <w:rPr>
-                <w:noProof/>
-                <w:webHidden/>
-              </w:rPr>
-            </w:r>
-            <w:r>
-              <w:rPr>
-                <w:noProof/>
-                <w:webHidden/>
-              </w:rPr>
-              <w:fldChar w:fldCharType="separate"/>
-            </w:r>
-            <w:r>
-              <w:rPr>
-                <w:noProof/>
-                <w:webHidden/>
-              </w:rPr>
-              <w:t>10</w:t>
-            </w:r>
-            <w:r>
-              <w:rPr>
-                <w:noProof/>
-                <w:webHidden/>
-              </w:rPr>
-              <w:fldChar w:fldCharType="end"/>
-            </w:r>
-          </w:hyperlink>
-        </w:p>
-        <w:p>
-          <w:pPr>
-            <w:pStyle w:val="11"/>
-            <w:tabs>
-              <w:tab w:val="right" w:leader="dot" w:pos="9345"/>
-            </w:tabs>
-            <w:rPr>
-              <w:noProof/>
-              <w:kern w:val="2"/>
-              <w14:ligatures w14:val="standardContextual"/>
-            </w:rPr>
-          </w:pPr>
-          <w:hyperlink w:anchor="_Toc180477549" w:history="1">
-            <w:r>
-              <w:rPr>
-                <w:rStyle w:val="a9"/>
-                <w:rFonts w:ascii="Times New Roman" w:eastAsia="Times New Roman" w:hAnsi="Times New Roman" w:cs="Times New Roman"/>
-                <w:b/>
-                <w:noProof/>
-              </w:rPr>
-              <w:t>12 Порядок</w:t>
-            </w:r>
-            <w:r>
-              <w:rPr>
-                <w:rStyle w:val="a9"/>
-                <w:rFonts w:ascii="Times New Roman" w:eastAsia="Times New Roman" w:hAnsi="Times New Roman" w:cs="Times New Roman"/>
-                <w:b/>
-                <w:noProof/>
-                <w:spacing w:val="-4"/>
-              </w:rPr>
-              <w:t xml:space="preserve"> </w:t>
-            </w:r>
-            <w:r>
-              <w:rPr>
-                <w:rStyle w:val="a9"/>
-                <w:rFonts w:ascii="Times New Roman" w:eastAsia="Times New Roman" w:hAnsi="Times New Roman" w:cs="Times New Roman"/>
-                <w:b/>
-                <w:noProof/>
-              </w:rPr>
-              <w:t>контроля</w:t>
-            </w:r>
-            <w:r>
-              <w:rPr>
-                <w:rStyle w:val="a9"/>
-                <w:rFonts w:ascii="Times New Roman" w:eastAsia="Times New Roman" w:hAnsi="Times New Roman" w:cs="Times New Roman"/>
-                <w:b/>
-                <w:noProof/>
-                <w:spacing w:val="-7"/>
-              </w:rPr>
-              <w:t xml:space="preserve"> </w:t>
-            </w:r>
-            <w:r>
-              <w:rPr>
-                <w:rStyle w:val="a9"/>
-                <w:rFonts w:ascii="Times New Roman" w:eastAsia="Times New Roman" w:hAnsi="Times New Roman" w:cs="Times New Roman"/>
-                <w:b/>
-                <w:noProof/>
-              </w:rPr>
-              <w:t>и</w:t>
-            </w:r>
-            <w:r>
-              <w:rPr>
-                <w:rStyle w:val="a9"/>
-                <w:rFonts w:ascii="Times New Roman" w:eastAsia="Times New Roman" w:hAnsi="Times New Roman" w:cs="Times New Roman"/>
-                <w:b/>
-                <w:noProof/>
-                <w:spacing w:val="-4"/>
-              </w:rPr>
-              <w:t xml:space="preserve"> </w:t>
-            </w:r>
-            <w:r>
-              <w:rPr>
-                <w:rStyle w:val="a9"/>
-                <w:rFonts w:ascii="Times New Roman" w:eastAsia="Times New Roman" w:hAnsi="Times New Roman" w:cs="Times New Roman"/>
-                <w:b/>
-                <w:noProof/>
-              </w:rPr>
-              <w:t>приемки</w:t>
-            </w:r>
-            <w:r>
-              <w:rPr>
-                <w:rStyle w:val="a9"/>
-                <w:rFonts w:ascii="Times New Roman" w:eastAsia="Times New Roman" w:hAnsi="Times New Roman" w:cs="Times New Roman"/>
-                <w:b/>
-                <w:noProof/>
-                <w:spacing w:val="-4"/>
-              </w:rPr>
-              <w:t xml:space="preserve"> </w:t>
-            </w:r>
-            <w:r>
-              <w:rPr>
-                <w:rStyle w:val="a9"/>
-                <w:rFonts w:ascii="Times New Roman" w:eastAsia="Times New Roman" w:hAnsi="Times New Roman" w:cs="Times New Roman"/>
-                <w:b/>
-                <w:noProof/>
-              </w:rPr>
-              <w:t>работ</w:t>
-            </w:r>
-            <w:r>
-              <w:rPr>
-                <w:noProof/>
-                <w:webHidden/>
-              </w:rPr>
-              <w:tab/>
-            </w:r>
-            <w:r>
-              <w:rPr>
-                <w:noProof/>
-                <w:webHidden/>
-              </w:rPr>
-              <w:fldChar w:fldCharType="begin"/>
-            </w:r>
-            <w:r>
-              <w:rPr>
-                <w:noProof/>
-                <w:webHidden/>
-              </w:rPr>
-              <w:instrText xml:space="preserve"> PAGEREF _Toc180477549 \h </w:instrText>
-            </w:r>
-            <w:r>
-              <w:rPr>
-                <w:noProof/>
-                <w:webHidden/>
-              </w:rPr>
-            </w:r>
-            <w:r>
-              <w:rPr>
-                <w:noProof/>
-                <w:webHidden/>
-              </w:rPr>
-              <w:fldChar w:fldCharType="separate"/>
-            </w:r>
-            <w:r>
-              <w:rPr>
-                <w:noProof/>
-                <w:webHidden/>
-              </w:rPr>
-              <w:t>10</w:t>
-            </w:r>
-            <w:r>
-              <w:rPr>
-                <w:noProof/>
-                <w:webHidden/>
-              </w:rPr>
-              <w:fldChar w:fldCharType="end"/>
-            </w:r>
-          </w:hyperlink>
-        </w:p>
-        <w:p>
-          <w:pPr>
-            <w:pStyle w:val="11"/>
-            <w:tabs>
-              <w:tab w:val="right" w:leader="dot" w:pos="9345"/>
-            </w:tabs>
-            <w:rPr>
-              <w:noProof/>
-              <w:kern w:val="2"/>
-              <w14:ligatures w14:val="standardContextual"/>
-            </w:rPr>
-          </w:pPr>
-          <w:hyperlink w:anchor="_Toc180477550" w:history="1">
-            <w:r>
-              <w:rPr>
-                <w:rStyle w:val="a9"/>
-                <w:rFonts w:ascii="Times New Roman" w:eastAsia="Times New Roman" w:hAnsi="Times New Roman" w:cs="Times New Roman"/>
-                <w:b/>
-                <w:noProof/>
-              </w:rPr>
-              <w:t>13 Реквизиты и подписи сторон</w:t>
-            </w:r>
-            <w:r>
-              <w:rPr>
-                <w:noProof/>
-                <w:webHidden/>
-              </w:rPr>
-              <w:tab/>
-            </w:r>
-            <w:r>
-              <w:rPr>
-                <w:noProof/>
-                <w:webHidden/>
-              </w:rPr>
-              <w:fldChar w:fldCharType="begin"/>
-            </w:r>
-            <w:r>
-              <w:rPr>
-                <w:noProof/>
-                <w:webHidden/>
-              </w:rPr>
-              <w:instrText xml:space="preserve"> PAGEREF _Toc180477550 \h </w:instrText>
-            </w:r>
-            <w:r>
-              <w:rPr>
-                <w:noProof/>
-                <w:webHidden/>
-              </w:rPr>
-            </w:r>
-            <w:r>
-              <w:rPr>
-                <w:noProof/>
-                <w:webHidden/>
-              </w:rPr>
-              <w:fldChar w:fldCharType="separate"/>
-            </w:r>
-            <w:r>
-              <w:rPr>
-                <w:noProof/>
-                <w:webHidden/>
-              </w:rPr>
-              <w:t>11</w:t>
+              <w:t>12</w:t>
             </w:r>
             <w:r>
               <w:rPr>
@@ -3398,7 +2682,6 @@
               <w:b/>
               <w:bCs/>
             </w:rPr>
-            <w:lastRenderedPageBreak/>
             <w:fldChar w:fldCharType="end"/>
           </w:r>
         </w:p>
@@ -3406,6 +2689,11 @@
     </w:sdt>
     <w:p>
       <w:pPr>
+        <w:pStyle w:val="a8"/>
+      </w:pPr>
+    </w:p>
+    <w:p>
+      <w:pPr>
         <w:tabs>
           <w:tab w:val="right" w:leader="dot" w:pos="9349"/>
         </w:tabs>
@@ -3419,6 +2707,58 @@
     </w:p>
     <w:p>
       <w:pPr>
+        <w:tabs>
+          <w:tab w:val="right" w:leader="dot" w:pos="9349"/>
+        </w:tabs>
+        <w:spacing w:after="0" w:line="360" w:lineRule="auto"/>
+        <w:jc w:val="both"/>
+        <w:rPr>
+          <w:rFonts w:ascii="Times New Roman" w:eastAsia="Times New Roman" w:hAnsi="Times New Roman" w:cs="Times New Roman"/>
+          <w:sz w:val="28"/>
+        </w:rPr>
+      </w:pPr>
+    </w:p>
+    <w:p>
+      <w:pPr>
+        <w:tabs>
+          <w:tab w:val="right" w:leader="dot" w:pos="9349"/>
+        </w:tabs>
+        <w:spacing w:after="0" w:line="360" w:lineRule="auto"/>
+        <w:jc w:val="both"/>
+        <w:rPr>
+          <w:rFonts w:ascii="Times New Roman" w:eastAsia="Times New Roman" w:hAnsi="Times New Roman" w:cs="Times New Roman"/>
+          <w:sz w:val="28"/>
+        </w:rPr>
+      </w:pPr>
+    </w:p>
+    <w:p>
+      <w:pPr>
+        <w:tabs>
+          <w:tab w:val="right" w:leader="dot" w:pos="9349"/>
+        </w:tabs>
+        <w:spacing w:after="0" w:line="360" w:lineRule="auto"/>
+        <w:jc w:val="both"/>
+        <w:rPr>
+          <w:rFonts w:ascii="Times New Roman" w:eastAsia="Times New Roman" w:hAnsi="Times New Roman" w:cs="Times New Roman"/>
+          <w:sz w:val="28"/>
+        </w:rPr>
+      </w:pPr>
+    </w:p>
+    <w:p>
+      <w:pPr>
+        <w:tabs>
+          <w:tab w:val="right" w:leader="dot" w:pos="9349"/>
+        </w:tabs>
+        <w:spacing w:after="0" w:line="360" w:lineRule="auto"/>
+        <w:jc w:val="both"/>
+        <w:rPr>
+          <w:rFonts w:ascii="Times New Roman" w:eastAsia="Times New Roman" w:hAnsi="Times New Roman" w:cs="Times New Roman"/>
+          <w:sz w:val="28"/>
+        </w:rPr>
+      </w:pPr>
+    </w:p>
+    <w:p>
+      <w:pPr>
         <w:spacing w:after="0" w:line="360" w:lineRule="auto"/>
         <w:ind w:firstLine="709"/>
         <w:rPr>
@@ -3431,6 +2771,7 @@
           <w:rFonts w:ascii="Times New Roman" w:eastAsia="Times New Roman" w:hAnsi="Times New Roman" w:cs="Times New Roman"/>
           <w:sz w:val="28"/>
         </w:rPr>
+        <w:lastRenderedPageBreak/>
         <w:t xml:space="preserve"> </w:t>
       </w:r>
     </w:p>
@@ -3452,7 +2793,8 @@
           <w:sz w:val="28"/>
         </w:rPr>
       </w:pPr>
-      <w:bookmarkStart w:id="0" w:name="_Toc180477516"/>
+      <w:bookmarkStart w:id="0" w:name="_Toc180566348"/>
+      <w:bookmarkStart w:id="1" w:name="_Toc180566968"/>
       <w:r>
         <w:rPr>
           <w:rFonts w:ascii="Times New Roman" w:eastAsia="Times New Roman" w:hAnsi="Times New Roman" w:cs="Times New Roman"/>
@@ -3472,6 +2814,7 @@
         <w:t>Терминология</w:t>
       </w:r>
       <w:bookmarkEnd w:id="0"/>
+      <w:bookmarkEnd w:id="1"/>
     </w:p>
     <w:p/>
     <w:p>
@@ -3580,7 +2923,8 @@
           <w:sz w:val="28"/>
         </w:rPr>
       </w:pPr>
-      <w:bookmarkStart w:id="1" w:name="_Toc180477517"/>
+      <w:bookmarkStart w:id="2" w:name="_Toc180566349"/>
+      <w:bookmarkStart w:id="3" w:name="_Toc180566969"/>
       <w:r>
         <w:rPr>
           <w:rFonts w:ascii="Times New Roman" w:eastAsia="Times New Roman" w:hAnsi="Times New Roman" w:cs="Times New Roman"/>
@@ -3618,7 +2962,8 @@
         </w:rPr>
         <w:t>сведения</w:t>
       </w:r>
-      <w:bookmarkEnd w:id="1"/>
+      <w:bookmarkEnd w:id="2"/>
+      <w:bookmarkEnd w:id="3"/>
     </w:p>
     <w:p>
       <w:pPr>
@@ -3631,7 +2976,8 @@
           <w:sz w:val="28"/>
         </w:rPr>
       </w:pPr>
-      <w:bookmarkStart w:id="2" w:name="_Toc180477518"/>
+      <w:bookmarkStart w:id="4" w:name="_Toc180566350"/>
+      <w:bookmarkStart w:id="5" w:name="_Toc180566970"/>
       <w:r>
         <w:rPr>
           <w:rFonts w:ascii="Times New Roman" w:eastAsia="Times New Roman" w:hAnsi="Times New Roman" w:cs="Times New Roman"/>
@@ -3650,7 +2996,8 @@
         </w:rPr>
         <w:t>Полное наименование системы и название приложения</w:t>
       </w:r>
-      <w:bookmarkEnd w:id="2"/>
+      <w:bookmarkEnd w:id="4"/>
+      <w:bookmarkEnd w:id="5"/>
     </w:p>
     <w:p>
       <w:pPr>
@@ -3772,7 +3119,8 @@
           <w:sz w:val="28"/>
         </w:rPr>
       </w:pPr>
-      <w:bookmarkStart w:id="3" w:name="_Toc180477519"/>
+      <w:bookmarkStart w:id="6" w:name="_Toc180566351"/>
+      <w:bookmarkStart w:id="7" w:name="_Toc180566971"/>
       <w:r>
         <w:rPr>
           <w:rFonts w:ascii="Times New Roman" w:eastAsia="Times New Roman" w:hAnsi="Times New Roman" w:cs="Times New Roman"/>
@@ -3810,8 +3158,10 @@
         </w:rPr>
         <w:t>приложения</w:t>
       </w:r>
-      <w:bookmarkEnd w:id="3"/>
-    </w:p>
+      <w:bookmarkEnd w:id="6"/>
+      <w:bookmarkEnd w:id="7"/>
+    </w:p>
+    <w:p/>
     <w:p>
       <w:pPr>
         <w:spacing w:after="0" w:line="360" w:lineRule="auto"/>
@@ -3872,6 +3222,16 @@
     </w:p>
     <w:p>
       <w:pPr>
+        <w:spacing w:after="0" w:line="360" w:lineRule="auto"/>
+        <w:ind w:firstLine="709"/>
+        <w:rPr>
+          <w:rFonts w:ascii="Times New Roman" w:eastAsia="Times New Roman" w:hAnsi="Times New Roman" w:cs="Times New Roman"/>
+          <w:sz w:val="28"/>
+        </w:rPr>
+      </w:pPr>
+    </w:p>
+    <w:p>
+      <w:pPr>
         <w:pStyle w:val="2"/>
         <w:ind w:firstLine="708"/>
         <w:rPr>
@@ -3881,7 +3241,8 @@
           <w:sz w:val="28"/>
         </w:rPr>
       </w:pPr>
-      <w:bookmarkStart w:id="4" w:name="_Toc180477520"/>
+      <w:bookmarkStart w:id="8" w:name="_Toc180566352"/>
+      <w:bookmarkStart w:id="9" w:name="_Toc180566972"/>
       <w:r>
         <w:rPr>
           <w:rFonts w:ascii="Times New Roman" w:eastAsia="Times New Roman" w:hAnsi="Times New Roman" w:cs="Times New Roman"/>
@@ -3900,7 +3261,8 @@
         </w:rPr>
         <w:t>Исполнитель</w:t>
       </w:r>
-      <w:bookmarkEnd w:id="4"/>
+      <w:bookmarkEnd w:id="8"/>
+      <w:bookmarkEnd w:id="9"/>
     </w:p>
     <w:p>
       <w:pPr>
@@ -4076,7 +3438,8 @@
           <w:sz w:val="28"/>
         </w:rPr>
       </w:pPr>
-      <w:bookmarkStart w:id="5" w:name="_Toc180477521"/>
+      <w:bookmarkStart w:id="10" w:name="_Toc180566353"/>
+      <w:bookmarkStart w:id="11" w:name="_Toc180566973"/>
       <w:r>
         <w:rPr>
           <w:rFonts w:ascii="Times New Roman" w:eastAsia="Times New Roman" w:hAnsi="Times New Roman" w:cs="Times New Roman"/>
@@ -4096,7 +3459,8 @@
         </w:rPr>
         <w:t>Перечень документов, на основании которых создается система</w:t>
       </w:r>
-      <w:bookmarkEnd w:id="5"/>
+      <w:bookmarkEnd w:id="10"/>
+      <w:bookmarkEnd w:id="11"/>
     </w:p>
     <w:p>
       <w:pPr>
@@ -4233,7 +3597,8 @@
           <w:sz w:val="28"/>
         </w:rPr>
       </w:pPr>
-      <w:bookmarkStart w:id="6" w:name="_Toc180477522"/>
+      <w:bookmarkStart w:id="12" w:name="_Toc180566354"/>
+      <w:bookmarkStart w:id="13" w:name="_Toc180566974"/>
       <w:r>
         <w:rPr>
           <w:rFonts w:ascii="Times New Roman" w:eastAsia="Times New Roman" w:hAnsi="Times New Roman" w:cs="Times New Roman"/>
@@ -4347,7 +3712,8 @@
         </w:rPr>
         <w:t>работы по созданию системы</w:t>
       </w:r>
-      <w:bookmarkEnd w:id="6"/>
+      <w:bookmarkEnd w:id="12"/>
+      <w:bookmarkEnd w:id="13"/>
     </w:p>
     <w:p>
       <w:pPr>
@@ -4392,37 +3758,6 @@
     </w:p>
     <w:p>
       <w:pPr>
-        <w:pStyle w:val="2"/>
-        <w:rPr>
-          <w:rFonts w:ascii="Times New Roman" w:eastAsia="Times New Roman" w:hAnsi="Times New Roman" w:cs="Times New Roman"/>
-          <w:b/>
-          <w:color w:val="auto"/>
-          <w:sz w:val="28"/>
-        </w:rPr>
-      </w:pPr>
-      <w:bookmarkStart w:id="7" w:name="_Toc180477523"/>
-      <w:r>
-        <w:rPr>
-          <w:rFonts w:ascii="Times New Roman" w:eastAsia="Times New Roman" w:hAnsi="Times New Roman" w:cs="Times New Roman"/>
-          <w:b/>
-          <w:color w:val="auto"/>
-          <w:sz w:val="28"/>
-        </w:rPr>
-        <w:t xml:space="preserve">2.6 </w:t>
-      </w:r>
-      <w:r>
-        <w:rPr>
-          <w:rFonts w:ascii="Times New Roman" w:eastAsia="Times New Roman" w:hAnsi="Times New Roman" w:cs="Times New Roman"/>
-          <w:b/>
-          <w:color w:val="auto"/>
-          <w:sz w:val="28"/>
-        </w:rPr>
-        <w:t>Порядок оформления и предъявления заказчику результатов работы</w:t>
-      </w:r>
-      <w:bookmarkEnd w:id="7"/>
-    </w:p>
-    <w:p>
-      <w:pPr>
         <w:spacing w:after="0" w:line="360" w:lineRule="auto"/>
         <w:ind w:firstLine="709"/>
         <w:rPr>
@@ -4435,35 +3770,179 @@
           <w:rFonts w:ascii="Times New Roman" w:eastAsia="Times New Roman" w:hAnsi="Times New Roman" w:cs="Times New Roman"/>
           <w:sz w:val="28"/>
         </w:rPr>
-        <w:t>Исполнитель поэтапно представляет работы по созданию проекта. По завершении каждого этапа он передает Заказчику соответствующие отчетные документы, включая техническое задание согласно стандарту ГОСТ 34.602–89, аналитику проекта, исходный код системы, исполняемые модули и</w:t>
-      </w:r>
-      <w:r>
-        <w:rPr>
-          <w:rFonts w:ascii="Times New Roman" w:eastAsia="Times New Roman" w:hAnsi="Times New Roman" w:cs="Times New Roman"/>
-          <w:sz w:val="28"/>
-        </w:rPr>
-        <w:t xml:space="preserve"> </w:t>
-      </w:r>
-      <w:r>
-        <w:rPr>
-          <w:rFonts w:ascii="Times New Roman" w:eastAsia="Times New Roman" w:hAnsi="Times New Roman" w:cs="Times New Roman"/>
-          <w:sz w:val="28"/>
-        </w:rPr>
-        <w:t xml:space="preserve">курсовой проект на основе технического задания. Вся документация должна быть подготовлена и предоставлена в печатном и электронном виде, а также размещена на </w:t>
+        <w:drawing>
+          <wp:inline distT="0" distB="0" distL="0" distR="0" wp14:anchorId="6105CF66" wp14:editId="251D5604">
+            <wp:extent cx="5940425" cy="3736975"/>
+            <wp:effectExtent l="0" t="0" r="3175" b="0"/>
+            <wp:docPr id="350502952" name="Рисунок 1"/>
+            <wp:cNvGraphicFramePr>
+              <a:graphicFrameLocks xmlns:a="http://schemas.openxmlformats.org/drawingml/2006/main" noChangeAspect="1"/>
+            </wp:cNvGraphicFramePr>
+            <a:graphic xmlns:a="http://schemas.openxmlformats.org/drawingml/2006/main">
+              <a:graphicData uri="http://schemas.openxmlformats.org/drawingml/2006/picture">
+                <pic:pic xmlns:pic="http://schemas.openxmlformats.org/drawingml/2006/picture">
+                  <pic:nvPicPr>
+                    <pic:cNvPr id="350502952" name=""/>
+                    <pic:cNvPicPr/>
+                  </pic:nvPicPr>
+                  <pic:blipFill>
+                    <a:blip r:embed="rId8"/>
+                    <a:stretch>
+                      <a:fillRect/>
+                    </a:stretch>
+                  </pic:blipFill>
+                  <pic:spPr>
+                    <a:xfrm>
+                      <a:off x="0" y="0"/>
+                      <a:ext cx="5940425" cy="3736975"/>
+                    </a:xfrm>
+                    <a:prstGeom prst="rect">
+                      <a:avLst/>
+                    </a:prstGeom>
+                  </pic:spPr>
+                </pic:pic>
+              </a:graphicData>
+            </a:graphic>
+          </wp:inline>
+        </w:drawing>
+      </w:r>
+    </w:p>
+    <w:p>
+      <w:pPr>
+        <w:pStyle w:val="2"/>
+        <w:rPr>
+          <w:rFonts w:ascii="Times New Roman" w:eastAsia="Times New Roman" w:hAnsi="Times New Roman" w:cs="Times New Roman"/>
+          <w:b/>
+          <w:color w:val="auto"/>
+          <w:sz w:val="28"/>
+        </w:rPr>
+      </w:pPr>
+      <w:bookmarkStart w:id="14" w:name="_Toc180566355"/>
+      <w:bookmarkStart w:id="15" w:name="_Toc180566975"/>
+      <w:r>
+        <w:rPr>
+          <w:rFonts w:ascii="Times New Roman" w:eastAsia="Times New Roman" w:hAnsi="Times New Roman" w:cs="Times New Roman"/>
+          <w:b/>
+          <w:color w:val="auto"/>
+          <w:sz w:val="28"/>
+        </w:rPr>
+        <w:t xml:space="preserve">2.6 </w:t>
+      </w:r>
+      <w:r>
+        <w:rPr>
+          <w:rFonts w:ascii="Times New Roman" w:eastAsia="Times New Roman" w:hAnsi="Times New Roman" w:cs="Times New Roman"/>
+          <w:b/>
+          <w:color w:val="auto"/>
+          <w:sz w:val="28"/>
+        </w:rPr>
+        <w:t>Порядок оформления и предъявления заказчику результатов работы</w:t>
+      </w:r>
+      <w:bookmarkEnd w:id="14"/>
+      <w:bookmarkEnd w:id="15"/>
+    </w:p>
+    <w:p>
+      <w:pPr>
+        <w:rPr>
+          <w:sz w:val="28"/>
+          <w:szCs w:val="28"/>
+        </w:rPr>
+      </w:pPr>
+      <w:r>
+        <w:rPr>
+          <w:sz w:val="28"/>
+          <w:szCs w:val="28"/>
+        </w:rPr>
+        <w:t>Работы по созданию проекта сдаются исполнителем поэтапно. По окончании каждого из этапов работ исполнитель сдает заказчику соответствующие отчетные документы этапа, а именно:</w:t>
+      </w:r>
+    </w:p>
+    <w:p>
+      <w:pPr>
+        <w:rPr>
+          <w:sz w:val="28"/>
+          <w:szCs w:val="28"/>
+        </w:rPr>
+      </w:pPr>
+      <w:r>
+        <w:rPr>
+          <w:sz w:val="28"/>
+          <w:szCs w:val="28"/>
+        </w:rPr>
+        <w:t xml:space="preserve"> Техническое задание по ГОСТ 34.602–89; </w:t>
+      </w:r>
+    </w:p>
+    <w:p>
+      <w:pPr>
+        <w:rPr>
+          <w:sz w:val="28"/>
+          <w:szCs w:val="28"/>
+        </w:rPr>
+      </w:pPr>
+      <w:r>
+        <w:rPr>
+          <w:sz w:val="28"/>
+          <w:szCs w:val="28"/>
+        </w:rPr>
+        <w:lastRenderedPageBreak/>
+        <w:t>Аналитику проекта; Исходный код;</w:t>
+      </w:r>
+    </w:p>
+    <w:p>
+      <w:pPr>
+        <w:rPr>
+          <w:sz w:val="28"/>
+          <w:szCs w:val="28"/>
+        </w:rPr>
+      </w:pPr>
+      <w:r>
+        <w:rPr>
+          <w:sz w:val="28"/>
+          <w:szCs w:val="28"/>
+        </w:rPr>
+        <w:t xml:space="preserve"> Исполняемые модули; </w:t>
+      </w:r>
+    </w:p>
+    <w:p>
+      <w:pPr>
+        <w:rPr>
+          <w:sz w:val="28"/>
+          <w:szCs w:val="28"/>
+        </w:rPr>
+      </w:pPr>
+      <w:r>
+        <w:rPr>
+          <w:sz w:val="28"/>
+          <w:szCs w:val="28"/>
+        </w:rPr>
+        <w:t>Курсовой проект на основе технического задания.</w:t>
+      </w:r>
+    </w:p>
+    <w:p>
+      <w:pPr>
+        <w:rPr>
+          <w:sz w:val="28"/>
+          <w:szCs w:val="28"/>
+        </w:rPr>
+      </w:pPr>
+      <w:r>
+        <w:rPr>
+          <w:sz w:val="28"/>
+          <w:szCs w:val="28"/>
+        </w:rPr>
+        <w:t xml:space="preserve"> Вся документация должна быть подготовлена в печатном и электронном виде и размещена на </w:t>
       </w:r>
       <w:proofErr w:type="spellStart"/>
       <w:r>
         <w:rPr>
-          <w:rFonts w:ascii="Times New Roman" w:eastAsia="Times New Roman" w:hAnsi="Times New Roman" w:cs="Times New Roman"/>
-          <w:sz w:val="28"/>
+          <w:sz w:val="28"/>
+          <w:szCs w:val="28"/>
         </w:rPr>
         <w:t>GitHub</w:t>
       </w:r>
       <w:proofErr w:type="spellEnd"/>
       <w:r>
         <w:rPr>
-          <w:rFonts w:ascii="Times New Roman" w:eastAsia="Times New Roman" w:hAnsi="Times New Roman" w:cs="Times New Roman"/>
-          <w:sz w:val="28"/>
+          <w:sz w:val="28"/>
+          <w:szCs w:val="28"/>
         </w:rPr>
         <w:t>.</w:t>
       </w:r>
@@ -4478,7 +3957,8 @@
           <w:sz w:val="28"/>
         </w:rPr>
       </w:pPr>
-      <w:bookmarkStart w:id="8" w:name="_Toc180477524"/>
+      <w:bookmarkStart w:id="16" w:name="_Toc180566356"/>
+      <w:bookmarkStart w:id="17" w:name="_Toc180566976"/>
       <w:r>
         <w:rPr>
           <w:rFonts w:ascii="Times New Roman" w:eastAsia="Times New Roman" w:hAnsi="Times New Roman" w:cs="Times New Roman"/>
@@ -4497,7 +3977,8 @@
         </w:rPr>
         <w:t>Назначение и цели создания</w:t>
       </w:r>
-      <w:bookmarkEnd w:id="8"/>
+      <w:bookmarkEnd w:id="16"/>
+      <w:bookmarkEnd w:id="17"/>
     </w:p>
     <w:p>
       <w:pPr>
@@ -4510,7 +3991,8 @@
           <w:sz w:val="28"/>
         </w:rPr>
       </w:pPr>
-      <w:bookmarkStart w:id="9" w:name="_Toc180477525"/>
+      <w:bookmarkStart w:id="18" w:name="_Toc180566357"/>
+      <w:bookmarkStart w:id="19" w:name="_Toc180566977"/>
       <w:r>
         <w:rPr>
           <w:rFonts w:ascii="Times New Roman" w:eastAsia="Times New Roman" w:hAnsi="Times New Roman" w:cs="Times New Roman"/>
@@ -4529,7 +4011,8 @@
         </w:rPr>
         <w:t>Назначение проекта</w:t>
       </w:r>
-      <w:bookmarkEnd w:id="9"/>
+      <w:bookmarkEnd w:id="18"/>
+      <w:bookmarkEnd w:id="19"/>
     </w:p>
     <w:p>
       <w:pPr>
@@ -4580,7 +4063,8 @@
           <w:sz w:val="28"/>
         </w:rPr>
       </w:pPr>
-      <w:bookmarkStart w:id="10" w:name="_Toc180477526"/>
+      <w:bookmarkStart w:id="20" w:name="_Toc180566358"/>
+      <w:bookmarkStart w:id="21" w:name="_Toc180566978"/>
       <w:r>
         <w:rPr>
           <w:rFonts w:ascii="Times New Roman" w:eastAsia="Times New Roman" w:hAnsi="Times New Roman" w:cs="Times New Roman"/>
@@ -4599,7 +4083,8 @@
         </w:rPr>
         <w:t>Цели проекта</w:t>
       </w:r>
-      <w:bookmarkEnd w:id="10"/>
+      <w:bookmarkEnd w:id="20"/>
+      <w:bookmarkEnd w:id="21"/>
     </w:p>
     <w:p>
       <w:pPr>
@@ -4630,8 +4115,145 @@
           <w:rFonts w:ascii="Times New Roman" w:eastAsia="Times New Roman" w:hAnsi="Times New Roman" w:cs="Times New Roman"/>
           <w:sz w:val="28"/>
         </w:rPr>
+        <w:t>,</w:t>
+      </w:r>
+      <w:r>
+        <w:rPr>
+          <w:rFonts w:ascii="Times New Roman" w:eastAsia="Times New Roman" w:hAnsi="Times New Roman" w:cs="Times New Roman"/>
+          <w:sz w:val="28"/>
+        </w:rPr>
+        <w:t xml:space="preserve"> а также прохождение теста на проверку знаний языка.</w:t>
+      </w:r>
+    </w:p>
+    <w:p>
+      <w:pPr>
+        <w:pStyle w:val="2"/>
+        <w:ind w:firstLine="708"/>
+        <w:rPr>
+          <w:rFonts w:ascii="Times New Roman" w:eastAsia="Times New Roman" w:hAnsi="Times New Roman" w:cs="Times New Roman"/>
+          <w:b/>
+          <w:bCs/>
+          <w:color w:val="auto"/>
+          <w:sz w:val="28"/>
+        </w:rPr>
+      </w:pPr>
+      <w:bookmarkStart w:id="22" w:name="_Toc180566359"/>
+      <w:bookmarkStart w:id="23" w:name="_Toc180566979"/>
+      <w:r>
+        <w:rPr>
+          <w:rFonts w:ascii="Times New Roman" w:eastAsia="Times New Roman" w:hAnsi="Times New Roman" w:cs="Times New Roman"/>
+          <w:b/>
+          <w:bCs/>
+          <w:color w:val="auto"/>
+          <w:sz w:val="28"/>
+        </w:rPr>
+        <w:t>3.3 Задачи проекта</w:t>
+      </w:r>
+      <w:bookmarkEnd w:id="22"/>
+      <w:bookmarkEnd w:id="23"/>
+      <w:r>
+        <w:rPr>
+          <w:rFonts w:ascii="Times New Roman" w:eastAsia="Times New Roman" w:hAnsi="Times New Roman" w:cs="Times New Roman"/>
+          <w:b/>
+          <w:bCs/>
+          <w:color w:val="auto"/>
+          <w:sz w:val="28"/>
+        </w:rPr>
+        <w:t xml:space="preserve"> </w:t>
+      </w:r>
+    </w:p>
+    <w:p>
+      <w:pPr>
+        <w:ind w:left="708"/>
+        <w:rPr>
+          <w:sz w:val="28"/>
+          <w:szCs w:val="28"/>
+        </w:rPr>
+      </w:pPr>
+      <w:r>
+        <w:rPr>
+          <w:sz w:val="28"/>
+          <w:szCs w:val="28"/>
+        </w:rPr>
+        <w:t xml:space="preserve">Обеспечить возможность пользователям страницы выбрать </w:t>
+      </w:r>
+      <w:r>
+        <w:rPr>
+          <w:sz w:val="28"/>
+          <w:szCs w:val="28"/>
+        </w:rPr>
+        <w:t>нужный для себя курс с уроками</w:t>
+      </w:r>
+      <w:r>
+        <w:rPr>
+          <w:sz w:val="28"/>
+          <w:szCs w:val="28"/>
+        </w:rPr>
+        <w:t>,</w:t>
+      </w:r>
+      <w:r>
+        <w:rPr>
+          <w:sz w:val="28"/>
+          <w:szCs w:val="28"/>
+        </w:rPr>
+        <w:t xml:space="preserve"> предварительно пройдя </w:t>
+      </w:r>
+      <w:r>
+        <w:rPr>
+          <w:sz w:val="28"/>
+          <w:szCs w:val="28"/>
+        </w:rPr>
+        <w:t xml:space="preserve">тестовый опрос на знания английского языка. </w:t>
+      </w:r>
+      <w:r>
+        <w:rPr>
+          <w:sz w:val="28"/>
+          <w:szCs w:val="28"/>
+        </w:rPr>
+        <w:t>Клиенту не нужно будет тратить время на поиски и изучение информации о том,</w:t>
+      </w:r>
+      <w:r>
+        <w:rPr>
+          <w:sz w:val="28"/>
+          <w:szCs w:val="28"/>
+        </w:rPr>
+        <w:t xml:space="preserve"> какой уровень английского языка у пользователя</w:t>
+      </w:r>
+      <w:r>
+        <w:rPr>
+          <w:sz w:val="28"/>
+          <w:szCs w:val="28"/>
+        </w:rPr>
+        <w:t>, мы предоставляем готовое решение, которое</w:t>
+      </w:r>
+      <w:r>
+        <w:rPr>
+          <w:sz w:val="28"/>
+          <w:szCs w:val="28"/>
+        </w:rPr>
+        <w:t xml:space="preserve"> на старте обучения выдает подходящий уровень для пользователя</w:t>
+      </w:r>
+      <w:r>
+        <w:rPr>
+          <w:sz w:val="28"/>
+          <w:szCs w:val="28"/>
+        </w:rPr>
         <w:t>.</w:t>
       </w:r>
+    </w:p>
+    <w:p>
+      <w:pPr>
+        <w:tabs>
+          <w:tab w:val="left" w:pos="2834"/>
+        </w:tabs>
+        <w:spacing w:line="360" w:lineRule="auto"/>
+        <w:ind w:left="1219"/>
+        <w:jc w:val="both"/>
+        <w:rPr>
+          <w:rFonts w:ascii="Times New Roman" w:eastAsia="Times New Roman" w:hAnsi="Times New Roman" w:cs="Times New Roman"/>
+          <w:sz w:val="28"/>
+        </w:rPr>
+      </w:pPr>
     </w:p>
     <w:p>
       <w:pPr>
@@ -4644,7 +4266,8 @@
           <w:sz w:val="28"/>
         </w:rPr>
       </w:pPr>
-      <w:bookmarkStart w:id="11" w:name="_Toc180477527"/>
+      <w:bookmarkStart w:id="24" w:name="_Toc180566360"/>
+      <w:bookmarkStart w:id="25" w:name="_Toc180566980"/>
       <w:r>
         <w:rPr>
           <w:rFonts w:ascii="Times New Roman" w:eastAsia="Times New Roman" w:hAnsi="Times New Roman" w:cs="Times New Roman"/>
@@ -4652,8 +4275,7 @@
           <w:color w:val="auto"/>
           <w:sz w:val="28"/>
         </w:rPr>
-        <w:lastRenderedPageBreak/>
-        <w:t xml:space="preserve">3.2.1 </w:t>
+        <w:t>3.</w:t>
       </w:r>
       <w:r>
         <w:rPr>
@@ -4662,9 +4284,28 @@
           <w:color w:val="auto"/>
           <w:sz w:val="28"/>
         </w:rPr>
+        <w:t>3</w:t>
+      </w:r>
+      <w:r>
+        <w:rPr>
+          <w:rFonts w:ascii="Times New Roman" w:eastAsia="Times New Roman" w:hAnsi="Times New Roman" w:cs="Times New Roman"/>
+          <w:b/>
+          <w:color w:val="auto"/>
+          <w:sz w:val="28"/>
+        </w:rPr>
+        <w:t xml:space="preserve">.1 </w:t>
+      </w:r>
+      <w:r>
+        <w:rPr>
+          <w:rFonts w:ascii="Times New Roman" w:eastAsia="Times New Roman" w:hAnsi="Times New Roman" w:cs="Times New Roman"/>
+          <w:b/>
+          <w:color w:val="auto"/>
+          <w:sz w:val="28"/>
+        </w:rPr>
         <w:t>Для клиентов</w:t>
       </w:r>
-      <w:bookmarkEnd w:id="11"/>
+      <w:bookmarkEnd w:id="24"/>
+      <w:bookmarkEnd w:id="25"/>
     </w:p>
     <w:p>
       <w:pPr>
@@ -4802,65 +4443,9 @@
           <w:rFonts w:ascii="Times New Roman" w:eastAsia="Times New Roman" w:hAnsi="Times New Roman" w:cs="Times New Roman"/>
           <w:sz w:val="28"/>
         </w:rPr>
-        <w:t>Обеспечение студентам инструментов для отслеживания своего прогресса в обучении</w:t>
-      </w:r>
-      <w:r>
-        <w:rPr>
-          <w:rFonts w:ascii="Times New Roman" w:eastAsia="Times New Roman" w:hAnsi="Times New Roman" w:cs="Times New Roman"/>
-          <w:sz w:val="28"/>
-        </w:rPr>
-        <w:t>.</w:t>
-      </w:r>
-    </w:p>
-    <w:p>
-      <w:pPr>
-        <w:pStyle w:val="3"/>
-        <w:ind w:firstLine="708"/>
-        <w:rPr>
-          <w:rFonts w:ascii="Times New Roman" w:eastAsia="Times New Roman" w:hAnsi="Times New Roman" w:cs="Times New Roman"/>
-          <w:b/>
-          <w:color w:val="auto"/>
-          <w:sz w:val="28"/>
-        </w:rPr>
-      </w:pPr>
-      <w:bookmarkStart w:id="12" w:name="_Toc180477528"/>
-      <w:r>
-        <w:rPr>
-          <w:rFonts w:ascii="Times New Roman" w:eastAsia="Times New Roman" w:hAnsi="Times New Roman" w:cs="Times New Roman"/>
-          <w:b/>
-          <w:color w:val="auto"/>
-          <w:sz w:val="28"/>
-        </w:rPr>
-        <w:t>3.3.</w:t>
-      </w:r>
-      <w:r>
-        <w:rPr>
-          <w:rFonts w:ascii="Times New Roman" w:eastAsia="Times New Roman" w:hAnsi="Times New Roman" w:cs="Times New Roman"/>
-          <w:b/>
-          <w:color w:val="auto"/>
-          <w:sz w:val="28"/>
-        </w:rPr>
-        <w:t>2</w:t>
-      </w:r>
-      <w:r>
-        <w:rPr>
-          <w:rFonts w:ascii="Times New Roman" w:eastAsia="Times New Roman" w:hAnsi="Times New Roman" w:cs="Times New Roman"/>
-          <w:b/>
-          <w:color w:val="auto"/>
-          <w:sz w:val="28"/>
-        </w:rPr>
-        <w:t xml:space="preserve"> </w:t>
-      </w:r>
-      <w:r>
-        <w:rPr>
-          <w:rFonts w:ascii="Times New Roman" w:eastAsia="Times New Roman" w:hAnsi="Times New Roman" w:cs="Times New Roman"/>
-          <w:b/>
-          <w:color w:val="auto"/>
-          <w:sz w:val="28"/>
-        </w:rPr>
-        <w:t>Для администраторов</w:t>
-      </w:r>
-      <w:bookmarkEnd w:id="12"/>
+        <w:lastRenderedPageBreak/>
+        <w:t>Обеспечение пользователя общим тестирование на проверку знаний для начала обучения.</w:t>
+      </w:r>
     </w:p>
     <w:p>
       <w:pPr>
@@ -4884,8 +4469,67 @@
           <w:rFonts w:ascii="Times New Roman" w:eastAsia="Times New Roman" w:hAnsi="Times New Roman" w:cs="Times New Roman"/>
           <w:sz w:val="28"/>
         </w:rPr>
-        <w:t>Обеспечение возможности просматривать все учебные курсы компании;</w:t>
-      </w:r>
+        <w:t>Обеспечение студентам инструментов для отслеживания своего прогресса в обучении</w:t>
+      </w:r>
+      <w:r>
+        <w:rPr>
+          <w:rFonts w:ascii="Times New Roman" w:eastAsia="Times New Roman" w:hAnsi="Times New Roman" w:cs="Times New Roman"/>
+          <w:sz w:val="28"/>
+        </w:rPr>
+        <w:t>.</w:t>
+      </w:r>
+    </w:p>
+    <w:p>
+      <w:pPr>
+        <w:pStyle w:val="3"/>
+        <w:ind w:firstLine="708"/>
+        <w:rPr>
+          <w:rFonts w:ascii="Times New Roman" w:eastAsia="Times New Roman" w:hAnsi="Times New Roman" w:cs="Times New Roman"/>
+          <w:b/>
+          <w:color w:val="auto"/>
+          <w:sz w:val="28"/>
+        </w:rPr>
+      </w:pPr>
+      <w:bookmarkStart w:id="26" w:name="_Toc180566361"/>
+      <w:bookmarkStart w:id="27" w:name="_Toc180566981"/>
+      <w:r>
+        <w:rPr>
+          <w:rFonts w:ascii="Times New Roman" w:eastAsia="Times New Roman" w:hAnsi="Times New Roman" w:cs="Times New Roman"/>
+          <w:b/>
+          <w:color w:val="auto"/>
+          <w:sz w:val="28"/>
+        </w:rPr>
+        <w:t>3.3.</w:t>
+      </w:r>
+      <w:r>
+        <w:rPr>
+          <w:rFonts w:ascii="Times New Roman" w:eastAsia="Times New Roman" w:hAnsi="Times New Roman" w:cs="Times New Roman"/>
+          <w:b/>
+          <w:color w:val="auto"/>
+          <w:sz w:val="28"/>
+        </w:rPr>
+        <w:t>2</w:t>
+      </w:r>
+      <w:r>
+        <w:rPr>
+          <w:rFonts w:ascii="Times New Roman" w:eastAsia="Times New Roman" w:hAnsi="Times New Roman" w:cs="Times New Roman"/>
+          <w:b/>
+          <w:color w:val="auto"/>
+          <w:sz w:val="28"/>
+        </w:rPr>
+        <w:t xml:space="preserve"> </w:t>
+      </w:r>
+      <w:r>
+        <w:rPr>
+          <w:rFonts w:ascii="Times New Roman" w:eastAsia="Times New Roman" w:hAnsi="Times New Roman" w:cs="Times New Roman"/>
+          <w:b/>
+          <w:color w:val="auto"/>
+          <w:sz w:val="28"/>
+        </w:rPr>
+        <w:t>Для администраторов</w:t>
+      </w:r>
+      <w:bookmarkEnd w:id="26"/>
+      <w:bookmarkEnd w:id="27"/>
     </w:p>
     <w:p>
       <w:pPr>
@@ -4909,7 +4553,7 @@
           <w:rFonts w:ascii="Times New Roman" w:eastAsia="Times New Roman" w:hAnsi="Times New Roman" w:cs="Times New Roman"/>
           <w:sz w:val="28"/>
         </w:rPr>
-        <w:t>Обеспечение формы для заявки на обучение с возможностью получить учебный курс.</w:t>
+        <w:t>Обеспечение возможности просматривать все учебные курсы компании;</w:t>
       </w:r>
     </w:p>
     <w:p>
@@ -4934,7 +4578,7 @@
           <w:rFonts w:ascii="Times New Roman" w:eastAsia="Times New Roman" w:hAnsi="Times New Roman" w:cs="Times New Roman"/>
           <w:sz w:val="28"/>
         </w:rPr>
-        <w:t>Обеспечение возможности авторизации;</w:t>
+        <w:t>Обеспечение формы для заявки на обучение с возможностью получить учебный курс.</w:t>
       </w:r>
     </w:p>
     <w:p>
@@ -4959,39 +4603,8 @@
           <w:rFonts w:ascii="Times New Roman" w:eastAsia="Times New Roman" w:hAnsi="Times New Roman" w:cs="Times New Roman"/>
           <w:sz w:val="28"/>
         </w:rPr>
-        <w:t>Обеспечение возможности отвечать на технические вопросы клиентов.</w:t>
-      </w:r>
-    </w:p>
-    <w:p>
-      <w:pPr>
-        <w:pStyle w:val="2"/>
-        <w:rPr>
-          <w:rFonts w:ascii="Times New Roman" w:eastAsia="Times New Roman" w:hAnsi="Times New Roman" w:cs="Times New Roman"/>
-          <w:b/>
-          <w:color w:val="auto"/>
-          <w:sz w:val="28"/>
-        </w:rPr>
-      </w:pPr>
-      <w:bookmarkStart w:id="13" w:name="_Toc180477529"/>
-      <w:r>
-        <w:rPr>
-          <w:rFonts w:ascii="Times New Roman" w:eastAsia="Times New Roman" w:hAnsi="Times New Roman" w:cs="Times New Roman"/>
-          <w:b/>
-          <w:color w:val="auto"/>
-          <w:sz w:val="28"/>
-        </w:rPr>
-        <w:t xml:space="preserve">3.4 </w:t>
-      </w:r>
-      <w:r>
-        <w:rPr>
-          <w:rFonts w:ascii="Times New Roman" w:eastAsia="Times New Roman" w:hAnsi="Times New Roman" w:cs="Times New Roman"/>
-          <w:b/>
-          <w:color w:val="auto"/>
-          <w:sz w:val="28"/>
-        </w:rPr>
-        <w:t>Предметная область</w:t>
-      </w:r>
-      <w:bookmarkEnd w:id="13"/>
+        <w:t>Обеспечение возможности авторизации;</w:t>
+      </w:r>
     </w:p>
     <w:p>
       <w:pPr>
@@ -5015,8 +4628,172 @@
           <w:rFonts w:ascii="Times New Roman" w:eastAsia="Times New Roman" w:hAnsi="Times New Roman" w:cs="Times New Roman"/>
           <w:sz w:val="28"/>
         </w:rPr>
-        <w:t>Отношения, возникающие между потребителями (клиентами) и владельцами предоставляемых услуг регулируются настоящим законом РФ от 07.02.1992 N 2300-1 (ред. от 05.12.2022) «О защите прав потребителей»;</w:t>
-      </w:r>
+        <w:t>Обеспечение возможности отвечать на технические вопросы клиентов.</w:t>
+      </w:r>
+    </w:p>
+    <w:p>
+      <w:pPr>
+        <w:pStyle w:val="2"/>
+        <w:rPr>
+          <w:rFonts w:ascii="Times New Roman" w:eastAsia="Times New Roman" w:hAnsi="Times New Roman" w:cs="Times New Roman"/>
+          <w:b/>
+          <w:color w:val="auto"/>
+          <w:sz w:val="28"/>
+        </w:rPr>
+      </w:pPr>
+      <w:bookmarkStart w:id="28" w:name="_Toc180566362"/>
+      <w:bookmarkStart w:id="29" w:name="_Toc180566982"/>
+      <w:r>
+        <w:rPr>
+          <w:rFonts w:ascii="Times New Roman" w:eastAsia="Times New Roman" w:hAnsi="Times New Roman" w:cs="Times New Roman"/>
+          <w:b/>
+          <w:color w:val="auto"/>
+          <w:sz w:val="28"/>
+        </w:rPr>
+        <w:t>3.4 Основной сценарий сервиса</w:t>
+      </w:r>
+      <w:bookmarkEnd w:id="28"/>
+      <w:bookmarkEnd w:id="29"/>
+      <w:r>
+        <w:rPr>
+          <w:rFonts w:ascii="Times New Roman" w:eastAsia="Times New Roman" w:hAnsi="Times New Roman" w:cs="Times New Roman"/>
+          <w:b/>
+          <w:color w:val="auto"/>
+          <w:sz w:val="28"/>
+        </w:rPr>
+        <w:t xml:space="preserve"> </w:t>
+      </w:r>
+    </w:p>
+    <w:p>
+      <w:r>
+        <w:rPr>
+          <w:sz w:val="28"/>
+          <w:szCs w:val="28"/>
+        </w:rPr>
+        <w:t>Пользователь переходит по защищенной ссылке на сервис и видит каталог</w:t>
+      </w:r>
+      <w:r>
+        <w:rPr>
+          <w:sz w:val="28"/>
+          <w:szCs w:val="28"/>
+        </w:rPr>
+        <w:t xml:space="preserve"> со всеми курсами</w:t>
+      </w:r>
+      <w:r>
+        <w:rPr>
+          <w:sz w:val="28"/>
+          <w:szCs w:val="28"/>
+        </w:rPr>
+        <w:t>,</w:t>
+      </w:r>
+      <w:r>
+        <w:rPr>
+          <w:sz w:val="28"/>
+          <w:szCs w:val="28"/>
+        </w:rPr>
+        <w:t xml:space="preserve"> рекомендуется пройти тестовый опрос на проверку знаний английского языка</w:t>
+      </w:r>
+      <w:r>
+        <w:rPr>
+          <w:sz w:val="28"/>
+          <w:szCs w:val="28"/>
+        </w:rPr>
+        <w:t>,</w:t>
+      </w:r>
+      <w:r>
+        <w:rPr>
+          <w:sz w:val="28"/>
+          <w:szCs w:val="28"/>
+        </w:rPr>
+        <w:t xml:space="preserve"> для дальнейшего комфортного взаимодействия с более глубокими уроками, направленными на оптимальное обучение пользователя</w:t>
+      </w:r>
+      <w:r>
+        <w:rPr>
+          <w:sz w:val="28"/>
+          <w:szCs w:val="28"/>
+        </w:rPr>
+        <w:t xml:space="preserve">. </w:t>
+      </w:r>
+    </w:p>
+    <w:p>
+      <w:pPr>
+        <w:pStyle w:val="1"/>
+        <w:rPr>
+          <w:rFonts w:ascii="Times New Roman" w:eastAsia="Times New Roman" w:hAnsi="Times New Roman" w:cs="Times New Roman"/>
+          <w:b/>
+          <w:color w:val="auto"/>
+          <w:sz w:val="28"/>
+        </w:rPr>
+      </w:pPr>
+      <w:bookmarkStart w:id="30" w:name="_Toc180566363"/>
+      <w:bookmarkStart w:id="31" w:name="_Toc180566983"/>
+      <w:r>
+        <w:rPr>
+          <w:rFonts w:ascii="Times New Roman" w:eastAsia="Times New Roman" w:hAnsi="Times New Roman" w:cs="Times New Roman"/>
+          <w:b/>
+          <w:color w:val="auto"/>
+          <w:sz w:val="28"/>
+        </w:rPr>
+        <w:t xml:space="preserve">4 </w:t>
+      </w:r>
+      <w:r>
+        <w:rPr>
+          <w:rFonts w:ascii="Times New Roman" w:eastAsia="Times New Roman" w:hAnsi="Times New Roman" w:cs="Times New Roman"/>
+          <w:b/>
+          <w:color w:val="auto"/>
+          <w:sz w:val="28"/>
+        </w:rPr>
+        <w:t>Требования</w:t>
+      </w:r>
+      <w:r>
+        <w:rPr>
+          <w:rFonts w:ascii="Times New Roman" w:eastAsia="Times New Roman" w:hAnsi="Times New Roman" w:cs="Times New Roman"/>
+          <w:b/>
+          <w:color w:val="auto"/>
+          <w:spacing w:val="-7"/>
+          <w:sz w:val="28"/>
+        </w:rPr>
+        <w:t xml:space="preserve"> </w:t>
+      </w:r>
+      <w:r>
+        <w:rPr>
+          <w:rFonts w:ascii="Times New Roman" w:eastAsia="Times New Roman" w:hAnsi="Times New Roman" w:cs="Times New Roman"/>
+          <w:b/>
+          <w:color w:val="auto"/>
+          <w:sz w:val="28"/>
+        </w:rPr>
+        <w:t>к</w:t>
+      </w:r>
+      <w:r>
+        <w:rPr>
+          <w:rFonts w:ascii="Times New Roman" w:eastAsia="Times New Roman" w:hAnsi="Times New Roman" w:cs="Times New Roman"/>
+          <w:b/>
+          <w:color w:val="auto"/>
+          <w:spacing w:val="-6"/>
+          <w:sz w:val="28"/>
+        </w:rPr>
+        <w:t xml:space="preserve"> </w:t>
+      </w:r>
+      <w:r>
+        <w:rPr>
+          <w:rFonts w:ascii="Times New Roman" w:eastAsia="Times New Roman" w:hAnsi="Times New Roman" w:cs="Times New Roman"/>
+          <w:b/>
+          <w:color w:val="auto"/>
+          <w:sz w:val="28"/>
+        </w:rPr>
+        <w:t>приложению</w:t>
+      </w:r>
+      <w:r>
+        <w:rPr>
+          <w:rFonts w:ascii="Times New Roman" w:eastAsia="Times New Roman" w:hAnsi="Times New Roman" w:cs="Times New Roman"/>
+          <w:b/>
+          <w:color w:val="auto"/>
+          <w:sz w:val="28"/>
+        </w:rPr>
+        <w:t xml:space="preserve"> и программному обеспечению</w:t>
+      </w:r>
+      <w:bookmarkEnd w:id="30"/>
+      <w:bookmarkEnd w:id="31"/>
     </w:p>
     <w:p>
       <w:pPr>
@@ -5040,107 +4817,22 @@
           <w:rFonts w:ascii="Times New Roman" w:eastAsia="Times New Roman" w:hAnsi="Times New Roman" w:cs="Times New Roman"/>
           <w:sz w:val="28"/>
         </w:rPr>
-        <w:t>Информация и персональные данные, размещающиеся в приложении и хранящиеся в базе данных приложения защищены в соответствии с Федеральным законом от 27.07.2006 N 152-ФЗ «О персональных данных».</w:t>
-      </w:r>
-    </w:p>
-    <w:p>
-      <w:pPr>
-        <w:numPr>
-          <w:ilvl w:val="0"/>
-          <w:numId w:val="8"/>
-        </w:numPr>
-        <w:tabs>
-          <w:tab w:val="left" w:pos="2327"/>
-        </w:tabs>
-        <w:spacing w:before="240" w:after="240" w:line="360" w:lineRule="auto"/>
-        <w:ind w:left="357" w:hanging="357"/>
-        <w:jc w:val="both"/>
-        <w:rPr>
-          <w:rFonts w:ascii="Times New Roman" w:eastAsia="Times New Roman" w:hAnsi="Times New Roman" w:cs="Times New Roman"/>
-          <w:b/>
-          <w:sz w:val="28"/>
-        </w:rPr>
-      </w:pPr>
-    </w:p>
-    <w:p>
-      <w:pPr>
-        <w:pStyle w:val="1"/>
-        <w:rPr>
-          <w:rFonts w:ascii="Times New Roman" w:eastAsia="Times New Roman" w:hAnsi="Times New Roman" w:cs="Times New Roman"/>
-          <w:b/>
-          <w:color w:val="auto"/>
-          <w:sz w:val="28"/>
-        </w:rPr>
-      </w:pPr>
-      <w:bookmarkStart w:id="14" w:name="_Toc180477530"/>
-      <w:r>
-        <w:rPr>
-          <w:rFonts w:ascii="Times New Roman" w:eastAsia="Times New Roman" w:hAnsi="Times New Roman" w:cs="Times New Roman"/>
-          <w:b/>
-          <w:color w:val="auto"/>
-          <w:sz w:val="28"/>
-        </w:rPr>
-        <w:t xml:space="preserve">4 </w:t>
-      </w:r>
-      <w:r>
-        <w:rPr>
-          <w:rFonts w:ascii="Times New Roman" w:eastAsia="Times New Roman" w:hAnsi="Times New Roman" w:cs="Times New Roman"/>
-          <w:b/>
-          <w:color w:val="auto"/>
-          <w:sz w:val="28"/>
-        </w:rPr>
-        <w:t>Требования</w:t>
-      </w:r>
-      <w:r>
-        <w:rPr>
-          <w:rFonts w:ascii="Times New Roman" w:eastAsia="Times New Roman" w:hAnsi="Times New Roman" w:cs="Times New Roman"/>
-          <w:b/>
-          <w:color w:val="auto"/>
-          <w:spacing w:val="-7"/>
+        <w:t>Приложение должно реализовывать</w:t>
+      </w:r>
+      <w:r>
+        <w:rPr>
+          <w:rFonts w:ascii="Times New Roman" w:eastAsia="Times New Roman" w:hAnsi="Times New Roman" w:cs="Times New Roman"/>
           <w:sz w:val="28"/>
         </w:rPr>
         <w:t xml:space="preserve"> </w:t>
       </w:r>
-      <w:proofErr w:type="gramStart"/>
-      <w:r>
-        <w:rPr>
-          <w:rFonts w:ascii="Times New Roman" w:eastAsia="Times New Roman" w:hAnsi="Times New Roman" w:cs="Times New Roman"/>
-          <w:b/>
-          <w:color w:val="auto"/>
-          <w:sz w:val="28"/>
-        </w:rPr>
-        <w:t>к</w:t>
-      </w:r>
-      <w:r>
-        <w:rPr>
-          <w:rFonts w:ascii="Times New Roman" w:eastAsia="Times New Roman" w:hAnsi="Times New Roman" w:cs="Times New Roman"/>
-          <w:b/>
-          <w:color w:val="auto"/>
-          <w:spacing w:val="-6"/>
-          <w:sz w:val="28"/>
-        </w:rPr>
-        <w:t xml:space="preserve"> </w:t>
-      </w:r>
-      <w:r>
-        <w:rPr>
-          <w:rFonts w:ascii="Times New Roman" w:eastAsia="Times New Roman" w:hAnsi="Times New Roman" w:cs="Times New Roman"/>
-          <w:b/>
-          <w:color w:val="auto"/>
-          <w:sz w:val="28"/>
-        </w:rPr>
-        <w:t xml:space="preserve"> приложению</w:t>
-      </w:r>
-      <w:proofErr w:type="gramEnd"/>
-      <w:r>
-        <w:rPr>
-          <w:rFonts w:ascii="Times New Roman" w:eastAsia="Times New Roman" w:hAnsi="Times New Roman" w:cs="Times New Roman"/>
-          <w:b/>
-          <w:color w:val="auto"/>
-          <w:sz w:val="28"/>
-        </w:rPr>
-        <w:t xml:space="preserve"> и программному обеспечению</w:t>
-      </w:r>
-      <w:bookmarkEnd w:id="14"/>
+      <w:r>
+        <w:rPr>
+          <w:rFonts w:ascii="Times New Roman" w:eastAsia="Times New Roman" w:hAnsi="Times New Roman" w:cs="Times New Roman"/>
+          <w:sz w:val="28"/>
+        </w:rPr>
+        <w:t>задачи, стоящие перед проектом;</w:t>
+      </w:r>
     </w:p>
     <w:p>
       <w:pPr>
@@ -5164,21 +4856,39 @@
           <w:rFonts w:ascii="Times New Roman" w:eastAsia="Times New Roman" w:hAnsi="Times New Roman" w:cs="Times New Roman"/>
           <w:sz w:val="28"/>
         </w:rPr>
-        <w:t>Приложение должно реализовывать</w:t>
-      </w:r>
-      <w:r>
-        <w:rPr>
-          <w:rFonts w:ascii="Times New Roman" w:eastAsia="Times New Roman" w:hAnsi="Times New Roman" w:cs="Times New Roman"/>
-          <w:sz w:val="28"/>
-        </w:rPr>
-        <w:t xml:space="preserve"> </w:t>
-      </w:r>
-      <w:r>
-        <w:rPr>
-          <w:rFonts w:ascii="Times New Roman" w:eastAsia="Times New Roman" w:hAnsi="Times New Roman" w:cs="Times New Roman"/>
-          <w:sz w:val="28"/>
-        </w:rPr>
-        <w:t>задачи, стоящие перед проектом;</w:t>
+        <w:t xml:space="preserve">Приложение должно иметь архитектуру, соответствующую шаблону Клиент-Серверного приложения и иметь разделение на </w:t>
+      </w:r>
+      <w:proofErr w:type="spellStart"/>
+      <w:r>
+        <w:rPr>
+          <w:rFonts w:ascii="Times New Roman" w:eastAsia="Times New Roman" w:hAnsi="Times New Roman" w:cs="Times New Roman"/>
+          <w:sz w:val="28"/>
+        </w:rPr>
+        <w:t>back-end</w:t>
+      </w:r>
+      <w:proofErr w:type="spellEnd"/>
+      <w:r>
+        <w:rPr>
+          <w:rFonts w:ascii="Times New Roman" w:eastAsia="Times New Roman" w:hAnsi="Times New Roman" w:cs="Times New Roman"/>
+          <w:sz w:val="28"/>
+        </w:rPr>
+        <w:t xml:space="preserve"> и </w:t>
+      </w:r>
+      <w:proofErr w:type="spellStart"/>
+      <w:r>
+        <w:rPr>
+          <w:rFonts w:ascii="Times New Roman" w:eastAsia="Times New Roman" w:hAnsi="Times New Roman" w:cs="Times New Roman"/>
+          <w:sz w:val="28"/>
+        </w:rPr>
+        <w:t>front-end</w:t>
+      </w:r>
+      <w:proofErr w:type="spellEnd"/>
+      <w:r>
+        <w:rPr>
+          <w:rFonts w:ascii="Times New Roman" w:eastAsia="Times New Roman" w:hAnsi="Times New Roman" w:cs="Times New Roman"/>
+          <w:sz w:val="28"/>
+        </w:rPr>
+        <w:t>, связанных между собой REST API.</w:t>
       </w:r>
     </w:p>
     <w:p>
@@ -5203,39 +4913,100 @@
           <w:rFonts w:ascii="Times New Roman" w:eastAsia="Times New Roman" w:hAnsi="Times New Roman" w:cs="Times New Roman"/>
           <w:sz w:val="28"/>
         </w:rPr>
-        <w:t xml:space="preserve">Приложение должно иметь архитектуру, соответствующую шаблону Клиент-Серверного приложения и иметь разделение на </w:t>
-      </w:r>
-      <w:proofErr w:type="spellStart"/>
-      <w:r>
-        <w:rPr>
-          <w:rFonts w:ascii="Times New Roman" w:eastAsia="Times New Roman" w:hAnsi="Times New Roman" w:cs="Times New Roman"/>
-          <w:sz w:val="28"/>
-        </w:rPr>
-        <w:t>back-end</w:t>
-      </w:r>
-      <w:proofErr w:type="spellEnd"/>
-      <w:r>
-        <w:rPr>
-          <w:rFonts w:ascii="Times New Roman" w:eastAsia="Times New Roman" w:hAnsi="Times New Roman" w:cs="Times New Roman"/>
-          <w:sz w:val="28"/>
-        </w:rPr>
-        <w:t xml:space="preserve"> и </w:t>
-      </w:r>
-      <w:proofErr w:type="spellStart"/>
-      <w:r>
-        <w:rPr>
-          <w:rFonts w:ascii="Times New Roman" w:eastAsia="Times New Roman" w:hAnsi="Times New Roman" w:cs="Times New Roman"/>
-          <w:sz w:val="28"/>
-        </w:rPr>
-        <w:t>front-end</w:t>
-      </w:r>
-      <w:proofErr w:type="spellEnd"/>
-      <w:r>
-        <w:rPr>
-          <w:rFonts w:ascii="Times New Roman" w:eastAsia="Times New Roman" w:hAnsi="Times New Roman" w:cs="Times New Roman"/>
-          <w:sz w:val="28"/>
-        </w:rPr>
-        <w:t>, связанных между собой REST API.</w:t>
+        <w:t>Авторизация: наличие возможности авторизоваться на сервисе и проходить аутентификации с валидными данными. Предусмотреть наличие возможности задавать пароль сложной пароль по определенным правилам.</w:t>
+      </w:r>
+    </w:p>
+    <w:p>
+      <w:pPr>
+        <w:numPr>
+          <w:ilvl w:val="0"/>
+          <w:numId w:val="8"/>
+        </w:numPr>
+        <w:tabs>
+          <w:tab w:val="left" w:pos="2834"/>
+        </w:tabs>
+        <w:spacing w:line="360" w:lineRule="auto"/>
+        <w:ind w:left="1219" w:hanging="357"/>
+        <w:jc w:val="both"/>
+        <w:rPr>
+          <w:rFonts w:ascii="Times New Roman" w:eastAsia="Times New Roman" w:hAnsi="Times New Roman" w:cs="Times New Roman"/>
+          <w:sz w:val="28"/>
+        </w:rPr>
+      </w:pPr>
+      <w:r>
+        <w:rPr>
+          <w:rFonts w:ascii="Times New Roman" w:eastAsia="Times New Roman" w:hAnsi="Times New Roman" w:cs="Times New Roman"/>
+          <w:sz w:val="28"/>
+        </w:rPr>
+        <w:lastRenderedPageBreak/>
+        <w:t xml:space="preserve">Осуществить функциональность раздела «Мой профиль»: в личном кабинете видеть </w:t>
+      </w:r>
+      <w:r>
+        <w:rPr>
+          <w:rFonts w:ascii="Times New Roman" w:eastAsia="Times New Roman" w:hAnsi="Times New Roman" w:cs="Times New Roman"/>
+          <w:sz w:val="28"/>
+        </w:rPr>
+        <w:t>личную информацию о пользователе.</w:t>
+      </w:r>
+    </w:p>
+    <w:p>
+      <w:pPr>
+        <w:numPr>
+          <w:ilvl w:val="0"/>
+          <w:numId w:val="8"/>
+        </w:numPr>
+        <w:tabs>
+          <w:tab w:val="left" w:pos="2834"/>
+        </w:tabs>
+        <w:spacing w:line="360" w:lineRule="auto"/>
+        <w:ind w:left="1219" w:hanging="357"/>
+        <w:jc w:val="both"/>
+        <w:rPr>
+          <w:rFonts w:ascii="Times New Roman" w:eastAsia="Times New Roman" w:hAnsi="Times New Roman" w:cs="Times New Roman"/>
+          <w:sz w:val="28"/>
+        </w:rPr>
+      </w:pPr>
+      <w:r>
+        <w:rPr>
+          <w:rFonts w:ascii="Times New Roman" w:eastAsia="Times New Roman" w:hAnsi="Times New Roman" w:cs="Times New Roman"/>
+          <w:sz w:val="28"/>
+        </w:rPr>
+        <w:t>Осуществить функциональность раздела «</w:t>
+      </w:r>
+      <w:r>
+        <w:rPr>
+          <w:rFonts w:ascii="Times New Roman" w:eastAsia="Times New Roman" w:hAnsi="Times New Roman" w:cs="Times New Roman"/>
+          <w:sz w:val="28"/>
+        </w:rPr>
+        <w:t>Тест</w:t>
+      </w:r>
+      <w:r>
+        <w:rPr>
+          <w:rFonts w:ascii="Times New Roman" w:eastAsia="Times New Roman" w:hAnsi="Times New Roman" w:cs="Times New Roman"/>
+          <w:sz w:val="28"/>
+        </w:rPr>
+        <w:t>»:</w:t>
+      </w:r>
+      <w:r>
+        <w:rPr>
+          <w:rFonts w:ascii="Times New Roman" w:eastAsia="Times New Roman" w:hAnsi="Times New Roman" w:cs="Times New Roman"/>
+          <w:sz w:val="28"/>
+        </w:rPr>
+        <w:t xml:space="preserve"> после прохождения теста</w:t>
+      </w:r>
+      <w:r>
+        <w:rPr>
+          <w:rFonts w:ascii="Times New Roman" w:eastAsia="Times New Roman" w:hAnsi="Times New Roman" w:cs="Times New Roman"/>
+          <w:sz w:val="28"/>
+        </w:rPr>
+        <w:t>,</w:t>
+      </w:r>
+      <w:r>
+        <w:rPr>
+          <w:rFonts w:ascii="Times New Roman" w:eastAsia="Times New Roman" w:hAnsi="Times New Roman" w:cs="Times New Roman"/>
+          <w:sz w:val="28"/>
+        </w:rPr>
+        <w:t xml:space="preserve"> предоставления ссылки на подходящий курс.</w:t>
       </w:r>
     </w:p>
     <w:p>
@@ -5249,7 +5020,8 @@
           <w:sz w:val="28"/>
         </w:rPr>
       </w:pPr>
-      <w:bookmarkStart w:id="15" w:name="_Toc180477531"/>
+      <w:bookmarkStart w:id="32" w:name="_Toc180566364"/>
+      <w:bookmarkStart w:id="33" w:name="_Toc180566984"/>
       <w:r>
         <w:rPr>
           <w:rFonts w:ascii="Times New Roman" w:eastAsia="Times New Roman" w:hAnsi="Times New Roman" w:cs="Times New Roman"/>
@@ -5257,7 +5029,6 @@
           <w:color w:val="auto"/>
           <w:sz w:val="28"/>
         </w:rPr>
-        <w:lastRenderedPageBreak/>
         <w:t xml:space="preserve">4.1 </w:t>
       </w:r>
       <w:r>
@@ -5269,40 +5040,8 @@
         </w:rPr>
         <w:t>Требования к программному обеспечению приложения</w:t>
       </w:r>
-      <w:bookmarkEnd w:id="15"/>
-    </w:p>
-    <w:p>
-      <w:pPr>
-        <w:spacing w:after="0" w:line="360" w:lineRule="auto"/>
-        <w:ind w:firstLine="709"/>
-        <w:rPr>
-          <w:rFonts w:ascii="Times New Roman" w:eastAsia="Times New Roman" w:hAnsi="Times New Roman" w:cs="Times New Roman"/>
-          <w:sz w:val="28"/>
-        </w:rPr>
-      </w:pPr>
-      <w:r>
-        <w:rPr>
-          <w:rFonts w:ascii="Times New Roman" w:eastAsia="Times New Roman" w:hAnsi="Times New Roman" w:cs="Times New Roman"/>
-          <w:sz w:val="28"/>
-        </w:rPr>
-        <w:t xml:space="preserve">Страницы приложения должны корректно отображаться в операционной системе </w:t>
-      </w:r>
-      <w:proofErr w:type="spellStart"/>
-      <w:r>
-        <w:rPr>
-          <w:rFonts w:ascii="Times New Roman" w:eastAsia="Times New Roman" w:hAnsi="Times New Roman" w:cs="Times New Roman"/>
-          <w:sz w:val="28"/>
-        </w:rPr>
-        <w:t>Android</w:t>
-      </w:r>
-      <w:proofErr w:type="spellEnd"/>
-      <w:r>
-        <w:rPr>
-          <w:rFonts w:ascii="Times New Roman" w:eastAsia="Times New Roman" w:hAnsi="Times New Roman" w:cs="Times New Roman"/>
-          <w:sz w:val="28"/>
-        </w:rPr>
-        <w:t xml:space="preserve"> 7.0 и выше.</w:t>
-      </w:r>
+      <w:bookmarkEnd w:id="32"/>
+      <w:bookmarkEnd w:id="33"/>
     </w:p>
     <w:p>
       <w:pPr>
@@ -5530,7 +5269,8 @@
           <w:sz w:val="28"/>
         </w:rPr>
       </w:pPr>
-      <w:bookmarkStart w:id="16" w:name="_Toc180477532"/>
+      <w:bookmarkStart w:id="34" w:name="_Toc180566365"/>
+      <w:bookmarkStart w:id="35" w:name="_Toc180566985"/>
       <w:r>
         <w:rPr>
           <w:rFonts w:ascii="Times New Roman" w:eastAsia="Times New Roman" w:hAnsi="Times New Roman" w:cs="Times New Roman"/>
@@ -5549,8 +5289,10 @@
         </w:rPr>
         <w:t>Общие требования к оформлению и верстке страниц</w:t>
       </w:r>
-      <w:bookmarkEnd w:id="16"/>
-    </w:p>
+      <w:bookmarkEnd w:id="34"/>
+      <w:bookmarkEnd w:id="35"/>
+    </w:p>
+    <w:p/>
     <w:p>
       <w:pPr>
         <w:spacing w:after="0" w:line="360" w:lineRule="auto"/>
@@ -5634,7 +5376,8 @@
           <w:sz w:val="28"/>
         </w:rPr>
       </w:pPr>
-      <w:bookmarkStart w:id="17" w:name="_Toc180477533"/>
+      <w:bookmarkStart w:id="36" w:name="_Toc180566366"/>
+      <w:bookmarkStart w:id="37" w:name="_Toc180566986"/>
       <w:r>
         <w:rPr>
           <w:rFonts w:ascii="Times New Roman" w:eastAsia="Times New Roman" w:hAnsi="Times New Roman" w:cs="Times New Roman"/>
@@ -5653,7 +5396,8 @@
         </w:rPr>
         <w:t>Требования к системе администрирования</w:t>
       </w:r>
-      <w:bookmarkEnd w:id="17"/>
+      <w:bookmarkEnd w:id="36"/>
+      <w:bookmarkEnd w:id="37"/>
     </w:p>
     <w:p>
       <w:pPr>
@@ -5709,7 +5453,8 @@
           <w:sz w:val="28"/>
         </w:rPr>
       </w:pPr>
-      <w:bookmarkStart w:id="18" w:name="_Toc180477534"/>
+      <w:bookmarkStart w:id="38" w:name="_Toc180566367"/>
+      <w:bookmarkStart w:id="39" w:name="_Toc180566987"/>
       <w:r>
         <w:rPr>
           <w:rFonts w:ascii="Times New Roman" w:eastAsia="Times New Roman" w:hAnsi="Times New Roman" w:cs="Times New Roman"/>
@@ -5717,6 +5462,7 @@
           <w:color w:val="auto"/>
           <w:sz w:val="28"/>
         </w:rPr>
+        <w:lastRenderedPageBreak/>
         <w:t>5</w:t>
       </w:r>
       <w:r>
@@ -5728,7 +5474,8 @@
         </w:rPr>
         <w:t>Структура приложения</w:t>
       </w:r>
-      <w:bookmarkEnd w:id="18"/>
+      <w:bookmarkEnd w:id="38"/>
+      <w:bookmarkEnd w:id="39"/>
     </w:p>
     <w:p>
       <w:pPr>
@@ -5741,7 +5488,8 @@
           <w:sz w:val="28"/>
         </w:rPr>
       </w:pPr>
-      <w:bookmarkStart w:id="19" w:name="_Toc180477535"/>
+      <w:bookmarkStart w:id="40" w:name="_Toc180566368"/>
+      <w:bookmarkStart w:id="41" w:name="_Toc180566988"/>
       <w:r>
         <w:rPr>
           <w:rFonts w:ascii="Times New Roman" w:eastAsia="Times New Roman" w:hAnsi="Times New Roman" w:cs="Times New Roman"/>
@@ -5760,7 +5508,8 @@
         </w:rPr>
         <w:t>Статические страницы</w:t>
       </w:r>
-      <w:bookmarkEnd w:id="19"/>
+      <w:bookmarkEnd w:id="40"/>
+      <w:bookmarkEnd w:id="41"/>
     </w:p>
     <w:p>
       <w:pPr>
@@ -5798,7 +5547,8 @@
           <w:sz w:val="28"/>
         </w:rPr>
       </w:pPr>
-      <w:bookmarkStart w:id="20" w:name="_Toc180477536"/>
+      <w:bookmarkStart w:id="42" w:name="_Toc180566369"/>
+      <w:bookmarkStart w:id="43" w:name="_Toc180566989"/>
       <w:r>
         <w:rPr>
           <w:rFonts w:ascii="Times New Roman" w:eastAsia="Times New Roman" w:hAnsi="Times New Roman" w:cs="Times New Roman"/>
@@ -5817,7 +5567,8 @@
         </w:rPr>
         <w:t>Динамические страницы</w:t>
       </w:r>
-      <w:bookmarkEnd w:id="20"/>
+      <w:bookmarkEnd w:id="42"/>
+      <w:bookmarkEnd w:id="43"/>
     </w:p>
     <w:p>
       <w:pPr>
@@ -5866,7 +5617,6 @@
           <w:rFonts w:ascii="Times New Roman" w:eastAsia="Times New Roman" w:hAnsi="Times New Roman" w:cs="Times New Roman"/>
           <w:sz w:val="28"/>
         </w:rPr>
-        <w:lastRenderedPageBreak/>
         <w:t>Главная страница;</w:t>
       </w:r>
     </w:p>
@@ -5917,7 +5667,7 @@
           <w:rFonts w:ascii="Times New Roman" w:eastAsia="Times New Roman" w:hAnsi="Times New Roman" w:cs="Times New Roman"/>
           <w:sz w:val="28"/>
         </w:rPr>
-        <w:t>Страница поддержки;</w:t>
+        <w:t>Страница регистрация клиентов;</w:t>
       </w:r>
     </w:p>
     <w:p>
@@ -5942,7 +5692,7 @@
           <w:rFonts w:ascii="Times New Roman" w:eastAsia="Times New Roman" w:hAnsi="Times New Roman" w:cs="Times New Roman"/>
           <w:sz w:val="28"/>
         </w:rPr>
-        <w:t>Страница регистрация клиентов;</w:t>
+        <w:t>Страница авторизация всех видов пользователей;</w:t>
       </w:r>
     </w:p>
     <w:p>
@@ -5967,7 +5717,7 @@
           <w:rFonts w:ascii="Times New Roman" w:eastAsia="Times New Roman" w:hAnsi="Times New Roman" w:cs="Times New Roman"/>
           <w:sz w:val="28"/>
         </w:rPr>
-        <w:t>Страница авторизация всех видов пользователей;</w:t>
+        <w:t>Страница с проверкой уровня знаний.</w:t>
       </w:r>
     </w:p>
     <w:p>
@@ -5992,31 +5742,6 @@
           <w:rFonts w:ascii="Times New Roman" w:eastAsia="Times New Roman" w:hAnsi="Times New Roman" w:cs="Times New Roman"/>
           <w:sz w:val="28"/>
         </w:rPr>
-        <w:t>Страница с проверкой уровня знаний.</w:t>
-      </w:r>
-    </w:p>
-    <w:p>
-      <w:pPr>
-        <w:numPr>
-          <w:ilvl w:val="0"/>
-          <w:numId w:val="12"/>
-        </w:numPr>
-        <w:tabs>
-          <w:tab w:val="left" w:pos="2834"/>
-        </w:tabs>
-        <w:spacing w:line="360" w:lineRule="auto"/>
-        <w:ind w:left="1219" w:hanging="357"/>
-        <w:jc w:val="both"/>
-        <w:rPr>
-          <w:rFonts w:ascii="Times New Roman" w:eastAsia="Times New Roman" w:hAnsi="Times New Roman" w:cs="Times New Roman"/>
-          <w:sz w:val="28"/>
-        </w:rPr>
-      </w:pPr>
-      <w:r>
-        <w:rPr>
-          <w:rFonts w:ascii="Times New Roman" w:eastAsia="Times New Roman" w:hAnsi="Times New Roman" w:cs="Times New Roman"/>
-          <w:sz w:val="28"/>
-        </w:rPr>
         <w:t>Страница в</w:t>
       </w:r>
       <w:r>
@@ -6053,30 +5778,819 @@
         <w:rPr>
           <w:rFonts w:ascii="Times New Roman" w:eastAsia="Times New Roman" w:hAnsi="Times New Roman" w:cs="Times New Roman"/>
           <w:b/>
+          <w:bCs/>
           <w:color w:val="auto"/>
           <w:sz w:val="28"/>
         </w:rPr>
       </w:pPr>
-      <w:bookmarkStart w:id="21" w:name="_Toc180477537"/>
-      <w:r>
-        <w:rPr>
-          <w:rFonts w:ascii="Times New Roman" w:eastAsia="Times New Roman" w:hAnsi="Times New Roman" w:cs="Times New Roman"/>
-          <w:b/>
+      <w:bookmarkStart w:id="44" w:name="_Toc180566370"/>
+      <w:bookmarkStart w:id="45" w:name="_Toc180566990"/>
+      <w:r>
+        <w:rPr>
+          <w:rFonts w:ascii="Times New Roman" w:eastAsia="Times New Roman" w:hAnsi="Times New Roman" w:cs="Times New Roman"/>
+          <w:b/>
+          <w:bCs/>
           <w:color w:val="auto"/>
           <w:sz w:val="28"/>
         </w:rPr>
-        <w:t xml:space="preserve">6 </w:t>
-      </w:r>
-      <w:r>
-        <w:rPr>
-          <w:rFonts w:ascii="Times New Roman" w:eastAsia="Times New Roman" w:hAnsi="Times New Roman" w:cs="Times New Roman"/>
-          <w:b/>
+        <w:t>6 Требования к функционированию разделов и наполнению</w:t>
+      </w:r>
+      <w:bookmarkEnd w:id="44"/>
+      <w:bookmarkEnd w:id="45"/>
+    </w:p>
+    <w:p/>
+    <w:p>
+      <w:pPr>
+        <w:rPr>
+          <w:sz w:val="28"/>
+          <w:szCs w:val="28"/>
+          <w:lang w:val="en-US"/>
+        </w:rPr>
+      </w:pPr>
+      <w:r>
+        <w:rPr>
+          <w:b/>
+          <w:bCs/>
+          <w:sz w:val="28"/>
+          <w:szCs w:val="28"/>
+        </w:rPr>
+        <w:t>Шапка сайта</w:t>
+      </w:r>
+      <w:r>
+        <w:rPr>
+          <w:sz w:val="28"/>
+          <w:szCs w:val="28"/>
+        </w:rPr>
+        <w:t>:</w:t>
+      </w:r>
+      <w:r>
+        <w:rPr>
+          <w:sz w:val="28"/>
+          <w:szCs w:val="28"/>
+        </w:rPr>
+        <w:t xml:space="preserve"> </w:t>
+      </w:r>
+    </w:p>
+    <w:p>
+      <w:pPr>
+        <w:rPr>
+          <w:sz w:val="28"/>
+          <w:szCs w:val="28"/>
+        </w:rPr>
+      </w:pPr>
+      <w:r>
+        <w:rPr>
+          <w:sz w:val="28"/>
+          <w:szCs w:val="28"/>
+        </w:rPr>
+        <w:t>Д</w:t>
+      </w:r>
+      <w:r>
+        <w:rPr>
+          <w:sz w:val="28"/>
+          <w:szCs w:val="28"/>
+        </w:rPr>
+        <w:t xml:space="preserve">олжен быть размещена в верхней части главной страницы сайта. Включает основные ссылки на различные разделы сайта, такие как </w:t>
+      </w:r>
+      <w:r>
+        <w:rPr>
+          <w:sz w:val="28"/>
+          <w:szCs w:val="28"/>
+        </w:rPr>
+        <w:t>переход на главную страницу с курсами, ссылка на тест с проверкой уровня знаний, ссылка на профиль пользователя.</w:t>
+      </w:r>
+    </w:p>
+    <w:p>
+      <w:pPr>
+        <w:rPr>
+          <w:b/>
+          <w:bCs/>
+          <w:sz w:val="28"/>
+          <w:szCs w:val="28"/>
+          <w:lang w:val="en-US"/>
+        </w:rPr>
+      </w:pPr>
+      <w:r>
+        <w:rPr>
+          <w:b/>
+          <w:bCs/>
+          <w:sz w:val="28"/>
+          <w:szCs w:val="28"/>
+        </w:rPr>
+        <w:t>Главная страница:</w:t>
+      </w:r>
+    </w:p>
+    <w:p>
+      <w:pPr>
+        <w:rPr>
+          <w:sz w:val="28"/>
+          <w:szCs w:val="28"/>
+        </w:rPr>
+      </w:pPr>
+      <w:r>
+        <w:t xml:space="preserve"> </w:t>
+      </w:r>
+      <w:r>
+        <w:rPr>
+          <w:sz w:val="28"/>
+          <w:szCs w:val="28"/>
+        </w:rPr>
+        <w:t xml:space="preserve">Должна содержать быстрый доступ к каталогу </w:t>
+      </w:r>
+      <w:r>
+        <w:rPr>
+          <w:sz w:val="28"/>
+          <w:szCs w:val="28"/>
+        </w:rPr>
+        <w:t>курсов</w:t>
+      </w:r>
+      <w:r>
+        <w:rPr>
+          <w:sz w:val="28"/>
+          <w:szCs w:val="28"/>
+        </w:rPr>
+        <w:t>. Должна иметь интуитивно понятный интерфейс.</w:t>
+      </w:r>
+    </w:p>
+    <w:p>
+      <w:pPr>
+        <w:rPr>
+          <w:b/>
+          <w:bCs/>
+          <w:sz w:val="28"/>
+          <w:szCs w:val="28"/>
+        </w:rPr>
+      </w:pPr>
+      <w:r>
+        <w:rPr>
+          <w:b/>
+          <w:bCs/>
+          <w:sz w:val="28"/>
+          <w:szCs w:val="28"/>
+        </w:rPr>
+        <w:t>Тестовый опрос:</w:t>
+      </w:r>
+      <w:r>
+        <w:rPr>
+          <w:b/>
+          <w:bCs/>
+          <w:sz w:val="28"/>
+          <w:szCs w:val="28"/>
+        </w:rPr>
+        <w:t xml:space="preserve"> </w:t>
+      </w:r>
+    </w:p>
+    <w:p>
+      <w:pPr>
+        <w:rPr>
+          <w:sz w:val="28"/>
+          <w:szCs w:val="28"/>
+        </w:rPr>
+      </w:pPr>
+      <w:r>
+        <w:rPr>
+          <w:sz w:val="28"/>
+          <w:szCs w:val="28"/>
+        </w:rPr>
+        <w:t>Должен включать в себя список вопросов, показывающих уровень знаний английского языка пользователя, а также после проверки теста, предоставлять ссылку на рекомендованный курс обучения для пользователя, исходя из его уровня знаний.</w:t>
+      </w:r>
+    </w:p>
+    <w:p>
+      <w:pPr>
+        <w:rPr>
+          <w:sz w:val="28"/>
+          <w:szCs w:val="28"/>
+        </w:rPr>
+      </w:pPr>
+    </w:p>
+    <w:p>
+      <w:pPr>
+        <w:rPr>
+          <w:b/>
+          <w:bCs/>
+          <w:sz w:val="28"/>
+          <w:szCs w:val="28"/>
+        </w:rPr>
+      </w:pPr>
+      <w:r>
+        <w:rPr>
+          <w:b/>
+          <w:bCs/>
+          <w:sz w:val="28"/>
+          <w:szCs w:val="28"/>
+        </w:rPr>
+        <w:lastRenderedPageBreak/>
+        <w:t>Профиль:</w:t>
+      </w:r>
+      <w:r>
+        <w:rPr>
+          <w:b/>
+          <w:bCs/>
+          <w:sz w:val="28"/>
+          <w:szCs w:val="28"/>
+        </w:rPr>
+        <w:t xml:space="preserve"> </w:t>
+      </w:r>
+    </w:p>
+    <w:p>
+      <w:pPr>
+        <w:rPr>
+          <w:sz w:val="28"/>
+          <w:szCs w:val="28"/>
+        </w:rPr>
+      </w:pPr>
+      <w:r>
+        <w:rPr>
+          <w:sz w:val="28"/>
+          <w:szCs w:val="28"/>
+        </w:rPr>
+        <w:t>Должен отображать всю доступную информацию о пользователе.</w:t>
+      </w:r>
+    </w:p>
+    <w:p>
+      <w:pPr>
+        <w:rPr>
+          <w:sz w:val="28"/>
+          <w:szCs w:val="28"/>
+        </w:rPr>
+      </w:pPr>
+      <w:r>
+        <w:rPr>
+          <w:sz w:val="28"/>
+          <w:szCs w:val="28"/>
+        </w:rPr>
+        <w:t xml:space="preserve">Курсы: </w:t>
+      </w:r>
+    </w:p>
+    <w:p>
+      <w:pPr>
+        <w:rPr>
+          <w:sz w:val="28"/>
+          <w:szCs w:val="28"/>
+        </w:rPr>
+      </w:pPr>
+      <w:r>
+        <w:rPr>
+          <w:sz w:val="28"/>
+          <w:szCs w:val="28"/>
+        </w:rPr>
+        <w:t>Должны иметь интуитивно понятные требования к пользователю и содержать уроки для дальнейшего обучения клиента английскому языку.</w:t>
+      </w:r>
+    </w:p>
+    <w:p>
+      <w:pPr>
+        <w:rPr>
+          <w:b/>
+          <w:bCs/>
+          <w:sz w:val="28"/>
+          <w:szCs w:val="28"/>
+        </w:rPr>
+      </w:pPr>
+      <w:r>
+        <w:rPr>
+          <w:b/>
+          <w:bCs/>
+          <w:sz w:val="28"/>
+          <w:szCs w:val="28"/>
+        </w:rPr>
+        <w:t>Уроки:</w:t>
+      </w:r>
+    </w:p>
+    <w:p>
+      <w:pPr>
+        <w:rPr>
+          <w:sz w:val="28"/>
+          <w:szCs w:val="28"/>
+        </w:rPr>
+      </w:pPr>
+      <w:r>
+        <w:rPr>
+          <w:sz w:val="28"/>
+          <w:szCs w:val="28"/>
+        </w:rPr>
+        <w:t xml:space="preserve">Должны соответствовать </w:t>
+      </w:r>
+      <w:r>
+        <w:rPr>
+          <w:sz w:val="28"/>
+          <w:szCs w:val="28"/>
+        </w:rPr>
+        <w:t>сложности,</w:t>
+      </w:r>
+      <w:r>
+        <w:rPr>
+          <w:sz w:val="28"/>
+          <w:szCs w:val="28"/>
+        </w:rPr>
+        <w:t xml:space="preserve"> представленной в шапке курса и предоставлять необходимы материал для обучения пользователя английскому языку.</w:t>
+      </w:r>
+    </w:p>
+    <w:p>
+      <w:pPr>
+        <w:tabs>
+          <w:tab w:val="num" w:pos="720"/>
+        </w:tabs>
+        <w:rPr>
+          <w:sz w:val="28"/>
+          <w:szCs w:val="28"/>
+        </w:rPr>
+      </w:pPr>
+      <w:r>
+        <w:rPr>
+          <w:sz w:val="28"/>
+          <w:szCs w:val="28"/>
+        </w:rPr>
+        <w:t xml:space="preserve">Владимир </w:t>
+      </w:r>
+      <w:proofErr w:type="spellStart"/>
+      <w:r>
+        <w:rPr>
+          <w:sz w:val="28"/>
+          <w:szCs w:val="28"/>
+        </w:rPr>
+        <w:t>Шимякин</w:t>
+      </w:r>
+      <w:proofErr w:type="spellEnd"/>
+      <w:r>
+        <w:rPr>
+          <w:sz w:val="28"/>
+          <w:szCs w:val="28"/>
+        </w:rPr>
+        <w:t xml:space="preserve"> предлагает курсы английского языка для разных возрастных групп, от самых маленьких до взрослых. </w:t>
+      </w:r>
+    </w:p>
+    <w:p>
+      <w:pPr>
+        <w:tabs>
+          <w:tab w:val="num" w:pos="720"/>
+        </w:tabs>
+        <w:rPr>
+          <w:sz w:val="28"/>
+          <w:szCs w:val="28"/>
+        </w:rPr>
+      </w:pPr>
+      <w:r>
+        <w:rPr>
+          <w:sz w:val="28"/>
+          <w:szCs w:val="28"/>
+        </w:rPr>
+        <w:t>Английский для самых маленьких: Курс предназначен для детей младшего возраста, начиная с 3 лет. Детям помогают усваивать язык через увлекательные и простые задания, с акцентом на слуховое восприятие и первые разговорные навыки.</w:t>
+      </w:r>
+    </w:p>
+    <w:p>
+      <w:pPr>
+        <w:rPr>
+          <w:sz w:val="28"/>
+          <w:szCs w:val="28"/>
+        </w:rPr>
+      </w:pPr>
+      <w:r>
+        <w:rPr>
+          <w:sz w:val="28"/>
+          <w:szCs w:val="28"/>
+        </w:rPr>
+        <w:t>Английский для детей 5-7 лет: Курс адаптирован для детей дошкольного и младшего школьного возраста. Программа сочетает более структурированные занятия. Включены основы чтения, письмо, простые диалоги и расширение словарного запаса. Детям помогают развивать интерес к изучению языка через веселые и занимательные материалы.</w:t>
+      </w:r>
+    </w:p>
+    <w:p>
+      <w:pPr>
+        <w:rPr>
+          <w:sz w:val="28"/>
+          <w:szCs w:val="28"/>
+        </w:rPr>
+      </w:pPr>
+      <w:r>
+        <w:rPr>
+          <w:sz w:val="28"/>
+          <w:szCs w:val="28"/>
+        </w:rPr>
+        <w:t>Английский для школьников: Этот курс направлен на учеников младших и средних классов школы. Основной акцент делается на грамматику, лексику и устную речь. Занятия помогают развивать навыки чтения, письма, аудирования и говорения, а также укрепляют базовые знания английского языка, которые ученики могут применять в школе.</w:t>
+      </w:r>
+    </w:p>
+    <w:p>
+      <w:pPr>
+        <w:rPr>
+          <w:sz w:val="28"/>
+          <w:szCs w:val="28"/>
+        </w:rPr>
+      </w:pPr>
+      <w:r>
+        <w:rPr>
+          <w:sz w:val="28"/>
+          <w:szCs w:val="28"/>
+        </w:rPr>
+        <w:t>Английский для подростков: Программа разработана для учеников старших классов и подростков. В курс включены более сложные темы, такие как углубленное изучение грамматики, развитие критического мышления на английском языке и навыков общения. Упор делается на подготовку к международным экзаменам и улучшение практических навыков языка.</w:t>
+      </w:r>
+    </w:p>
+    <w:p>
+      <w:pPr>
+        <w:rPr>
+          <w:sz w:val="28"/>
+          <w:szCs w:val="28"/>
+        </w:rPr>
+      </w:pPr>
+      <w:r>
+        <w:rPr>
+          <w:sz w:val="28"/>
+          <w:szCs w:val="28"/>
+        </w:rPr>
+        <w:t xml:space="preserve">Английский для взрослых: Курс предназначен для взрослых студентов, которые хотят изучать английский язык с нуля или совершенствовать свои знания. Программа ориентирована на деловое общение, путешествия, </w:t>
+      </w:r>
+      <w:r>
+        <w:rPr>
+          <w:sz w:val="28"/>
+          <w:szCs w:val="28"/>
+        </w:rPr>
+        <w:lastRenderedPageBreak/>
+        <w:t>личные и профессиональные цели. Уроки фокусируются на практическом использовании языка в реальных жизненных ситуациях.</w:t>
+      </w:r>
+    </w:p>
+    <w:p>
+      <w:pPr>
+        <w:rPr>
+          <w:sz w:val="28"/>
+          <w:szCs w:val="28"/>
+        </w:rPr>
+      </w:pPr>
+    </w:p>
+    <w:p>
+      <w:pPr>
+        <w:rPr>
+          <w:sz w:val="28"/>
+          <w:szCs w:val="28"/>
+        </w:rPr>
+      </w:pPr>
+    </w:p>
+    <w:p/>
+    <w:p/>
+    <w:p/>
+    <w:p/>
+    <w:p/>
+    <w:p/>
+    <w:p/>
+    <w:p>
+      <w:pPr>
+        <w:spacing w:after="0" w:line="360" w:lineRule="auto"/>
+        <w:jc w:val="both"/>
+        <w:rPr>
+          <w:rFonts w:ascii="Times New Roman" w:eastAsia="Times New Roman" w:hAnsi="Times New Roman" w:cs="Times New Roman"/>
+          <w:sz w:val="28"/>
+        </w:rPr>
+      </w:pPr>
+    </w:p>
+    <w:p>
+      <w:pPr>
+        <w:pStyle w:val="1"/>
+        <w:rPr>
+          <w:rFonts w:ascii="Times New Roman" w:eastAsia="Times New Roman" w:hAnsi="Times New Roman" w:cs="Times New Roman"/>
+          <w:b/>
+          <w:bCs/>
           <w:color w:val="auto"/>
           <w:sz w:val="28"/>
         </w:rPr>
-        <w:t>Группы пользователей</w:t>
-      </w:r>
-      <w:bookmarkEnd w:id="21"/>
+      </w:pPr>
+      <w:bookmarkStart w:id="46" w:name="_Toc180566371"/>
+      <w:bookmarkStart w:id="47" w:name="_Toc180566991"/>
+      <w:r>
+        <w:rPr>
+          <w:rFonts w:ascii="Times New Roman" w:eastAsia="Times New Roman" w:hAnsi="Times New Roman" w:cs="Times New Roman"/>
+          <w:b/>
+          <w:bCs/>
+          <w:color w:val="auto"/>
+          <w:sz w:val="28"/>
+        </w:rPr>
+        <w:t>7 Формат предоставления материалов</w:t>
+      </w:r>
+      <w:bookmarkEnd w:id="46"/>
+      <w:bookmarkEnd w:id="47"/>
+    </w:p>
+    <w:p/>
+    <w:p>
+      <w:pPr>
+        <w:spacing w:after="0" w:line="360" w:lineRule="auto"/>
+        <w:jc w:val="both"/>
+        <w:rPr>
+          <w:rFonts w:ascii="Times New Roman" w:eastAsia="Times New Roman" w:hAnsi="Times New Roman" w:cs="Times New Roman"/>
+          <w:sz w:val="28"/>
+        </w:rPr>
+      </w:pPr>
+      <w:r>
+        <w:rPr>
+          <w:rFonts w:ascii="Times New Roman" w:eastAsia="Times New Roman" w:hAnsi="Times New Roman" w:cs="Times New Roman"/>
+          <w:sz w:val="28"/>
+        </w:rPr>
+        <w:t xml:space="preserve"> Предоставление курсового проекта осуществляется на основе данного Технического задания. При сдаче продукта демонстрируется презентация выполненных работ и функциональность </w:t>
+      </w:r>
+      <w:r>
+        <w:rPr>
+          <w:rFonts w:ascii="Times New Roman" w:eastAsia="Times New Roman" w:hAnsi="Times New Roman" w:cs="Times New Roman"/>
+          <w:sz w:val="28"/>
+        </w:rPr>
+        <w:t>приложения</w:t>
+      </w:r>
+      <w:r>
+        <w:rPr>
+          <w:rFonts w:ascii="Times New Roman" w:eastAsia="Times New Roman" w:hAnsi="Times New Roman" w:cs="Times New Roman"/>
+          <w:sz w:val="28"/>
+        </w:rPr>
+        <w:t>.</w:t>
+      </w:r>
+    </w:p>
+    <w:p>
+      <w:pPr>
+        <w:pStyle w:val="1"/>
+        <w:rPr>
+          <w:rFonts w:ascii="Times New Roman" w:eastAsia="Times New Roman" w:hAnsi="Times New Roman" w:cs="Times New Roman"/>
+          <w:b/>
+          <w:bCs/>
+          <w:color w:val="auto"/>
+          <w:sz w:val="28"/>
+        </w:rPr>
+      </w:pPr>
+      <w:bookmarkStart w:id="48" w:name="_Toc180566372"/>
+      <w:bookmarkStart w:id="49" w:name="_Toc180566992"/>
+      <w:r>
+        <w:rPr>
+          <w:rFonts w:ascii="Times New Roman" w:eastAsia="Times New Roman" w:hAnsi="Times New Roman" w:cs="Times New Roman"/>
+          <w:b/>
+          <w:bCs/>
+          <w:color w:val="auto"/>
+          <w:sz w:val="28"/>
+        </w:rPr>
+        <w:t>8 Порядок контроля и приемки работ</w:t>
+      </w:r>
+      <w:bookmarkEnd w:id="48"/>
+      <w:bookmarkEnd w:id="49"/>
+    </w:p>
+    <w:p>
+      <w:pPr>
+        <w:rPr>
+          <w:rFonts w:ascii="Times New Roman" w:eastAsia="Times New Roman" w:hAnsi="Times New Roman" w:cs="Times New Roman"/>
+          <w:sz w:val="28"/>
+        </w:rPr>
+      </w:pPr>
+      <w:r>
+        <w:rPr>
+          <w:rFonts w:ascii="Times New Roman" w:eastAsia="Times New Roman" w:hAnsi="Times New Roman" w:cs="Times New Roman"/>
+          <w:sz w:val="28"/>
+        </w:rPr>
+        <w:t xml:space="preserve"> </w:t>
+      </w:r>
+      <w:bookmarkStart w:id="50" w:name="_Toc180566373"/>
+      <w:r>
+        <w:rPr>
+          <w:rFonts w:ascii="Times New Roman" w:eastAsia="Times New Roman" w:hAnsi="Times New Roman" w:cs="Times New Roman"/>
+          <w:sz w:val="28"/>
+        </w:rPr>
+        <w:t>Контроль разработки сервиса осуществляется путем обсуждения текущего этапа разработки среди исполнителей, а также путем встреч с заказчиком.</w:t>
+      </w:r>
+      <w:bookmarkEnd w:id="50"/>
+    </w:p>
+    <w:p>
+      <w:pPr>
+        <w:rPr>
+          <w:rFonts w:ascii="Times New Roman" w:eastAsia="Times New Roman" w:hAnsi="Times New Roman" w:cs="Times New Roman"/>
+          <w:sz w:val="28"/>
+        </w:rPr>
+      </w:pPr>
+      <w:r>
+        <w:rPr>
+          <w:rFonts w:ascii="Times New Roman" w:eastAsia="Times New Roman" w:hAnsi="Times New Roman" w:cs="Times New Roman"/>
+          <w:sz w:val="28"/>
+        </w:rPr>
+        <w:t xml:space="preserve"> </w:t>
+      </w:r>
+      <w:bookmarkStart w:id="51" w:name="_Toc180566374"/>
+      <w:r>
+        <w:rPr>
+          <w:rFonts w:ascii="Times New Roman" w:eastAsia="Times New Roman" w:hAnsi="Times New Roman" w:cs="Times New Roman"/>
+          <w:sz w:val="28"/>
+        </w:rPr>
+        <w:t>Готовый проект со всей необходимой документацией предоставляется заказчику в обозначенный им срок.</w:t>
+      </w:r>
+      <w:bookmarkEnd w:id="51"/>
+    </w:p>
+    <w:p>
+      <w:pPr>
+        <w:rPr>
+          <w:rFonts w:ascii="Times New Roman" w:eastAsia="Times New Roman" w:hAnsi="Times New Roman" w:cs="Times New Roman"/>
+          <w:sz w:val="28"/>
+        </w:rPr>
+      </w:pPr>
+      <w:r>
+        <w:rPr>
+          <w:rFonts w:ascii="Times New Roman" w:eastAsia="Times New Roman" w:hAnsi="Times New Roman" w:cs="Times New Roman"/>
+          <w:sz w:val="28"/>
+        </w:rPr>
+        <w:t xml:space="preserve"> </w:t>
+      </w:r>
+      <w:bookmarkStart w:id="52" w:name="_Toc180566375"/>
+      <w:r>
+        <w:rPr>
+          <w:rFonts w:ascii="Times New Roman" w:eastAsia="Times New Roman" w:hAnsi="Times New Roman" w:cs="Times New Roman"/>
+          <w:sz w:val="28"/>
+        </w:rPr>
+        <w:t>За заказчиком остается осуществление проверки соответствия функциональности приложения согласно техническому заданию.</w:t>
+      </w:r>
+      <w:bookmarkEnd w:id="52"/>
+      <w:r>
+        <w:rPr>
+          <w:rFonts w:ascii="Times New Roman" w:eastAsia="Times New Roman" w:hAnsi="Times New Roman" w:cs="Times New Roman"/>
+          <w:sz w:val="28"/>
+        </w:rPr>
+        <w:t xml:space="preserve"> </w:t>
+      </w:r>
+    </w:p>
+    <w:p>
+      <w:pPr>
+        <w:rPr>
+          <w:rFonts w:ascii="Times New Roman" w:eastAsia="Times New Roman" w:hAnsi="Times New Roman" w:cs="Times New Roman"/>
+          <w:sz w:val="28"/>
+        </w:rPr>
+      </w:pPr>
+      <w:bookmarkStart w:id="53" w:name="_Toc180566376"/>
+      <w:r>
+        <w:rPr>
+          <w:rFonts w:ascii="Times New Roman" w:eastAsia="Times New Roman" w:hAnsi="Times New Roman" w:cs="Times New Roman"/>
+          <w:sz w:val="28"/>
+        </w:rPr>
+        <w:t>Исполнитель также обязан предоставить заказчику следующий комплект, необходимый для защиты проекта:</w:t>
+      </w:r>
+      <w:bookmarkEnd w:id="53"/>
+    </w:p>
+    <w:p>
+      <w:pPr>
+        <w:rPr>
+          <w:rFonts w:ascii="Times New Roman" w:eastAsia="Times New Roman" w:hAnsi="Times New Roman" w:cs="Times New Roman"/>
+          <w:sz w:val="28"/>
+        </w:rPr>
+      </w:pPr>
+      <w:r>
+        <w:rPr>
+          <w:rFonts w:ascii="Times New Roman" w:eastAsia="Times New Roman" w:hAnsi="Times New Roman" w:cs="Times New Roman"/>
+          <w:sz w:val="28"/>
+        </w:rPr>
+        <w:t xml:space="preserve"> </w:t>
+      </w:r>
+      <w:bookmarkStart w:id="54" w:name="_Toc180566377"/>
+      <w:r>
+        <w:rPr>
+          <w:rFonts w:ascii="Times New Roman" w:eastAsia="Times New Roman" w:hAnsi="Times New Roman" w:cs="Times New Roman"/>
+          <w:sz w:val="28"/>
+        </w:rPr>
+        <w:t>Техническое задание;</w:t>
+      </w:r>
+      <w:bookmarkEnd w:id="54"/>
+    </w:p>
+    <w:p>
+      <w:pPr>
+        <w:rPr>
+          <w:rFonts w:ascii="Times New Roman" w:eastAsia="Times New Roman" w:hAnsi="Times New Roman" w:cs="Times New Roman"/>
+          <w:sz w:val="28"/>
+        </w:rPr>
+      </w:pPr>
+      <w:r>
+        <w:rPr>
+          <w:rFonts w:ascii="Times New Roman" w:eastAsia="Times New Roman" w:hAnsi="Times New Roman" w:cs="Times New Roman"/>
+          <w:sz w:val="28"/>
+        </w:rPr>
+        <w:t xml:space="preserve"> </w:t>
+      </w:r>
+      <w:bookmarkStart w:id="55" w:name="_Toc180566378"/>
+      <w:r>
+        <w:rPr>
+          <w:rFonts w:ascii="Times New Roman" w:eastAsia="Times New Roman" w:hAnsi="Times New Roman" w:cs="Times New Roman"/>
+          <w:sz w:val="28"/>
+        </w:rPr>
+        <w:t>Курсовой проект;</w:t>
+      </w:r>
+      <w:bookmarkEnd w:id="55"/>
+    </w:p>
+    <w:p>
+      <w:pPr>
+        <w:rPr>
+          <w:rFonts w:ascii="Times New Roman" w:eastAsia="Times New Roman" w:hAnsi="Times New Roman" w:cs="Times New Roman"/>
+          <w:sz w:val="28"/>
+        </w:rPr>
+      </w:pPr>
+      <w:r>
+        <w:rPr>
+          <w:rFonts w:ascii="Times New Roman" w:eastAsia="Times New Roman" w:hAnsi="Times New Roman" w:cs="Times New Roman"/>
+          <w:sz w:val="28"/>
+        </w:rPr>
+        <w:t xml:space="preserve"> </w:t>
+      </w:r>
+      <w:bookmarkStart w:id="56" w:name="_Toc180566379"/>
+      <w:r>
+        <w:rPr>
+          <w:rFonts w:ascii="Times New Roman" w:eastAsia="Times New Roman" w:hAnsi="Times New Roman" w:cs="Times New Roman"/>
+          <w:sz w:val="28"/>
+        </w:rPr>
+        <w:t>Презентация продукта;</w:t>
+      </w:r>
+      <w:bookmarkEnd w:id="56"/>
+    </w:p>
+    <w:p>
+      <w:pPr>
+        <w:rPr>
+          <w:rFonts w:ascii="Times New Roman" w:eastAsia="Times New Roman" w:hAnsi="Times New Roman" w:cs="Times New Roman"/>
+          <w:sz w:val="28"/>
+        </w:rPr>
+      </w:pPr>
+      <w:r>
+        <w:rPr>
+          <w:rFonts w:ascii="Times New Roman" w:eastAsia="Times New Roman" w:hAnsi="Times New Roman" w:cs="Times New Roman"/>
+          <w:sz w:val="28"/>
+        </w:rPr>
+        <w:t xml:space="preserve"> </w:t>
+      </w:r>
+      <w:bookmarkStart w:id="57" w:name="_Toc180566380"/>
+      <w:r>
+        <w:rPr>
+          <w:rFonts w:ascii="Times New Roman" w:eastAsia="Times New Roman" w:hAnsi="Times New Roman" w:cs="Times New Roman"/>
+          <w:sz w:val="28"/>
+        </w:rPr>
+        <w:t>Исходный код приложения.</w:t>
+      </w:r>
+      <w:bookmarkEnd w:id="57"/>
+    </w:p>
+    <w:p>
+      <w:pPr>
+        <w:rPr>
+          <w:rFonts w:ascii="Times New Roman" w:eastAsia="Times New Roman" w:hAnsi="Times New Roman" w:cs="Times New Roman"/>
+          <w:sz w:val="28"/>
+        </w:rPr>
+      </w:pPr>
+      <w:r>
+        <w:rPr>
+          <w:rFonts w:ascii="Times New Roman" w:eastAsia="Times New Roman" w:hAnsi="Times New Roman" w:cs="Times New Roman"/>
+          <w:sz w:val="28"/>
+        </w:rPr>
+        <w:lastRenderedPageBreak/>
+        <w:t xml:space="preserve"> </w:t>
+      </w:r>
+      <w:bookmarkStart w:id="58" w:name="_Toc180566381"/>
+      <w:r>
+        <w:rPr>
+          <w:rFonts w:ascii="Times New Roman" w:eastAsia="Times New Roman" w:hAnsi="Times New Roman" w:cs="Times New Roman"/>
+          <w:sz w:val="28"/>
+        </w:rPr>
+        <w:t xml:space="preserve">Вся сопроводительная документация предоставляется в печатном виде и в электронном виде, размещенная на </w:t>
+      </w:r>
+      <w:proofErr w:type="spellStart"/>
+      <w:r>
+        <w:rPr>
+          <w:rFonts w:ascii="Times New Roman" w:eastAsia="Times New Roman" w:hAnsi="Times New Roman" w:cs="Times New Roman"/>
+          <w:sz w:val="28"/>
+        </w:rPr>
+        <w:t>GitHub</w:t>
+      </w:r>
+      <w:proofErr w:type="spellEnd"/>
+      <w:r>
+        <w:rPr>
+          <w:rFonts w:ascii="Times New Roman" w:eastAsia="Times New Roman" w:hAnsi="Times New Roman" w:cs="Times New Roman"/>
+          <w:sz w:val="28"/>
+        </w:rPr>
+        <w:t>.</w:t>
+      </w:r>
+      <w:bookmarkEnd w:id="58"/>
+    </w:p>
+    <w:p/>
+    <w:p/>
+    <w:p/>
+    <w:p/>
+    <w:p/>
+    <w:p/>
+    <w:p/>
+    <w:p/>
+    <w:p/>
+    <w:p/>
+    <w:p/>
+    <w:p/>
+    <w:p/>
+    <w:p/>
+    <w:p/>
+    <w:p/>
+    <w:p/>
+    <w:p/>
+    <w:p/>
+    <w:p/>
+    <w:p/>
+    <w:p/>
+    <w:p/>
+    <w:p/>
+    <w:p/>
+    <w:p/>
+    <w:p/>
+    <w:p>
+      <w:pPr>
+        <w:spacing w:after="0" w:line="360" w:lineRule="auto"/>
+        <w:jc w:val="both"/>
+        <w:rPr>
+          <w:rFonts w:ascii="Times New Roman" w:eastAsia="Times New Roman" w:hAnsi="Times New Roman" w:cs="Times New Roman"/>
+          <w:sz w:val="28"/>
+        </w:rPr>
+      </w:pPr>
     </w:p>
     <w:p>
       <w:pPr>
@@ -6087,68 +6601,10 @@
           <w:sz w:val="28"/>
         </w:rPr>
       </w:pPr>
-      <w:r>
-        <w:rPr>
-          <w:rFonts w:ascii="Times New Roman" w:eastAsia="Times New Roman" w:hAnsi="Times New Roman" w:cs="Times New Roman"/>
-          <w:sz w:val="28"/>
-        </w:rPr>
-        <w:t>Разрабатываемая система должна содержать следующие виды пользователей:</w:t>
-      </w:r>
-    </w:p>
-    <w:p>
-      <w:pPr>
-        <w:numPr>
-          <w:ilvl w:val="0"/>
-          <w:numId w:val="15"/>
-        </w:numPr>
-        <w:tabs>
-          <w:tab w:val="left" w:pos="2834"/>
-        </w:tabs>
-        <w:spacing w:line="360" w:lineRule="auto"/>
-        <w:ind w:left="1219" w:hanging="357"/>
-        <w:jc w:val="both"/>
-        <w:rPr>
-          <w:rFonts w:ascii="Times New Roman" w:eastAsia="Times New Roman" w:hAnsi="Times New Roman" w:cs="Times New Roman"/>
-          <w:sz w:val="28"/>
-        </w:rPr>
-      </w:pPr>
-      <w:r>
-        <w:rPr>
-          <w:rFonts w:ascii="Times New Roman" w:eastAsia="Times New Roman" w:hAnsi="Times New Roman" w:cs="Times New Roman"/>
-          <w:sz w:val="28"/>
-        </w:rPr>
-        <w:t>Администратор;</w:t>
-      </w:r>
-    </w:p>
-    <w:p>
-      <w:pPr>
-        <w:numPr>
-          <w:ilvl w:val="0"/>
-          <w:numId w:val="15"/>
-        </w:numPr>
-        <w:tabs>
-          <w:tab w:val="left" w:pos="2834"/>
-        </w:tabs>
-        <w:spacing w:line="360" w:lineRule="auto"/>
-        <w:ind w:left="1219" w:hanging="357"/>
-        <w:jc w:val="both"/>
-        <w:rPr>
-          <w:rFonts w:ascii="Times New Roman" w:eastAsia="Times New Roman" w:hAnsi="Times New Roman" w:cs="Times New Roman"/>
-          <w:sz w:val="28"/>
-        </w:rPr>
-      </w:pPr>
-      <w:r>
-        <w:rPr>
-          <w:rFonts w:ascii="Times New Roman" w:eastAsia="Times New Roman" w:hAnsi="Times New Roman" w:cs="Times New Roman"/>
-          <w:sz w:val="28"/>
-        </w:rPr>
-        <w:t>Пользователь (Клиент).</w:t>
-      </w:r>
-    </w:p>
-    <w:p>
-      <w:pPr>
-        <w:pStyle w:val="2"/>
-        <w:ind w:firstLine="708"/>
+    </w:p>
+    <w:p>
+      <w:pPr>
+        <w:pStyle w:val="1"/>
         <w:rPr>
           <w:rFonts w:ascii="Times New Roman" w:eastAsia="Times New Roman" w:hAnsi="Times New Roman" w:cs="Times New Roman"/>
           <w:b/>
@@ -6156,942 +6612,8 @@
           <w:sz w:val="28"/>
         </w:rPr>
       </w:pPr>
-      <w:bookmarkStart w:id="22" w:name="_Toc180477538"/>
-      <w:r>
-        <w:rPr>
-          <w:rFonts w:ascii="Times New Roman" w:eastAsia="Times New Roman" w:hAnsi="Times New Roman" w:cs="Times New Roman"/>
-          <w:b/>
-          <w:color w:val="auto"/>
-          <w:sz w:val="28"/>
-        </w:rPr>
-        <w:t>6</w:t>
-      </w:r>
-      <w:r>
-        <w:rPr>
-          <w:rFonts w:ascii="Times New Roman" w:eastAsia="Times New Roman" w:hAnsi="Times New Roman" w:cs="Times New Roman"/>
-          <w:b/>
-          <w:color w:val="auto"/>
-          <w:sz w:val="28"/>
-        </w:rPr>
-        <w:t xml:space="preserve">.1 </w:t>
-      </w:r>
-      <w:r>
-        <w:rPr>
-          <w:rFonts w:ascii="Times New Roman" w:eastAsia="Times New Roman" w:hAnsi="Times New Roman" w:cs="Times New Roman"/>
-          <w:b/>
-          <w:color w:val="auto"/>
-          <w:sz w:val="28"/>
-        </w:rPr>
-        <w:t>Администратор</w:t>
-      </w:r>
-      <w:bookmarkEnd w:id="22"/>
-    </w:p>
-    <w:p>
-      <w:pPr>
-        <w:spacing w:after="0" w:line="360" w:lineRule="auto"/>
-        <w:ind w:firstLine="709"/>
-        <w:rPr>
-          <w:rFonts w:ascii="Times New Roman" w:eastAsia="Times New Roman" w:hAnsi="Times New Roman" w:cs="Times New Roman"/>
-          <w:sz w:val="28"/>
-        </w:rPr>
-      </w:pPr>
-      <w:r>
-        <w:rPr>
-          <w:rFonts w:ascii="Times New Roman" w:eastAsia="Times New Roman" w:hAnsi="Times New Roman" w:cs="Times New Roman"/>
-          <w:sz w:val="28"/>
-        </w:rPr>
-        <w:t xml:space="preserve">В </w:t>
-      </w:r>
-      <w:r>
-        <w:rPr>
-          <w:rFonts w:ascii="Times New Roman" w:eastAsia="Times New Roman" w:hAnsi="Times New Roman" w:cs="Times New Roman"/>
-          <w:sz w:val="28"/>
-        </w:rPr>
-        <w:t>функционал</w:t>
-      </w:r>
-      <w:r>
-        <w:rPr>
-          <w:rFonts w:ascii="Times New Roman" w:eastAsia="Times New Roman" w:hAnsi="Times New Roman" w:cs="Times New Roman"/>
-          <w:sz w:val="28"/>
-        </w:rPr>
-        <w:t xml:space="preserve"> администратора входят:</w:t>
-      </w:r>
-    </w:p>
-    <w:p>
-      <w:pPr>
-        <w:numPr>
-          <w:ilvl w:val="0"/>
-          <w:numId w:val="16"/>
-        </w:numPr>
-        <w:tabs>
-          <w:tab w:val="left" w:pos="2834"/>
-        </w:tabs>
-        <w:spacing w:line="360" w:lineRule="auto"/>
-        <w:ind w:left="1219" w:hanging="357"/>
-        <w:jc w:val="both"/>
-        <w:rPr>
-          <w:rFonts w:ascii="Times New Roman" w:eastAsia="Times New Roman" w:hAnsi="Times New Roman" w:cs="Times New Roman"/>
-          <w:sz w:val="28"/>
-        </w:rPr>
-      </w:pPr>
-      <w:r>
-        <w:rPr>
-          <w:rFonts w:ascii="Times New Roman" w:eastAsia="Times New Roman" w:hAnsi="Times New Roman" w:cs="Times New Roman"/>
-          <w:sz w:val="28"/>
-        </w:rPr>
-        <w:t>Просмотр подробной информации о вы</w:t>
-      </w:r>
-      <w:r>
-        <w:rPr>
-          <w:rFonts w:ascii="Times New Roman" w:eastAsia="Times New Roman" w:hAnsi="Times New Roman" w:cs="Times New Roman"/>
-          <w:sz w:val="28"/>
-        </w:rPr>
-        <w:t>бранном курсе</w:t>
-      </w:r>
-      <w:r>
-        <w:rPr>
-          <w:rFonts w:ascii="Times New Roman" w:eastAsia="Times New Roman" w:hAnsi="Times New Roman" w:cs="Times New Roman"/>
-          <w:sz w:val="28"/>
-        </w:rPr>
-        <w:t>;</w:t>
-      </w:r>
-    </w:p>
-    <w:p>
-      <w:pPr>
-        <w:numPr>
-          <w:ilvl w:val="0"/>
-          <w:numId w:val="16"/>
-        </w:numPr>
-        <w:tabs>
-          <w:tab w:val="left" w:pos="2834"/>
-        </w:tabs>
-        <w:spacing w:line="360" w:lineRule="auto"/>
-        <w:ind w:left="1219" w:hanging="357"/>
-        <w:jc w:val="both"/>
-        <w:rPr>
-          <w:rFonts w:ascii="Times New Roman" w:eastAsia="Times New Roman" w:hAnsi="Times New Roman" w:cs="Times New Roman"/>
-          <w:sz w:val="28"/>
-        </w:rPr>
-      </w:pPr>
-      <w:r>
-        <w:rPr>
-          <w:rFonts w:ascii="Times New Roman" w:eastAsia="Times New Roman" w:hAnsi="Times New Roman" w:cs="Times New Roman"/>
-          <w:sz w:val="28"/>
-        </w:rPr>
-        <w:t xml:space="preserve">Просмотр каталога </w:t>
-      </w:r>
-      <w:r>
-        <w:rPr>
-          <w:rFonts w:ascii="Times New Roman" w:eastAsia="Times New Roman" w:hAnsi="Times New Roman" w:cs="Times New Roman"/>
-          <w:sz w:val="28"/>
-        </w:rPr>
-        <w:t>курсов</w:t>
-      </w:r>
-      <w:r>
-        <w:rPr>
-          <w:rFonts w:ascii="Times New Roman" w:eastAsia="Times New Roman" w:hAnsi="Times New Roman" w:cs="Times New Roman"/>
-          <w:sz w:val="28"/>
-        </w:rPr>
-        <w:t>;</w:t>
-      </w:r>
-    </w:p>
-    <w:p>
-      <w:pPr>
-        <w:numPr>
-          <w:ilvl w:val="0"/>
-          <w:numId w:val="16"/>
-        </w:numPr>
-        <w:tabs>
-          <w:tab w:val="left" w:pos="2834"/>
-        </w:tabs>
-        <w:spacing w:line="360" w:lineRule="auto"/>
-        <w:ind w:left="1219" w:hanging="357"/>
-        <w:jc w:val="both"/>
-        <w:rPr>
-          <w:rFonts w:ascii="Times New Roman" w:eastAsia="Times New Roman" w:hAnsi="Times New Roman" w:cs="Times New Roman"/>
-          <w:sz w:val="28"/>
-        </w:rPr>
-      </w:pPr>
-      <w:r>
-        <w:rPr>
-          <w:rFonts w:ascii="Times New Roman" w:eastAsia="Times New Roman" w:hAnsi="Times New Roman" w:cs="Times New Roman"/>
-          <w:sz w:val="28"/>
-        </w:rPr>
-        <w:t>Просмотр главной страницы веб-приложения;</w:t>
-      </w:r>
-    </w:p>
-    <w:p>
-      <w:pPr>
-        <w:numPr>
-          <w:ilvl w:val="0"/>
-          <w:numId w:val="16"/>
-        </w:numPr>
-        <w:tabs>
-          <w:tab w:val="left" w:pos="2834"/>
-        </w:tabs>
-        <w:spacing w:line="360" w:lineRule="auto"/>
-        <w:ind w:left="1219" w:hanging="357"/>
-        <w:jc w:val="both"/>
-        <w:rPr>
-          <w:rFonts w:ascii="Times New Roman" w:eastAsia="Times New Roman" w:hAnsi="Times New Roman" w:cs="Times New Roman"/>
-          <w:sz w:val="28"/>
-        </w:rPr>
-      </w:pPr>
-      <w:r>
-        <w:rPr>
-          <w:rFonts w:ascii="Times New Roman" w:eastAsia="Times New Roman" w:hAnsi="Times New Roman" w:cs="Times New Roman"/>
-          <w:sz w:val="28"/>
-        </w:rPr>
-        <w:t>Авторизация;</w:t>
-      </w:r>
-    </w:p>
-    <w:p>
-      <w:pPr>
-        <w:numPr>
-          <w:ilvl w:val="0"/>
-          <w:numId w:val="16"/>
-        </w:numPr>
-        <w:tabs>
-          <w:tab w:val="left" w:pos="2834"/>
-        </w:tabs>
-        <w:spacing w:line="360" w:lineRule="auto"/>
-        <w:ind w:left="1219" w:hanging="357"/>
-        <w:jc w:val="both"/>
-        <w:rPr>
-          <w:rFonts w:ascii="Times New Roman" w:eastAsia="Times New Roman" w:hAnsi="Times New Roman" w:cs="Times New Roman"/>
-          <w:sz w:val="28"/>
-        </w:rPr>
-      </w:pPr>
-      <w:r>
-        <w:rPr>
-          <w:rFonts w:ascii="Times New Roman" w:eastAsia="Times New Roman" w:hAnsi="Times New Roman" w:cs="Times New Roman"/>
-          <w:sz w:val="28"/>
-        </w:rPr>
-        <w:t xml:space="preserve">Просмотр условий </w:t>
-      </w:r>
-      <w:r>
-        <w:rPr>
-          <w:rFonts w:ascii="Times New Roman" w:eastAsia="Times New Roman" w:hAnsi="Times New Roman" w:cs="Times New Roman"/>
-          <w:sz w:val="28"/>
-        </w:rPr>
-        <w:t>оформления курса</w:t>
-      </w:r>
-    </w:p>
-    <w:p>
-      <w:pPr>
-        <w:numPr>
-          <w:ilvl w:val="0"/>
-          <w:numId w:val="16"/>
-        </w:numPr>
-        <w:tabs>
-          <w:tab w:val="left" w:pos="2834"/>
-        </w:tabs>
-        <w:spacing w:line="360" w:lineRule="auto"/>
-        <w:ind w:left="1219" w:hanging="357"/>
-        <w:jc w:val="both"/>
-        <w:rPr>
-          <w:rFonts w:ascii="Times New Roman" w:eastAsia="Times New Roman" w:hAnsi="Times New Roman" w:cs="Times New Roman"/>
-          <w:sz w:val="28"/>
-        </w:rPr>
-      </w:pPr>
-      <w:r>
-        <w:rPr>
-          <w:rFonts w:ascii="Times New Roman" w:eastAsia="Times New Roman" w:hAnsi="Times New Roman" w:cs="Times New Roman"/>
-          <w:sz w:val="28"/>
-        </w:rPr>
-        <w:t xml:space="preserve">Одобрение/удаление конкретной заявки на </w:t>
-      </w:r>
-      <w:r>
-        <w:rPr>
-          <w:rFonts w:ascii="Times New Roman" w:eastAsia="Times New Roman" w:hAnsi="Times New Roman" w:cs="Times New Roman"/>
-          <w:sz w:val="28"/>
-        </w:rPr>
-        <w:t>курс;</w:t>
-      </w:r>
-    </w:p>
-    <w:p>
-      <w:pPr>
-        <w:numPr>
-          <w:ilvl w:val="0"/>
-          <w:numId w:val="16"/>
-        </w:numPr>
-        <w:tabs>
-          <w:tab w:val="left" w:pos="2834"/>
-        </w:tabs>
-        <w:spacing w:line="360" w:lineRule="auto"/>
-        <w:ind w:left="1219" w:hanging="357"/>
-        <w:jc w:val="both"/>
-        <w:rPr>
-          <w:rFonts w:ascii="Times New Roman" w:eastAsia="Times New Roman" w:hAnsi="Times New Roman" w:cs="Times New Roman"/>
-          <w:sz w:val="28"/>
-        </w:rPr>
-      </w:pPr>
-      <w:r>
-        <w:rPr>
-          <w:rFonts w:ascii="Times New Roman" w:eastAsia="Times New Roman" w:hAnsi="Times New Roman" w:cs="Times New Roman"/>
-          <w:sz w:val="28"/>
-        </w:rPr>
-        <w:t>Просмотр информации о клиентах;</w:t>
-      </w:r>
-    </w:p>
-    <w:p>
-      <w:pPr>
-        <w:pStyle w:val="2"/>
-        <w:ind w:firstLine="708"/>
-        <w:rPr>
-          <w:rFonts w:ascii="Times New Roman" w:eastAsia="Times New Roman" w:hAnsi="Times New Roman" w:cs="Times New Roman"/>
-          <w:b/>
-          <w:color w:val="auto"/>
-          <w:sz w:val="28"/>
-        </w:rPr>
-      </w:pPr>
-      <w:bookmarkStart w:id="23" w:name="_Toc180477539"/>
-      <w:r>
-        <w:rPr>
-          <w:rFonts w:ascii="Times New Roman" w:eastAsia="Times New Roman" w:hAnsi="Times New Roman" w:cs="Times New Roman"/>
-          <w:b/>
-          <w:color w:val="auto"/>
-          <w:sz w:val="28"/>
-        </w:rPr>
-        <w:t>6</w:t>
-      </w:r>
-      <w:r>
-        <w:rPr>
-          <w:rFonts w:ascii="Times New Roman" w:eastAsia="Times New Roman" w:hAnsi="Times New Roman" w:cs="Times New Roman"/>
-          <w:b/>
-          <w:color w:val="auto"/>
-          <w:sz w:val="28"/>
-        </w:rPr>
-        <w:t>.</w:t>
-      </w:r>
-      <w:r>
-        <w:rPr>
-          <w:rFonts w:ascii="Times New Roman" w:eastAsia="Times New Roman" w:hAnsi="Times New Roman" w:cs="Times New Roman"/>
-          <w:b/>
-          <w:color w:val="auto"/>
-          <w:sz w:val="28"/>
-        </w:rPr>
-        <w:t>2</w:t>
-      </w:r>
-      <w:r>
-        <w:rPr>
-          <w:rFonts w:ascii="Times New Roman" w:eastAsia="Times New Roman" w:hAnsi="Times New Roman" w:cs="Times New Roman"/>
-          <w:b/>
-          <w:color w:val="auto"/>
-          <w:sz w:val="28"/>
-        </w:rPr>
-        <w:t xml:space="preserve"> </w:t>
-      </w:r>
-      <w:r>
-        <w:rPr>
-          <w:rFonts w:ascii="Times New Roman" w:eastAsia="Times New Roman" w:hAnsi="Times New Roman" w:cs="Times New Roman"/>
-          <w:b/>
-          <w:color w:val="auto"/>
-          <w:sz w:val="28"/>
-        </w:rPr>
-        <w:t>Клиент</w:t>
-      </w:r>
-      <w:bookmarkEnd w:id="23"/>
-    </w:p>
-    <w:p>
-      <w:pPr>
-        <w:spacing w:after="0" w:line="360" w:lineRule="auto"/>
-        <w:ind w:firstLine="709"/>
-        <w:rPr>
-          <w:rFonts w:ascii="Times New Roman" w:eastAsia="Times New Roman" w:hAnsi="Times New Roman" w:cs="Times New Roman"/>
-          <w:sz w:val="28"/>
-          <w:lang w:val="en-US"/>
-        </w:rPr>
-      </w:pPr>
-      <w:r>
-        <w:rPr>
-          <w:rFonts w:ascii="Times New Roman" w:eastAsia="Times New Roman" w:hAnsi="Times New Roman" w:cs="Times New Roman"/>
-          <w:sz w:val="28"/>
-        </w:rPr>
-        <w:t>В возможности клиента входят:</w:t>
-      </w:r>
-    </w:p>
-    <w:p>
-      <w:pPr>
-        <w:pStyle w:val="a7"/>
-        <w:numPr>
-          <w:ilvl w:val="0"/>
-          <w:numId w:val="36"/>
-        </w:numPr>
-        <w:spacing w:after="0" w:line="360" w:lineRule="auto"/>
-        <w:rPr>
-          <w:rFonts w:ascii="Times New Roman" w:eastAsia="Times New Roman" w:hAnsi="Times New Roman" w:cs="Times New Roman"/>
-          <w:sz w:val="28"/>
-          <w:lang w:val="en-US"/>
-        </w:rPr>
-      </w:pPr>
-      <w:r>
-        <w:rPr>
-          <w:rFonts w:ascii="Times New Roman" w:eastAsia="Times New Roman" w:hAnsi="Times New Roman" w:cs="Times New Roman"/>
-          <w:sz w:val="28"/>
-        </w:rPr>
-        <w:lastRenderedPageBreak/>
-        <w:t>Просмотр веб-страницы приложения</w:t>
-      </w:r>
-    </w:p>
-    <w:p>
-      <w:pPr>
-        <w:pStyle w:val="a7"/>
-        <w:numPr>
-          <w:ilvl w:val="0"/>
-          <w:numId w:val="36"/>
-        </w:numPr>
-        <w:spacing w:after="0" w:line="360" w:lineRule="auto"/>
-        <w:rPr>
-          <w:rFonts w:ascii="Times New Roman" w:eastAsia="Times New Roman" w:hAnsi="Times New Roman" w:cs="Times New Roman"/>
-          <w:sz w:val="28"/>
-          <w:lang w:val="en-US"/>
-        </w:rPr>
-      </w:pPr>
-      <w:r>
-        <w:rPr>
-          <w:rFonts w:ascii="Times New Roman" w:eastAsia="Times New Roman" w:hAnsi="Times New Roman" w:cs="Times New Roman"/>
-          <w:sz w:val="28"/>
-        </w:rPr>
-        <w:t>Оформление курса</w:t>
-      </w:r>
-    </w:p>
-    <w:p>
-      <w:pPr>
-        <w:pStyle w:val="a7"/>
-        <w:numPr>
-          <w:ilvl w:val="0"/>
-          <w:numId w:val="36"/>
-        </w:numPr>
-        <w:spacing w:after="0" w:line="360" w:lineRule="auto"/>
-        <w:rPr>
-          <w:rFonts w:ascii="Times New Roman" w:eastAsia="Times New Roman" w:hAnsi="Times New Roman" w:cs="Times New Roman"/>
-          <w:sz w:val="28"/>
-          <w:lang w:val="en-US"/>
-        </w:rPr>
-      </w:pPr>
-      <w:r>
-        <w:rPr>
-          <w:rFonts w:ascii="Times New Roman" w:eastAsia="Times New Roman" w:hAnsi="Times New Roman" w:cs="Times New Roman"/>
-          <w:sz w:val="28"/>
-        </w:rPr>
-        <w:t>Возможность просмотреть свои курсы</w:t>
-      </w:r>
-    </w:p>
-    <w:p>
-      <w:pPr>
-        <w:pStyle w:val="a7"/>
-        <w:numPr>
-          <w:ilvl w:val="0"/>
-          <w:numId w:val="36"/>
-        </w:numPr>
-        <w:spacing w:after="0" w:line="360" w:lineRule="auto"/>
-        <w:rPr>
-          <w:rFonts w:ascii="Times New Roman" w:eastAsia="Times New Roman" w:hAnsi="Times New Roman" w:cs="Times New Roman"/>
-          <w:sz w:val="28"/>
-          <w:lang w:val="en-US"/>
-        </w:rPr>
-      </w:pPr>
-      <w:r>
-        <w:rPr>
-          <w:rFonts w:ascii="Times New Roman" w:eastAsia="Times New Roman" w:hAnsi="Times New Roman" w:cs="Times New Roman"/>
-          <w:sz w:val="28"/>
-        </w:rPr>
-        <w:t>Возможность просмотреть успеваемость курсов</w:t>
-      </w:r>
-    </w:p>
-    <w:p>
-      <w:pPr>
-        <w:spacing w:after="0" w:line="360" w:lineRule="auto"/>
-        <w:jc w:val="both"/>
-        <w:rPr>
-          <w:rFonts w:ascii="Times New Roman" w:eastAsia="Times New Roman" w:hAnsi="Times New Roman" w:cs="Times New Roman"/>
-          <w:sz w:val="28"/>
-        </w:rPr>
-      </w:pPr>
-    </w:p>
-    <w:p>
-      <w:pPr>
-        <w:spacing w:after="0" w:line="360" w:lineRule="auto"/>
-        <w:jc w:val="both"/>
-        <w:rPr>
-          <w:rFonts w:ascii="Times New Roman" w:eastAsia="Times New Roman" w:hAnsi="Times New Roman" w:cs="Times New Roman"/>
-          <w:sz w:val="28"/>
-        </w:rPr>
-      </w:pPr>
-    </w:p>
-    <w:p>
-      <w:pPr>
-        <w:pStyle w:val="1"/>
-        <w:rPr>
-          <w:rFonts w:ascii="Times New Roman" w:eastAsia="Times New Roman" w:hAnsi="Times New Roman" w:cs="Times New Roman"/>
-          <w:b/>
-          <w:color w:val="auto"/>
-          <w:sz w:val="28"/>
-        </w:rPr>
-      </w:pPr>
-      <w:bookmarkStart w:id="24" w:name="_Toc180477540"/>
-      <w:proofErr w:type="gramStart"/>
-      <w:r>
-        <w:rPr>
-          <w:rFonts w:ascii="Times New Roman" w:eastAsia="Times New Roman" w:hAnsi="Times New Roman" w:cs="Times New Roman"/>
-          <w:b/>
-          <w:color w:val="auto"/>
-          <w:sz w:val="28"/>
-        </w:rPr>
-        <w:t xml:space="preserve">7 </w:t>
-      </w:r>
-      <w:r>
-        <w:rPr>
-          <w:rFonts w:ascii="Times New Roman" w:eastAsia="Times New Roman" w:hAnsi="Times New Roman" w:cs="Times New Roman"/>
-          <w:b/>
-          <w:color w:val="auto"/>
-          <w:sz w:val="28"/>
-        </w:rPr>
-        <w:t xml:space="preserve"> </w:t>
-      </w:r>
-      <w:r>
-        <w:rPr>
-          <w:rFonts w:ascii="Times New Roman" w:eastAsia="Times New Roman" w:hAnsi="Times New Roman" w:cs="Times New Roman"/>
-          <w:b/>
-          <w:color w:val="auto"/>
-          <w:sz w:val="28"/>
-        </w:rPr>
-        <w:t>Дизайн</w:t>
-      </w:r>
-      <w:proofErr w:type="gramEnd"/>
-      <w:r>
-        <w:rPr>
-          <w:rFonts w:ascii="Times New Roman" w:eastAsia="Times New Roman" w:hAnsi="Times New Roman" w:cs="Times New Roman"/>
-          <w:b/>
-          <w:color w:val="auto"/>
-          <w:sz w:val="28"/>
-        </w:rPr>
-        <w:t xml:space="preserve"> </w:t>
-      </w:r>
-      <w:r>
-        <w:rPr>
-          <w:rFonts w:ascii="Times New Roman" w:eastAsia="Times New Roman" w:hAnsi="Times New Roman" w:cs="Times New Roman"/>
-          <w:b/>
-          <w:color w:val="auto"/>
-          <w:sz w:val="28"/>
-        </w:rPr>
-        <w:t>веб-</w:t>
-      </w:r>
-      <w:r>
-        <w:rPr>
-          <w:rFonts w:ascii="Times New Roman" w:eastAsia="Times New Roman" w:hAnsi="Times New Roman" w:cs="Times New Roman"/>
-          <w:b/>
-          <w:color w:val="auto"/>
-          <w:sz w:val="28"/>
-        </w:rPr>
-        <w:t>приложения</w:t>
-      </w:r>
-      <w:bookmarkEnd w:id="24"/>
-    </w:p>
-    <w:p>
-      <w:pPr>
-        <w:numPr>
-          <w:ilvl w:val="0"/>
-          <w:numId w:val="18"/>
-        </w:numPr>
-        <w:tabs>
-          <w:tab w:val="left" w:pos="2834"/>
-        </w:tabs>
-        <w:spacing w:line="360" w:lineRule="auto"/>
-        <w:ind w:left="1219" w:hanging="357"/>
-        <w:jc w:val="both"/>
-        <w:rPr>
-          <w:rFonts w:ascii="Times New Roman" w:eastAsia="Times New Roman" w:hAnsi="Times New Roman" w:cs="Times New Roman"/>
-          <w:sz w:val="28"/>
-        </w:rPr>
-      </w:pPr>
-      <w:r>
-        <w:rPr>
-          <w:rFonts w:ascii="Times New Roman" w:eastAsia="Times New Roman" w:hAnsi="Times New Roman" w:cs="Times New Roman"/>
-          <w:sz w:val="28"/>
-        </w:rPr>
-        <w:t>Все страницы должны быть выполнены в одном стиле;</w:t>
-      </w:r>
-    </w:p>
-    <w:p>
-      <w:pPr>
-        <w:numPr>
-          <w:ilvl w:val="0"/>
-          <w:numId w:val="18"/>
-        </w:numPr>
-        <w:tabs>
-          <w:tab w:val="left" w:pos="2834"/>
-        </w:tabs>
-        <w:spacing w:line="360" w:lineRule="auto"/>
-        <w:ind w:left="1219" w:hanging="357"/>
-        <w:jc w:val="both"/>
-        <w:rPr>
-          <w:rFonts w:ascii="Times New Roman" w:eastAsia="Times New Roman" w:hAnsi="Times New Roman" w:cs="Times New Roman"/>
-          <w:sz w:val="28"/>
-        </w:rPr>
-      </w:pPr>
-      <w:r>
-        <w:rPr>
-          <w:rFonts w:ascii="Times New Roman" w:eastAsia="Times New Roman" w:hAnsi="Times New Roman" w:cs="Times New Roman"/>
-          <w:sz w:val="28"/>
-        </w:rPr>
-        <w:t>Все страницы должны корректно отображаться на экранах;</w:t>
-      </w:r>
-    </w:p>
-    <w:p>
-      <w:pPr>
-        <w:numPr>
-          <w:ilvl w:val="0"/>
-          <w:numId w:val="18"/>
-        </w:numPr>
-        <w:tabs>
-          <w:tab w:val="left" w:pos="2834"/>
-        </w:tabs>
-        <w:spacing w:line="360" w:lineRule="auto"/>
-        <w:ind w:left="1219" w:hanging="357"/>
-        <w:jc w:val="both"/>
-        <w:rPr>
-          <w:rFonts w:ascii="Times New Roman" w:eastAsia="Times New Roman" w:hAnsi="Times New Roman" w:cs="Times New Roman"/>
-          <w:sz w:val="28"/>
-        </w:rPr>
-      </w:pPr>
-      <w:r>
-        <w:rPr>
-          <w:rFonts w:ascii="Times New Roman" w:eastAsia="Times New Roman" w:hAnsi="Times New Roman" w:cs="Times New Roman"/>
-          <w:sz w:val="28"/>
-        </w:rPr>
-        <w:t>Верстка страниц должна соответствовать ТЗ;</w:t>
-      </w:r>
-    </w:p>
-    <w:p>
-      <w:pPr>
-        <w:numPr>
-          <w:ilvl w:val="0"/>
-          <w:numId w:val="18"/>
-        </w:numPr>
-        <w:tabs>
-          <w:tab w:val="left" w:pos="2834"/>
-        </w:tabs>
-        <w:spacing w:line="360" w:lineRule="auto"/>
-        <w:ind w:left="1219" w:hanging="357"/>
-        <w:jc w:val="both"/>
-        <w:rPr>
-          <w:rFonts w:ascii="Times New Roman" w:eastAsia="Times New Roman" w:hAnsi="Times New Roman" w:cs="Times New Roman"/>
-          <w:sz w:val="28"/>
-        </w:rPr>
-      </w:pPr>
-      <w:r>
-        <w:rPr>
-          <w:rFonts w:ascii="Times New Roman" w:eastAsia="Times New Roman" w:hAnsi="Times New Roman" w:cs="Times New Roman"/>
-          <w:sz w:val="28"/>
-        </w:rPr>
-        <w:t xml:space="preserve">Все элементы управления </w:t>
-      </w:r>
-      <w:r>
-        <w:rPr>
-          <w:rFonts w:ascii="Times New Roman" w:eastAsia="Times New Roman" w:hAnsi="Times New Roman" w:cs="Times New Roman"/>
-          <w:sz w:val="28"/>
-        </w:rPr>
-        <w:t>веб-</w:t>
-      </w:r>
-      <w:r>
-        <w:rPr>
-          <w:rFonts w:ascii="Times New Roman" w:eastAsia="Times New Roman" w:hAnsi="Times New Roman" w:cs="Times New Roman"/>
-          <w:sz w:val="28"/>
-        </w:rPr>
-        <w:t>приложением должны быть заметны и выделены на общем фоне;</w:t>
-      </w:r>
-    </w:p>
-    <w:p>
-      <w:pPr>
-        <w:numPr>
-          <w:ilvl w:val="0"/>
-          <w:numId w:val="18"/>
-        </w:numPr>
-        <w:tabs>
-          <w:tab w:val="left" w:pos="2834"/>
-        </w:tabs>
-        <w:spacing w:line="360" w:lineRule="auto"/>
-        <w:ind w:left="1219" w:hanging="357"/>
-        <w:jc w:val="both"/>
-        <w:rPr>
-          <w:rFonts w:ascii="Times New Roman" w:eastAsia="Times New Roman" w:hAnsi="Times New Roman" w:cs="Times New Roman"/>
-          <w:sz w:val="28"/>
-        </w:rPr>
-      </w:pPr>
-      <w:r>
-        <w:rPr>
-          <w:rFonts w:ascii="Times New Roman" w:eastAsia="Times New Roman" w:hAnsi="Times New Roman" w:cs="Times New Roman"/>
-          <w:sz w:val="28"/>
-        </w:rPr>
-        <w:t xml:space="preserve">Основное меню </w:t>
-      </w:r>
-      <w:r>
-        <w:rPr>
-          <w:rFonts w:ascii="Times New Roman" w:eastAsia="Times New Roman" w:hAnsi="Times New Roman" w:cs="Times New Roman"/>
-          <w:sz w:val="28"/>
-        </w:rPr>
-        <w:t>веб-</w:t>
-      </w:r>
-      <w:r>
-        <w:rPr>
-          <w:rFonts w:ascii="Times New Roman" w:eastAsia="Times New Roman" w:hAnsi="Times New Roman" w:cs="Times New Roman"/>
-          <w:sz w:val="28"/>
-        </w:rPr>
-        <w:t>приложения должно находиться в верхней части каждой страницы;</w:t>
-      </w:r>
-    </w:p>
-    <w:p>
-      <w:pPr>
-        <w:numPr>
-          <w:ilvl w:val="0"/>
-          <w:numId w:val="18"/>
-        </w:numPr>
-        <w:tabs>
-          <w:tab w:val="left" w:pos="2834"/>
-        </w:tabs>
-        <w:spacing w:line="360" w:lineRule="auto"/>
-        <w:ind w:left="1219" w:hanging="357"/>
-        <w:jc w:val="both"/>
-        <w:rPr>
-          <w:rFonts w:ascii="Times New Roman" w:eastAsia="Times New Roman" w:hAnsi="Times New Roman" w:cs="Times New Roman"/>
-          <w:sz w:val="28"/>
-        </w:rPr>
-      </w:pPr>
-      <w:r>
-        <w:rPr>
-          <w:rFonts w:ascii="Times New Roman" w:eastAsia="Times New Roman" w:hAnsi="Times New Roman" w:cs="Times New Roman"/>
-          <w:sz w:val="28"/>
-        </w:rPr>
-        <w:t>Подвал (футер) должен находиться в нижней части каждой страницы.</w:t>
-      </w:r>
-    </w:p>
-    <w:p>
-      <w:pPr>
-        <w:spacing w:after="0" w:line="360" w:lineRule="auto"/>
-        <w:jc w:val="both"/>
-        <w:rPr>
-          <w:rFonts w:ascii="Times New Roman" w:eastAsia="Times New Roman" w:hAnsi="Times New Roman" w:cs="Times New Roman"/>
-          <w:sz w:val="28"/>
-        </w:rPr>
-      </w:pPr>
-      <w:r>
-        <w:rPr>
-          <w:rFonts w:ascii="Times New Roman" w:eastAsia="Times New Roman" w:hAnsi="Times New Roman" w:cs="Times New Roman"/>
-          <w:sz w:val="28"/>
-        </w:rPr>
-        <w:t xml:space="preserve"> </w:t>
-      </w:r>
-    </w:p>
-    <w:p>
-      <w:pPr>
-        <w:spacing w:after="0" w:line="360" w:lineRule="auto"/>
-        <w:jc w:val="both"/>
-        <w:rPr>
-          <w:rFonts w:ascii="Times New Roman" w:eastAsia="Times New Roman" w:hAnsi="Times New Roman" w:cs="Times New Roman"/>
-          <w:sz w:val="28"/>
-        </w:rPr>
-      </w:pPr>
-    </w:p>
-    <w:p>
-      <w:pPr>
-        <w:pStyle w:val="1"/>
-        <w:rPr>
-          <w:rFonts w:ascii="Times New Roman" w:eastAsia="Times New Roman" w:hAnsi="Times New Roman" w:cs="Times New Roman"/>
-          <w:b/>
-          <w:color w:val="auto"/>
-          <w:sz w:val="28"/>
-        </w:rPr>
-      </w:pPr>
-      <w:bookmarkStart w:id="25" w:name="_Toc180477541"/>
-      <w:r>
-        <w:rPr>
-          <w:rFonts w:ascii="Times New Roman" w:eastAsia="Times New Roman" w:hAnsi="Times New Roman" w:cs="Times New Roman"/>
-          <w:b/>
-          <w:color w:val="auto"/>
-          <w:sz w:val="28"/>
-        </w:rPr>
-        <w:t>8</w:t>
-      </w:r>
-      <w:r>
-        <w:rPr>
-          <w:rFonts w:ascii="Times New Roman" w:eastAsia="Times New Roman" w:hAnsi="Times New Roman" w:cs="Times New Roman"/>
-          <w:b/>
-          <w:color w:val="auto"/>
-          <w:sz w:val="28"/>
-        </w:rPr>
-        <w:t xml:space="preserve"> </w:t>
-      </w:r>
-      <w:r>
-        <w:rPr>
-          <w:rFonts w:ascii="Times New Roman" w:eastAsia="Times New Roman" w:hAnsi="Times New Roman" w:cs="Times New Roman"/>
-          <w:b/>
-          <w:color w:val="auto"/>
-          <w:sz w:val="28"/>
-        </w:rPr>
-        <w:t>Навигация по приложению</w:t>
-      </w:r>
-      <w:bookmarkEnd w:id="25"/>
-    </w:p>
-    <w:p>
-      <w:pPr>
-        <w:pStyle w:val="2"/>
-        <w:ind w:firstLine="708"/>
-        <w:rPr>
-          <w:rFonts w:ascii="Times New Roman" w:eastAsia="Times New Roman" w:hAnsi="Times New Roman" w:cs="Times New Roman"/>
-          <w:b/>
-          <w:color w:val="auto"/>
-          <w:sz w:val="28"/>
-        </w:rPr>
-      </w:pPr>
-      <w:bookmarkStart w:id="26" w:name="_Toc180477542"/>
-      <w:r>
-        <w:rPr>
-          <w:rFonts w:ascii="Times New Roman" w:eastAsia="Times New Roman" w:hAnsi="Times New Roman" w:cs="Times New Roman"/>
-          <w:b/>
-          <w:color w:val="auto"/>
-          <w:sz w:val="28"/>
-        </w:rPr>
-        <w:t>8</w:t>
-      </w:r>
-      <w:r>
-        <w:rPr>
-          <w:rFonts w:ascii="Times New Roman" w:eastAsia="Times New Roman" w:hAnsi="Times New Roman" w:cs="Times New Roman"/>
-          <w:b/>
-          <w:color w:val="auto"/>
-          <w:sz w:val="28"/>
-        </w:rPr>
-        <w:t xml:space="preserve">.1 </w:t>
-      </w:r>
-      <w:r>
-        <w:rPr>
-          <w:rFonts w:ascii="Times New Roman" w:eastAsia="Times New Roman" w:hAnsi="Times New Roman" w:cs="Times New Roman"/>
-          <w:b/>
-          <w:color w:val="auto"/>
-          <w:sz w:val="28"/>
-        </w:rPr>
-        <w:t>Основное навигационное меню</w:t>
-      </w:r>
-      <w:bookmarkEnd w:id="26"/>
-    </w:p>
-    <w:p>
-      <w:pPr>
-        <w:spacing w:after="0" w:line="360" w:lineRule="auto"/>
-        <w:ind w:firstLine="709"/>
-        <w:rPr>
-          <w:rFonts w:ascii="Times New Roman" w:eastAsia="Times New Roman" w:hAnsi="Times New Roman" w:cs="Times New Roman"/>
-          <w:sz w:val="28"/>
-        </w:rPr>
-      </w:pPr>
-      <w:r>
-        <w:rPr>
-          <w:rFonts w:ascii="Times New Roman" w:eastAsia="Times New Roman" w:hAnsi="Times New Roman" w:cs="Times New Roman"/>
-          <w:sz w:val="28"/>
-        </w:rPr>
-        <w:t>Логотип закреплен в верхнем левом углу. Основное меню навигации</w:t>
-      </w:r>
-      <w:r>
-        <w:rPr>
-          <w:rFonts w:ascii="Times New Roman" w:eastAsia="Times New Roman" w:hAnsi="Times New Roman" w:cs="Times New Roman"/>
-          <w:sz w:val="28"/>
-        </w:rPr>
-        <w:t xml:space="preserve"> </w:t>
-      </w:r>
-      <w:r>
-        <w:rPr>
-          <w:rFonts w:ascii="Times New Roman" w:eastAsia="Times New Roman" w:hAnsi="Times New Roman" w:cs="Times New Roman"/>
-          <w:sz w:val="28"/>
-        </w:rPr>
-        <w:t>расположено в верхней части экрана (в шапке). Оно позволяет переходить на страницы:</w:t>
-      </w:r>
-    </w:p>
-    <w:p>
-      <w:pPr>
-        <w:numPr>
-          <w:ilvl w:val="0"/>
-          <w:numId w:val="20"/>
-        </w:numPr>
-        <w:tabs>
-          <w:tab w:val="left" w:pos="2834"/>
-        </w:tabs>
-        <w:spacing w:line="360" w:lineRule="auto"/>
-        <w:ind w:left="1219" w:hanging="357"/>
-        <w:jc w:val="both"/>
-        <w:rPr>
-          <w:rFonts w:ascii="Times New Roman" w:eastAsia="Times New Roman" w:hAnsi="Times New Roman" w:cs="Times New Roman"/>
-          <w:sz w:val="28"/>
-        </w:rPr>
-      </w:pPr>
-      <w:r>
-        <w:rPr>
-          <w:rFonts w:ascii="Times New Roman" w:eastAsia="Times New Roman" w:hAnsi="Times New Roman" w:cs="Times New Roman"/>
-          <w:sz w:val="28"/>
-        </w:rPr>
-        <w:t>Главная страница;</w:t>
-      </w:r>
-    </w:p>
-    <w:p>
-      <w:pPr>
-        <w:numPr>
-          <w:ilvl w:val="0"/>
-          <w:numId w:val="20"/>
-        </w:numPr>
-        <w:tabs>
-          <w:tab w:val="left" w:pos="2834"/>
-        </w:tabs>
-        <w:spacing w:line="360" w:lineRule="auto"/>
-        <w:ind w:left="1219" w:hanging="357"/>
-        <w:jc w:val="both"/>
-        <w:rPr>
-          <w:rFonts w:ascii="Times New Roman" w:eastAsia="Times New Roman" w:hAnsi="Times New Roman" w:cs="Times New Roman"/>
-          <w:sz w:val="28"/>
-        </w:rPr>
-      </w:pPr>
-      <w:r>
-        <w:rPr>
-          <w:rFonts w:ascii="Times New Roman" w:eastAsia="Times New Roman" w:hAnsi="Times New Roman" w:cs="Times New Roman"/>
-          <w:sz w:val="28"/>
-        </w:rPr>
-        <w:t>Каталог;</w:t>
-      </w:r>
-    </w:p>
-    <w:p>
-      <w:pPr>
-        <w:numPr>
-          <w:ilvl w:val="0"/>
-          <w:numId w:val="20"/>
-        </w:numPr>
-        <w:tabs>
-          <w:tab w:val="left" w:pos="2834"/>
-        </w:tabs>
-        <w:spacing w:line="360" w:lineRule="auto"/>
-        <w:ind w:left="1219" w:hanging="357"/>
-        <w:jc w:val="both"/>
-        <w:rPr>
-          <w:rFonts w:ascii="Times New Roman" w:eastAsia="Times New Roman" w:hAnsi="Times New Roman" w:cs="Times New Roman"/>
-          <w:sz w:val="28"/>
-        </w:rPr>
-      </w:pPr>
-      <w:r>
-        <w:rPr>
-          <w:rFonts w:ascii="Times New Roman" w:eastAsia="Times New Roman" w:hAnsi="Times New Roman" w:cs="Times New Roman"/>
-          <w:sz w:val="28"/>
-        </w:rPr>
-        <w:t>Личный кабинет;</w:t>
-      </w:r>
-    </w:p>
-    <w:p>
-      <w:pPr>
-        <w:pStyle w:val="1"/>
-        <w:rPr>
-          <w:rFonts w:ascii="Times New Roman" w:eastAsia="Times New Roman" w:hAnsi="Times New Roman" w:cs="Times New Roman"/>
-          <w:b/>
-          <w:color w:val="auto"/>
-          <w:sz w:val="28"/>
-        </w:rPr>
-      </w:pPr>
-      <w:bookmarkStart w:id="27" w:name="_Toc180477543"/>
+      <w:bookmarkStart w:id="59" w:name="_Toc180566382"/>
+      <w:bookmarkStart w:id="60" w:name="_Toc180566993"/>
       <w:r>
         <w:rPr>
           <w:rFonts w:ascii="Times New Roman" w:eastAsia="Times New Roman" w:hAnsi="Times New Roman" w:cs="Times New Roman"/>
@@ -7118,1903 +6640,14 @@
           <w:color w:val="auto"/>
           <w:sz w:val="28"/>
         </w:rPr>
-        <w:t>Описание страниц приложения</w:t>
-      </w:r>
-      <w:bookmarkEnd w:id="27"/>
-    </w:p>
-    <w:p>
-      <w:pPr>
-        <w:pStyle w:val="2"/>
-        <w:ind w:firstLine="708"/>
-        <w:rPr>
-          <w:rFonts w:ascii="Times New Roman" w:eastAsia="Times New Roman" w:hAnsi="Times New Roman" w:cs="Times New Roman"/>
-          <w:b/>
-          <w:color w:val="auto"/>
-          <w:sz w:val="28"/>
-        </w:rPr>
-      </w:pPr>
-      <w:bookmarkStart w:id="28" w:name="_Toc180477544"/>
-      <w:r>
-        <w:rPr>
-          <w:rFonts w:ascii="Times New Roman" w:eastAsia="Times New Roman" w:hAnsi="Times New Roman" w:cs="Times New Roman"/>
-          <w:b/>
-          <w:color w:val="auto"/>
-          <w:sz w:val="28"/>
-        </w:rPr>
-        <w:t>9</w:t>
-      </w:r>
-      <w:r>
-        <w:rPr>
-          <w:rFonts w:ascii="Times New Roman" w:eastAsia="Times New Roman" w:hAnsi="Times New Roman" w:cs="Times New Roman"/>
-          <w:b/>
-          <w:color w:val="auto"/>
-          <w:sz w:val="28"/>
-        </w:rPr>
-        <w:t xml:space="preserve">.1 </w:t>
-      </w:r>
-      <w:r>
-        <w:rPr>
-          <w:rFonts w:ascii="Times New Roman" w:eastAsia="Times New Roman" w:hAnsi="Times New Roman" w:cs="Times New Roman"/>
-          <w:b/>
-          <w:color w:val="auto"/>
-          <w:sz w:val="28"/>
-        </w:rPr>
-        <w:t>Описание статических страниц</w:t>
-      </w:r>
-      <w:bookmarkEnd w:id="28"/>
-    </w:p>
-    <w:p>
-      <w:pPr>
-        <w:spacing w:after="0" w:line="360" w:lineRule="auto"/>
-        <w:ind w:firstLine="709"/>
-        <w:rPr>
-          <w:rFonts w:ascii="Times New Roman" w:eastAsia="Times New Roman" w:hAnsi="Times New Roman" w:cs="Times New Roman"/>
-          <w:sz w:val="28"/>
-        </w:rPr>
-      </w:pPr>
-      <w:r>
-        <w:rPr>
-          <w:rFonts w:ascii="Times New Roman" w:eastAsia="Times New Roman" w:hAnsi="Times New Roman" w:cs="Times New Roman"/>
-          <w:sz w:val="28"/>
-        </w:rPr>
-        <w:t>Страница «Описание курса» включает в себя:</w:t>
-      </w:r>
-    </w:p>
-    <w:p>
-      <w:pPr>
-        <w:numPr>
-          <w:ilvl w:val="0"/>
-          <w:numId w:val="22"/>
-        </w:numPr>
-        <w:tabs>
-          <w:tab w:val="left" w:pos="2834"/>
-        </w:tabs>
-        <w:spacing w:line="360" w:lineRule="auto"/>
-        <w:ind w:left="1219" w:hanging="357"/>
-        <w:jc w:val="both"/>
-        <w:rPr>
-          <w:rFonts w:ascii="Times New Roman" w:eastAsia="Times New Roman" w:hAnsi="Times New Roman" w:cs="Times New Roman"/>
-          <w:sz w:val="28"/>
-        </w:rPr>
-      </w:pPr>
-      <w:r>
-        <w:rPr>
-          <w:rFonts w:ascii="Times New Roman" w:eastAsia="Times New Roman" w:hAnsi="Times New Roman" w:cs="Times New Roman"/>
-          <w:sz w:val="28"/>
-        </w:rPr>
-        <w:t>Приветственный блок страницы;</w:t>
-      </w:r>
-    </w:p>
-    <w:p>
-      <w:pPr>
-        <w:numPr>
-          <w:ilvl w:val="0"/>
-          <w:numId w:val="22"/>
-        </w:numPr>
-        <w:tabs>
-          <w:tab w:val="left" w:pos="2834"/>
-        </w:tabs>
-        <w:spacing w:line="360" w:lineRule="auto"/>
-        <w:ind w:left="1219" w:hanging="357"/>
-        <w:jc w:val="both"/>
-        <w:rPr>
-          <w:rFonts w:ascii="Times New Roman" w:eastAsia="Times New Roman" w:hAnsi="Times New Roman" w:cs="Times New Roman"/>
-          <w:sz w:val="28"/>
-        </w:rPr>
-      </w:pPr>
-      <w:r>
-        <w:rPr>
-          <w:rFonts w:ascii="Times New Roman" w:eastAsia="Times New Roman" w:hAnsi="Times New Roman" w:cs="Times New Roman"/>
-          <w:sz w:val="28"/>
-        </w:rPr>
-        <w:t>Список условий, необходимых для пользования услугами компании.</w:t>
-      </w:r>
-    </w:p>
-    <w:p>
-      <w:pPr>
-        <w:pStyle w:val="2"/>
-        <w:ind w:firstLine="708"/>
-        <w:rPr>
-          <w:rFonts w:ascii="Times New Roman" w:eastAsia="Times New Roman" w:hAnsi="Times New Roman" w:cs="Times New Roman"/>
-          <w:b/>
-          <w:color w:val="auto"/>
-          <w:sz w:val="28"/>
-        </w:rPr>
-      </w:pPr>
-      <w:bookmarkStart w:id="29" w:name="_Toc180477545"/>
-      <w:r>
-        <w:rPr>
-          <w:rFonts w:ascii="Times New Roman" w:eastAsia="Times New Roman" w:hAnsi="Times New Roman" w:cs="Times New Roman"/>
-          <w:b/>
-          <w:color w:val="auto"/>
-          <w:sz w:val="28"/>
-        </w:rPr>
-        <w:t>9</w:t>
-      </w:r>
-      <w:r>
-        <w:rPr>
-          <w:rFonts w:ascii="Times New Roman" w:eastAsia="Times New Roman" w:hAnsi="Times New Roman" w:cs="Times New Roman"/>
-          <w:b/>
-          <w:color w:val="auto"/>
-          <w:sz w:val="28"/>
-        </w:rPr>
-        <w:t xml:space="preserve">.2 </w:t>
-      </w:r>
-      <w:r>
-        <w:rPr>
-          <w:rFonts w:ascii="Times New Roman" w:eastAsia="Times New Roman" w:hAnsi="Times New Roman" w:cs="Times New Roman"/>
-          <w:b/>
-          <w:color w:val="auto"/>
-          <w:sz w:val="28"/>
-        </w:rPr>
-        <w:t>Описание динамических страниц</w:t>
-      </w:r>
-      <w:bookmarkEnd w:id="29"/>
-    </w:p>
-    <w:p>
-      <w:pPr>
-        <w:spacing w:after="0" w:line="360" w:lineRule="auto"/>
-        <w:ind w:firstLine="709"/>
-        <w:rPr>
-          <w:rFonts w:ascii="Times New Roman" w:eastAsia="Times New Roman" w:hAnsi="Times New Roman" w:cs="Times New Roman"/>
-          <w:sz w:val="28"/>
-        </w:rPr>
-      </w:pPr>
-      <w:r>
-        <w:rPr>
-          <w:rFonts w:ascii="Times New Roman" w:eastAsia="Times New Roman" w:hAnsi="Times New Roman" w:cs="Times New Roman"/>
-          <w:sz w:val="28"/>
-        </w:rPr>
-        <w:t>Страница «Личный кабинет» Клиента включает в себя:</w:t>
-      </w:r>
-    </w:p>
-    <w:p>
-      <w:pPr>
-        <w:numPr>
-          <w:ilvl w:val="0"/>
-          <w:numId w:val="23"/>
-        </w:numPr>
-        <w:tabs>
-          <w:tab w:val="left" w:pos="2834"/>
-        </w:tabs>
-        <w:spacing w:line="360" w:lineRule="auto"/>
-        <w:ind w:left="1219" w:hanging="357"/>
-        <w:jc w:val="both"/>
-        <w:rPr>
-          <w:rFonts w:ascii="Times New Roman" w:eastAsia="Times New Roman" w:hAnsi="Times New Roman" w:cs="Times New Roman"/>
-          <w:sz w:val="28"/>
-        </w:rPr>
-      </w:pPr>
-      <w:r>
-        <w:rPr>
-          <w:rFonts w:ascii="Times New Roman" w:eastAsia="Times New Roman" w:hAnsi="Times New Roman" w:cs="Times New Roman"/>
-          <w:sz w:val="28"/>
-        </w:rPr>
-        <w:t>Страница с текущим курсом клиента;</w:t>
-      </w:r>
-    </w:p>
-    <w:p>
-      <w:pPr>
-        <w:spacing w:after="0" w:line="360" w:lineRule="auto"/>
-        <w:ind w:firstLine="709"/>
-        <w:rPr>
-          <w:rFonts w:ascii="Times New Roman" w:eastAsia="Times New Roman" w:hAnsi="Times New Roman" w:cs="Times New Roman"/>
-          <w:sz w:val="28"/>
-        </w:rPr>
-      </w:pPr>
-      <w:r>
-        <w:rPr>
-          <w:rFonts w:ascii="Times New Roman" w:eastAsia="Times New Roman" w:hAnsi="Times New Roman" w:cs="Times New Roman"/>
-          <w:sz w:val="28"/>
-        </w:rPr>
-        <w:t>Страница «Личный кабинет» Администратора включает в себя:</w:t>
-      </w:r>
-    </w:p>
-    <w:p>
-      <w:pPr>
-        <w:numPr>
-          <w:ilvl w:val="0"/>
-          <w:numId w:val="24"/>
-        </w:numPr>
-        <w:tabs>
-          <w:tab w:val="left" w:pos="2834"/>
-        </w:tabs>
-        <w:spacing w:line="360" w:lineRule="auto"/>
-        <w:ind w:left="1219" w:hanging="357"/>
-        <w:jc w:val="both"/>
-        <w:rPr>
-          <w:rFonts w:ascii="Times New Roman" w:eastAsia="Times New Roman" w:hAnsi="Times New Roman" w:cs="Times New Roman"/>
-          <w:sz w:val="28"/>
-        </w:rPr>
-      </w:pPr>
-      <w:r>
-        <w:rPr>
-          <w:rFonts w:ascii="Times New Roman" w:eastAsia="Times New Roman" w:hAnsi="Times New Roman" w:cs="Times New Roman"/>
-          <w:sz w:val="28"/>
-        </w:rPr>
-        <w:t>Страница с информацией о клиентах;</w:t>
-      </w:r>
-    </w:p>
-    <w:p>
-      <w:pPr>
-        <w:spacing w:after="0" w:line="360" w:lineRule="auto"/>
-        <w:ind w:firstLine="709"/>
-        <w:rPr>
-          <w:rFonts w:ascii="Times New Roman" w:eastAsia="Times New Roman" w:hAnsi="Times New Roman" w:cs="Times New Roman"/>
-          <w:sz w:val="28"/>
-        </w:rPr>
-      </w:pPr>
-      <w:r>
-        <w:rPr>
-          <w:rFonts w:ascii="Times New Roman" w:eastAsia="Times New Roman" w:hAnsi="Times New Roman" w:cs="Times New Roman"/>
-          <w:sz w:val="28"/>
-        </w:rPr>
-        <w:t>Страница «Личный кабинет» Преподавателя включает в себя страницу со списком курсов и закрепленных к ним студентов.</w:t>
-      </w:r>
-    </w:p>
-    <w:p>
-      <w:pPr>
-        <w:spacing w:after="0" w:line="360" w:lineRule="auto"/>
-        <w:ind w:firstLine="709"/>
-        <w:rPr>
-          <w:rFonts w:ascii="Times New Roman" w:eastAsia="Times New Roman" w:hAnsi="Times New Roman" w:cs="Times New Roman"/>
-          <w:sz w:val="28"/>
-        </w:rPr>
-      </w:pPr>
-      <w:r>
-        <w:rPr>
-          <w:rFonts w:ascii="Times New Roman" w:eastAsia="Times New Roman" w:hAnsi="Times New Roman" w:cs="Times New Roman"/>
-          <w:sz w:val="28"/>
-        </w:rPr>
-        <w:t>Главная страница включает в себя:</w:t>
-      </w:r>
-    </w:p>
-    <w:p>
-      <w:pPr>
-        <w:numPr>
-          <w:ilvl w:val="0"/>
-          <w:numId w:val="25"/>
-        </w:numPr>
-        <w:tabs>
-          <w:tab w:val="left" w:pos="2834"/>
-        </w:tabs>
-        <w:spacing w:line="360" w:lineRule="auto"/>
-        <w:ind w:left="1219" w:hanging="357"/>
-        <w:jc w:val="both"/>
-        <w:rPr>
-          <w:rFonts w:ascii="Times New Roman" w:eastAsia="Times New Roman" w:hAnsi="Times New Roman" w:cs="Times New Roman"/>
-          <w:sz w:val="28"/>
-        </w:rPr>
-      </w:pPr>
-      <w:r>
-        <w:rPr>
-          <w:rFonts w:ascii="Times New Roman" w:eastAsia="Times New Roman" w:hAnsi="Times New Roman" w:cs="Times New Roman"/>
-          <w:sz w:val="28"/>
-        </w:rPr>
-        <w:t>Приветственный блок страницы;</w:t>
-      </w:r>
-    </w:p>
-    <w:p>
-      <w:pPr>
-        <w:numPr>
-          <w:ilvl w:val="0"/>
-          <w:numId w:val="25"/>
-        </w:numPr>
-        <w:tabs>
-          <w:tab w:val="left" w:pos="2834"/>
-        </w:tabs>
-        <w:spacing w:line="360" w:lineRule="auto"/>
-        <w:ind w:left="1219" w:hanging="357"/>
-        <w:jc w:val="both"/>
-        <w:rPr>
-          <w:rFonts w:ascii="Times New Roman" w:eastAsia="Times New Roman" w:hAnsi="Times New Roman" w:cs="Times New Roman"/>
-          <w:sz w:val="28"/>
-        </w:rPr>
-      </w:pPr>
-      <w:r>
-        <w:rPr>
-          <w:rFonts w:ascii="Times New Roman" w:eastAsia="Times New Roman" w:hAnsi="Times New Roman" w:cs="Times New Roman"/>
-          <w:sz w:val="28"/>
-        </w:rPr>
-        <w:t>Блок с переходом к каталогу;</w:t>
-      </w:r>
-    </w:p>
-    <w:p>
-      <w:pPr>
-        <w:numPr>
-          <w:ilvl w:val="0"/>
-          <w:numId w:val="25"/>
-        </w:numPr>
-        <w:tabs>
-          <w:tab w:val="left" w:pos="2834"/>
-        </w:tabs>
-        <w:spacing w:line="360" w:lineRule="auto"/>
-        <w:ind w:left="1219" w:hanging="357"/>
-        <w:jc w:val="both"/>
-        <w:rPr>
-          <w:rFonts w:ascii="Times New Roman" w:eastAsia="Times New Roman" w:hAnsi="Times New Roman" w:cs="Times New Roman"/>
-          <w:sz w:val="28"/>
-        </w:rPr>
-      </w:pPr>
-      <w:r>
-        <w:rPr>
-          <w:rFonts w:ascii="Times New Roman" w:eastAsia="Times New Roman" w:hAnsi="Times New Roman" w:cs="Times New Roman"/>
-          <w:sz w:val="28"/>
-        </w:rPr>
-        <w:t>Блок с контактами компании;</w:t>
-      </w:r>
-    </w:p>
-    <w:p>
-      <w:pPr>
-        <w:spacing w:after="0" w:line="360" w:lineRule="auto"/>
-        <w:ind w:firstLine="709"/>
-        <w:rPr>
-          <w:rFonts w:ascii="Times New Roman" w:eastAsia="Times New Roman" w:hAnsi="Times New Roman" w:cs="Times New Roman"/>
-          <w:sz w:val="28"/>
-        </w:rPr>
-      </w:pPr>
-      <w:r>
-        <w:rPr>
-          <w:rFonts w:ascii="Times New Roman" w:eastAsia="Times New Roman" w:hAnsi="Times New Roman" w:cs="Times New Roman"/>
-          <w:sz w:val="28"/>
-        </w:rPr>
-        <w:t>Страница «Каталог» включает в себя:</w:t>
-      </w:r>
-    </w:p>
-    <w:p>
-      <w:pPr>
-        <w:numPr>
-          <w:ilvl w:val="0"/>
-          <w:numId w:val="26"/>
-        </w:numPr>
-        <w:tabs>
-          <w:tab w:val="left" w:pos="2834"/>
-        </w:tabs>
-        <w:spacing w:line="360" w:lineRule="auto"/>
-        <w:ind w:left="1219" w:hanging="357"/>
-        <w:jc w:val="both"/>
-        <w:rPr>
-          <w:rFonts w:ascii="Times New Roman" w:eastAsia="Times New Roman" w:hAnsi="Times New Roman" w:cs="Times New Roman"/>
-          <w:sz w:val="28"/>
-        </w:rPr>
-      </w:pPr>
-      <w:r>
-        <w:rPr>
-          <w:rFonts w:ascii="Times New Roman" w:eastAsia="Times New Roman" w:hAnsi="Times New Roman" w:cs="Times New Roman"/>
-          <w:sz w:val="28"/>
-        </w:rPr>
-        <w:t>Приветственный блок страницы;</w:t>
-      </w:r>
-    </w:p>
-    <w:p>
-      <w:pPr>
-        <w:numPr>
-          <w:ilvl w:val="0"/>
-          <w:numId w:val="26"/>
-        </w:numPr>
-        <w:tabs>
-          <w:tab w:val="left" w:pos="2834"/>
-        </w:tabs>
-        <w:spacing w:line="360" w:lineRule="auto"/>
-        <w:ind w:left="1219" w:hanging="357"/>
-        <w:jc w:val="both"/>
-        <w:rPr>
-          <w:rFonts w:ascii="Times New Roman" w:eastAsia="Times New Roman" w:hAnsi="Times New Roman" w:cs="Times New Roman"/>
-          <w:sz w:val="28"/>
-        </w:rPr>
-      </w:pPr>
-      <w:r>
-        <w:rPr>
-          <w:rFonts w:ascii="Times New Roman" w:eastAsia="Times New Roman" w:hAnsi="Times New Roman" w:cs="Times New Roman"/>
-          <w:sz w:val="28"/>
-        </w:rPr>
-        <w:t>Перечень курсов, представленных в приложении компании.</w:t>
-      </w:r>
-    </w:p>
-    <w:p>
-      <w:pPr>
-        <w:spacing w:after="0" w:line="360" w:lineRule="auto"/>
-        <w:ind w:firstLine="709"/>
-        <w:rPr>
-          <w:rFonts w:ascii="Times New Roman" w:eastAsia="Times New Roman" w:hAnsi="Times New Roman" w:cs="Times New Roman"/>
-          <w:sz w:val="28"/>
-        </w:rPr>
-      </w:pPr>
-      <w:r>
-        <w:rPr>
-          <w:rFonts w:ascii="Times New Roman" w:eastAsia="Times New Roman" w:hAnsi="Times New Roman" w:cs="Times New Roman"/>
-          <w:sz w:val="28"/>
-        </w:rPr>
-        <w:t>Страница «Поддержка» включает в себя форму для отправки письма администратору приложения и кнопку «Отправить».</w:t>
-      </w:r>
-    </w:p>
-    <w:p>
-      <w:pPr>
-        <w:spacing w:after="0" w:line="360" w:lineRule="auto"/>
-        <w:ind w:firstLine="709"/>
-        <w:rPr>
-          <w:rFonts w:ascii="Times New Roman" w:eastAsia="Times New Roman" w:hAnsi="Times New Roman" w:cs="Times New Roman"/>
-          <w:sz w:val="28"/>
-        </w:rPr>
-      </w:pPr>
-      <w:r>
-        <w:rPr>
-          <w:rFonts w:ascii="Times New Roman" w:eastAsia="Times New Roman" w:hAnsi="Times New Roman" w:cs="Times New Roman"/>
-          <w:sz w:val="28"/>
-        </w:rPr>
-        <w:t>Страница «Регистрация клиентов» включает в себя поля ввода данных о клиенте и кнопку «Зарегистрироваться».</w:t>
-      </w:r>
-    </w:p>
-    <w:p>
-      <w:pPr>
-        <w:spacing w:after="0" w:line="360" w:lineRule="auto"/>
-        <w:ind w:firstLine="709"/>
-        <w:rPr>
-          <w:rFonts w:ascii="Times New Roman" w:eastAsia="Times New Roman" w:hAnsi="Times New Roman" w:cs="Times New Roman"/>
-          <w:sz w:val="28"/>
-        </w:rPr>
-      </w:pPr>
-      <w:r>
-        <w:rPr>
-          <w:rFonts w:ascii="Times New Roman" w:eastAsia="Times New Roman" w:hAnsi="Times New Roman" w:cs="Times New Roman"/>
-          <w:sz w:val="28"/>
-        </w:rPr>
-        <w:t>Страница «Авторизация всех видов пользователей» включает в себя поля ввода логина (номера телефона) и пароля, а также кнопки «Вход» и «Регистрация», позволяющую перейти на страницу регистрации клиентов.</w:t>
-      </w:r>
-    </w:p>
-    <w:p>
-      <w:pPr>
-        <w:spacing w:after="0" w:line="360" w:lineRule="auto"/>
-        <w:ind w:firstLine="709"/>
-        <w:rPr>
-          <w:rFonts w:ascii="Times New Roman" w:eastAsia="Times New Roman" w:hAnsi="Times New Roman" w:cs="Times New Roman"/>
-          <w:sz w:val="28"/>
-        </w:rPr>
-      </w:pPr>
-      <w:r>
-        <w:rPr>
-          <w:rFonts w:ascii="Times New Roman" w:eastAsia="Times New Roman" w:hAnsi="Times New Roman" w:cs="Times New Roman"/>
-          <w:sz w:val="28"/>
-        </w:rPr>
-        <w:lastRenderedPageBreak/>
-        <w:t>Страница «Восстановление пароля клиента» включает в себя поле для ввода «секретного слова», введенного клиентом на этапе регистрации.</w:t>
-      </w:r>
-    </w:p>
-    <w:p>
-      <w:pPr>
-        <w:tabs>
-          <w:tab w:val="left" w:pos="2327"/>
-        </w:tabs>
-        <w:spacing w:before="240" w:after="240" w:line="360" w:lineRule="auto"/>
-        <w:ind w:left="357"/>
-        <w:jc w:val="both"/>
-        <w:rPr>
-          <w:rFonts w:ascii="Times New Roman" w:eastAsia="Times New Roman" w:hAnsi="Times New Roman" w:cs="Times New Roman"/>
-          <w:b/>
-          <w:sz w:val="28"/>
-        </w:rPr>
-      </w:pPr>
-    </w:p>
-    <w:p>
-      <w:pPr>
-        <w:pStyle w:val="1"/>
-        <w:rPr>
-          <w:rFonts w:ascii="Times New Roman" w:eastAsia="Times New Roman" w:hAnsi="Times New Roman" w:cs="Times New Roman"/>
-          <w:b/>
-          <w:color w:val="auto"/>
-          <w:sz w:val="28"/>
-        </w:rPr>
-      </w:pPr>
-      <w:bookmarkStart w:id="30" w:name="_Toc180477546"/>
-      <w:r>
-        <w:rPr>
-          <w:rFonts w:ascii="Times New Roman" w:eastAsia="Times New Roman" w:hAnsi="Times New Roman" w:cs="Times New Roman"/>
-          <w:b/>
-          <w:color w:val="auto"/>
-          <w:sz w:val="28"/>
-        </w:rPr>
-        <w:t>1</w:t>
-      </w:r>
-      <w:r>
-        <w:rPr>
-          <w:rFonts w:ascii="Times New Roman" w:eastAsia="Times New Roman" w:hAnsi="Times New Roman" w:cs="Times New Roman"/>
-          <w:b/>
-          <w:color w:val="auto"/>
-          <w:sz w:val="28"/>
-        </w:rPr>
-        <w:t>0</w:t>
-      </w:r>
-      <w:r>
-        <w:rPr>
-          <w:rFonts w:ascii="Times New Roman" w:eastAsia="Times New Roman" w:hAnsi="Times New Roman" w:cs="Times New Roman"/>
-          <w:b/>
-          <w:color w:val="auto"/>
-          <w:sz w:val="28"/>
-        </w:rPr>
-        <w:t xml:space="preserve"> </w:t>
-      </w:r>
-      <w:r>
-        <w:rPr>
-          <w:rFonts w:ascii="Times New Roman" w:eastAsia="Times New Roman" w:hAnsi="Times New Roman" w:cs="Times New Roman"/>
-          <w:b/>
-          <w:color w:val="auto"/>
-          <w:sz w:val="28"/>
-        </w:rPr>
-        <w:t xml:space="preserve">Функциональность </w:t>
-      </w:r>
-      <w:r>
-        <w:rPr>
-          <w:rFonts w:ascii="Times New Roman" w:eastAsia="Times New Roman" w:hAnsi="Times New Roman" w:cs="Times New Roman"/>
-          <w:b/>
-          <w:color w:val="auto"/>
-          <w:sz w:val="28"/>
-        </w:rPr>
-        <w:t>веб-</w:t>
-      </w:r>
-      <w:r>
-        <w:rPr>
-          <w:rFonts w:ascii="Times New Roman" w:eastAsia="Times New Roman" w:hAnsi="Times New Roman" w:cs="Times New Roman"/>
-          <w:b/>
-          <w:color w:val="auto"/>
-          <w:sz w:val="28"/>
-        </w:rPr>
-        <w:t>приложения</w:t>
-      </w:r>
-      <w:bookmarkEnd w:id="30"/>
-    </w:p>
-    <w:p>
-      <w:pPr>
-        <w:spacing w:after="0" w:line="360" w:lineRule="auto"/>
-        <w:ind w:firstLine="709"/>
-        <w:rPr>
-          <w:rFonts w:ascii="Times New Roman" w:eastAsia="Times New Roman" w:hAnsi="Times New Roman" w:cs="Times New Roman"/>
-          <w:sz w:val="28"/>
-        </w:rPr>
-      </w:pPr>
-      <w:r>
-        <w:rPr>
-          <w:rFonts w:ascii="Times New Roman" w:eastAsia="Times New Roman" w:hAnsi="Times New Roman" w:cs="Times New Roman"/>
-          <w:sz w:val="28"/>
-        </w:rPr>
-        <w:t>Веб-</w:t>
-      </w:r>
-      <w:r>
-        <w:rPr>
-          <w:rFonts w:ascii="Times New Roman" w:eastAsia="Times New Roman" w:hAnsi="Times New Roman" w:cs="Times New Roman"/>
-          <w:sz w:val="28"/>
-        </w:rPr>
-        <w:t>приложение предоставляет возможности для:</w:t>
-      </w:r>
-    </w:p>
-    <w:p>
-      <w:pPr>
-        <w:numPr>
-          <w:ilvl w:val="0"/>
-          <w:numId w:val="28"/>
-        </w:numPr>
-        <w:tabs>
-          <w:tab w:val="left" w:pos="2834"/>
-        </w:tabs>
-        <w:spacing w:line="360" w:lineRule="auto"/>
-        <w:ind w:left="1219" w:hanging="357"/>
-        <w:jc w:val="both"/>
-        <w:rPr>
-          <w:rFonts w:ascii="Times New Roman" w:eastAsia="Times New Roman" w:hAnsi="Times New Roman" w:cs="Times New Roman"/>
-          <w:sz w:val="28"/>
-        </w:rPr>
-      </w:pPr>
-      <w:r>
-        <w:rPr>
-          <w:rFonts w:ascii="Times New Roman" w:eastAsia="Times New Roman" w:hAnsi="Times New Roman" w:cs="Times New Roman"/>
-          <w:sz w:val="28"/>
-        </w:rPr>
-        <w:t>Просмотра каталога сайта;</w:t>
-      </w:r>
-    </w:p>
-    <w:p>
-      <w:pPr>
-        <w:numPr>
-          <w:ilvl w:val="0"/>
-          <w:numId w:val="28"/>
-        </w:numPr>
-        <w:tabs>
-          <w:tab w:val="left" w:pos="2834"/>
-        </w:tabs>
-        <w:spacing w:line="360" w:lineRule="auto"/>
-        <w:ind w:left="1219" w:hanging="357"/>
-        <w:jc w:val="both"/>
-        <w:rPr>
-          <w:rFonts w:ascii="Times New Roman" w:eastAsia="Times New Roman" w:hAnsi="Times New Roman" w:cs="Times New Roman"/>
-          <w:sz w:val="28"/>
-        </w:rPr>
-      </w:pPr>
-      <w:r>
-        <w:rPr>
-          <w:rFonts w:ascii="Times New Roman" w:eastAsia="Times New Roman" w:hAnsi="Times New Roman" w:cs="Times New Roman"/>
-          <w:sz w:val="28"/>
-        </w:rPr>
-        <w:t>Авторизации;</w:t>
-      </w:r>
-    </w:p>
-    <w:p>
-      <w:pPr>
-        <w:numPr>
-          <w:ilvl w:val="0"/>
-          <w:numId w:val="28"/>
-        </w:numPr>
-        <w:tabs>
-          <w:tab w:val="left" w:pos="2834"/>
-        </w:tabs>
-        <w:spacing w:line="360" w:lineRule="auto"/>
-        <w:ind w:left="1219" w:hanging="357"/>
-        <w:jc w:val="both"/>
-        <w:rPr>
-          <w:rFonts w:ascii="Times New Roman" w:eastAsia="Times New Roman" w:hAnsi="Times New Roman" w:cs="Times New Roman"/>
-          <w:sz w:val="28"/>
-        </w:rPr>
-      </w:pPr>
-      <w:r>
-        <w:rPr>
-          <w:rFonts w:ascii="Times New Roman" w:eastAsia="Times New Roman" w:hAnsi="Times New Roman" w:cs="Times New Roman"/>
-          <w:sz w:val="27"/>
-        </w:rPr>
-        <w:t>Доступа к личному кабинету для всех видов пользователей;</w:t>
-      </w:r>
-    </w:p>
-    <w:p>
-      <w:pPr>
-        <w:numPr>
-          <w:ilvl w:val="0"/>
-          <w:numId w:val="28"/>
-        </w:numPr>
-        <w:tabs>
-          <w:tab w:val="left" w:pos="2834"/>
-        </w:tabs>
-        <w:spacing w:line="360" w:lineRule="auto"/>
-        <w:ind w:left="1219" w:hanging="357"/>
-        <w:jc w:val="both"/>
-        <w:rPr>
-          <w:rFonts w:ascii="Times New Roman" w:eastAsia="Times New Roman" w:hAnsi="Times New Roman" w:cs="Times New Roman"/>
-          <w:sz w:val="28"/>
-        </w:rPr>
-      </w:pPr>
-      <w:r>
-        <w:rPr>
-          <w:rFonts w:ascii="Times New Roman" w:eastAsia="Times New Roman" w:hAnsi="Times New Roman" w:cs="Times New Roman"/>
-          <w:sz w:val="27"/>
-        </w:rPr>
-        <w:t>Просмотр страницы с описанием курса.</w:t>
-      </w:r>
-    </w:p>
-    <w:p>
-      <w:pPr>
-        <w:spacing w:after="0" w:line="360" w:lineRule="auto"/>
-        <w:jc w:val="both"/>
-        <w:rPr>
-          <w:rFonts w:ascii="Times New Roman" w:eastAsia="Times New Roman" w:hAnsi="Times New Roman" w:cs="Times New Roman"/>
-          <w:sz w:val="28"/>
-        </w:rPr>
-      </w:pPr>
-      <w:r>
-        <w:rPr>
-          <w:rFonts w:ascii="Times New Roman" w:eastAsia="Times New Roman" w:hAnsi="Times New Roman" w:cs="Times New Roman"/>
-          <w:sz w:val="28"/>
-        </w:rPr>
-        <w:t xml:space="preserve"> </w:t>
-      </w:r>
-    </w:p>
-    <w:p>
-      <w:pPr>
-        <w:spacing w:after="0" w:line="360" w:lineRule="auto"/>
-        <w:jc w:val="both"/>
-        <w:rPr>
-          <w:rFonts w:ascii="Times New Roman" w:eastAsia="Times New Roman" w:hAnsi="Times New Roman" w:cs="Times New Roman"/>
-          <w:sz w:val="28"/>
-        </w:rPr>
-      </w:pPr>
-    </w:p>
-    <w:p>
-      <w:pPr>
-        <w:pStyle w:val="1"/>
-        <w:rPr>
-          <w:rFonts w:ascii="Times New Roman" w:eastAsia="Times New Roman" w:hAnsi="Times New Roman" w:cs="Times New Roman"/>
-          <w:b/>
-          <w:color w:val="auto"/>
-          <w:sz w:val="28"/>
-        </w:rPr>
-      </w:pPr>
-      <w:bookmarkStart w:id="31" w:name="_Toc180477547"/>
-      <w:r>
-        <w:rPr>
-          <w:rFonts w:ascii="Times New Roman" w:eastAsia="Times New Roman" w:hAnsi="Times New Roman" w:cs="Times New Roman"/>
-          <w:b/>
-          <w:color w:val="auto"/>
-          <w:sz w:val="28"/>
-        </w:rPr>
-        <w:t>1</w:t>
-      </w:r>
-      <w:r>
-        <w:rPr>
-          <w:rFonts w:ascii="Times New Roman" w:eastAsia="Times New Roman" w:hAnsi="Times New Roman" w:cs="Times New Roman"/>
-          <w:b/>
-          <w:color w:val="auto"/>
-          <w:sz w:val="28"/>
-        </w:rPr>
-        <w:t>1</w:t>
-      </w:r>
-      <w:r>
-        <w:rPr>
-          <w:rFonts w:ascii="Times New Roman" w:eastAsia="Times New Roman" w:hAnsi="Times New Roman" w:cs="Times New Roman"/>
-          <w:b/>
-          <w:color w:val="auto"/>
-          <w:sz w:val="28"/>
-        </w:rPr>
-        <w:t xml:space="preserve"> </w:t>
-      </w:r>
-      <w:r>
-        <w:rPr>
-          <w:rFonts w:ascii="Times New Roman" w:eastAsia="Times New Roman" w:hAnsi="Times New Roman" w:cs="Times New Roman"/>
-          <w:b/>
-          <w:color w:val="auto"/>
-          <w:sz w:val="28"/>
-        </w:rPr>
-        <w:t>Контент и наполнение приложения</w:t>
-      </w:r>
-      <w:bookmarkEnd w:id="31"/>
-    </w:p>
-    <w:p>
-      <w:pPr>
-        <w:spacing w:after="0" w:line="360" w:lineRule="auto"/>
-        <w:ind w:firstLine="709"/>
-        <w:rPr>
-          <w:rFonts w:ascii="Times New Roman" w:eastAsia="Times New Roman" w:hAnsi="Times New Roman" w:cs="Times New Roman"/>
-          <w:sz w:val="28"/>
-        </w:rPr>
-      </w:pPr>
-      <w:r>
-        <w:rPr>
-          <w:rFonts w:ascii="Times New Roman" w:eastAsia="Times New Roman" w:hAnsi="Times New Roman" w:cs="Times New Roman"/>
-          <w:sz w:val="28"/>
-        </w:rPr>
-        <w:t>Основным наполнением сайта служит сущность «Каталог», благодаря которой пользователь имеет возможность просматривать перечень курсов, представленных у компании и дополнительную информацию о выбранном курсе, а также, заполнять формы для заявки на оплату конкретного курса.</w:t>
-      </w:r>
-    </w:p>
-    <w:p>
-      <w:pPr>
-        <w:pStyle w:val="2"/>
-        <w:ind w:firstLine="708"/>
-        <w:rPr>
-          <w:rFonts w:ascii="Times New Roman" w:eastAsia="Times New Roman" w:hAnsi="Times New Roman" w:cs="Times New Roman"/>
-          <w:b/>
-          <w:color w:val="auto"/>
-          <w:sz w:val="28"/>
-        </w:rPr>
-      </w:pPr>
-      <w:bookmarkStart w:id="32" w:name="_Toc180477548"/>
-      <w:r>
-        <w:rPr>
-          <w:rFonts w:ascii="Times New Roman" w:eastAsia="Times New Roman" w:hAnsi="Times New Roman" w:cs="Times New Roman"/>
-          <w:b/>
-          <w:color w:val="auto"/>
-          <w:sz w:val="28"/>
-        </w:rPr>
-        <w:t>1</w:t>
-      </w:r>
-      <w:r>
-        <w:rPr>
-          <w:rFonts w:ascii="Times New Roman" w:eastAsia="Times New Roman" w:hAnsi="Times New Roman" w:cs="Times New Roman"/>
-          <w:b/>
-          <w:color w:val="auto"/>
-          <w:sz w:val="28"/>
-        </w:rPr>
-        <w:t>1</w:t>
-      </w:r>
-      <w:r>
-        <w:rPr>
-          <w:rFonts w:ascii="Times New Roman" w:eastAsia="Times New Roman" w:hAnsi="Times New Roman" w:cs="Times New Roman"/>
-          <w:b/>
-          <w:color w:val="auto"/>
-          <w:sz w:val="28"/>
-        </w:rPr>
-        <w:t xml:space="preserve">.1 </w:t>
-      </w:r>
-      <w:r>
-        <w:rPr>
-          <w:rFonts w:ascii="Times New Roman" w:eastAsia="Times New Roman" w:hAnsi="Times New Roman" w:cs="Times New Roman"/>
-          <w:b/>
-          <w:color w:val="auto"/>
-          <w:sz w:val="28"/>
-        </w:rPr>
-        <w:t>Формат предоставления материалов для приложения</w:t>
-      </w:r>
-      <w:bookmarkEnd w:id="32"/>
-    </w:p>
-    <w:p>
-      <w:pPr>
-        <w:spacing w:after="0" w:line="360" w:lineRule="auto"/>
-        <w:ind w:firstLine="709"/>
-        <w:rPr>
-          <w:rFonts w:ascii="Times New Roman" w:eastAsia="Times New Roman" w:hAnsi="Times New Roman" w:cs="Times New Roman"/>
-          <w:sz w:val="28"/>
-        </w:rPr>
-      </w:pPr>
-      <w:r>
-        <w:rPr>
-          <w:rFonts w:ascii="Times New Roman" w:eastAsia="Times New Roman" w:hAnsi="Times New Roman" w:cs="Times New Roman"/>
-          <w:sz w:val="28"/>
-        </w:rPr>
-        <w:t>Все материалы, необходимые для реализации</w:t>
-      </w:r>
-      <w:r>
-        <w:rPr>
-          <w:rFonts w:ascii="Times New Roman" w:eastAsia="Times New Roman" w:hAnsi="Times New Roman" w:cs="Times New Roman"/>
-          <w:sz w:val="28"/>
-        </w:rPr>
-        <w:t xml:space="preserve"> веб-</w:t>
-      </w:r>
-      <w:r>
-        <w:rPr>
-          <w:rFonts w:ascii="Times New Roman" w:eastAsia="Times New Roman" w:hAnsi="Times New Roman" w:cs="Times New Roman"/>
-          <w:sz w:val="28"/>
-        </w:rPr>
-        <w:t xml:space="preserve">приложения, должны быть размещены на </w:t>
-      </w:r>
-      <w:proofErr w:type="spellStart"/>
-      <w:r>
-        <w:rPr>
-          <w:rFonts w:ascii="Times New Roman" w:eastAsia="Times New Roman" w:hAnsi="Times New Roman" w:cs="Times New Roman"/>
-          <w:sz w:val="28"/>
-        </w:rPr>
-        <w:t>GitHub</w:t>
-      </w:r>
-      <w:proofErr w:type="spellEnd"/>
-      <w:r>
-        <w:rPr>
-          <w:rFonts w:ascii="Times New Roman" w:eastAsia="Times New Roman" w:hAnsi="Times New Roman" w:cs="Times New Roman"/>
-          <w:sz w:val="28"/>
-        </w:rPr>
-        <w:t xml:space="preserve">. </w:t>
-      </w:r>
-    </w:p>
-    <w:p>
-      <w:pPr>
-        <w:spacing w:after="0" w:line="360" w:lineRule="auto"/>
-        <w:ind w:firstLine="709"/>
-        <w:rPr>
-          <w:rFonts w:ascii="Times New Roman" w:eastAsia="Times New Roman" w:hAnsi="Times New Roman" w:cs="Times New Roman"/>
-          <w:sz w:val="28"/>
-        </w:rPr>
-      </w:pPr>
-    </w:p>
-    <w:p>
-      <w:pPr>
-        <w:pStyle w:val="1"/>
-        <w:rPr>
-          <w:rFonts w:ascii="Times New Roman" w:eastAsia="Times New Roman" w:hAnsi="Times New Roman" w:cs="Times New Roman"/>
-          <w:b/>
-          <w:color w:val="auto"/>
-          <w:sz w:val="28"/>
-        </w:rPr>
-      </w:pPr>
-      <w:bookmarkStart w:id="33" w:name="_Toc180477549"/>
-      <w:r>
-        <w:rPr>
-          <w:rFonts w:ascii="Times New Roman" w:eastAsia="Times New Roman" w:hAnsi="Times New Roman" w:cs="Times New Roman"/>
-          <w:b/>
-          <w:color w:val="auto"/>
-          <w:sz w:val="28"/>
-        </w:rPr>
-        <w:t>1</w:t>
-      </w:r>
-      <w:r>
-        <w:rPr>
-          <w:rFonts w:ascii="Times New Roman" w:eastAsia="Times New Roman" w:hAnsi="Times New Roman" w:cs="Times New Roman"/>
-          <w:b/>
-          <w:color w:val="auto"/>
-          <w:sz w:val="28"/>
-        </w:rPr>
-        <w:t>2</w:t>
-      </w:r>
-      <w:r>
-        <w:rPr>
-          <w:rFonts w:ascii="Times New Roman" w:eastAsia="Times New Roman" w:hAnsi="Times New Roman" w:cs="Times New Roman"/>
-          <w:b/>
-          <w:color w:val="auto"/>
-          <w:sz w:val="28"/>
-        </w:rPr>
-        <w:t xml:space="preserve"> </w:t>
-      </w:r>
-      <w:r>
-        <w:rPr>
-          <w:rFonts w:ascii="Times New Roman" w:eastAsia="Times New Roman" w:hAnsi="Times New Roman" w:cs="Times New Roman"/>
-          <w:b/>
-          <w:color w:val="auto"/>
-          <w:sz w:val="28"/>
-        </w:rPr>
-        <w:t>Порядок</w:t>
-      </w:r>
-      <w:r>
-        <w:rPr>
-          <w:rFonts w:ascii="Times New Roman" w:eastAsia="Times New Roman" w:hAnsi="Times New Roman" w:cs="Times New Roman"/>
-          <w:b/>
-          <w:color w:val="auto"/>
-          <w:spacing w:val="-4"/>
-          <w:sz w:val="28"/>
-        </w:rPr>
-        <w:t xml:space="preserve"> </w:t>
-      </w:r>
-      <w:r>
-        <w:rPr>
-          <w:rFonts w:ascii="Times New Roman" w:eastAsia="Times New Roman" w:hAnsi="Times New Roman" w:cs="Times New Roman"/>
-          <w:b/>
-          <w:color w:val="auto"/>
-          <w:sz w:val="28"/>
-        </w:rPr>
-        <w:t>контроля</w:t>
-      </w:r>
-      <w:r>
-        <w:rPr>
-          <w:rFonts w:ascii="Times New Roman" w:eastAsia="Times New Roman" w:hAnsi="Times New Roman" w:cs="Times New Roman"/>
-          <w:b/>
-          <w:color w:val="auto"/>
-          <w:spacing w:val="-7"/>
-          <w:sz w:val="28"/>
-        </w:rPr>
-        <w:t xml:space="preserve"> </w:t>
-      </w:r>
-      <w:r>
-        <w:rPr>
-          <w:rFonts w:ascii="Times New Roman" w:eastAsia="Times New Roman" w:hAnsi="Times New Roman" w:cs="Times New Roman"/>
-          <w:b/>
-          <w:color w:val="auto"/>
-          <w:sz w:val="28"/>
-        </w:rPr>
-        <w:t>и</w:t>
-      </w:r>
-      <w:r>
-        <w:rPr>
-          <w:rFonts w:ascii="Times New Roman" w:eastAsia="Times New Roman" w:hAnsi="Times New Roman" w:cs="Times New Roman"/>
-          <w:b/>
-          <w:color w:val="auto"/>
-          <w:spacing w:val="-4"/>
-          <w:sz w:val="28"/>
-        </w:rPr>
-        <w:t xml:space="preserve"> </w:t>
-      </w:r>
-      <w:r>
-        <w:rPr>
-          <w:rFonts w:ascii="Times New Roman" w:eastAsia="Times New Roman" w:hAnsi="Times New Roman" w:cs="Times New Roman"/>
-          <w:b/>
-          <w:color w:val="auto"/>
-          <w:sz w:val="28"/>
-        </w:rPr>
-        <w:t>приемки</w:t>
-      </w:r>
-      <w:r>
-        <w:rPr>
-          <w:rFonts w:ascii="Times New Roman" w:eastAsia="Times New Roman" w:hAnsi="Times New Roman" w:cs="Times New Roman"/>
-          <w:b/>
-          <w:color w:val="auto"/>
-          <w:spacing w:val="-4"/>
-          <w:sz w:val="28"/>
-        </w:rPr>
-        <w:t xml:space="preserve"> </w:t>
-      </w:r>
-      <w:r>
-        <w:rPr>
-          <w:rFonts w:ascii="Times New Roman" w:eastAsia="Times New Roman" w:hAnsi="Times New Roman" w:cs="Times New Roman"/>
-          <w:b/>
-          <w:color w:val="auto"/>
-          <w:sz w:val="28"/>
-        </w:rPr>
-        <w:t>работ</w:t>
-      </w:r>
-      <w:bookmarkEnd w:id="33"/>
-    </w:p>
-    <w:p>
-      <w:pPr>
-        <w:spacing w:after="0" w:line="360" w:lineRule="auto"/>
-        <w:ind w:firstLine="709"/>
-        <w:rPr>
-          <w:rFonts w:ascii="Times New Roman" w:eastAsia="Times New Roman" w:hAnsi="Times New Roman" w:cs="Times New Roman"/>
-          <w:sz w:val="28"/>
-        </w:rPr>
-      </w:pPr>
-      <w:r>
-        <w:rPr>
-          <w:rFonts w:ascii="Times New Roman" w:eastAsia="Times New Roman" w:hAnsi="Times New Roman" w:cs="Times New Roman"/>
-          <w:sz w:val="28"/>
-        </w:rPr>
-        <w:t>Контроль разработки</w:t>
-      </w:r>
-      <w:r>
-        <w:rPr>
-          <w:rFonts w:ascii="Times New Roman" w:eastAsia="Times New Roman" w:hAnsi="Times New Roman" w:cs="Times New Roman"/>
-          <w:sz w:val="28"/>
-        </w:rPr>
-        <w:t xml:space="preserve"> веб-</w:t>
-      </w:r>
-      <w:r>
-        <w:rPr>
-          <w:rFonts w:ascii="Times New Roman" w:eastAsia="Times New Roman" w:hAnsi="Times New Roman" w:cs="Times New Roman"/>
-          <w:sz w:val="28"/>
-        </w:rPr>
-        <w:t>приложения осуществляется путем обсуждения</w:t>
-      </w:r>
-      <w:r>
-        <w:rPr>
-          <w:rFonts w:ascii="Times New Roman" w:eastAsia="Times New Roman" w:hAnsi="Times New Roman" w:cs="Times New Roman"/>
-          <w:spacing w:val="1"/>
-          <w:sz w:val="28"/>
-        </w:rPr>
-        <w:t xml:space="preserve"> </w:t>
-      </w:r>
-      <w:r>
-        <w:rPr>
-          <w:rFonts w:ascii="Times New Roman" w:eastAsia="Times New Roman" w:hAnsi="Times New Roman" w:cs="Times New Roman"/>
-          <w:sz w:val="28"/>
-        </w:rPr>
-        <w:t>текущего</w:t>
-      </w:r>
-      <w:r>
-        <w:rPr>
-          <w:rFonts w:ascii="Times New Roman" w:eastAsia="Times New Roman" w:hAnsi="Times New Roman" w:cs="Times New Roman"/>
-          <w:spacing w:val="1"/>
-          <w:sz w:val="28"/>
-        </w:rPr>
-        <w:t xml:space="preserve"> </w:t>
-      </w:r>
-      <w:r>
-        <w:rPr>
-          <w:rFonts w:ascii="Times New Roman" w:eastAsia="Times New Roman" w:hAnsi="Times New Roman" w:cs="Times New Roman"/>
-          <w:sz w:val="28"/>
-        </w:rPr>
-        <w:t>этапа</w:t>
-      </w:r>
-      <w:r>
-        <w:rPr>
-          <w:rFonts w:ascii="Times New Roman" w:eastAsia="Times New Roman" w:hAnsi="Times New Roman" w:cs="Times New Roman"/>
-          <w:spacing w:val="1"/>
-          <w:sz w:val="28"/>
-        </w:rPr>
-        <w:t xml:space="preserve"> </w:t>
-      </w:r>
-      <w:r>
-        <w:rPr>
-          <w:rFonts w:ascii="Times New Roman" w:eastAsia="Times New Roman" w:hAnsi="Times New Roman" w:cs="Times New Roman"/>
-          <w:sz w:val="28"/>
-        </w:rPr>
-        <w:t>разработки</w:t>
-      </w:r>
-      <w:r>
-        <w:rPr>
-          <w:rFonts w:ascii="Times New Roman" w:eastAsia="Times New Roman" w:hAnsi="Times New Roman" w:cs="Times New Roman"/>
-          <w:spacing w:val="1"/>
-          <w:sz w:val="28"/>
-        </w:rPr>
-        <w:t xml:space="preserve"> </w:t>
-      </w:r>
-      <w:r>
-        <w:rPr>
-          <w:rFonts w:ascii="Times New Roman" w:eastAsia="Times New Roman" w:hAnsi="Times New Roman" w:cs="Times New Roman"/>
-          <w:sz w:val="28"/>
-        </w:rPr>
-        <w:t>среди</w:t>
-      </w:r>
-      <w:r>
-        <w:rPr>
-          <w:rFonts w:ascii="Times New Roman" w:eastAsia="Times New Roman" w:hAnsi="Times New Roman" w:cs="Times New Roman"/>
-          <w:spacing w:val="1"/>
-          <w:sz w:val="28"/>
-        </w:rPr>
-        <w:t xml:space="preserve"> </w:t>
-      </w:r>
-      <w:r>
-        <w:rPr>
-          <w:rFonts w:ascii="Times New Roman" w:eastAsia="Times New Roman" w:hAnsi="Times New Roman" w:cs="Times New Roman"/>
-          <w:sz w:val="28"/>
-        </w:rPr>
-        <w:t>исполнителей, а</w:t>
-      </w:r>
-      <w:r>
-        <w:rPr>
-          <w:rFonts w:ascii="Times New Roman" w:eastAsia="Times New Roman" w:hAnsi="Times New Roman" w:cs="Times New Roman"/>
-          <w:spacing w:val="1"/>
-          <w:sz w:val="28"/>
-        </w:rPr>
-        <w:t xml:space="preserve"> </w:t>
-      </w:r>
-      <w:r>
-        <w:rPr>
-          <w:rFonts w:ascii="Times New Roman" w:eastAsia="Times New Roman" w:hAnsi="Times New Roman" w:cs="Times New Roman"/>
-          <w:sz w:val="28"/>
-        </w:rPr>
-        <w:t>также</w:t>
-      </w:r>
-      <w:r>
-        <w:rPr>
-          <w:rFonts w:ascii="Times New Roman" w:eastAsia="Times New Roman" w:hAnsi="Times New Roman" w:cs="Times New Roman"/>
-          <w:spacing w:val="1"/>
-          <w:sz w:val="28"/>
-        </w:rPr>
-        <w:t xml:space="preserve"> </w:t>
-      </w:r>
-      <w:r>
-        <w:rPr>
-          <w:rFonts w:ascii="Times New Roman" w:eastAsia="Times New Roman" w:hAnsi="Times New Roman" w:cs="Times New Roman"/>
-          <w:sz w:val="28"/>
-        </w:rPr>
-        <w:t>путем</w:t>
-      </w:r>
-      <w:r>
-        <w:rPr>
-          <w:rFonts w:ascii="Times New Roman" w:eastAsia="Times New Roman" w:hAnsi="Times New Roman" w:cs="Times New Roman"/>
-          <w:spacing w:val="1"/>
-          <w:sz w:val="28"/>
-        </w:rPr>
-        <w:t xml:space="preserve"> </w:t>
-      </w:r>
-      <w:r>
-        <w:rPr>
-          <w:rFonts w:ascii="Times New Roman" w:eastAsia="Times New Roman" w:hAnsi="Times New Roman" w:cs="Times New Roman"/>
-          <w:sz w:val="28"/>
-        </w:rPr>
-        <w:t>встреч</w:t>
-      </w:r>
-      <w:r>
-        <w:rPr>
-          <w:rFonts w:ascii="Times New Roman" w:eastAsia="Times New Roman" w:hAnsi="Times New Roman" w:cs="Times New Roman"/>
-          <w:spacing w:val="1"/>
-          <w:sz w:val="28"/>
-        </w:rPr>
-        <w:t xml:space="preserve"> </w:t>
-      </w:r>
-      <w:r>
-        <w:rPr>
-          <w:rFonts w:ascii="Times New Roman" w:eastAsia="Times New Roman" w:hAnsi="Times New Roman" w:cs="Times New Roman"/>
-          <w:sz w:val="28"/>
-        </w:rPr>
-        <w:t>с</w:t>
-      </w:r>
-      <w:r>
-        <w:rPr>
-          <w:rFonts w:ascii="Times New Roman" w:eastAsia="Times New Roman" w:hAnsi="Times New Roman" w:cs="Times New Roman"/>
-          <w:spacing w:val="1"/>
-          <w:sz w:val="28"/>
-        </w:rPr>
-        <w:t xml:space="preserve"> </w:t>
-      </w:r>
-      <w:r>
-        <w:rPr>
-          <w:rFonts w:ascii="Times New Roman" w:eastAsia="Times New Roman" w:hAnsi="Times New Roman" w:cs="Times New Roman"/>
-          <w:sz w:val="28"/>
-        </w:rPr>
-        <w:t>заказчиком.</w:t>
-      </w:r>
-    </w:p>
-    <w:p>
-      <w:pPr>
-        <w:spacing w:after="0" w:line="360" w:lineRule="auto"/>
-        <w:ind w:firstLine="709"/>
-        <w:rPr>
-          <w:rFonts w:ascii="Times New Roman" w:eastAsia="Times New Roman" w:hAnsi="Times New Roman" w:cs="Times New Roman"/>
-          <w:sz w:val="28"/>
-        </w:rPr>
-      </w:pPr>
-      <w:r>
-        <w:rPr>
-          <w:rFonts w:ascii="Times New Roman" w:eastAsia="Times New Roman" w:hAnsi="Times New Roman" w:cs="Times New Roman"/>
-          <w:sz w:val="28"/>
-        </w:rPr>
-        <w:t>Готовое</w:t>
-      </w:r>
-      <w:r>
-        <w:rPr>
-          <w:rFonts w:ascii="Times New Roman" w:eastAsia="Times New Roman" w:hAnsi="Times New Roman" w:cs="Times New Roman"/>
-          <w:spacing w:val="1"/>
-          <w:sz w:val="28"/>
-        </w:rPr>
-        <w:t xml:space="preserve"> </w:t>
-      </w:r>
-      <w:r>
-        <w:rPr>
-          <w:rFonts w:ascii="Times New Roman" w:eastAsia="Times New Roman" w:hAnsi="Times New Roman" w:cs="Times New Roman"/>
-          <w:spacing w:val="1"/>
-          <w:sz w:val="28"/>
-        </w:rPr>
-        <w:t>веб-</w:t>
-      </w:r>
-      <w:r>
-        <w:rPr>
-          <w:rFonts w:ascii="Times New Roman" w:eastAsia="Times New Roman" w:hAnsi="Times New Roman" w:cs="Times New Roman"/>
-          <w:sz w:val="28"/>
-        </w:rPr>
-        <w:t>приложение</w:t>
-      </w:r>
-      <w:r>
-        <w:rPr>
-          <w:rFonts w:ascii="Times New Roman" w:eastAsia="Times New Roman" w:hAnsi="Times New Roman" w:cs="Times New Roman"/>
-          <w:spacing w:val="1"/>
-          <w:sz w:val="28"/>
-        </w:rPr>
-        <w:t xml:space="preserve"> </w:t>
-      </w:r>
-      <w:r>
-        <w:rPr>
-          <w:rFonts w:ascii="Times New Roman" w:eastAsia="Times New Roman" w:hAnsi="Times New Roman" w:cs="Times New Roman"/>
-          <w:sz w:val="28"/>
-        </w:rPr>
-        <w:t>со</w:t>
-      </w:r>
-      <w:r>
-        <w:rPr>
-          <w:rFonts w:ascii="Times New Roman" w:eastAsia="Times New Roman" w:hAnsi="Times New Roman" w:cs="Times New Roman"/>
-          <w:spacing w:val="1"/>
-          <w:sz w:val="28"/>
-        </w:rPr>
-        <w:t xml:space="preserve"> </w:t>
-      </w:r>
-      <w:r>
-        <w:rPr>
-          <w:rFonts w:ascii="Times New Roman" w:eastAsia="Times New Roman" w:hAnsi="Times New Roman" w:cs="Times New Roman"/>
-          <w:sz w:val="28"/>
-        </w:rPr>
-        <w:t>всей</w:t>
-      </w:r>
-      <w:r>
-        <w:rPr>
-          <w:rFonts w:ascii="Times New Roman" w:eastAsia="Times New Roman" w:hAnsi="Times New Roman" w:cs="Times New Roman"/>
-          <w:spacing w:val="1"/>
-          <w:sz w:val="28"/>
-        </w:rPr>
-        <w:t xml:space="preserve"> </w:t>
-      </w:r>
-      <w:r>
-        <w:rPr>
-          <w:rFonts w:ascii="Times New Roman" w:eastAsia="Times New Roman" w:hAnsi="Times New Roman" w:cs="Times New Roman"/>
-          <w:sz w:val="28"/>
-        </w:rPr>
-        <w:t>необходимой</w:t>
-      </w:r>
-      <w:r>
-        <w:rPr>
-          <w:rFonts w:ascii="Times New Roman" w:eastAsia="Times New Roman" w:hAnsi="Times New Roman" w:cs="Times New Roman"/>
-          <w:spacing w:val="1"/>
-          <w:sz w:val="28"/>
-        </w:rPr>
-        <w:t xml:space="preserve"> </w:t>
-      </w:r>
-      <w:r>
-        <w:rPr>
-          <w:rFonts w:ascii="Times New Roman" w:eastAsia="Times New Roman" w:hAnsi="Times New Roman" w:cs="Times New Roman"/>
-          <w:sz w:val="28"/>
-        </w:rPr>
-        <w:t>документацией</w:t>
-      </w:r>
-      <w:r>
-        <w:rPr>
-          <w:rFonts w:ascii="Times New Roman" w:eastAsia="Times New Roman" w:hAnsi="Times New Roman" w:cs="Times New Roman"/>
-          <w:spacing w:val="1"/>
-          <w:sz w:val="28"/>
-        </w:rPr>
-        <w:t xml:space="preserve"> </w:t>
-      </w:r>
-      <w:r>
-        <w:rPr>
-          <w:rFonts w:ascii="Times New Roman" w:eastAsia="Times New Roman" w:hAnsi="Times New Roman" w:cs="Times New Roman"/>
-          <w:sz w:val="28"/>
-        </w:rPr>
-        <w:t>предоставляется</w:t>
-      </w:r>
-      <w:r>
-        <w:rPr>
-          <w:rFonts w:ascii="Times New Roman" w:eastAsia="Times New Roman" w:hAnsi="Times New Roman" w:cs="Times New Roman"/>
-          <w:spacing w:val="-1"/>
-          <w:sz w:val="28"/>
-        </w:rPr>
-        <w:t xml:space="preserve"> </w:t>
-      </w:r>
-      <w:r>
-        <w:rPr>
-          <w:rFonts w:ascii="Times New Roman" w:eastAsia="Times New Roman" w:hAnsi="Times New Roman" w:cs="Times New Roman"/>
-          <w:sz w:val="28"/>
-        </w:rPr>
-        <w:t>заказчику</w:t>
-      </w:r>
-      <w:r>
-        <w:rPr>
-          <w:rFonts w:ascii="Times New Roman" w:eastAsia="Times New Roman" w:hAnsi="Times New Roman" w:cs="Times New Roman"/>
-          <w:spacing w:val="1"/>
-          <w:sz w:val="28"/>
-        </w:rPr>
-        <w:t xml:space="preserve"> </w:t>
-      </w:r>
-      <w:r>
-        <w:rPr>
-          <w:rFonts w:ascii="Times New Roman" w:eastAsia="Times New Roman" w:hAnsi="Times New Roman" w:cs="Times New Roman"/>
-          <w:sz w:val="28"/>
-        </w:rPr>
-        <w:t>в</w:t>
-      </w:r>
-      <w:r>
-        <w:rPr>
-          <w:rFonts w:ascii="Times New Roman" w:eastAsia="Times New Roman" w:hAnsi="Times New Roman" w:cs="Times New Roman"/>
-          <w:spacing w:val="-1"/>
-          <w:sz w:val="28"/>
-        </w:rPr>
-        <w:t xml:space="preserve"> </w:t>
-      </w:r>
-      <w:r>
-        <w:rPr>
-          <w:rFonts w:ascii="Times New Roman" w:eastAsia="Times New Roman" w:hAnsi="Times New Roman" w:cs="Times New Roman"/>
-          <w:sz w:val="28"/>
-        </w:rPr>
-        <w:t>обозначенный</w:t>
-      </w:r>
-      <w:r>
-        <w:rPr>
-          <w:rFonts w:ascii="Times New Roman" w:eastAsia="Times New Roman" w:hAnsi="Times New Roman" w:cs="Times New Roman"/>
-          <w:spacing w:val="-3"/>
-          <w:sz w:val="28"/>
-        </w:rPr>
-        <w:t xml:space="preserve"> </w:t>
-      </w:r>
-      <w:r>
-        <w:rPr>
-          <w:rFonts w:ascii="Times New Roman" w:eastAsia="Times New Roman" w:hAnsi="Times New Roman" w:cs="Times New Roman"/>
-          <w:sz w:val="28"/>
-        </w:rPr>
-        <w:t>им срок.</w:t>
-      </w:r>
-    </w:p>
-    <w:p>
-      <w:pPr>
-        <w:spacing w:after="0" w:line="360" w:lineRule="auto"/>
-        <w:ind w:firstLine="709"/>
-        <w:rPr>
-          <w:rFonts w:ascii="Times New Roman" w:eastAsia="Times New Roman" w:hAnsi="Times New Roman" w:cs="Times New Roman"/>
-          <w:sz w:val="28"/>
-        </w:rPr>
-      </w:pPr>
-      <w:r>
-        <w:rPr>
-          <w:rFonts w:ascii="Times New Roman" w:eastAsia="Times New Roman" w:hAnsi="Times New Roman" w:cs="Times New Roman"/>
-          <w:sz w:val="28"/>
-        </w:rPr>
-        <w:t>За</w:t>
-      </w:r>
-      <w:r>
-        <w:rPr>
-          <w:rFonts w:ascii="Times New Roman" w:eastAsia="Times New Roman" w:hAnsi="Times New Roman" w:cs="Times New Roman"/>
-          <w:spacing w:val="1"/>
-          <w:sz w:val="28"/>
-        </w:rPr>
-        <w:t xml:space="preserve"> </w:t>
-      </w:r>
-      <w:r>
-        <w:rPr>
-          <w:rFonts w:ascii="Times New Roman" w:eastAsia="Times New Roman" w:hAnsi="Times New Roman" w:cs="Times New Roman"/>
-          <w:sz w:val="28"/>
-        </w:rPr>
-        <w:t>заказчиком</w:t>
-      </w:r>
-      <w:r>
-        <w:rPr>
-          <w:rFonts w:ascii="Times New Roman" w:eastAsia="Times New Roman" w:hAnsi="Times New Roman" w:cs="Times New Roman"/>
-          <w:spacing w:val="1"/>
-          <w:sz w:val="28"/>
-        </w:rPr>
-        <w:t xml:space="preserve"> </w:t>
-      </w:r>
-      <w:r>
-        <w:rPr>
-          <w:rFonts w:ascii="Times New Roman" w:eastAsia="Times New Roman" w:hAnsi="Times New Roman" w:cs="Times New Roman"/>
-          <w:sz w:val="28"/>
-        </w:rPr>
-        <w:t>остается</w:t>
-      </w:r>
-      <w:r>
-        <w:rPr>
-          <w:rFonts w:ascii="Times New Roman" w:eastAsia="Times New Roman" w:hAnsi="Times New Roman" w:cs="Times New Roman"/>
-          <w:spacing w:val="1"/>
-          <w:sz w:val="28"/>
-        </w:rPr>
-        <w:t xml:space="preserve"> </w:t>
-      </w:r>
-      <w:r>
-        <w:rPr>
-          <w:rFonts w:ascii="Times New Roman" w:eastAsia="Times New Roman" w:hAnsi="Times New Roman" w:cs="Times New Roman"/>
-          <w:sz w:val="28"/>
-        </w:rPr>
-        <w:t>осуществление</w:t>
-      </w:r>
-      <w:r>
-        <w:rPr>
-          <w:rFonts w:ascii="Times New Roman" w:eastAsia="Times New Roman" w:hAnsi="Times New Roman" w:cs="Times New Roman"/>
-          <w:spacing w:val="1"/>
-          <w:sz w:val="28"/>
-        </w:rPr>
-        <w:t xml:space="preserve"> </w:t>
-      </w:r>
-      <w:r>
-        <w:rPr>
-          <w:rFonts w:ascii="Times New Roman" w:eastAsia="Times New Roman" w:hAnsi="Times New Roman" w:cs="Times New Roman"/>
-          <w:sz w:val="28"/>
-        </w:rPr>
-        <w:t>проверки</w:t>
-      </w:r>
-      <w:r>
-        <w:rPr>
-          <w:rFonts w:ascii="Times New Roman" w:eastAsia="Times New Roman" w:hAnsi="Times New Roman" w:cs="Times New Roman"/>
-          <w:spacing w:val="1"/>
-          <w:sz w:val="28"/>
-        </w:rPr>
-        <w:t xml:space="preserve"> </w:t>
-      </w:r>
-      <w:r>
-        <w:rPr>
-          <w:rFonts w:ascii="Times New Roman" w:eastAsia="Times New Roman" w:hAnsi="Times New Roman" w:cs="Times New Roman"/>
-          <w:sz w:val="28"/>
-        </w:rPr>
-        <w:t>соответствия</w:t>
-      </w:r>
-      <w:r>
-        <w:rPr>
-          <w:rFonts w:ascii="Times New Roman" w:eastAsia="Times New Roman" w:hAnsi="Times New Roman" w:cs="Times New Roman"/>
-          <w:spacing w:val="1"/>
-          <w:sz w:val="28"/>
-        </w:rPr>
-        <w:t xml:space="preserve"> </w:t>
-      </w:r>
-      <w:r>
-        <w:rPr>
-          <w:rFonts w:ascii="Times New Roman" w:eastAsia="Times New Roman" w:hAnsi="Times New Roman" w:cs="Times New Roman"/>
-          <w:sz w:val="28"/>
-        </w:rPr>
-        <w:t>функциональности приложения согласно Техническому Заданию.</w:t>
-      </w:r>
-    </w:p>
-    <w:p>
-      <w:pPr>
-        <w:spacing w:after="0" w:line="360" w:lineRule="auto"/>
-        <w:ind w:firstLine="709"/>
-        <w:rPr>
-          <w:rFonts w:ascii="Times New Roman" w:eastAsia="Times New Roman" w:hAnsi="Times New Roman" w:cs="Times New Roman"/>
-          <w:sz w:val="28"/>
-        </w:rPr>
-      </w:pPr>
-      <w:r>
-        <w:rPr>
-          <w:rFonts w:ascii="Times New Roman" w:eastAsia="Times New Roman" w:hAnsi="Times New Roman" w:cs="Times New Roman"/>
-          <w:sz w:val="28"/>
-        </w:rPr>
-        <w:lastRenderedPageBreak/>
-        <w:t>Исполнитель</w:t>
-      </w:r>
-      <w:r>
-        <w:rPr>
-          <w:rFonts w:ascii="Times New Roman" w:eastAsia="Times New Roman" w:hAnsi="Times New Roman" w:cs="Times New Roman"/>
-          <w:spacing w:val="1"/>
-          <w:sz w:val="28"/>
-        </w:rPr>
-        <w:t xml:space="preserve"> </w:t>
-      </w:r>
-      <w:r>
-        <w:rPr>
-          <w:rFonts w:ascii="Times New Roman" w:eastAsia="Times New Roman" w:hAnsi="Times New Roman" w:cs="Times New Roman"/>
-          <w:sz w:val="28"/>
-        </w:rPr>
-        <w:t>также</w:t>
-      </w:r>
-      <w:r>
-        <w:rPr>
-          <w:rFonts w:ascii="Times New Roman" w:eastAsia="Times New Roman" w:hAnsi="Times New Roman" w:cs="Times New Roman"/>
-          <w:spacing w:val="1"/>
-          <w:sz w:val="28"/>
-        </w:rPr>
-        <w:t xml:space="preserve"> </w:t>
-      </w:r>
-      <w:r>
-        <w:rPr>
-          <w:rFonts w:ascii="Times New Roman" w:eastAsia="Times New Roman" w:hAnsi="Times New Roman" w:cs="Times New Roman"/>
-          <w:sz w:val="28"/>
-        </w:rPr>
-        <w:t>обязан</w:t>
-      </w:r>
-      <w:r>
-        <w:rPr>
-          <w:rFonts w:ascii="Times New Roman" w:eastAsia="Times New Roman" w:hAnsi="Times New Roman" w:cs="Times New Roman"/>
-          <w:spacing w:val="1"/>
-          <w:sz w:val="28"/>
-        </w:rPr>
-        <w:t xml:space="preserve"> </w:t>
-      </w:r>
-      <w:r>
-        <w:rPr>
-          <w:rFonts w:ascii="Times New Roman" w:eastAsia="Times New Roman" w:hAnsi="Times New Roman" w:cs="Times New Roman"/>
-          <w:sz w:val="28"/>
-        </w:rPr>
-        <w:t>предоставить</w:t>
-      </w:r>
-      <w:r>
-        <w:rPr>
-          <w:rFonts w:ascii="Times New Roman" w:eastAsia="Times New Roman" w:hAnsi="Times New Roman" w:cs="Times New Roman"/>
-          <w:spacing w:val="1"/>
-          <w:sz w:val="28"/>
-        </w:rPr>
-        <w:t xml:space="preserve"> </w:t>
-      </w:r>
-      <w:r>
-        <w:rPr>
-          <w:rFonts w:ascii="Times New Roman" w:eastAsia="Times New Roman" w:hAnsi="Times New Roman" w:cs="Times New Roman"/>
-          <w:sz w:val="28"/>
-        </w:rPr>
-        <w:t>заказчику</w:t>
-      </w:r>
-      <w:r>
-        <w:rPr>
-          <w:rFonts w:ascii="Times New Roman" w:eastAsia="Times New Roman" w:hAnsi="Times New Roman" w:cs="Times New Roman"/>
-          <w:spacing w:val="1"/>
-          <w:sz w:val="28"/>
-        </w:rPr>
-        <w:t xml:space="preserve"> </w:t>
-      </w:r>
-      <w:r>
-        <w:rPr>
-          <w:rFonts w:ascii="Times New Roman" w:eastAsia="Times New Roman" w:hAnsi="Times New Roman" w:cs="Times New Roman"/>
-          <w:sz w:val="28"/>
-        </w:rPr>
-        <w:t>следующий</w:t>
-      </w:r>
-      <w:r>
-        <w:rPr>
-          <w:rFonts w:ascii="Times New Roman" w:eastAsia="Times New Roman" w:hAnsi="Times New Roman" w:cs="Times New Roman"/>
-          <w:spacing w:val="-67"/>
-          <w:sz w:val="28"/>
-        </w:rPr>
-        <w:t xml:space="preserve"> </w:t>
-      </w:r>
-      <w:r>
-        <w:rPr>
-          <w:rFonts w:ascii="Times New Roman" w:eastAsia="Times New Roman" w:hAnsi="Times New Roman" w:cs="Times New Roman"/>
-          <w:sz w:val="28"/>
-        </w:rPr>
-        <w:t>комплект</w:t>
-      </w:r>
-      <w:r>
-        <w:rPr>
-          <w:rFonts w:ascii="Times New Roman" w:eastAsia="Times New Roman" w:hAnsi="Times New Roman" w:cs="Times New Roman"/>
-          <w:spacing w:val="-1"/>
-          <w:sz w:val="28"/>
-        </w:rPr>
-        <w:t>,</w:t>
-      </w:r>
-      <w:r>
-        <w:rPr>
-          <w:rFonts w:ascii="Times New Roman" w:eastAsia="Times New Roman" w:hAnsi="Times New Roman" w:cs="Times New Roman"/>
-          <w:spacing w:val="-3"/>
-          <w:sz w:val="28"/>
-        </w:rPr>
-        <w:t xml:space="preserve"> </w:t>
-      </w:r>
-      <w:r>
-        <w:rPr>
-          <w:rFonts w:ascii="Times New Roman" w:eastAsia="Times New Roman" w:hAnsi="Times New Roman" w:cs="Times New Roman"/>
-          <w:sz w:val="28"/>
-        </w:rPr>
-        <w:t>необходимый для</w:t>
-      </w:r>
-      <w:r>
-        <w:rPr>
-          <w:rFonts w:ascii="Times New Roman" w:eastAsia="Times New Roman" w:hAnsi="Times New Roman" w:cs="Times New Roman"/>
-          <w:spacing w:val="-1"/>
-          <w:sz w:val="28"/>
-        </w:rPr>
-        <w:t xml:space="preserve"> </w:t>
-      </w:r>
-      <w:r>
-        <w:rPr>
-          <w:rFonts w:ascii="Times New Roman" w:eastAsia="Times New Roman" w:hAnsi="Times New Roman" w:cs="Times New Roman"/>
-          <w:sz w:val="28"/>
-        </w:rPr>
-        <w:t>защиты</w:t>
-      </w:r>
-      <w:r>
-        <w:rPr>
-          <w:rFonts w:ascii="Times New Roman" w:eastAsia="Times New Roman" w:hAnsi="Times New Roman" w:cs="Times New Roman"/>
-          <w:spacing w:val="-3"/>
-          <w:sz w:val="28"/>
-        </w:rPr>
-        <w:t xml:space="preserve"> </w:t>
-      </w:r>
-      <w:r>
-        <w:rPr>
-          <w:rFonts w:ascii="Times New Roman" w:eastAsia="Times New Roman" w:hAnsi="Times New Roman" w:cs="Times New Roman"/>
-          <w:sz w:val="28"/>
-        </w:rPr>
-        <w:t>проекта:</w:t>
-      </w:r>
-    </w:p>
-    <w:p>
-      <w:pPr>
-        <w:numPr>
-          <w:ilvl w:val="0"/>
-          <w:numId w:val="32"/>
-        </w:numPr>
-        <w:tabs>
-          <w:tab w:val="left" w:pos="2834"/>
-        </w:tabs>
-        <w:spacing w:line="360" w:lineRule="auto"/>
-        <w:ind w:left="1219" w:hanging="357"/>
-        <w:jc w:val="both"/>
-        <w:rPr>
-          <w:rFonts w:ascii="Times New Roman" w:eastAsia="Times New Roman" w:hAnsi="Times New Roman" w:cs="Times New Roman"/>
-          <w:sz w:val="28"/>
-        </w:rPr>
-      </w:pPr>
-      <w:r>
-        <w:rPr>
-          <w:rFonts w:ascii="Times New Roman" w:eastAsia="Times New Roman" w:hAnsi="Times New Roman" w:cs="Times New Roman"/>
-          <w:sz w:val="28"/>
-        </w:rPr>
-        <w:t>Техническое</w:t>
-      </w:r>
-      <w:r>
-        <w:rPr>
-          <w:rFonts w:ascii="Times New Roman" w:eastAsia="Times New Roman" w:hAnsi="Times New Roman" w:cs="Times New Roman"/>
-          <w:spacing w:val="-4"/>
-          <w:sz w:val="28"/>
-        </w:rPr>
-        <w:t xml:space="preserve"> </w:t>
-      </w:r>
-      <w:r>
-        <w:rPr>
-          <w:rFonts w:ascii="Times New Roman" w:eastAsia="Times New Roman" w:hAnsi="Times New Roman" w:cs="Times New Roman"/>
-          <w:sz w:val="28"/>
-        </w:rPr>
-        <w:t>Задание;</w:t>
-      </w:r>
-    </w:p>
-    <w:p>
-      <w:pPr>
-        <w:numPr>
-          <w:ilvl w:val="0"/>
-          <w:numId w:val="32"/>
-        </w:numPr>
-        <w:tabs>
-          <w:tab w:val="left" w:pos="2834"/>
-        </w:tabs>
-        <w:spacing w:line="360" w:lineRule="auto"/>
-        <w:ind w:left="1219" w:hanging="357"/>
-        <w:jc w:val="both"/>
-        <w:rPr>
-          <w:rFonts w:ascii="Times New Roman" w:eastAsia="Times New Roman" w:hAnsi="Times New Roman" w:cs="Times New Roman"/>
-          <w:sz w:val="28"/>
-        </w:rPr>
-      </w:pPr>
-      <w:r>
-        <w:rPr>
-          <w:rFonts w:ascii="Times New Roman" w:eastAsia="Times New Roman" w:hAnsi="Times New Roman" w:cs="Times New Roman"/>
-          <w:sz w:val="28"/>
-        </w:rPr>
-        <w:t>Курсовой</w:t>
-      </w:r>
-      <w:r>
-        <w:rPr>
-          <w:rFonts w:ascii="Times New Roman" w:eastAsia="Times New Roman" w:hAnsi="Times New Roman" w:cs="Times New Roman"/>
-          <w:spacing w:val="-5"/>
-          <w:sz w:val="28"/>
-        </w:rPr>
-        <w:t xml:space="preserve"> </w:t>
-      </w:r>
-      <w:r>
-        <w:rPr>
-          <w:rFonts w:ascii="Times New Roman" w:eastAsia="Times New Roman" w:hAnsi="Times New Roman" w:cs="Times New Roman"/>
-          <w:sz w:val="28"/>
-        </w:rPr>
-        <w:t>Проект;</w:t>
-      </w:r>
-    </w:p>
-    <w:p>
-      <w:pPr>
-        <w:numPr>
-          <w:ilvl w:val="0"/>
-          <w:numId w:val="32"/>
-        </w:numPr>
-        <w:tabs>
-          <w:tab w:val="left" w:pos="2834"/>
-        </w:tabs>
-        <w:spacing w:line="360" w:lineRule="auto"/>
-        <w:ind w:left="1219" w:hanging="357"/>
-        <w:jc w:val="both"/>
-        <w:rPr>
-          <w:rFonts w:ascii="Times New Roman" w:eastAsia="Times New Roman" w:hAnsi="Times New Roman" w:cs="Times New Roman"/>
-          <w:sz w:val="28"/>
-        </w:rPr>
-      </w:pPr>
-      <w:r>
-        <w:rPr>
-          <w:rFonts w:ascii="Times New Roman" w:eastAsia="Times New Roman" w:hAnsi="Times New Roman" w:cs="Times New Roman"/>
-          <w:sz w:val="28"/>
-        </w:rPr>
-        <w:t>Демонстрационная</w:t>
-      </w:r>
-      <w:r>
-        <w:rPr>
-          <w:rFonts w:ascii="Times New Roman" w:eastAsia="Times New Roman" w:hAnsi="Times New Roman" w:cs="Times New Roman"/>
-          <w:sz w:val="28"/>
-        </w:rPr>
-        <w:tab/>
-        <w:t>версия приложения со всеми основными сценариями;</w:t>
-      </w:r>
-    </w:p>
-    <w:p>
-      <w:pPr>
-        <w:numPr>
-          <w:ilvl w:val="0"/>
-          <w:numId w:val="32"/>
-        </w:numPr>
-        <w:tabs>
-          <w:tab w:val="left" w:pos="2834"/>
-        </w:tabs>
-        <w:spacing w:line="360" w:lineRule="auto"/>
-        <w:ind w:left="1219" w:hanging="357"/>
-        <w:jc w:val="both"/>
-        <w:rPr>
-          <w:rFonts w:ascii="Times New Roman" w:eastAsia="Times New Roman" w:hAnsi="Times New Roman" w:cs="Times New Roman"/>
-          <w:sz w:val="28"/>
-        </w:rPr>
-      </w:pPr>
-      <w:r>
-        <w:rPr>
-          <w:rFonts w:ascii="Times New Roman" w:eastAsia="Times New Roman" w:hAnsi="Times New Roman" w:cs="Times New Roman"/>
-          <w:sz w:val="28"/>
-        </w:rPr>
-        <w:t>Исходный</w:t>
-      </w:r>
-      <w:r>
-        <w:rPr>
-          <w:rFonts w:ascii="Times New Roman" w:eastAsia="Times New Roman" w:hAnsi="Times New Roman" w:cs="Times New Roman"/>
-          <w:spacing w:val="-6"/>
-          <w:sz w:val="28"/>
-        </w:rPr>
-        <w:t xml:space="preserve"> </w:t>
-      </w:r>
-      <w:r>
-        <w:rPr>
-          <w:rFonts w:ascii="Times New Roman" w:eastAsia="Times New Roman" w:hAnsi="Times New Roman" w:cs="Times New Roman"/>
-          <w:sz w:val="28"/>
-        </w:rPr>
-        <w:t>код</w:t>
-      </w:r>
-      <w:r>
-        <w:rPr>
-          <w:rFonts w:ascii="Times New Roman" w:eastAsia="Times New Roman" w:hAnsi="Times New Roman" w:cs="Times New Roman"/>
-          <w:spacing w:val="-1"/>
-          <w:sz w:val="28"/>
-        </w:rPr>
-        <w:t xml:space="preserve"> </w:t>
-      </w:r>
-      <w:r>
-        <w:rPr>
-          <w:rFonts w:ascii="Times New Roman" w:eastAsia="Times New Roman" w:hAnsi="Times New Roman" w:cs="Times New Roman"/>
-          <w:sz w:val="28"/>
-        </w:rPr>
-        <w:t>приложения.</w:t>
-      </w:r>
-    </w:p>
-    <w:p>
-      <w:pPr>
-        <w:spacing w:after="0" w:line="360" w:lineRule="auto"/>
-        <w:ind w:firstLine="709"/>
-        <w:rPr>
-          <w:rFonts w:ascii="Times New Roman" w:eastAsia="Times New Roman" w:hAnsi="Times New Roman" w:cs="Times New Roman"/>
-          <w:sz w:val="28"/>
-        </w:rPr>
-      </w:pPr>
-      <w:r>
-        <w:rPr>
-          <w:rFonts w:ascii="Times New Roman" w:eastAsia="Times New Roman" w:hAnsi="Times New Roman" w:cs="Times New Roman"/>
-          <w:sz w:val="28"/>
-        </w:rPr>
-        <w:t xml:space="preserve">Вся сопроводительная документация предоставляется в печатном виде и в электронном виде, размещенная на </w:t>
-      </w:r>
-      <w:proofErr w:type="spellStart"/>
-      <w:r>
-        <w:rPr>
-          <w:rFonts w:ascii="Times New Roman" w:eastAsia="Times New Roman" w:hAnsi="Times New Roman" w:cs="Times New Roman"/>
-          <w:sz w:val="28"/>
-        </w:rPr>
-        <w:t>GitHub</w:t>
-      </w:r>
-      <w:proofErr w:type="spellEnd"/>
-      <w:r>
-        <w:rPr>
-          <w:rFonts w:ascii="Times New Roman" w:eastAsia="Times New Roman" w:hAnsi="Times New Roman" w:cs="Times New Roman"/>
-          <w:sz w:val="28"/>
-        </w:rPr>
-        <w:t>.</w:t>
-      </w:r>
-    </w:p>
-    <w:p>
-      <w:pPr>
-        <w:spacing w:after="0" w:line="360" w:lineRule="auto"/>
-        <w:ind w:firstLine="709"/>
-        <w:rPr>
-          <w:rFonts w:ascii="Times New Roman" w:eastAsia="Times New Roman" w:hAnsi="Times New Roman" w:cs="Times New Roman"/>
-          <w:sz w:val="28"/>
-        </w:rPr>
-      </w:pPr>
-    </w:p>
-    <w:p>
-      <w:pPr>
-        <w:pStyle w:val="1"/>
-        <w:rPr>
-          <w:rFonts w:ascii="Times New Roman" w:eastAsia="Times New Roman" w:hAnsi="Times New Roman" w:cs="Times New Roman"/>
-          <w:b/>
-          <w:color w:val="auto"/>
-          <w:sz w:val="28"/>
-        </w:rPr>
-      </w:pPr>
-      <w:bookmarkStart w:id="34" w:name="_Toc180477550"/>
-      <w:r>
-        <w:rPr>
-          <w:rFonts w:ascii="Times New Roman" w:eastAsia="Times New Roman" w:hAnsi="Times New Roman" w:cs="Times New Roman"/>
-          <w:b/>
-          <w:color w:val="auto"/>
-          <w:sz w:val="28"/>
-        </w:rPr>
-        <w:t>1</w:t>
-      </w:r>
-      <w:r>
-        <w:rPr>
-          <w:rFonts w:ascii="Times New Roman" w:eastAsia="Times New Roman" w:hAnsi="Times New Roman" w:cs="Times New Roman"/>
-          <w:b/>
-          <w:color w:val="auto"/>
-          <w:sz w:val="28"/>
-        </w:rPr>
-        <w:t>3</w:t>
-      </w:r>
-      <w:r>
-        <w:rPr>
-          <w:rFonts w:ascii="Times New Roman" w:eastAsia="Times New Roman" w:hAnsi="Times New Roman" w:cs="Times New Roman"/>
-          <w:b/>
-          <w:color w:val="auto"/>
-          <w:sz w:val="28"/>
-        </w:rPr>
-        <w:t xml:space="preserve"> </w:t>
-      </w:r>
-      <w:r>
-        <w:rPr>
-          <w:rFonts w:ascii="Times New Roman" w:eastAsia="Times New Roman" w:hAnsi="Times New Roman" w:cs="Times New Roman"/>
-          <w:b/>
-          <w:color w:val="auto"/>
-          <w:sz w:val="28"/>
-        </w:rPr>
         <w:t>Реквизиты и подписи сторон</w:t>
       </w:r>
-      <w:bookmarkEnd w:id="34"/>
-    </w:p>
+      <w:bookmarkEnd w:id="59"/>
+      <w:bookmarkEnd w:id="60"/>
+    </w:p>
+    <w:p/>
+    <w:p/>
+    <w:p/>
     <w:p>
       <w:pPr>
         <w:spacing w:after="0" w:line="360" w:lineRule="auto"/>
@@ -9898,7 +7531,6 @@
                 <w:rFonts w:ascii="Times New Roman" w:eastAsia="Times New Roman" w:hAnsi="Times New Roman" w:cs="Times New Roman"/>
                 <w:sz w:val="28"/>
               </w:rPr>
-              <w:lastRenderedPageBreak/>
               <w:t>Наименование</w:t>
             </w:r>
           </w:p>
@@ -11696,6 +9328,119 @@
     </w:lvl>
   </w:abstractNum>
   <w:abstractNum w:abstractNumId="19" w15:restartNumberingAfterBreak="0">
+    <w:nsid w:val="57D603BF"/>
+    <w:multiLevelType w:val="multilevel"/>
+    <w:tmpl w:val="CF02FC50"/>
+    <w:lvl w:ilvl="0">
+      <w:start w:val="1"/>
+      <w:numFmt w:val="decimal"/>
+      <w:lvlText w:val="%1."/>
+      <w:lvlJc w:val="left"/>
+      <w:pPr>
+        <w:tabs>
+          <w:tab w:val="num" w:pos="720"/>
+        </w:tabs>
+        <w:ind w:left="720" w:hanging="360"/>
+      </w:pPr>
+    </w:lvl>
+    <w:lvl w:ilvl="1" w:tentative="1">
+      <w:start w:val="1"/>
+      <w:numFmt w:val="decimal"/>
+      <w:lvlText w:val="%2."/>
+      <w:lvlJc w:val="left"/>
+      <w:pPr>
+        <w:tabs>
+          <w:tab w:val="num" w:pos="1440"/>
+        </w:tabs>
+        <w:ind w:left="1440" w:hanging="360"/>
+      </w:pPr>
+    </w:lvl>
+    <w:lvl w:ilvl="2" w:tentative="1">
+      <w:start w:val="1"/>
+      <w:numFmt w:val="decimal"/>
+      <w:lvlText w:val="%3."/>
+      <w:lvlJc w:val="left"/>
+      <w:pPr>
+        <w:tabs>
+          <w:tab w:val="num" w:pos="2160"/>
+        </w:tabs>
+        <w:ind w:left="2160" w:hanging="360"/>
+      </w:pPr>
+    </w:lvl>
+    <w:lvl w:ilvl="3" w:tentative="1">
+      <w:start w:val="1"/>
+      <w:numFmt w:val="decimal"/>
+      <w:lvlText w:val="%4."/>
+      <w:lvlJc w:val="left"/>
+      <w:pPr>
+        <w:tabs>
+          <w:tab w:val="num" w:pos="2880"/>
+        </w:tabs>
+        <w:ind w:left="2880" w:hanging="360"/>
+      </w:pPr>
+    </w:lvl>
+    <w:lvl w:ilvl="4" w:tentative="1">
+      <w:start w:val="1"/>
+      <w:numFmt w:val="decimal"/>
+      <w:lvlText w:val="%5."/>
+      <w:lvlJc w:val="left"/>
+      <w:pPr>
+        <w:tabs>
+          <w:tab w:val="num" w:pos="3600"/>
+        </w:tabs>
+        <w:ind w:left="3600" w:hanging="360"/>
+      </w:pPr>
+    </w:lvl>
+    <w:lvl w:ilvl="5" w:tentative="1">
+      <w:start w:val="1"/>
+      <w:numFmt w:val="decimal"/>
+      <w:lvlText w:val="%6."/>
+      <w:lvlJc w:val="left"/>
+      <w:pPr>
+        <w:tabs>
+          <w:tab w:val="num" w:pos="4320"/>
+        </w:tabs>
+        <w:ind w:left="4320" w:hanging="360"/>
+      </w:pPr>
+    </w:lvl>
+    <w:lvl w:ilvl="6" w:tentative="1">
+      <w:start w:val="1"/>
+      <w:numFmt w:val="decimal"/>
+      <w:lvlText w:val="%7."/>
+      <w:lvlJc w:val="left"/>
+      <w:pPr>
+        <w:tabs>
+          <w:tab w:val="num" w:pos="5040"/>
+        </w:tabs>
+        <w:ind w:left="5040" w:hanging="360"/>
+      </w:pPr>
+    </w:lvl>
+    <w:lvl w:ilvl="7" w:tentative="1">
+      <w:start w:val="1"/>
+      <w:numFmt w:val="decimal"/>
+      <w:lvlText w:val="%8."/>
+      <w:lvlJc w:val="left"/>
+      <w:pPr>
+        <w:tabs>
+          <w:tab w:val="num" w:pos="5760"/>
+        </w:tabs>
+        <w:ind w:left="5760" w:hanging="360"/>
+      </w:pPr>
+    </w:lvl>
+    <w:lvl w:ilvl="8" w:tentative="1">
+      <w:start w:val="1"/>
+      <w:numFmt w:val="decimal"/>
+      <w:lvlText w:val="%9."/>
+      <w:lvlJc w:val="left"/>
+      <w:pPr>
+        <w:tabs>
+          <w:tab w:val="num" w:pos="6480"/>
+        </w:tabs>
+        <w:ind w:left="6480" w:hanging="360"/>
+      </w:pPr>
+    </w:lvl>
+  </w:abstractNum>
+  <w:abstractNum w:abstractNumId="20" w15:restartNumberingAfterBreak="0">
     <w:nsid w:val="593F0AF4"/>
     <w:multiLevelType w:val="multilevel"/>
     <w:tmpl w:val="AB5A0758"/>
@@ -11746,7 +9491,7 @@
       <w:lvlJc w:val="left"/>
     </w:lvl>
   </w:abstractNum>
-  <w:abstractNum w:abstractNumId="20" w15:restartNumberingAfterBreak="0">
+  <w:abstractNum w:abstractNumId="21" w15:restartNumberingAfterBreak="0">
     <w:nsid w:val="59EA3245"/>
     <w:multiLevelType w:val="multilevel"/>
     <w:tmpl w:val="6E72AF2A"/>
@@ -11797,7 +9542,7 @@
       <w:lvlJc w:val="left"/>
     </w:lvl>
   </w:abstractNum>
-  <w:abstractNum w:abstractNumId="21" w15:restartNumberingAfterBreak="0">
+  <w:abstractNum w:abstractNumId="22" w15:restartNumberingAfterBreak="0">
     <w:nsid w:val="5EE25F2C"/>
     <w:multiLevelType w:val="multilevel"/>
     <w:tmpl w:val="EC6A3F1E"/>
@@ -11848,7 +9593,7 @@
       <w:lvlJc w:val="left"/>
     </w:lvl>
   </w:abstractNum>
-  <w:abstractNum w:abstractNumId="22" w15:restartNumberingAfterBreak="0">
+  <w:abstractNum w:abstractNumId="23" w15:restartNumberingAfterBreak="0">
     <w:nsid w:val="60252731"/>
     <w:multiLevelType w:val="multilevel"/>
     <w:tmpl w:val="6E6EEE3E"/>
@@ -11899,7 +9644,7 @@
       <w:lvlJc w:val="left"/>
     </w:lvl>
   </w:abstractNum>
-  <w:abstractNum w:abstractNumId="23" w15:restartNumberingAfterBreak="0">
+  <w:abstractNum w:abstractNumId="24" w15:restartNumberingAfterBreak="0">
     <w:nsid w:val="624944FC"/>
     <w:multiLevelType w:val="multilevel"/>
     <w:tmpl w:val="994212A0"/>
@@ -11950,7 +9695,7 @@
       <w:lvlJc w:val="left"/>
     </w:lvl>
   </w:abstractNum>
-  <w:abstractNum w:abstractNumId="24" w15:restartNumberingAfterBreak="0">
+  <w:abstractNum w:abstractNumId="25" w15:restartNumberingAfterBreak="0">
     <w:nsid w:val="645D0DE6"/>
     <w:multiLevelType w:val="multilevel"/>
     <w:tmpl w:val="CA5A6E9C"/>
@@ -12001,7 +9746,7 @@
       <w:lvlJc w:val="left"/>
     </w:lvl>
   </w:abstractNum>
-  <w:abstractNum w:abstractNumId="25" w15:restartNumberingAfterBreak="0">
+  <w:abstractNum w:abstractNumId="26" w15:restartNumberingAfterBreak="0">
     <w:nsid w:val="668B2F3E"/>
     <w:multiLevelType w:val="multilevel"/>
     <w:tmpl w:val="2A3A7CE6"/>
@@ -12052,7 +9797,7 @@
       <w:lvlJc w:val="left"/>
     </w:lvl>
   </w:abstractNum>
-  <w:abstractNum w:abstractNumId="26" w15:restartNumberingAfterBreak="0">
+  <w:abstractNum w:abstractNumId="27" w15:restartNumberingAfterBreak="0">
     <w:nsid w:val="6B001AE0"/>
     <w:multiLevelType w:val="multilevel"/>
     <w:tmpl w:val="57861D5C"/>
@@ -12103,7 +9848,7 @@
       <w:lvlJc w:val="left"/>
     </w:lvl>
   </w:abstractNum>
-  <w:abstractNum w:abstractNumId="27" w15:restartNumberingAfterBreak="0">
+  <w:abstractNum w:abstractNumId="28" w15:restartNumberingAfterBreak="0">
     <w:nsid w:val="70AD7AB6"/>
     <w:multiLevelType w:val="hybridMultilevel"/>
     <w:tmpl w:val="ED36BF54"/>
@@ -12216,7 +9961,7 @@
       </w:rPr>
     </w:lvl>
   </w:abstractNum>
-  <w:abstractNum w:abstractNumId="28" w15:restartNumberingAfterBreak="0">
+  <w:abstractNum w:abstractNumId="29" w15:restartNumberingAfterBreak="0">
     <w:nsid w:val="71BF6D5D"/>
     <w:multiLevelType w:val="multilevel"/>
     <w:tmpl w:val="D5801118"/>
@@ -12267,7 +10012,7 @@
       <w:lvlJc w:val="left"/>
     </w:lvl>
   </w:abstractNum>
-  <w:abstractNum w:abstractNumId="29" w15:restartNumberingAfterBreak="0">
+  <w:abstractNum w:abstractNumId="30" w15:restartNumberingAfterBreak="0">
     <w:nsid w:val="74217227"/>
     <w:multiLevelType w:val="multilevel"/>
     <w:tmpl w:val="49FCD64E"/>
@@ -12318,7 +10063,7 @@
       <w:lvlJc w:val="left"/>
     </w:lvl>
   </w:abstractNum>
-  <w:abstractNum w:abstractNumId="30" w15:restartNumberingAfterBreak="0">
+  <w:abstractNum w:abstractNumId="31" w15:restartNumberingAfterBreak="0">
     <w:nsid w:val="782C0865"/>
     <w:multiLevelType w:val="multilevel"/>
     <w:tmpl w:val="5BA2D41E"/>
@@ -12369,7 +10114,7 @@
       <w:lvlJc w:val="left"/>
     </w:lvl>
   </w:abstractNum>
-  <w:abstractNum w:abstractNumId="31" w15:restartNumberingAfterBreak="0">
+  <w:abstractNum w:abstractNumId="32" w15:restartNumberingAfterBreak="0">
     <w:nsid w:val="79AC1C1F"/>
     <w:multiLevelType w:val="multilevel"/>
     <w:tmpl w:val="F6E8EC22"/>
@@ -12420,7 +10165,7 @@
       <w:lvlJc w:val="left"/>
     </w:lvl>
   </w:abstractNum>
-  <w:abstractNum w:abstractNumId="32" w15:restartNumberingAfterBreak="0">
+  <w:abstractNum w:abstractNumId="33" w15:restartNumberingAfterBreak="0">
     <w:nsid w:val="79B27FA6"/>
     <w:multiLevelType w:val="multilevel"/>
     <w:tmpl w:val="9698B7AA"/>
@@ -12471,7 +10216,7 @@
       <w:lvlJc w:val="left"/>
     </w:lvl>
   </w:abstractNum>
-  <w:abstractNum w:abstractNumId="33" w15:restartNumberingAfterBreak="0">
+  <w:abstractNum w:abstractNumId="34" w15:restartNumberingAfterBreak="0">
     <w:nsid w:val="7A3F16FE"/>
     <w:multiLevelType w:val="multilevel"/>
     <w:tmpl w:val="8138AB72"/>
@@ -12522,7 +10267,7 @@
       <w:lvlJc w:val="left"/>
     </w:lvl>
   </w:abstractNum>
-  <w:abstractNum w:abstractNumId="34" w15:restartNumberingAfterBreak="0">
+  <w:abstractNum w:abstractNumId="35" w15:restartNumberingAfterBreak="0">
     <w:nsid w:val="7B843765"/>
     <w:multiLevelType w:val="multilevel"/>
     <w:tmpl w:val="B5C0FE12"/>
@@ -12573,7 +10318,7 @@
       <w:lvlJc w:val="left"/>
     </w:lvl>
   </w:abstractNum>
-  <w:abstractNum w:abstractNumId="35" w15:restartNumberingAfterBreak="0">
+  <w:abstractNum w:abstractNumId="36" w15:restartNumberingAfterBreak="0">
     <w:nsid w:val="7D60167D"/>
     <w:multiLevelType w:val="multilevel"/>
     <w:tmpl w:val="E22C59B2"/>
@@ -12625,13 +10370,13 @@
     </w:lvl>
   </w:abstractNum>
   <w:num w:numId="1" w16cid:durableId="1130972234">
-    <w:abstractNumId w:val="28"/>
+    <w:abstractNumId w:val="29"/>
   </w:num>
   <w:num w:numId="2" w16cid:durableId="18238179">
     <w:abstractNumId w:val="2"/>
   </w:num>
   <w:num w:numId="3" w16cid:durableId="599994653">
-    <w:abstractNumId w:val="19"/>
+    <w:abstractNumId w:val="20"/>
   </w:num>
   <w:num w:numId="4" w16cid:durableId="2070574790">
     <w:abstractNumId w:val="16"/>
@@ -12661,25 +10406,25 @@
     <w:abstractNumId w:val="5"/>
   </w:num>
   <w:num w:numId="13" w16cid:durableId="200678553">
-    <w:abstractNumId w:val="29"/>
+    <w:abstractNumId w:val="30"/>
   </w:num>
   <w:num w:numId="14" w16cid:durableId="15422582">
-    <w:abstractNumId w:val="25"/>
+    <w:abstractNumId w:val="26"/>
   </w:num>
   <w:num w:numId="15" w16cid:durableId="1173446585">
-    <w:abstractNumId w:val="33"/>
+    <w:abstractNumId w:val="34"/>
   </w:num>
   <w:num w:numId="16" w16cid:durableId="699865089">
-    <w:abstractNumId w:val="24"/>
+    <w:abstractNumId w:val="25"/>
   </w:num>
   <w:num w:numId="17" w16cid:durableId="1765150506">
     <w:abstractNumId w:val="10"/>
   </w:num>
   <w:num w:numId="18" w16cid:durableId="1186365381">
-    <w:abstractNumId w:val="22"/>
+    <w:abstractNumId w:val="23"/>
   </w:num>
   <w:num w:numId="19" w16cid:durableId="860976733">
-    <w:abstractNumId w:val="34"/>
+    <w:abstractNumId w:val="35"/>
   </w:num>
   <w:num w:numId="20" w16cid:durableId="1752923895">
     <w:abstractNumId w:val="8"/>
@@ -12688,22 +10433,22 @@
     <w:abstractNumId w:val="12"/>
   </w:num>
   <w:num w:numId="22" w16cid:durableId="801458708">
-    <w:abstractNumId w:val="31"/>
+    <w:abstractNumId w:val="32"/>
   </w:num>
   <w:num w:numId="23" w16cid:durableId="1587689233">
-    <w:abstractNumId w:val="21"/>
+    <w:abstractNumId w:val="22"/>
   </w:num>
   <w:num w:numId="24" w16cid:durableId="1870874976">
     <w:abstractNumId w:val="7"/>
   </w:num>
   <w:num w:numId="25" w16cid:durableId="417409447">
-    <w:abstractNumId w:val="20"/>
+    <w:abstractNumId w:val="21"/>
   </w:num>
   <w:num w:numId="26" w16cid:durableId="883635433">
-    <w:abstractNumId w:val="26"/>
+    <w:abstractNumId w:val="27"/>
   </w:num>
   <w:num w:numId="27" w16cid:durableId="6911245">
-    <w:abstractNumId w:val="23"/>
+    <w:abstractNumId w:val="24"/>
   </w:num>
   <w:num w:numId="28" w16cid:durableId="413090079">
     <w:abstractNumId w:val="13"/>
@@ -12712,7 +10457,7 @@
     <w:abstractNumId w:val="18"/>
   </w:num>
   <w:num w:numId="30" w16cid:durableId="1625236249">
-    <w:abstractNumId w:val="32"/>
+    <w:abstractNumId w:val="33"/>
   </w:num>
   <w:num w:numId="31" w16cid:durableId="706368443">
     <w:abstractNumId w:val="9"/>
@@ -12721,16 +10466,19 @@
     <w:abstractNumId w:val="14"/>
   </w:num>
   <w:num w:numId="33" w16cid:durableId="1843735554">
-    <w:abstractNumId w:val="35"/>
+    <w:abstractNumId w:val="36"/>
   </w:num>
   <w:num w:numId="34" w16cid:durableId="586771847">
-    <w:abstractNumId w:val="30"/>
+    <w:abstractNumId w:val="31"/>
   </w:num>
   <w:num w:numId="35" w16cid:durableId="653723887">
     <w:abstractNumId w:val="0"/>
   </w:num>
   <w:num w:numId="36" w16cid:durableId="1778215762">
-    <w:abstractNumId w:val="27"/>
+    <w:abstractNumId w:val="28"/>
+  </w:num>
+  <w:num w:numId="37" w16cid:durableId="665715222">
+    <w:abstractNumId w:val="19"/>
   </w:num>
 </w:numbering>
 </file>
@@ -13161,7 +10909,6 @@
     <w:next w:val="a"/>
     <w:link w:val="20"/>
     <w:uiPriority w:val="9"/>
-    <w:semiHidden/>
     <w:unhideWhenUsed/>
     <w:qFormat/>
     <w:rsid w:val="00A87CD2"/>
@@ -13312,7 +11059,6 @@
     <w:basedOn w:val="a0"/>
     <w:link w:val="2"/>
     <w:uiPriority w:val="9"/>
-    <w:semiHidden/>
     <w:rsid w:val="00A87CD2"/>
     <w:rPr>
       <w:rFonts w:asciiTheme="majorHAnsi" w:eastAsiaTheme="majorEastAsia" w:hAnsiTheme="majorHAnsi" w:cstheme="majorBidi"/>
